--- a/index.docx
+++ b/index.docx
@@ -31,7 +31,7 @@
         <w:pStyle w:val="Date"/>
       </w:pPr>
       <w:r>
-        <w:t xml:space="preserve">2025-12-19</w:t>
+        <w:t xml:space="preserve">2025-12-31</w:t>
       </w:r>
     </w:p>
     <w:p>

--- a/index.docx
+++ b/index.docx
@@ -50,7 +50,33 @@
         <w:t xml:space="preserve">This is where we will put our abstract.</w:t>
       </w:r>
     </w:p>
-    <w:bookmarkStart w:id="20" w:name="introduction"/>
+    <w:p>
+      <w:pPr>
+        <w:pStyle w:val="FirstParagraph"/>
+      </w:pPr>
+      <w:r>
+        <w:rPr>
+          <w:vertAlign w:val="subscript"/>
+        </w:rPr>
+        <w:t xml:space="preserve">Source:</w:t>
+      </w:r>
+      <w:r>
+        <w:rPr>
+          <w:vertAlign w:val="subscript"/>
+        </w:rPr>
+        <w:t xml:space="preserve"> </w:t>
+      </w:r>
+      <w:hyperlink r:id="rId20">
+        <w:r>
+          <w:rPr>
+            <w:rStyle w:val="Hyperlink"/>
+            <w:vertAlign w:val="subscript"/>
+          </w:rPr>
+          <w:t xml:space="preserve">Article Notebook</w:t>
+        </w:r>
+      </w:hyperlink>
+    </w:p>
+    <w:bookmarkStart w:id="21" w:name="introduction"/>
     <w:p>
       <w:pPr>
         <w:pStyle w:val="Heading2"/>
@@ -75,90 +101,222 @@
         </w:numPr>
       </w:pPr>
       <w:r>
-        <w:t xml:space="preserve">The amount of budget allocated to transportation is more than it used to be</w:t>
-      </w:r>
-      <w:r>
-        <w:t xml:space="preserve"> </w:t>
-      </w:r>
-      <w:r>
-        <w:t xml:space="preserve">(</w:t>
-      </w:r>
+        <w:t xml:space="preserve">The amount of budget allocated to transportation is more than it was a century ago</w:t>
+      </w:r>
+      <w:r>
+        <w:t xml:space="preserve"> </w:t>
+      </w:r>
+      <w:r>
+        <w:t xml:space="preserve">(Johnson, Rogers, and Tan 2001)</w:t>
+      </w:r>
+      <w:r>
+        <w:t xml:space="preserve"> </w:t>
+      </w:r>
+      <w:r>
+        <w:t xml:space="preserve">but, in the past few decades it hasn’t changed much</w:t>
+      </w:r>
+      <w:r>
+        <w:t xml:space="preserve"> </w:t>
+      </w:r>
+      <w:r>
+        <w:t xml:space="preserve">(Bureau of Transportation Statistics 2024)</w:t>
+      </w:r>
+    </w:p>
+    <w:p>
+      <w:pPr>
+        <w:numPr>
+          <w:ilvl w:val="0"/>
+          <w:numId w:val="1001"/>
+        </w:numPr>
+      </w:pPr>
+      <w:r>
+        <w:t xml:space="preserve">How much does the average household spend on transportaiton? I can probably get some good data from</w:t>
+      </w:r>
+      <w:r>
+        <w:t xml:space="preserve"> </w:t>
+      </w:r>
+      <w:r>
+        <w:t xml:space="preserve">Bureau of Transportation Statistics (2024)</w:t>
+      </w:r>
+    </w:p>
+    <w:p>
+      <w:pPr>
+        <w:numPr>
+          <w:ilvl w:val="1"/>
+          <w:numId w:val="1002"/>
+        </w:numPr>
+      </w:pPr>
+      <w:r>
+        <w:t xml:space="preserve">rural averages about 2.5 vehicles per household and urban averages about 1.7</w:t>
+      </w:r>
+    </w:p>
+    <w:p>
+      <w:pPr>
+        <w:numPr>
+          <w:ilvl w:val="1"/>
+          <w:numId w:val="1002"/>
+        </w:numPr>
+      </w:pPr>
+      <w:r>
+        <w:t xml:space="preserve">transportation share has gone down since 2000, but has generally stayed somewhere between the 15 - 20 percent range. That doesn’t mean people are spending less on transportation. It more likely means that people are spending more in other categories.</w:t>
+      </w:r>
+    </w:p>
+    <w:p>
+      <w:pPr>
+        <w:numPr>
+          <w:ilvl w:val="1"/>
+          <w:numId w:val="1002"/>
+        </w:numPr>
+      </w:pPr>
+      <w:r>
+        <w:t xml:space="preserve">The number of earners in a household is closely related to how much is spent on transportation.</w:t>
+      </w:r>
+    </w:p>
+    <w:p>
+      <w:pPr>
+        <w:numPr>
+          <w:ilvl w:val="1"/>
+          <w:numId w:val="1002"/>
+        </w:numPr>
+      </w:pPr>
+      <w:r>
+        <w:t xml:space="preserve">Since 1960, a larger percent of US households have at least one car. It was in the 80s when the percentage of 2-car households surpassed the percentage of 1-car households</w:t>
+      </w:r>
+    </w:p>
+    <w:p>
+      <w:pPr>
+        <w:numPr>
+          <w:ilvl w:val="0"/>
+          <w:numId w:val="1001"/>
+        </w:numPr>
+      </w:pPr>
+      <w:r>
+        <w:t xml:space="preserve">(Mattson 2020)</w:t>
+      </w:r>
+      <w:r>
+        <w:t xml:space="preserve"> </w:t>
+      </w:r>
+      <w:r>
+        <w:t xml:space="preserve">Car ownership, family size, income, housing type, and other location factors are connected with transportation expenditures.</w:t>
+      </w:r>
+    </w:p>
+    <w:p>
+      <w:pPr>
+        <w:numPr>
+          <w:ilvl w:val="1"/>
+          <w:numId w:val="1003"/>
+        </w:numPr>
+      </w:pPr>
+      <w:r>
+        <w:t xml:space="preserve">People with bigger families tend to spend more on transportation</w:t>
+      </w:r>
+    </w:p>
+    <w:p>
+      <w:pPr>
+        <w:numPr>
+          <w:ilvl w:val="1"/>
+          <w:numId w:val="1003"/>
+        </w:numPr>
+      </w:pPr>
+      <w:r>
+        <w:t xml:space="preserve">People in single-family homes also generally spend more on transportation</w:t>
+      </w:r>
+    </w:p>
+    <w:p>
+      <w:pPr>
+        <w:numPr>
+          <w:ilvl w:val="0"/>
+          <w:numId w:val="1001"/>
+        </w:numPr>
+      </w:pPr>
+      <w:r>
+        <w:t xml:space="preserve">Lower income households spend a bigger percent of their budget on transportation (transportaiton burdened)</w:t>
+      </w:r>
+      <w:r>
+        <w:t xml:space="preserve"> </w:t>
+      </w:r>
+      <w:r>
+        <w:t xml:space="preserve">(Molloy, Garrick, and Atkinson-Palombo 2024)</w:t>
+      </w:r>
+    </w:p>
+    <w:p>
+      <w:pPr>
+        <w:pStyle w:val="FirstParagraph"/>
+      </w:pPr>
       <w:r>
         <w:rPr>
           <w:b/>
           <w:bCs/>
         </w:rPr>
-        <w:t xml:space="preserve">johnson_century_2001?</w:t>
-      </w:r>
-      <w:r>
-        <w:t xml:space="preserve">)</w:t>
-      </w:r>
-      <w:r>
-        <w:t xml:space="preserve"> </w:t>
-      </w:r>
-      <w:r>
-        <w:t xml:space="preserve">(but in recent years it might be going down. I want to double check that)</w:t>
+        <w:t xml:space="preserve">This is my start at trying to talk about the statistics</w:t>
       </w:r>
     </w:p>
     <w:p>
       <w:pPr>
-        <w:numPr>
-          <w:ilvl w:val="0"/>
-          <w:numId w:val="1001"/>
-        </w:numPr>
-      </w:pPr>
-      <w:r>
-        <w:t xml:space="preserve">How much does the average household spend on transportaiton? I can probably get some good data from</w:t>
-      </w:r>
-      <w:r>
-        <w:t xml:space="preserve"> </w:t>
-      </w:r>
-      <w:r>
-        <w:t xml:space="preserve">Bureau of Transportation Statistics (2024)</w:t>
+        <w:pStyle w:val="BodyText"/>
+      </w:pPr>
+      <w:r>
+        <w:t xml:space="preserve">A major portion of a household’s expenditures is allocated to transportation. The amount people spend on transportation has clearly increased in the last century, but has stayed roughly in the range of 15 - 20 percent over the last few decades. In 2023, the average household spent approximately 17 percent of their budget on transportation</w:t>
+      </w:r>
+      <w:r>
+        <w:t xml:space="preserve"> </w:t>
+      </w:r>
+      <w:r>
+        <w:t xml:space="preserve">(Johnson, Rogers, and Tan 2001; Bureau of Transportation Statistics 2024)</w:t>
+      </w:r>
+      <w:r>
+        <w:t xml:space="preserve">. Looking at individual households, the transportation share of household expenditures varies widely. Lower income households seem to be more burdened by transportation expenses as it often takes up a larger portion of their overall expenses</w:t>
+      </w:r>
+      <w:r>
+        <w:t xml:space="preserve"> </w:t>
+      </w:r>
+      <w:r>
+        <w:t xml:space="preserve">(Molloy, Garrick, and Atkinson-Palombo 2024)</w:t>
+      </w:r>
+      <w:r>
+        <w:t xml:space="preserve">.</w:t>
       </w:r>
     </w:p>
     <w:p>
       <w:pPr>
-        <w:numPr>
-          <w:ilvl w:val="0"/>
-          <w:numId w:val="1001"/>
-        </w:numPr>
-      </w:pPr>
-      <w:r>
-        <w:t xml:space="preserve">Do people with more kids spend more on transportation?</w:t>
+        <w:pStyle w:val="BodyText"/>
+      </w:pPr>
+      <w:r>
+        <w:t xml:space="preserve">Besides income, there are many other factors that play a role in the way households spend money on transportation, including car ownership, family size, housing type, and other location factors. For example, larger family sizes and living in single-family homes both tend to be correlated with increased transportation spending</w:t>
+      </w:r>
+      <w:r>
+        <w:t xml:space="preserve"> </w:t>
+      </w:r>
+      <w:r>
+        <w:t xml:space="preserve">(Mattson 2020)</w:t>
+      </w:r>
+      <w:r>
+        <w:t xml:space="preserve">.</w:t>
       </w:r>
     </w:p>
     <w:p>
       <w:pPr>
-        <w:numPr>
-          <w:ilvl w:val="0"/>
-          <w:numId w:val="1001"/>
-        </w:numPr>
-      </w:pPr>
-      <w:r>
-        <w:t xml:space="preserve">Do people with more cars spend more on transportation?</w:t>
+        <w:pStyle w:val="BodyText"/>
+      </w:pPr>
+      <w:r>
+        <w:t xml:space="preserve">Car ownership has been increasing, with less than 10 percent of carless households in 2023 compared to over 20 percent in 1960. Before 1980, there was a larger portion of one-car households compared to two-car households. Since then, the number of two-car households has surpassed the number of one-car households.</w:t>
       </w:r>
     </w:p>
     <w:p>
       <w:pPr>
-        <w:numPr>
-          <w:ilvl w:val="0"/>
-          <w:numId w:val="1001"/>
-        </w:numPr>
-      </w:pPr>
-      <w:r>
-        <w:t xml:space="preserve">Lower income households spend m a bigger percent of their budget on transportation (transportaiton burdened)</w:t>
-      </w:r>
-      <w:r>
-        <w:t xml:space="preserve"> </w:t>
-      </w:r>
-      <w:r>
-        <w:t xml:space="preserve">(Molloy, Garrick, and Atkinson-Palombo 2024)</w:t>
+        <w:pStyle w:val="BodyText"/>
+      </w:pPr>
+      <w:r>
+        <w:rPr>
+          <w:b/>
+          <w:bCs/>
+        </w:rPr>
+        <w:t xml:space="preserve">This is what Katie Wrote</w:t>
       </w:r>
     </w:p>
     <w:p>
       <w:pPr>
-        <w:pStyle w:val="FirstParagraph"/>
+        <w:pStyle w:val="BodyText"/>
       </w:pPr>
       <w:r>
         <w:t xml:space="preserve">Households juggle how to allocate their budgets: whether to invest in a reliable car, pay for quality childcare, secure housing in a good school district, or set money aside for leisure. These everyday choices shape how families live and move, reflecting the trade-offs they make to balance competing priorities. Transportation often sits at the center of these decisions, not only because it can be a significant expense, but also because choosing to buy and maintain a car versus relying on public transit represents a long-term commitment and a broader lifestyle choice. Its relative weight compared to housing, childcare, and other spending varies widely across families. The relationship between household budgeting and mobility is shaped not only by causal direction but also by how families prioritize and weight different needs. On one hand, mobility resources such as car ownership can structure the household budget: households with no or only one vehicle may spend far less on transportation, freeing up income for other essential or discretionary categories. On the other hand, underlying family structures and preferences can drive budget allocation choipces that, in turn, shape transportation behavior. Larger families may prioritize childcare or invest in higher-quality housing in areas with better schools, limiting what remains for transportation. Others may emphasize frugality across all categories or deliberately substitute toward lower-cost transit options. Understanding both the direction of influence and the weight assigned to different budget categories is critical for transportation planning and policy, as these dynamics reveal how families navigate competing priorities under varying demographic and mobility contexts.</w:t>
@@ -172,7 +330,7 @@
         <w:t xml:space="preserve">The purpose of this research is to explore how household budgets are structured around transportation decisions and how this impacts other spending categories. Using the Consumer Expenditure Survey (CEX), we will perform a Latent Class Analysis (LCA) to find groupings based on a household’s transportation expenses. These groupings can help us find groups of spenders with similar patterns to help us predict transportation expenses based on the household’s characteristics.</w:t>
       </w:r>
     </w:p>
-    <w:bookmarkEnd w:id="20"/>
+    <w:bookmarkEnd w:id="21"/>
     <w:bookmarkStart w:id="28" w:name="literature-review"/>
     <w:p>
       <w:pPr>
@@ -198,7 +356,7 @@
         </w:rPr>
         <w:t xml:space="preserve"> </w:t>
       </w:r>
-      <w:hyperlink r:id="rId21">
+      <w:hyperlink r:id="rId20">
         <w:r>
           <w:rPr>
             <w:rStyle w:val="Hyperlink"/>
@@ -4596,7 +4754,7 @@
       <w:pPr>
         <w:numPr>
           <w:ilvl w:val="0"/>
-          <w:numId w:val="1002"/>
+          <w:numId w:val="1004"/>
         </w:numPr>
       </w:pPr>
       <w:r>
@@ -4607,7 +4765,7 @@
       <w:pPr>
         <w:numPr>
           <w:ilvl w:val="0"/>
-          <w:numId w:val="1002"/>
+          <w:numId w:val="1004"/>
         </w:numPr>
       </w:pPr>
       <w:r>
@@ -4618,7 +4776,7 @@
       <w:pPr>
         <w:numPr>
           <w:ilvl w:val="0"/>
-          <w:numId w:val="1002"/>
+          <w:numId w:val="1004"/>
         </w:numPr>
       </w:pPr>
       <w:r>
@@ -4641,14 +4799,14 @@
         <w:pStyle w:val="FirstParagraph"/>
       </w:pPr>
       <w:r>
-        <w:t xml:space="preserve">Data for the following analysis were attained from the 2024 Consumer Expenditure Survey (CEX) Public Use Microdata (PUMD). The CEX is deployed continuously by the Bureau of Labor Statistics (BLS). The data are organized by quarter published each year. The CEX consists of two surveys as described below.</w:t>
+        <w:t xml:space="preserve">Data for the following analysis were attained from the 2024 Consumer Expenditure Survey (CEX) Public Use Microdata (PUMD). The CEX is deployed continuously by the Bureau of Labor Statistics (BLS). The data are organized by quarter and published each year. The CEX consists of two surveys as described below.</w:t>
       </w:r>
     </w:p>
     <w:p>
       <w:pPr>
         <w:numPr>
           <w:ilvl w:val="0"/>
-          <w:numId w:val="1003"/>
+          <w:numId w:val="1005"/>
         </w:numPr>
       </w:pPr>
       <w:r>
@@ -4669,7 +4827,7 @@
       <w:pPr>
         <w:numPr>
           <w:ilvl w:val="0"/>
-          <w:numId w:val="1003"/>
+          <w:numId w:val="1005"/>
         </w:numPr>
       </w:pPr>
       <w:r>
@@ -4686,8 +4844,50 @@
         <w:t xml:space="preserve">tracks a household’s weekly expenditures by having them fill out a detailed expenditure diary across a two-week span. Approximately 3000 usable responses are collected each quarter. After the two consecutive weeks of reporting expenditures, the household is removed from the sample and replaced by a new household.</w:t>
       </w:r>
     </w:p>
+    <w:p>
+      <w:pPr>
+        <w:pStyle w:val="FirstParagraph"/>
+      </w:pPr>
+      <w:r>
+        <w:t xml:space="preserve">This study uses data from the Diary Survey.</w:t>
+      </w:r>
+    </w:p>
+    <w:p>
+      <w:pPr>
+        <w:pStyle w:val="BodyText"/>
+      </w:pPr>
+      <w:r>
+        <w:rPr>
+          <w:vertAlign w:val="subscript"/>
+        </w:rPr>
+        <w:t xml:space="preserve">Source:</w:t>
+      </w:r>
+      <w:r>
+        <w:rPr>
+          <w:vertAlign w:val="subscript"/>
+        </w:rPr>
+        <w:t xml:space="preserve"> </w:t>
+      </w:r>
+      <w:hyperlink r:id="rId20">
+        <w:r>
+          <w:rPr>
+            <w:rStyle w:val="Hyperlink"/>
+            <w:vertAlign w:val="subscript"/>
+          </w:rPr>
+          <w:t xml:space="preserve">Article Notebook</w:t>
+        </w:r>
+      </w:hyperlink>
+    </w:p>
+    <w:p>
+      <w:pPr>
+        <w:pStyle w:val="BodyText"/>
+      </w:pPr>
+      <w:r>
+        <w:t xml:space="preserve">We grouped the 397 different types of expenditures found in the data into the following 24 categories: Air Travel, Alcohol, At -Home Entertainment, Bike or Scooter or other Single Rider Travel, Bus Travel, Car Fuel, Car Maintenance, Car Other, Car Payment, Car Purchase, Clothing Related, Education, Family Spending, Food Related, House Related, Hygiene, Medical, Motorcycle Travel, no category specified, Recreational Related, School Supplies, Ship Travel, Taxi or Limo Travel, Train Travel</w:t>
+      </w:r>
+    </w:p>
     <w:bookmarkEnd w:id="29"/>
-    <w:bookmarkStart w:id="96" w:name="references"/>
+    <w:bookmarkStart w:id="98" w:name="references"/>
     <w:p>
       <w:pPr>
         <w:pStyle w:val="Heading2"/>
@@ -4696,7 +4896,7 @@
         <w:t xml:space="preserve">4 References</w:t>
       </w:r>
     </w:p>
-    <w:bookmarkStart w:id="95" w:name="refs"/>
+    <w:bookmarkStart w:id="97" w:name="refs"/>
     <w:bookmarkStart w:id="31" w:name="ref-amirnazmiafshar_review_2022"/>
     <w:p>
       <w:pPr>
@@ -6133,7 +6333,98 @@
       </w:r>
     </w:p>
     <w:bookmarkEnd w:id="58"/>
-    <w:bookmarkStart w:id="60" w:name="ref-klein_subsidizing_2024"/>
+    <w:bookmarkStart w:id="60" w:name="ref-johnson_century_2001"/>
+    <w:p>
+      <w:pPr>
+        <w:pStyle w:val="Bibliography"/>
+      </w:pPr>
+      <w:r>
+        <w:t xml:space="preserve">Johnson, David S., John M. Rogers, and Lucilla Tan. 2001.</w:t>
+      </w:r>
+      <w:r>
+        <w:t xml:space="preserve"> </w:t>
+      </w:r>
+      <w:r>
+        <w:t xml:space="preserve">“A</w:t>
+      </w:r>
+      <w:r>
+        <w:t xml:space="preserve"> </w:t>
+      </w:r>
+      <w:r>
+        <w:t xml:space="preserve">Century</w:t>
+      </w:r>
+      <w:r>
+        <w:t xml:space="preserve"> </w:t>
+      </w:r>
+      <w:r>
+        <w:t xml:space="preserve">of</w:t>
+      </w:r>
+      <w:r>
+        <w:t xml:space="preserve"> </w:t>
+      </w:r>
+      <w:r>
+        <w:t xml:space="preserve">Family</w:t>
+      </w:r>
+      <w:r>
+        <w:t xml:space="preserve"> </w:t>
+      </w:r>
+      <w:r>
+        <w:t xml:space="preserve">Budgets</w:t>
+      </w:r>
+      <w:r>
+        <w:t xml:space="preserve"> </w:t>
+      </w:r>
+      <w:r>
+        <w:t xml:space="preserve">in the</w:t>
+      </w:r>
+      <w:r>
+        <w:t xml:space="preserve"> </w:t>
+      </w:r>
+      <w:r>
+        <w:t xml:space="preserve">United</w:t>
+      </w:r>
+      <w:r>
+        <w:t xml:space="preserve"> </w:t>
+      </w:r>
+      <w:r>
+        <w:t xml:space="preserve">States</w:t>
+      </w:r>
+      <w:r>
+        <w:t xml:space="preserve">.”</w:t>
+      </w:r>
+      <w:r>
+        <w:t xml:space="preserve"> </w:t>
+      </w:r>
+      <w:r>
+        <w:rPr>
+          <w:i/>
+          <w:iCs/>
+        </w:rPr>
+        <w:t xml:space="preserve">Monthly Labor Review</w:t>
+      </w:r>
+      <w:r>
+        <w:t xml:space="preserve"> </w:t>
+      </w:r>
+      <w:r>
+        <w:t xml:space="preserve">124 (5): 28–45.</w:t>
+      </w:r>
+      <w:r>
+        <w:t xml:space="preserve"> </w:t>
+      </w:r>
+      <w:hyperlink r:id="rId59">
+        <w:r>
+          <w:rPr>
+            <w:rStyle w:val="Hyperlink"/>
+          </w:rPr>
+          <w:t xml:space="preserve">https://heinonline.org/HOL/P?h=hein.journals/month124&amp;i=482</w:t>
+        </w:r>
+      </w:hyperlink>
+      <w:r>
+        <w:t xml:space="preserve">.</w:t>
+      </w:r>
+    </w:p>
+    <w:bookmarkEnd w:id="60"/>
+    <w:bookmarkStart w:id="62" w:name="ref-klein_subsidizing_2024"/>
     <w:p>
       <w:pPr>
         <w:pStyle w:val="Bibliography"/>
@@ -6217,7 +6508,7 @@
       <w:r>
         <w:t xml:space="preserve"> </w:t>
       </w:r>
-      <w:hyperlink r:id="rId59">
+      <w:hyperlink r:id="rId61">
         <w:r>
           <w:rPr>
             <w:rStyle w:val="Hyperlink"/>
@@ -6229,8 +6520,8 @@
         <w:t xml:space="preserve">.</w:t>
       </w:r>
     </w:p>
-    <w:bookmarkEnd w:id="60"/>
-    <w:bookmarkStart w:id="62" w:name="ref-leung_environment-people_2019"/>
+    <w:bookmarkEnd w:id="62"/>
+    <w:bookmarkStart w:id="64" w:name="ref-leung_environment-people_2019"/>
     <w:p>
       <w:pPr>
         <w:pStyle w:val="Bibliography"/>
@@ -6263,7 +6554,7 @@
       <w:r>
         <w:t xml:space="preserve"> </w:t>
       </w:r>
-      <w:hyperlink r:id="rId61">
+      <w:hyperlink r:id="rId63">
         <w:r>
           <w:rPr>
             <w:rStyle w:val="Hyperlink"/>
@@ -6275,8 +6566,8 @@
         <w:t xml:space="preserve">.</w:t>
       </w:r>
     </w:p>
-    <w:bookmarkEnd w:id="62"/>
-    <w:bookmarkStart w:id="64" w:name="ref-lino_expenditures_2017"/>
+    <w:bookmarkEnd w:id="64"/>
+    <w:bookmarkStart w:id="66" w:name="ref-lino_expenditures_2017"/>
     <w:p>
       <w:pPr>
         <w:pStyle w:val="Bibliography"/>
@@ -6320,7 +6611,7 @@
       <w:r>
         <w:t xml:space="preserve"> </w:t>
       </w:r>
-      <w:hyperlink r:id="rId63">
+      <w:hyperlink r:id="rId65">
         <w:r>
           <w:rPr>
             <w:rStyle w:val="Hyperlink"/>
@@ -6332,8 +6623,8 @@
         <w:t xml:space="preserve">.</w:t>
       </w:r>
     </w:p>
-    <w:bookmarkEnd w:id="64"/>
-    <w:bookmarkStart w:id="66" w:name="ref-lu_role_2022"/>
+    <w:bookmarkEnd w:id="66"/>
+    <w:bookmarkStart w:id="68" w:name="ref-lu_role_2022"/>
     <w:p>
       <w:pPr>
         <w:pStyle w:val="Bibliography"/>
@@ -6366,7 +6657,7 @@
       <w:r>
         <w:t xml:space="preserve"> </w:t>
       </w:r>
-      <w:hyperlink r:id="rId65">
+      <w:hyperlink r:id="rId67">
         <w:r>
           <w:rPr>
             <w:rStyle w:val="Hyperlink"/>
@@ -6378,8 +6669,8 @@
         <w:t xml:space="preserve">.</w:t>
       </w:r>
     </w:p>
-    <w:bookmarkEnd w:id="66"/>
-    <w:bookmarkStart w:id="68" w:name="ref-mattson_relationships_2020"/>
+    <w:bookmarkEnd w:id="68"/>
+    <w:bookmarkStart w:id="70" w:name="ref-mattson_relationships_2020"/>
     <w:p>
       <w:pPr>
         <w:pStyle w:val="Bibliography"/>
@@ -6412,7 +6703,7 @@
       <w:r>
         <w:t xml:space="preserve"> </w:t>
       </w:r>
-      <w:hyperlink r:id="rId67">
+      <w:hyperlink r:id="rId69">
         <w:r>
           <w:rPr>
             <w:rStyle w:val="Hyperlink"/>
@@ -6424,8 +6715,8 @@
         <w:t xml:space="preserve">.</w:t>
       </w:r>
     </w:p>
-    <w:bookmarkEnd w:id="68"/>
-    <w:bookmarkStart w:id="69" w:name="ref-mattson_relationships_2019"/>
+    <w:bookmarkEnd w:id="70"/>
+    <w:bookmarkStart w:id="71" w:name="ref-mattson_relationships_2019"/>
     <w:p>
       <w:pPr>
         <w:pStyle w:val="Bibliography"/>
@@ -6524,8 +6815,8 @@
         <w:t xml:space="preserve">December.</w:t>
       </w:r>
     </w:p>
-    <w:bookmarkEnd w:id="69"/>
-    <w:bookmarkStart w:id="71" w:name="ref-mccarthy_factors_2017"/>
+    <w:bookmarkEnd w:id="71"/>
+    <w:bookmarkStart w:id="73" w:name="ref-mccarthy_factors_2017"/>
     <w:p>
       <w:pPr>
         <w:pStyle w:val="Bibliography"/>
@@ -6558,7 +6849,7 @@
       <w:r>
         <w:t xml:space="preserve"> </w:t>
       </w:r>
-      <w:hyperlink r:id="rId70">
+      <w:hyperlink r:id="rId72">
         <w:r>
           <w:rPr>
             <w:rStyle w:val="Hyperlink"/>
@@ -6570,8 +6861,8 @@
         <w:t xml:space="preserve">.</w:t>
       </w:r>
     </w:p>
-    <w:bookmarkEnd w:id="71"/>
-    <w:bookmarkStart w:id="73" w:name="ref-molloy_new_2024"/>
+    <w:bookmarkEnd w:id="73"/>
+    <w:bookmarkStart w:id="75" w:name="ref-molloy_new_2024"/>
     <w:p>
       <w:pPr>
         <w:pStyle w:val="Bibliography"/>
@@ -6679,7 +6970,7 @@
       <w:r>
         <w:t xml:space="preserve"> </w:t>
       </w:r>
-      <w:hyperlink r:id="rId72">
+      <w:hyperlink r:id="rId74">
         <w:r>
           <w:rPr>
             <w:rStyle w:val="Hyperlink"/>
@@ -6691,8 +6982,8 @@
         <w:t xml:space="preserve">.</w:t>
       </w:r>
     </w:p>
-    <w:bookmarkEnd w:id="73"/>
-    <w:bookmarkStart w:id="75" w:name="ref-morris_family_1979"/>
+    <w:bookmarkEnd w:id="75"/>
+    <w:bookmarkStart w:id="77" w:name="ref-morris_family_1979"/>
     <w:p>
       <w:pPr>
         <w:pStyle w:val="Bibliography"/>
@@ -6737,7 +7028,7 @@
       <w:r>
         <w:t xml:space="preserve"> </w:t>
       </w:r>
-      <w:hyperlink r:id="rId74">
+      <w:hyperlink r:id="rId76">
         <w:r>
           <w:rPr>
             <w:rStyle w:val="Hyperlink"/>
@@ -6749,8 +7040,8 @@
         <w:t xml:space="preserve">.</w:t>
       </w:r>
     </w:p>
-    <w:bookmarkEnd w:id="75"/>
-    <w:bookmarkStart w:id="77" w:name="ref-nayga_sample_1998"/>
+    <w:bookmarkEnd w:id="77"/>
+    <w:bookmarkStart w:id="79" w:name="ref-nayga_sample_1998"/>
     <w:p>
       <w:pPr>
         <w:pStyle w:val="Bibliography"/>
@@ -6783,7 +7074,7 @@
       <w:r>
         <w:t xml:space="preserve"> </w:t>
       </w:r>
-      <w:hyperlink r:id="rId76">
+      <w:hyperlink r:id="rId78">
         <w:r>
           <w:rPr>
             <w:rStyle w:val="Hyperlink"/>
@@ -6795,8 +7086,8 @@
         <w:t xml:space="preserve">.</w:t>
       </w:r>
     </w:p>
-    <w:bookmarkEnd w:id="77"/>
-    <w:bookmarkStart w:id="78" w:name="ref-osborne_updated_2021"/>
+    <w:bookmarkEnd w:id="79"/>
+    <w:bookmarkStart w:id="80" w:name="ref-osborne_updated_2021"/>
     <w:p>
       <w:pPr>
         <w:pStyle w:val="Bibliography"/>
@@ -6874,8 +7165,8 @@
         <w:t xml:space="preserve">.”</w:t>
       </w:r>
     </w:p>
-    <w:bookmarkEnd w:id="78"/>
-    <w:bookmarkStart w:id="80" w:name="ref-paleti_empirical_2011"/>
+    <w:bookmarkEnd w:id="80"/>
+    <w:bookmarkStart w:id="82" w:name="ref-paleti_empirical_2011"/>
     <w:p>
       <w:pPr>
         <w:pStyle w:val="Bibliography"/>
@@ -6908,7 +7199,7 @@
       <w:r>
         <w:t xml:space="preserve"> </w:t>
       </w:r>
-      <w:hyperlink r:id="rId79">
+      <w:hyperlink r:id="rId81">
         <w:r>
           <w:rPr>
             <w:rStyle w:val="Hyperlink"/>
@@ -6920,8 +7211,8 @@
         <w:t xml:space="preserve">.</w:t>
       </w:r>
     </w:p>
-    <w:bookmarkEnd w:id="80"/>
-    <w:bookmarkStart w:id="82" w:name="ref-sabelhaus_is_2013"/>
+    <w:bookmarkEnd w:id="82"/>
+    <w:bookmarkStart w:id="84" w:name="ref-sabelhaus_is_2013"/>
     <w:p>
       <w:pPr>
         <w:pStyle w:val="Bibliography"/>
@@ -6980,7 +7271,7 @@
       <w:r>
         <w:t xml:space="preserve"> </w:t>
       </w:r>
-      <w:hyperlink r:id="rId81">
+      <w:hyperlink r:id="rId83">
         <w:r>
           <w:rPr>
             <w:rStyle w:val="Hyperlink"/>
@@ -6992,8 +7283,8 @@
         <w:t xml:space="preserve">.</w:t>
       </w:r>
     </w:p>
-    <w:bookmarkEnd w:id="82"/>
-    <w:bookmarkStart w:id="84" w:name="ref-sener_analysis_2007"/>
+    <w:bookmarkEnd w:id="84"/>
+    <w:bookmarkStart w:id="86" w:name="ref-sener_analysis_2007"/>
     <w:p>
       <w:pPr>
         <w:pStyle w:val="Bibliography"/>
@@ -7026,7 +7317,7 @@
       <w:r>
         <w:t xml:space="preserve"> </w:t>
       </w:r>
-      <w:hyperlink r:id="rId83">
+      <w:hyperlink r:id="rId85">
         <w:r>
           <w:rPr>
             <w:rStyle w:val="Hyperlink"/>
@@ -7038,8 +7329,8 @@
         <w:t xml:space="preserve">.</w:t>
       </w:r>
     </w:p>
-    <w:bookmarkEnd w:id="84"/>
-    <w:bookmarkStart w:id="86" w:name="ref-sener_analysis_2008"/>
+    <w:bookmarkEnd w:id="86"/>
+    <w:bookmarkStart w:id="88" w:name="ref-sener_analysis_2008"/>
     <w:p>
       <w:pPr>
         <w:pStyle w:val="Bibliography"/>
@@ -7072,7 +7363,7 @@
       <w:r>
         <w:t xml:space="preserve"> </w:t>
       </w:r>
-      <w:hyperlink r:id="rId85">
+      <w:hyperlink r:id="rId87">
         <w:r>
           <w:rPr>
             <w:rStyle w:val="Hyperlink"/>
@@ -7084,8 +7375,8 @@
         <w:t xml:space="preserve">.</w:t>
       </w:r>
     </w:p>
-    <w:bookmarkEnd w:id="86"/>
-    <w:bookmarkStart w:id="88" w:name="ref-skinner_variable_1985"/>
+    <w:bookmarkEnd w:id="88"/>
+    <w:bookmarkStart w:id="90" w:name="ref-skinner_variable_1985"/>
     <w:p>
       <w:pPr>
         <w:pStyle w:val="Bibliography"/>
@@ -7157,7 +7448,7 @@
       <w:r>
         <w:t xml:space="preserve"> </w:t>
       </w:r>
-      <w:hyperlink r:id="rId87">
+      <w:hyperlink r:id="rId89">
         <w:r>
           <w:rPr>
             <w:rStyle w:val="Hyperlink"/>
@@ -7169,8 +7460,8 @@
         <w:t xml:space="preserve">.</w:t>
       </w:r>
     </w:p>
-    <w:bookmarkEnd w:id="88"/>
-    <w:bookmarkStart w:id="90" w:name="ref-souche_measuring_2010"/>
+    <w:bookmarkEnd w:id="90"/>
+    <w:bookmarkStart w:id="92" w:name="ref-souche_measuring_2010"/>
     <w:p>
       <w:pPr>
         <w:pStyle w:val="Bibliography"/>
@@ -7203,7 +7494,7 @@
       <w:r>
         <w:t xml:space="preserve"> </w:t>
       </w:r>
-      <w:hyperlink r:id="rId89">
+      <w:hyperlink r:id="rId91">
         <w:r>
           <w:rPr>
             <w:rStyle w:val="Hyperlink"/>
@@ -7215,8 +7506,8 @@
         <w:t xml:space="preserve">.</w:t>
       </w:r>
     </w:p>
-    <w:bookmarkEnd w:id="90"/>
-    <w:bookmarkStart w:id="92" w:name="ref-thakuriah_analysis_2005"/>
+    <w:bookmarkEnd w:id="92"/>
+    <w:bookmarkStart w:id="94" w:name="ref-thakuriah_analysis_2005"/>
     <w:p>
       <w:pPr>
         <w:pStyle w:val="Bibliography"/>
@@ -7282,7 +7573,7 @@
       <w:r>
         <w:t xml:space="preserve"> </w:t>
       </w:r>
-      <w:hyperlink r:id="rId91">
+      <w:hyperlink r:id="rId93">
         <w:r>
           <w:rPr>
             <w:rStyle w:val="Hyperlink"/>
@@ -7294,8 +7585,8 @@
         <w:t xml:space="preserve">.</w:t>
       </w:r>
     </w:p>
-    <w:bookmarkEnd w:id="92"/>
-    <w:bookmarkStart w:id="94" w:name="ref-thakuriah_vonu_transportation_2006"/>
+    <w:bookmarkEnd w:id="94"/>
+    <w:bookmarkStart w:id="96" w:name="ref-thakuriah_vonu_transportation_2006"/>
     <w:p>
       <w:pPr>
         <w:pStyle w:val="Bibliography"/>
@@ -7394,7 +7685,7 @@
       <w:r>
         <w:t xml:space="preserve"> </w:t>
       </w:r>
-      <w:hyperlink r:id="rId93">
+      <w:hyperlink r:id="rId95">
         <w:r>
           <w:rPr>
             <w:rStyle w:val="Hyperlink"/>
@@ -7406,9 +7697,9 @@
         <w:t xml:space="preserve">.</w:t>
       </w:r>
     </w:p>
-    <w:bookmarkEnd w:id="94"/>
-    <w:bookmarkEnd w:id="95"/>
     <w:bookmarkEnd w:id="96"/>
+    <w:bookmarkEnd w:id="97"/>
+    <w:bookmarkEnd w:id="98"/>
     <w:sectPr>
       <w:footnotePr>
         <w:numRestart w:val="eachSect"/>
@@ -8654,6 +8945,12 @@
     <w:abstractNumId w:val="991"/>
   </w:num>
   <w:num w:numId="1003">
+    <w:abstractNumId w:val="991"/>
+  </w:num>
+  <w:num w:numId="1004">
+    <w:abstractNumId w:val="991"/>
+  </w:num>
+  <w:num w:numId="1005">
     <w:abstractNumId w:val="991"/>
   </w:num>
 </w:numbering>

--- a/index.docx
+++ b/index.docx
@@ -31,7 +31,7 @@
         <w:pStyle w:val="Date"/>
       </w:pPr>
       <w:r>
-        <w:t xml:space="preserve">2025-12-31</w:t>
+        <w:t xml:space="preserve">2026-01-09</w:t>
       </w:r>
     </w:p>
     <w:p>
@@ -256,7 +256,7 @@
         <w:pStyle w:val="BodyText"/>
       </w:pPr>
       <w:r>
-        <w:t xml:space="preserve">A major portion of a household’s expenditures is allocated to transportation. The amount people spend on transportation has clearly increased in the last century, but has stayed roughly in the range of 15 - 20 percent over the last few decades. In 2023, the average household spent approximately 17 percent of their budget on transportation</w:t>
+        <w:t xml:space="preserve">A major portion of a household’s expenditures is allocated to transportation. The amount people spend on transportation has clearly increased in the last century, but has averaged around 15 - 20 percent over the last few decades. In 2023, the average household spent approximately 17 percent of their budget on transportation expenses</w:t>
       </w:r>
       <w:r>
         <w:t xml:space="preserve"> </w:t>
@@ -265,7 +265,23 @@
         <w:t xml:space="preserve">(Johnson, Rogers, and Tan 2001; Bureau of Transportation Statistics 2024)</w:t>
       </w:r>
       <w:r>
-        <w:t xml:space="preserve">. Looking at individual households, the transportation share of household expenditures varies widely. Lower income households seem to be more burdened by transportation expenses as it often takes up a larger portion of their overall expenses</w:t>
+        <w:t xml:space="preserve">.</w:t>
+      </w:r>
+    </w:p>
+    <w:p>
+      <w:pPr>
+        <w:pStyle w:val="BodyText"/>
+      </w:pPr>
+      <w:r>
+        <w:t xml:space="preserve">The percent of budget spent on transportation varies widely from household to household, and there are many factors that play a role in a household’s transportation expenditures. Some possible factors include income, number of vehicles, number of workers, number of children, and location.</w:t>
+      </w:r>
+    </w:p>
+    <w:p>
+      <w:pPr>
+        <w:pStyle w:val="BodyText"/>
+      </w:pPr>
+      <w:r>
+        <w:t xml:space="preserve">Lower income households seem to be more burdened by transportation expenses as it often takes up a larger portion of their overall expenses</w:t>
       </w:r>
       <w:r>
         <w:t xml:space="preserve"> </w:t>
@@ -282,7 +298,7 @@
         <w:pStyle w:val="BodyText"/>
       </w:pPr>
       <w:r>
-        <w:t xml:space="preserve">Besides income, there are many other factors that play a role in the way households spend money on transportation, including car ownership, family size, housing type, and other location factors. For example, larger family sizes and living in single-family homes both tend to be correlated with increased transportation spending</w:t>
+        <w:t xml:space="preserve">Larger family sizes and living in single-family homes both tend to be correlated with increased transportation spending</w:t>
       </w:r>
       <w:r>
         <w:t xml:space="preserve"> </w:t>
@@ -319,7 +335,7 @@
         <w:pStyle w:val="BodyText"/>
       </w:pPr>
       <w:r>
-        <w:t xml:space="preserve">Households juggle how to allocate their budgets: whether to invest in a reliable car, pay for quality childcare, secure housing in a good school district, or set money aside for leisure. These everyday choices shape how families live and move, reflecting the trade-offs they make to balance competing priorities. Transportation often sits at the center of these decisions, not only because it can be a significant expense, but also because choosing to buy and maintain a car versus relying on public transit represents a long-term commitment and a broader lifestyle choice. Its relative weight compared to housing, childcare, and other spending varies widely across families. The relationship between household budgeting and mobility is shaped not only by causal direction but also by how families prioritize and weight different needs. On one hand, mobility resources such as car ownership can structure the household budget: households with no or only one vehicle may spend far less on transportation, freeing up income for other essential or discretionary categories. On the other hand, underlying family structures and preferences can drive budget allocation choipces that, in turn, shape transportation behavior. Larger families may prioritize childcare or invest in higher-quality housing in areas with better schools, limiting what remains for transportation. Others may emphasize frugality across all categories or deliberately substitute toward lower-cost transit options. Understanding both the direction of influence and the weight assigned to different budget categories is critical for transportation planning and policy, as these dynamics reveal how families navigate competing priorities under varying demographic and mobility contexts.</w:t>
+        <w:t xml:space="preserve">Households juggle how to allocate their budgets: whether to invest in a reliable car, pay for quality childcare, secure housing in a good school district, or set money aside for leisure. These everyday choices shape how families live and move, reflecting the trade-offs they make to balance competing priorities. Transportation often sits at the center of these decisions, not only because it can be a significant expense, but also because choosing to buy and maintain a car versus relying on public transit represents a long-term commitment and a broader lifestyle choice. Its relative weight compared to housing, childcare, and other spending varies widely across families. The relationship between household budgeting and mobility is shaped not only by causal direction but also by how families prioritize and weight different needs. On one hand, mobility resources such as car ownership can structure the household budget: households with no or only one vehicle may spend far less on transportation, freeing up income for other essential or discretionary categories. On the other hand, underlying family structures and preferences can drive budget allocation choices that, in turn, shape transportation behavior. Larger families may prioritize childcare or invest in higher-quality housing in areas with better schools, limiting what remains for transportation. Others may emphasize frugality across all categories or deliberately substitute toward lower-cost transit options. Understanding both the direction of influence and the weight assigned to different budget categories is critical for transportation planning and policy, as these dynamics reveal how families navigate competing priorities under varying demographic and mobility contexts.</w:t>
       </w:r>
     </w:p>
     <w:p>
@@ -331,7 +347,7 @@
       </w:r>
     </w:p>
     <w:bookmarkEnd w:id="21"/>
-    <w:bookmarkStart w:id="28" w:name="literature-review"/>
+    <w:bookmarkStart w:id="31" w:name="literature-review"/>
     <w:p>
       <w:pPr>
         <w:pStyle w:val="Heading2"/>
@@ -415,15 +431,17 @@
           <w:tbl>
             <w:tblPr>
               <w:tblStyle w:val="Table"/>
-              <w:tblW w:type="pct" w:w="4926"/>
+              <w:tblW w:type="pct" w:w="4925"/>
               <w:tblLayout w:type="fixed"/>
               <w:tblLook w:firstRow="1" w:lastRow="0" w:firstColumn="0" w:lastColumn="0" w:noHBand="0" w:noVBand="0" w:val="0020"/>
             </w:tblPr>
             <w:tblGrid>
-              <w:gridCol w:w="1232"/>
-              <w:gridCol w:w="3461"/>
-              <w:gridCol w:w="880"/>
-              <w:gridCol w:w="2229"/>
+              <w:gridCol w:w="3487"/>
+              <w:gridCol w:w="1004"/>
+              <w:gridCol w:w="709"/>
+              <w:gridCol w:w="1004"/>
+              <w:gridCol w:w="591"/>
+              <w:gridCol w:w="1004"/>
             </w:tblGrid>
             <w:tr>
               <w:trPr>
@@ -438,46 +456,96 @@
                     <w:jc w:val="center"/>
                   </w:pPr>
                   <w:r>
-                    <w:t xml:space="preserve">Title</w:t>
-                  </w:r>
-                </w:p>
-              </w:tc>
-              <w:tc>
-                <w:tcPr/>
-                <w:p>
-                  <w:pPr>
-                    <w:pStyle w:val="Compact"/>
-                    <w:jc w:val="left"/>
-                    <w:jc w:val="center"/>
-                  </w:pPr>
-                  <w:r>
-                    <w:t xml:space="preserve">Citation</w:t>
-                  </w:r>
-                </w:p>
-              </w:tc>
-              <w:tc>
-                <w:tcPr/>
-                <w:p>
-                  <w:pPr>
-                    <w:pStyle w:val="Compact"/>
-                    <w:jc w:val="left"/>
-                    <w:jc w:val="center"/>
-                  </w:pPr>
-                  <w:r>
-                    <w:t xml:space="preserve">Dataset</w:t>
-                  </w:r>
-                </w:p>
-              </w:tc>
-              <w:tc>
-                <w:tcPr/>
-                <w:p>
-                  <w:pPr>
-                    <w:pStyle w:val="Compact"/>
-                    <w:jc w:val="left"/>
-                    <w:jc w:val="center"/>
-                  </w:pPr>
-                  <w:r>
-                    <w:t xml:space="preserve">Findings</w:t>
+                    <w:t xml:space="preserve">Study</w:t>
+                  </w:r>
+                </w:p>
+              </w:tc>
+              <w:tc>
+                <w:tcPr/>
+                <w:p>
+                  <w:pPr>
+                    <w:pStyle w:val="Compact"/>
+                    <w:jc w:val="right"/>
+                    <w:jc w:val="center"/>
+                  </w:pPr>
+                  <w:r>
+                    <w:t xml:space="preserve">Use Consumer</w:t>
+                  </w:r>
+                  <w:r>
+                    <w:t xml:space="preserve"> </w:t>
+                  </w:r>
+                  <w:r>
+                    <w:t xml:space="preserve">Expenditure</w:t>
+                  </w:r>
+                  <w:r>
+                    <w:t xml:space="preserve"> </w:t>
+                  </w:r>
+                  <w:r>
+                    <w:t xml:space="preserve">Survey Data</w:t>
+                  </w:r>
+                </w:p>
+              </w:tc>
+              <w:tc>
+                <w:tcPr/>
+                <w:p>
+                  <w:pPr>
+                    <w:pStyle w:val="Compact"/>
+                    <w:jc w:val="right"/>
+                    <w:jc w:val="center"/>
+                  </w:pPr>
+                  <w:r>
+                    <w:t xml:space="preserve">Household</w:t>
+                  </w:r>
+                  <w:r>
+                    <w:t xml:space="preserve"> </w:t>
+                  </w:r>
+                  <w:r>
+                    <w:t xml:space="preserve">Choices</w:t>
+                  </w:r>
+                </w:p>
+              </w:tc>
+              <w:tc>
+                <w:tcPr/>
+                <w:p>
+                  <w:pPr>
+                    <w:pStyle w:val="Compact"/>
+                    <w:jc w:val="right"/>
+                    <w:jc w:val="center"/>
+                  </w:pPr>
+                  <w:r>
+                    <w:t xml:space="preserve">Transportation</w:t>
+                  </w:r>
+                </w:p>
+              </w:tc>
+              <w:tc>
+                <w:tcPr/>
+                <w:p>
+                  <w:pPr>
+                    <w:pStyle w:val="Compact"/>
+                    <w:jc w:val="right"/>
+                    <w:jc w:val="center"/>
+                  </w:pPr>
+                  <w:r>
+                    <w:t xml:space="preserve">Budgets</w:t>
+                  </w:r>
+                </w:p>
+              </w:tc>
+              <w:tc>
+                <w:tcPr/>
+                <w:p>
+                  <w:pPr>
+                    <w:pStyle w:val="Compact"/>
+                    <w:jc w:val="right"/>
+                    <w:jc w:val="center"/>
+                  </w:pPr>
+                  <w:r>
+                    <w:t xml:space="preserve">Transportation</w:t>
+                  </w:r>
+                  <w:r>
+                    <w:t xml:space="preserve"> </w:t>
+                  </w:r>
+                  <w:r>
+                    <w:t xml:space="preserve">and Budgets</w:t>
                   </w:r>
                 </w:p>
               </w:tc>
@@ -492,43 +560,6 @@
                     <w:jc w:val="center"/>
                   </w:pPr>
                   <w:r>
-                    <w:t xml:space="preserve">A family expenditure</w:t>
-                  </w:r>
-                  <w:r>
-                    <w:t xml:space="preserve"> </w:t>
-                  </w:r>
-                  <w:r>
-                    <w:t xml:space="preserve">perspective on</w:t>
-                  </w:r>
-                  <w:r>
-                    <w:t xml:space="preserve"> </w:t>
-                  </w:r>
-                  <w:r>
-                    <w:t xml:space="preserve">transport planning:</w:t>
-                  </w:r>
-                  <w:r>
-                    <w:t xml:space="preserve"> </w:t>
-                  </w:r>
-                  <w:r>
-                    <w:t xml:space="preserve">Australian evidence</w:t>
-                  </w:r>
-                  <w:r>
-                    <w:t xml:space="preserve"> </w:t>
-                  </w:r>
-                  <w:r>
-                    <w:t xml:space="preserve">in context</w:t>
-                  </w:r>
-                </w:p>
-              </w:tc>
-              <w:tc>
-                <w:tcPr/>
-                <w:p>
-                  <w:pPr>
-                    <w:pStyle w:val="Compact"/>
-                    <w:jc w:val="left"/>
-                    <w:jc w:val="center"/>
-                  </w:pPr>
-                  <w:r>
                     <w:t xml:space="preserve">Morris and Wigan (1979)</w:t>
                   </w:r>
                 </w:p>
@@ -538,69 +569,63 @@
                 <w:p>
                   <w:pPr>
                     <w:pStyle w:val="Compact"/>
-                    <w:jc w:val="left"/>
-                    <w:jc w:val="center"/>
-                  </w:pPr>
-                  <w:r>
-                    <w:t xml:space="preserve">Australian</w:t>
-                  </w:r>
-                  <w:r>
-                    <w:t xml:space="preserve"> </w:t>
-                  </w:r>
-                  <w:r>
-                    <w:t xml:space="preserve">Expenditure</w:t>
-                  </w:r>
-                  <w:r>
-                    <w:t xml:space="preserve"> </w:t>
-                  </w:r>
-                  <w:r>
-                    <w:t xml:space="preserve">Survey</w:t>
-                  </w:r>
-                </w:p>
-              </w:tc>
-              <w:tc>
-                <w:tcPr/>
-                <w:p>
-                  <w:pPr>
-                    <w:pStyle w:val="Compact"/>
-                    <w:jc w:val="left"/>
-                    <w:jc w:val="center"/>
-                  </w:pPr>
-                  <w:r>
-                    <w:t xml:space="preserve">transport takes about o17 percent of</w:t>
-                  </w:r>
-                  <w:r>
-                    <w:t xml:space="preserve"> </w:t>
-                  </w:r>
-                  <w:r>
-                    <w:t xml:space="preserve">expenditures, at least part of the</w:t>
-                  </w:r>
-                  <w:r>
-                    <w:t xml:space="preserve"> </w:t>
-                  </w:r>
-                  <w:r>
-                    <w:t xml:space="preserve">consumption expenditure by low income</w:t>
-                  </w:r>
-                  <w:r>
-                    <w:t xml:space="preserve"> </w:t>
-                  </w:r>
-                  <w:r>
-                    <w:t xml:space="preserve">families is financed from savings,</w:t>
-                  </w:r>
-                  <w:r>
-                    <w:t xml:space="preserve"> </w:t>
-                  </w:r>
-                  <w:r>
-                    <w:t xml:space="preserve">loans or other sourCEX besides</w:t>
-                  </w:r>
-                  <w:r>
-                    <w:t xml:space="preserve"> </w:t>
-                  </w:r>
-                  <w:r>
-                    <w:t xml:space="preserve">“income”</w:t>
-                  </w:r>
-                  <w:r>
-                    <w:t xml:space="preserve">.</w:t>
+                    <w:jc w:val="right"/>
+                    <w:jc w:val="center"/>
+                  </w:pPr>
+                  <w:r>
+                    <w:t xml:space="preserve">NA</w:t>
+                  </w:r>
+                </w:p>
+              </w:tc>
+              <w:tc>
+                <w:tcPr/>
+                <w:p>
+                  <w:pPr>
+                    <w:pStyle w:val="Compact"/>
+                    <w:jc w:val="right"/>
+                    <w:jc w:val="center"/>
+                  </w:pPr>
+                  <w:r>
+                    <w:t xml:space="preserve">NA</w:t>
+                  </w:r>
+                </w:p>
+              </w:tc>
+              <w:tc>
+                <w:tcPr/>
+                <w:p>
+                  <w:pPr>
+                    <w:pStyle w:val="Compact"/>
+                    <w:jc w:val="right"/>
+                    <w:jc w:val="center"/>
+                  </w:pPr>
+                  <w:r>
+                    <w:t xml:space="preserve">NA</w:t>
+                  </w:r>
+                </w:p>
+              </w:tc>
+              <w:tc>
+                <w:tcPr/>
+                <w:p>
+                  <w:pPr>
+                    <w:pStyle w:val="Compact"/>
+                    <w:jc w:val="right"/>
+                    <w:jc w:val="center"/>
+                  </w:pPr>
+                  <w:r>
+                    <w:t xml:space="preserve">NA</w:t>
+                  </w:r>
+                </w:p>
+              </w:tc>
+              <w:tc>
+                <w:tcPr/>
+                <w:p>
+                  <w:pPr>
+                    <w:pStyle w:val="Compact"/>
+                    <w:jc w:val="right"/>
+                    <w:jc w:val="center"/>
+                  </w:pPr>
+                  <w:r>
+                    <w:t xml:space="preserve">1</w:t>
                   </w:r>
                 </w:p>
               </w:tc>
@@ -615,43 +640,6 @@
                     <w:jc w:val="center"/>
                   </w:pPr>
                   <w:r>
-                    <w:t xml:space="preserve">Variable Lifespan</w:t>
-                  </w:r>
-                  <w:r>
-                    <w:t xml:space="preserve"> </w:t>
-                  </w:r>
-                  <w:r>
-                    <w:t xml:space="preserve">and the</w:t>
-                  </w:r>
-                  <w:r>
-                    <w:t xml:space="preserve"> </w:t>
-                  </w:r>
-                  <w:r>
-                    <w:t xml:space="preserve">Intertemporal</w:t>
-                  </w:r>
-                  <w:r>
-                    <w:t xml:space="preserve"> </w:t>
-                  </w:r>
-                  <w:r>
-                    <w:t xml:space="preserve">Elasticity of</w:t>
-                  </w:r>
-                  <w:r>
-                    <w:t xml:space="preserve"> </w:t>
-                  </w:r>
-                  <w:r>
-                    <w:t xml:space="preserve">Consumption</w:t>
-                  </w:r>
-                </w:p>
-              </w:tc>
-              <w:tc>
-                <w:tcPr/>
-                <w:p>
-                  <w:pPr>
-                    <w:pStyle w:val="Compact"/>
-                    <w:jc w:val="left"/>
-                    <w:jc w:val="center"/>
-                  </w:pPr>
-                  <w:r>
                     <w:t xml:space="preserve">Skinner (1985)</w:t>
                   </w:r>
                 </w:p>
@@ -661,30 +649,63 @@
                 <w:p>
                   <w:pPr>
                     <w:pStyle w:val="Compact"/>
-                    <w:jc w:val="left"/>
-                    <w:jc w:val="center"/>
-                  </w:pPr>
-                  <w:r>
-                    <w:t xml:space="preserve">CEX</w:t>
-                  </w:r>
-                </w:p>
-              </w:tc>
-              <w:tc>
-                <w:tcPr/>
-                <w:p>
-                  <w:pPr>
-                    <w:pStyle w:val="Compact"/>
-                    <w:jc w:val="left"/>
-                    <w:jc w:val="center"/>
-                  </w:pPr>
-                  <w:r>
-                    <w:t xml:space="preserve">Changes in inflation will prompt</w:t>
-                  </w:r>
-                  <w:r>
-                    <w:t xml:space="preserve"> </w:t>
-                  </w:r>
-                  <w:r>
-                    <w:t xml:space="preserve">changes in consumer expenditures</w:t>
+                    <w:jc w:val="right"/>
+                    <w:jc w:val="center"/>
+                  </w:pPr>
+                  <w:r>
+                    <w:t xml:space="preserve">1</w:t>
+                  </w:r>
+                </w:p>
+              </w:tc>
+              <w:tc>
+                <w:tcPr/>
+                <w:p>
+                  <w:pPr>
+                    <w:pStyle w:val="Compact"/>
+                    <w:jc w:val="right"/>
+                    <w:jc w:val="center"/>
+                  </w:pPr>
+                  <w:r>
+                    <w:t xml:space="preserve">NA</w:t>
+                  </w:r>
+                </w:p>
+              </w:tc>
+              <w:tc>
+                <w:tcPr/>
+                <w:p>
+                  <w:pPr>
+                    <w:pStyle w:val="Compact"/>
+                    <w:jc w:val="right"/>
+                    <w:jc w:val="center"/>
+                  </w:pPr>
+                  <w:r>
+                    <w:t xml:space="preserve">NA</w:t>
+                  </w:r>
+                </w:p>
+              </w:tc>
+              <w:tc>
+                <w:tcPr/>
+                <w:p>
+                  <w:pPr>
+                    <w:pStyle w:val="Compact"/>
+                    <w:jc w:val="right"/>
+                    <w:jc w:val="center"/>
+                  </w:pPr>
+                  <w:r>
+                    <w:t xml:space="preserve">1</w:t>
+                  </w:r>
+                </w:p>
+              </w:tc>
+              <w:tc>
+                <w:tcPr/>
+                <w:p>
+                  <w:pPr>
+                    <w:pStyle w:val="Compact"/>
+                    <w:jc w:val="right"/>
+                    <w:jc w:val="center"/>
+                  </w:pPr>
+                  <w:r>
+                    <w:t xml:space="preserve">NA</w:t>
                   </w:r>
                 </w:p>
               </w:tc>
@@ -699,31 +720,6 @@
                     <w:jc w:val="center"/>
                   </w:pPr>
                   <w:r>
-                    <w:t xml:space="preserve">A sample selection</w:t>
-                  </w:r>
-                  <w:r>
-                    <w:t xml:space="preserve"> </w:t>
-                  </w:r>
-                  <w:r>
-                    <w:t xml:space="preserve">model for prepared</w:t>
-                  </w:r>
-                  <w:r>
-                    <w:t xml:space="preserve"> </w:t>
-                  </w:r>
-                  <w:r>
-                    <w:t xml:space="preserve">food expenditures</w:t>
-                  </w:r>
-                </w:p>
-              </w:tc>
-              <w:tc>
-                <w:tcPr/>
-                <w:p>
-                  <w:pPr>
-                    <w:pStyle w:val="Compact"/>
-                    <w:jc w:val="left"/>
-                    <w:jc w:val="center"/>
-                  </w:pPr>
-                  <w:r>
                     <w:t xml:space="preserve">Nayga (1998)</w:t>
                   </w:r>
                 </w:p>
@@ -733,72 +729,63 @@
                 <w:p>
                   <w:pPr>
                     <w:pStyle w:val="Compact"/>
-                    <w:jc w:val="left"/>
-                    <w:jc w:val="center"/>
-                  </w:pPr>
-                  <w:r>
-                    <w:t xml:space="preserve">CEX</w:t>
-                  </w:r>
-                </w:p>
-              </w:tc>
-              <w:tc>
-                <w:tcPr/>
-                <w:p>
-                  <w:pPr>
-                    <w:pStyle w:val="Compact"/>
-                    <w:jc w:val="left"/>
-                    <w:jc w:val="center"/>
-                  </w:pPr>
-                  <w:r>
-                    <w:t xml:space="preserve">Most of the variables analysed</w:t>
-                  </w:r>
-                  <w:r>
-                    <w:t xml:space="preserve"> </w:t>
-                  </w:r>
-                  <w:r>
-                    <w:t xml:space="preserve">significantly affect prepared food</w:t>
-                  </w:r>
-                  <w:r>
-                    <w:t xml:space="preserve"> </w:t>
-                  </w:r>
-                  <w:r>
-                    <w:t xml:space="preserve">expenditures. For example, results</w:t>
-                  </w:r>
-                  <w:r>
-                    <w:t xml:space="preserve"> </w:t>
-                  </w:r>
-                  <w:r>
-                    <w:t xml:space="preserve">suggest that frozen meals</w:t>
-                  </w:r>
-                  <w:r>
-                    <w:t xml:space="preserve"> </w:t>
-                  </w:r>
-                  <w:r>
-                    <w:t xml:space="preserve">expenditures are higher for</w:t>
-                  </w:r>
-                  <w:r>
-                    <w:t xml:space="preserve"> </w:t>
-                  </w:r>
-                  <w:r>
-                    <w:t xml:space="preserve">households without children, for</w:t>
-                  </w:r>
-                  <w:r>
-                    <w:t xml:space="preserve"> </w:t>
-                  </w:r>
-                  <w:r>
-                    <w:t xml:space="preserve">smaller households, and for</w:t>
-                  </w:r>
-                  <w:r>
-                    <w:t xml:space="preserve"> </w:t>
-                  </w:r>
-                  <w:r>
-                    <w:t xml:space="preserve">households headed by a non-white</w:t>
-                  </w:r>
-                  <w:r>
-                    <w:t xml:space="preserve"> </w:t>
-                  </w:r>
-                  <w:r>
-                    <w:t xml:space="preserve">individual</w:t>
+                    <w:jc w:val="right"/>
+                    <w:jc w:val="center"/>
+                  </w:pPr>
+                  <w:r>
+                    <w:t xml:space="preserve">1</w:t>
+                  </w:r>
+                </w:p>
+              </w:tc>
+              <w:tc>
+                <w:tcPr/>
+                <w:p>
+                  <w:pPr>
+                    <w:pStyle w:val="Compact"/>
+                    <w:jc w:val="right"/>
+                    <w:jc w:val="center"/>
+                  </w:pPr>
+                  <w:r>
+                    <w:t xml:space="preserve">NA</w:t>
+                  </w:r>
+                </w:p>
+              </w:tc>
+              <w:tc>
+                <w:tcPr/>
+                <w:p>
+                  <w:pPr>
+                    <w:pStyle w:val="Compact"/>
+                    <w:jc w:val="right"/>
+                    <w:jc w:val="center"/>
+                  </w:pPr>
+                  <w:r>
+                    <w:t xml:space="preserve">NA</w:t>
+                  </w:r>
+                </w:p>
+              </w:tc>
+              <w:tc>
+                <w:tcPr/>
+                <w:p>
+                  <w:pPr>
+                    <w:pStyle w:val="Compact"/>
+                    <w:jc w:val="right"/>
+                    <w:jc w:val="center"/>
+                  </w:pPr>
+                  <w:r>
+                    <w:t xml:space="preserve">1</w:t>
+                  </w:r>
+                </w:p>
+              </w:tc>
+              <w:tc>
+                <w:tcPr/>
+                <w:p>
+                  <w:pPr>
+                    <w:pStyle w:val="Compact"/>
+                    <w:jc w:val="right"/>
+                    <w:jc w:val="center"/>
+                  </w:pPr>
+                  <w:r>
+                    <w:t xml:space="preserve">NA</w:t>
                   </w:r>
                 </w:p>
               </w:tc>
@@ -813,37 +800,6 @@
                     <w:jc w:val="center"/>
                   </w:pPr>
                   <w:r>
-                    <w:t xml:space="preserve">Transportation Costs</w:t>
-                  </w:r>
-                  <w:r>
-                    <w:t xml:space="preserve"> </w:t>
-                  </w:r>
-                  <w:r>
-                    <w:t xml:space="preserve">and Economic</w:t>
-                  </w:r>
-                  <w:r>
-                    <w:t xml:space="preserve"> </w:t>
-                  </w:r>
-                  <w:r>
-                    <w:t xml:space="preserve">Opportunity Among</w:t>
-                  </w:r>
-                  <w:r>
-                    <w:t xml:space="preserve"> </w:t>
-                  </w:r>
-                  <w:r>
-                    <w:t xml:space="preserve">the Poor</w:t>
-                  </w:r>
-                </w:p>
-              </w:tc>
-              <w:tc>
-                <w:tcPr/>
-                <w:p>
-                  <w:pPr>
-                    <w:pStyle w:val="Compact"/>
-                    <w:jc w:val="left"/>
-                    <w:jc w:val="center"/>
-                  </w:pPr>
-                  <w:r>
                     <w:t xml:space="preserve">Blumenberg (2003)</w:t>
                   </w:r>
                 </w:p>
@@ -853,42 +809,63 @@
                 <w:p>
                   <w:pPr>
                     <w:pStyle w:val="Compact"/>
-                    <w:jc w:val="left"/>
-                    <w:jc w:val="center"/>
-                  </w:pPr>
-                  <w:r>
-                    <w:t xml:space="preserve">CEX</w:t>
-                  </w:r>
-                </w:p>
-              </w:tc>
-              <w:tc>
-                <w:tcPr/>
-                <w:p>
-                  <w:pPr>
-                    <w:pStyle w:val="Compact"/>
-                    <w:jc w:val="left"/>
-                    <w:jc w:val="center"/>
-                  </w:pPr>
-                  <w:r>
-                    <w:t xml:space="preserve">Cost comparisons fall short of</w:t>
-                  </w:r>
-                  <w:r>
-                    <w:t xml:space="preserve"> </w:t>
-                  </w:r>
-                  <w:r>
-                    <w:t xml:space="preserve">finding if transportation costs are a</w:t>
-                  </w:r>
-                  <w:r>
-                    <w:t xml:space="preserve"> </w:t>
-                  </w:r>
-                  <w:r>
-                    <w:t xml:space="preserve">barrier for economic opportunity</w:t>
-                  </w:r>
-                  <w:r>
-                    <w:t xml:space="preserve"> </w:t>
-                  </w:r>
-                  <w:r>
-                    <w:t xml:space="preserve">among the poor</w:t>
+                    <w:jc w:val="right"/>
+                    <w:jc w:val="center"/>
+                  </w:pPr>
+                  <w:r>
+                    <w:t xml:space="preserve">1</w:t>
+                  </w:r>
+                </w:p>
+              </w:tc>
+              <w:tc>
+                <w:tcPr/>
+                <w:p>
+                  <w:pPr>
+                    <w:pStyle w:val="Compact"/>
+                    <w:jc w:val="right"/>
+                    <w:jc w:val="center"/>
+                  </w:pPr>
+                  <w:r>
+                    <w:t xml:space="preserve">NA</w:t>
+                  </w:r>
+                </w:p>
+              </w:tc>
+              <w:tc>
+                <w:tcPr/>
+                <w:p>
+                  <w:pPr>
+                    <w:pStyle w:val="Compact"/>
+                    <w:jc w:val="right"/>
+                    <w:jc w:val="center"/>
+                  </w:pPr>
+                  <w:r>
+                    <w:t xml:space="preserve">NA</w:t>
+                  </w:r>
+                </w:p>
+              </w:tc>
+              <w:tc>
+                <w:tcPr/>
+                <w:p>
+                  <w:pPr>
+                    <w:pStyle w:val="Compact"/>
+                    <w:jc w:val="right"/>
+                    <w:jc w:val="center"/>
+                  </w:pPr>
+                  <w:r>
+                    <w:t xml:space="preserve">NA</w:t>
+                  </w:r>
+                </w:p>
+              </w:tc>
+              <w:tc>
+                <w:tcPr/>
+                <w:p>
+                  <w:pPr>
+                    <w:pStyle w:val="Compact"/>
+                    <w:jc w:val="right"/>
+                    <w:jc w:val="center"/>
+                  </w:pPr>
+                  <w:r>
+                    <w:t xml:space="preserve">1</w:t>
                   </w:r>
                 </w:p>
               </w:tc>
@@ -903,37 +880,6 @@
                     <w:jc w:val="center"/>
                   </w:pPr>
                   <w:r>
-                    <w:t xml:space="preserve">Analysis of</w:t>
-                  </w:r>
-                  <w:r>
-                    <w:t xml:space="preserve"> </w:t>
-                  </w:r>
-                  <w:r>
-                    <w:t xml:space="preserve">Variations in</w:t>
-                  </w:r>
-                  <w:r>
-                    <w:t xml:space="preserve"> </w:t>
-                  </w:r>
-                  <w:r>
-                    <w:t xml:space="preserve">Vehicle Ownership</w:t>
-                  </w:r>
-                  <w:r>
-                    <w:t xml:space="preserve"> </w:t>
-                  </w:r>
-                  <w:r>
-                    <w:t xml:space="preserve">Expenditures</w:t>
-                  </w:r>
-                </w:p>
-              </w:tc>
-              <w:tc>
-                <w:tcPr/>
-                <w:p>
-                  <w:pPr>
-                    <w:pStyle w:val="Compact"/>
-                    <w:jc w:val="left"/>
-                    <w:jc w:val="center"/>
-                  </w:pPr>
-                  <w:r>
                     <w:t xml:space="preserve">Thakuriah and Liao (2005)</w:t>
                   </w:r>
                 </w:p>
@@ -943,60 +889,63 @@
                 <w:p>
                   <w:pPr>
                     <w:pStyle w:val="Compact"/>
-                    <w:jc w:val="left"/>
-                    <w:jc w:val="center"/>
-                  </w:pPr>
-                  <w:r>
-                    <w:t xml:space="preserve">CEX</w:t>
-                  </w:r>
-                </w:p>
-              </w:tc>
-              <w:tc>
-                <w:tcPr/>
-                <w:p>
-                  <w:pPr>
-                    <w:pStyle w:val="Compact"/>
-                    <w:jc w:val="left"/>
-                    <w:jc w:val="center"/>
-                  </w:pPr>
-                  <w:r>
-                    <w:t xml:space="preserve">For vehicle-owning households, of</w:t>
-                  </w:r>
-                  <w:r>
-                    <w:t xml:space="preserve"> </w:t>
-                  </w:r>
-                  <w:r>
-                    <w:t xml:space="preserve">every additional dollar that</w:t>
-                  </w:r>
-                  <w:r>
-                    <w:t xml:space="preserve"> </w:t>
-                  </w:r>
-                  <w:r>
-                    <w:t xml:space="preserve">households spend, 18 cents is spent</w:t>
-                  </w:r>
-                  <w:r>
-                    <w:t xml:space="preserve"> </w:t>
-                  </w:r>
-                  <w:r>
-                    <w:t xml:space="preserve">on vehicles after controlling for</w:t>
-                  </w:r>
-                  <w:r>
-                    <w:t xml:space="preserve"> </w:t>
-                  </w:r>
-                  <w:r>
-                    <w:t xml:space="preserve">socioeconomic, demographic, life</w:t>
-                  </w:r>
-                  <w:r>
-                    <w:t xml:space="preserve"> </w:t>
-                  </w:r>
-                  <w:r>
-                    <w:t xml:space="preserve">cycle, and other factors relating to</w:t>
-                  </w:r>
-                  <w:r>
-                    <w:t xml:space="preserve"> </w:t>
-                  </w:r>
-                  <w:r>
-                    <w:t xml:space="preserve">households.</w:t>
+                    <w:jc w:val="right"/>
+                    <w:jc w:val="center"/>
+                  </w:pPr>
+                  <w:r>
+                    <w:t xml:space="preserve">1</w:t>
+                  </w:r>
+                </w:p>
+              </w:tc>
+              <w:tc>
+                <w:tcPr/>
+                <w:p>
+                  <w:pPr>
+                    <w:pStyle w:val="Compact"/>
+                    <w:jc w:val="right"/>
+                    <w:jc w:val="center"/>
+                  </w:pPr>
+                  <w:r>
+                    <w:t xml:space="preserve">NA</w:t>
+                  </w:r>
+                </w:p>
+              </w:tc>
+              <w:tc>
+                <w:tcPr/>
+                <w:p>
+                  <w:pPr>
+                    <w:pStyle w:val="Compact"/>
+                    <w:jc w:val="right"/>
+                    <w:jc w:val="center"/>
+                  </w:pPr>
+                  <w:r>
+                    <w:t xml:space="preserve">NA</w:t>
+                  </w:r>
+                </w:p>
+              </w:tc>
+              <w:tc>
+                <w:tcPr/>
+                <w:p>
+                  <w:pPr>
+                    <w:pStyle w:val="Compact"/>
+                    <w:jc w:val="right"/>
+                    <w:jc w:val="center"/>
+                  </w:pPr>
+                  <w:r>
+                    <w:t xml:space="preserve">NA</w:t>
+                  </w:r>
+                </w:p>
+              </w:tc>
+              <w:tc>
+                <w:tcPr/>
+                <w:p>
+                  <w:pPr>
+                    <w:pStyle w:val="Compact"/>
+                    <w:jc w:val="right"/>
+                    <w:jc w:val="center"/>
+                  </w:pPr>
+                  <w:r>
+                    <w:t xml:space="preserve">1</w:t>
                   </w:r>
                 </w:p>
               </w:tc>
@@ -1011,37 +960,6 @@
                     <w:jc w:val="center"/>
                   </w:pPr>
                   <w:r>
-                    <w:t xml:space="preserve">Leisure Travel</w:t>
-                  </w:r>
-                  <w:r>
-                    <w:t xml:space="preserve"> </w:t>
-                  </w:r>
-                  <w:r>
-                    <w:t xml:space="preserve">Expenditure Patterns</w:t>
-                  </w:r>
-                  <w:r>
-                    <w:t xml:space="preserve"> </w:t>
-                  </w:r>
-                  <w:r>
-                    <w:t xml:space="preserve">by Family Life Cycle</w:t>
-                  </w:r>
-                  <w:r>
-                    <w:t xml:space="preserve"> </w:t>
-                  </w:r>
-                  <w:r>
-                    <w:t xml:space="preserve">Stages</w:t>
-                  </w:r>
-                </w:p>
-              </w:tc>
-              <w:tc>
-                <w:tcPr/>
-                <w:p>
-                  <w:pPr>
-                    <w:pStyle w:val="Compact"/>
-                    <w:jc w:val="left"/>
-                    <w:jc w:val="center"/>
-                  </w:pPr>
-                  <w:r>
                     <w:t xml:space="preserve">Hong et al. (2005)</w:t>
                   </w:r>
                 </w:p>
@@ -1051,54 +969,63 @@
                 <w:p>
                   <w:pPr>
                     <w:pStyle w:val="Compact"/>
-                    <w:jc w:val="left"/>
-                    <w:jc w:val="center"/>
-                  </w:pPr>
-                  <w:r>
-                    <w:t xml:space="preserve">CEX</w:t>
-                  </w:r>
-                </w:p>
-              </w:tc>
-              <w:tc>
-                <w:tcPr/>
-                <w:p>
-                  <w:pPr>
-                    <w:pStyle w:val="Compact"/>
-                    <w:jc w:val="left"/>
-                    <w:jc w:val="center"/>
-                  </w:pPr>
-                  <w:r>
-                    <w:t xml:space="preserve">Marrieds without children are more</w:t>
-                  </w:r>
-                  <w:r>
-                    <w:t xml:space="preserve"> </w:t>
-                  </w:r>
-                  <w:r>
-                    <w:t xml:space="preserve">likely to spend on leisure travel</w:t>
-                  </w:r>
-                  <w:r>
-                    <w:t xml:space="preserve"> </w:t>
-                  </w:r>
-                  <w:r>
-                    <w:t xml:space="preserve">than singles, whereas single parents</w:t>
-                  </w:r>
-                  <w:r>
-                    <w:t xml:space="preserve"> </w:t>
-                  </w:r>
-                  <w:r>
-                    <w:t xml:space="preserve">and solitary survivors are less</w:t>
-                  </w:r>
-                  <w:r>
-                    <w:t xml:space="preserve"> </w:t>
-                  </w:r>
-                  <w:r>
-                    <w:t xml:space="preserve">likely to spend on leisure travel</w:t>
-                  </w:r>
-                  <w:r>
-                    <w:t xml:space="preserve"> </w:t>
-                  </w:r>
-                  <w:r>
-                    <w:t xml:space="preserve">than singles.</w:t>
+                    <w:jc w:val="right"/>
+                    <w:jc w:val="center"/>
+                  </w:pPr>
+                  <w:r>
+                    <w:t xml:space="preserve">1</w:t>
+                  </w:r>
+                </w:p>
+              </w:tc>
+              <w:tc>
+                <w:tcPr/>
+                <w:p>
+                  <w:pPr>
+                    <w:pStyle w:val="Compact"/>
+                    <w:jc w:val="right"/>
+                    <w:jc w:val="center"/>
+                  </w:pPr>
+                  <w:r>
+                    <w:t xml:space="preserve">NA</w:t>
+                  </w:r>
+                </w:p>
+              </w:tc>
+              <w:tc>
+                <w:tcPr/>
+                <w:p>
+                  <w:pPr>
+                    <w:pStyle w:val="Compact"/>
+                    <w:jc w:val="right"/>
+                    <w:jc w:val="center"/>
+                  </w:pPr>
+                  <w:r>
+                    <w:t xml:space="preserve">NA</w:t>
+                  </w:r>
+                </w:p>
+              </w:tc>
+              <w:tc>
+                <w:tcPr/>
+                <w:p>
+                  <w:pPr>
+                    <w:pStyle w:val="Compact"/>
+                    <w:jc w:val="right"/>
+                    <w:jc w:val="center"/>
+                  </w:pPr>
+                  <w:r>
+                    <w:t xml:space="preserve">NA</w:t>
+                  </w:r>
+                </w:p>
+              </w:tc>
+              <w:tc>
+                <w:tcPr/>
+                <w:p>
+                  <w:pPr>
+                    <w:pStyle w:val="Compact"/>
+                    <w:jc w:val="right"/>
+                    <w:jc w:val="center"/>
+                  </w:pPr>
+                  <w:r>
+                    <w:t xml:space="preserve">1</w:t>
                   </w:r>
                 </w:p>
               </w:tc>
@@ -1113,49 +1040,6 @@
                     <w:jc w:val="center"/>
                   </w:pPr>
                   <w:r>
-                    <w:t xml:space="preserve">Transportation</w:t>
-                  </w:r>
-                  <w:r>
-                    <w:t xml:space="preserve"> </w:t>
-                  </w:r>
-                  <w:r>
-                    <w:t xml:space="preserve">Expenditures and</w:t>
-                  </w:r>
-                  <w:r>
-                    <w:t xml:space="preserve"> </w:t>
-                  </w:r>
-                  <w:r>
-                    <w:t xml:space="preserve">Ability to Pay:</w:t>
-                  </w:r>
-                  <w:r>
-                    <w:t xml:space="preserve"> </w:t>
-                  </w:r>
-                  <w:r>
-                    <w:t xml:space="preserve">Evidence from</w:t>
-                  </w:r>
-                  <w:r>
-                    <w:t xml:space="preserve"> </w:t>
-                  </w:r>
-                  <w:r>
-                    <w:t xml:space="preserve">Consumer Expenditure</w:t>
-                  </w:r>
-                  <w:r>
-                    <w:t xml:space="preserve"> </w:t>
-                  </w:r>
-                  <w:r>
-                    <w:t xml:space="preserve">Survey</w:t>
-                  </w:r>
-                </w:p>
-              </w:tc>
-              <w:tc>
-                <w:tcPr/>
-                <w:p>
-                  <w:pPr>
-                    <w:pStyle w:val="Compact"/>
-                    <w:jc w:val="left"/>
-                    <w:jc w:val="center"/>
-                  </w:pPr>
-                  <w:r>
                     <w:t xml:space="preserve">Thakuriah (Vonu) and Liao (2006)</w:t>
                   </w:r>
                 </w:p>
@@ -1165,42 +1049,63 @@
                 <w:p>
                   <w:pPr>
                     <w:pStyle w:val="Compact"/>
-                    <w:jc w:val="left"/>
-                    <w:jc w:val="center"/>
-                  </w:pPr>
-                  <w:r>
-                    <w:t xml:space="preserve">CEX</w:t>
-                  </w:r>
-                </w:p>
-              </w:tc>
-              <w:tc>
-                <w:tcPr/>
-                <w:p>
-                  <w:pPr>
-                    <w:pStyle w:val="Compact"/>
-                    <w:jc w:val="left"/>
-                    <w:jc w:val="center"/>
-                  </w:pPr>
-                  <w:r>
-                    <w:t xml:space="preserve">Transportation expenditures made by</w:t>
-                  </w:r>
-                  <w:r>
-                    <w:t xml:space="preserve"> </w:t>
-                  </w:r>
-                  <w:r>
-                    <w:t xml:space="preserve">households are better explained by</w:t>
-                  </w:r>
-                  <w:r>
-                    <w:t xml:space="preserve"> </w:t>
-                  </w:r>
-                  <w:r>
-                    <w:t xml:space="preserve">permanent income levels of households</w:t>
-                  </w:r>
-                  <w:r>
-                    <w:t xml:space="preserve"> </w:t>
-                  </w:r>
-                  <w:r>
-                    <w:t xml:space="preserve">than by annual incomes.</w:t>
+                    <w:jc w:val="right"/>
+                    <w:jc w:val="center"/>
+                  </w:pPr>
+                  <w:r>
+                    <w:t xml:space="preserve">1</w:t>
+                  </w:r>
+                </w:p>
+              </w:tc>
+              <w:tc>
+                <w:tcPr/>
+                <w:p>
+                  <w:pPr>
+                    <w:pStyle w:val="Compact"/>
+                    <w:jc w:val="right"/>
+                    <w:jc w:val="center"/>
+                  </w:pPr>
+                  <w:r>
+                    <w:t xml:space="preserve">NA</w:t>
+                  </w:r>
+                </w:p>
+              </w:tc>
+              <w:tc>
+                <w:tcPr/>
+                <w:p>
+                  <w:pPr>
+                    <w:pStyle w:val="Compact"/>
+                    <w:jc w:val="right"/>
+                    <w:jc w:val="center"/>
+                  </w:pPr>
+                  <w:r>
+                    <w:t xml:space="preserve">NA</w:t>
+                  </w:r>
+                </w:p>
+              </w:tc>
+              <w:tc>
+                <w:tcPr/>
+                <w:p>
+                  <w:pPr>
+                    <w:pStyle w:val="Compact"/>
+                    <w:jc w:val="right"/>
+                    <w:jc w:val="center"/>
+                  </w:pPr>
+                  <w:r>
+                    <w:t xml:space="preserve">NA</w:t>
+                  </w:r>
+                </w:p>
+              </w:tc>
+              <w:tc>
+                <w:tcPr/>
+                <w:p>
+                  <w:pPr>
+                    <w:pStyle w:val="Compact"/>
+                    <w:jc w:val="right"/>
+                    <w:jc w:val="center"/>
+                  </w:pPr>
+                  <w:r>
+                    <w:t xml:space="preserve">1</w:t>
                   </w:r>
                 </w:p>
               </w:tc>
@@ -1215,43 +1120,6 @@
                     <w:jc w:val="center"/>
                   </w:pPr>
                   <w:r>
-                    <w:t xml:space="preserve">The Effects of</w:t>
-                  </w:r>
-                  <w:r>
-                    <w:t xml:space="preserve"> </w:t>
-                  </w:r>
-                  <w:r>
-                    <w:t xml:space="preserve">Ethnic Identity on</w:t>
-                  </w:r>
-                  <w:r>
-                    <w:t xml:space="preserve"> </w:t>
-                  </w:r>
-                  <w:r>
-                    <w:t xml:space="preserve">Household Budget</w:t>
-                  </w:r>
-                  <w:r>
-                    <w:t xml:space="preserve"> </w:t>
-                  </w:r>
-                  <w:r>
-                    <w:t xml:space="preserve">Allocation to Status</w:t>
-                  </w:r>
-                  <w:r>
-                    <w:t xml:space="preserve"> </w:t>
-                  </w:r>
-                  <w:r>
-                    <w:t xml:space="preserve">Conveying Goods</w:t>
-                  </w:r>
-                </w:p>
-              </w:tc>
-              <w:tc>
-                <w:tcPr/>
-                <w:p>
-                  <w:pPr>
-                    <w:pStyle w:val="Compact"/>
-                    <w:jc w:val="left"/>
-                    <w:jc w:val="center"/>
-                  </w:pPr>
-                  <w:r>
                     <w:t xml:space="preserve">Fontes and Fan (2006)</w:t>
                   </w:r>
                 </w:p>
@@ -1261,72 +1129,63 @@
                 <w:p>
                   <w:pPr>
                     <w:pStyle w:val="Compact"/>
-                    <w:jc w:val="left"/>
-                    <w:jc w:val="center"/>
-                  </w:pPr>
-                  <w:r>
-                    <w:t xml:space="preserve">CEX</w:t>
-                  </w:r>
-                </w:p>
-              </w:tc>
-              <w:tc>
-                <w:tcPr/>
-                <w:p>
-                  <w:pPr>
-                    <w:pStyle w:val="Compact"/>
-                    <w:jc w:val="left"/>
-                    <w:jc w:val="center"/>
-                  </w:pPr>
-                  <w:r>
-                    <w:t xml:space="preserve">Asian Americans allocate more of</w:t>
-                  </w:r>
-                  <w:r>
-                    <w:t xml:space="preserve"> </w:t>
-                  </w:r>
-                  <w:r>
-                    <w:t xml:space="preserve">their budget to housing, African</w:t>
-                  </w:r>
-                  <w:r>
-                    <w:t xml:space="preserve"> </w:t>
-                  </w:r>
-                  <w:r>
-                    <w:t xml:space="preserve">Americans allocate more of their</w:t>
-                  </w:r>
-                  <w:r>
-                    <w:t xml:space="preserve"> </w:t>
-                  </w:r>
-                  <w:r>
-                    <w:t xml:space="preserve">budget to apparel, and Hispanics</w:t>
-                  </w:r>
-                  <w:r>
-                    <w:t xml:space="preserve"> </w:t>
-                  </w:r>
-                  <w:r>
-                    <w:t xml:space="preserve">allocate more of their budget to both</w:t>
-                  </w:r>
-                  <w:r>
-                    <w:t xml:space="preserve"> </w:t>
-                  </w:r>
-                  <w:r>
-                    <w:t xml:space="preserve">housing and apparel, but to a lesser</w:t>
-                  </w:r>
-                  <w:r>
-                    <w:t xml:space="preserve"> </w:t>
-                  </w:r>
-                  <w:r>
-                    <w:t xml:space="preserve">extent than Asian Americans with</w:t>
-                  </w:r>
-                  <w:r>
-                    <w:t xml:space="preserve"> </w:t>
-                  </w:r>
-                  <w:r>
-                    <w:t xml:space="preserve">respect to housing and African</w:t>
-                  </w:r>
-                  <w:r>
-                    <w:t xml:space="preserve"> </w:t>
-                  </w:r>
-                  <w:r>
-                    <w:t xml:space="preserve">Americans with respect to apparel.</w:t>
+                    <w:jc w:val="right"/>
+                    <w:jc w:val="center"/>
+                  </w:pPr>
+                  <w:r>
+                    <w:t xml:space="preserve">1</w:t>
+                  </w:r>
+                </w:p>
+              </w:tc>
+              <w:tc>
+                <w:tcPr/>
+                <w:p>
+                  <w:pPr>
+                    <w:pStyle w:val="Compact"/>
+                    <w:jc w:val="right"/>
+                    <w:jc w:val="center"/>
+                  </w:pPr>
+                  <w:r>
+                    <w:t xml:space="preserve">NA</w:t>
+                  </w:r>
+                </w:p>
+              </w:tc>
+              <w:tc>
+                <w:tcPr/>
+                <w:p>
+                  <w:pPr>
+                    <w:pStyle w:val="Compact"/>
+                    <w:jc w:val="right"/>
+                    <w:jc w:val="center"/>
+                  </w:pPr>
+                  <w:r>
+                    <w:t xml:space="preserve">NA</w:t>
+                  </w:r>
+                </w:p>
+              </w:tc>
+              <w:tc>
+                <w:tcPr/>
+                <w:p>
+                  <w:pPr>
+                    <w:pStyle w:val="Compact"/>
+                    <w:jc w:val="right"/>
+                    <w:jc w:val="center"/>
+                  </w:pPr>
+                  <w:r>
+                    <w:t xml:space="preserve">1</w:t>
+                  </w:r>
+                </w:p>
+              </w:tc>
+              <w:tc>
+                <w:tcPr/>
+                <w:p>
+                  <w:pPr>
+                    <w:pStyle w:val="Compact"/>
+                    <w:jc w:val="right"/>
+                    <w:jc w:val="center"/>
+                  </w:pPr>
+                  <w:r>
+                    <w:t xml:space="preserve">NA</w:t>
                   </w:r>
                 </w:p>
               </w:tc>
@@ -1341,73 +1200,6 @@
                     <w:jc w:val="center"/>
                   </w:pPr>
                   <w:r>
-                    <w:t xml:space="preserve">Do Transportation</w:t>
-                  </w:r>
-                  <w:r>
-                    <w:t xml:space="preserve"> </w:t>
-                  </w:r>
-                  <w:r>
-                    <w:t xml:space="preserve">and Communications</w:t>
-                  </w:r>
-                  <w:r>
-                    <w:t xml:space="preserve"> </w:t>
-                  </w:r>
-                  <w:r>
-                    <w:t xml:space="preserve">Tend to be</w:t>
-                  </w:r>
-                  <w:r>
-                    <w:t xml:space="preserve"> </w:t>
-                  </w:r>
-                  <w:r>
-                    <w:t xml:space="preserve">Substitutes,</w:t>
-                  </w:r>
-                  <w:r>
-                    <w:t xml:space="preserve"> </w:t>
-                  </w:r>
-                  <w:r>
-                    <w:t xml:space="preserve">Complements, or</w:t>
-                  </w:r>
-                  <w:r>
-                    <w:t xml:space="preserve"> </w:t>
-                  </w:r>
-                  <w:r>
-                    <w:t xml:space="preserve">Neither?: U.S.</w:t>
-                  </w:r>
-                  <w:r>
-                    <w:t xml:space="preserve"> </w:t>
-                  </w:r>
-                  <w:r>
-                    <w:t xml:space="preserve">Consumer</w:t>
-                  </w:r>
-                  <w:r>
-                    <w:t xml:space="preserve"> </w:t>
-                  </w:r>
-                  <w:r>
-                    <w:t xml:space="preserve">Expenditures</w:t>
-                  </w:r>
-                  <w:r>
-                    <w:t xml:space="preserve"> </w:t>
-                  </w:r>
-                  <w:r>
-                    <w:t xml:space="preserve">Perspective,</w:t>
-                  </w:r>
-                  <w:r>
-                    <w:t xml:space="preserve"> </w:t>
-                  </w:r>
-                  <w:r>
-                    <w:t xml:space="preserve">1984–2002</w:t>
-                  </w:r>
-                </w:p>
-              </w:tc>
-              <w:tc>
-                <w:tcPr/>
-                <w:p>
-                  <w:pPr>
-                    <w:pStyle w:val="Compact"/>
-                    <w:jc w:val="left"/>
-                    <w:jc w:val="center"/>
-                  </w:pPr>
-                  <w:r>
                     <w:t xml:space="preserve">Choo, Lee, and Mokhtarian (2007)</w:t>
                   </w:r>
                 </w:p>
@@ -1417,30 +1209,63 @@
                 <w:p>
                   <w:pPr>
                     <w:pStyle w:val="Compact"/>
-                    <w:jc w:val="left"/>
-                    <w:jc w:val="center"/>
-                  </w:pPr>
-                  <w:r>
-                    <w:t xml:space="preserve">CEX</w:t>
-                  </w:r>
-                </w:p>
-              </w:tc>
-              <w:tc>
-                <w:tcPr/>
-                <w:p>
-                  <w:pPr>
-                    <w:pStyle w:val="Compact"/>
-                    <w:jc w:val="left"/>
-                    <w:jc w:val="center"/>
-                  </w:pPr>
-                  <w:r>
-                    <w:t xml:space="preserve">New tech doesn’t substitue Personal</w:t>
-                  </w:r>
-                  <w:r>
-                    <w:t xml:space="preserve"> </w:t>
-                  </w:r>
-                  <w:r>
-                    <w:t xml:space="preserve">Vehicle travel probably</w:t>
+                    <w:jc w:val="right"/>
+                    <w:jc w:val="center"/>
+                  </w:pPr>
+                  <w:r>
+                    <w:t xml:space="preserve">1</w:t>
+                  </w:r>
+                </w:p>
+              </w:tc>
+              <w:tc>
+                <w:tcPr/>
+                <w:p>
+                  <w:pPr>
+                    <w:pStyle w:val="Compact"/>
+                    <w:jc w:val="right"/>
+                    <w:jc w:val="center"/>
+                  </w:pPr>
+                  <w:r>
+                    <w:t xml:space="preserve">NA</w:t>
+                  </w:r>
+                </w:p>
+              </w:tc>
+              <w:tc>
+                <w:tcPr/>
+                <w:p>
+                  <w:pPr>
+                    <w:pStyle w:val="Compact"/>
+                    <w:jc w:val="right"/>
+                    <w:jc w:val="center"/>
+                  </w:pPr>
+                  <w:r>
+                    <w:t xml:space="preserve">NA</w:t>
+                  </w:r>
+                </w:p>
+              </w:tc>
+              <w:tc>
+                <w:tcPr/>
+                <w:p>
+                  <w:pPr>
+                    <w:pStyle w:val="Compact"/>
+                    <w:jc w:val="right"/>
+                    <w:jc w:val="center"/>
+                  </w:pPr>
+                  <w:r>
+                    <w:t xml:space="preserve">NA</w:t>
+                  </w:r>
+                </w:p>
+              </w:tc>
+              <w:tc>
+                <w:tcPr/>
+                <w:p>
+                  <w:pPr>
+                    <w:pStyle w:val="Compact"/>
+                    <w:jc w:val="right"/>
+                    <w:jc w:val="center"/>
+                  </w:pPr>
+                  <w:r>
+                    <w:t xml:space="preserve">1</w:t>
                   </w:r>
                 </w:p>
               </w:tc>
@@ -1455,43 +1280,6 @@
                     <w:jc w:val="center"/>
                   </w:pPr>
                   <w:r>
-                    <w:t xml:space="preserve">An analysis of the</w:t>
-                  </w:r>
-                  <w:r>
-                    <w:t xml:space="preserve"> </w:t>
-                  </w:r>
-                  <w:r>
-                    <w:t xml:space="preserve">determinants of</w:t>
-                  </w:r>
-                  <w:r>
-                    <w:t xml:space="preserve"> </w:t>
-                  </w:r>
-                  <w:r>
-                    <w:t xml:space="preserve">children’s weekend</w:t>
-                  </w:r>
-                  <w:r>
-                    <w:t xml:space="preserve"> </w:t>
-                  </w:r>
-                  <w:r>
-                    <w:t xml:space="preserve">physical activity</w:t>
-                  </w:r>
-                  <w:r>
-                    <w:t xml:space="preserve"> </w:t>
-                  </w:r>
-                  <w:r>
-                    <w:t xml:space="preserve">participation</w:t>
-                  </w:r>
-                </w:p>
-              </w:tc>
-              <w:tc>
-                <w:tcPr/>
-                <w:p>
-                  <w:pPr>
-                    <w:pStyle w:val="Compact"/>
-                    <w:jc w:val="left"/>
-                    <w:jc w:val="center"/>
-                  </w:pPr>
-                  <w:r>
                     <w:t xml:space="preserve">Rachel B. Copperman and Bhat (2007a)</w:t>
                   </w:r>
                 </w:p>
@@ -1501,78 +1289,63 @@
                 <w:p>
                   <w:pPr>
                     <w:pStyle w:val="Compact"/>
-                    <w:jc w:val="left"/>
-                    <w:jc w:val="center"/>
-                  </w:pPr>
-                  <w:r>
-                    <w:t xml:space="preserve">San Francisco</w:t>
-                  </w:r>
-                  <w:r>
-                    <w:t xml:space="preserve"> </w:t>
-                  </w:r>
-                  <w:r>
-                    <w:t xml:space="preserve">Bay Area</w:t>
-                  </w:r>
-                  <w:r>
-                    <w:t xml:space="preserve"> </w:t>
-                  </w:r>
-                  <w:r>
-                    <w:t xml:space="preserve">Travel Survey</w:t>
-                  </w:r>
-                </w:p>
-              </w:tc>
-              <w:tc>
-                <w:tcPr/>
-                <w:p>
-                  <w:pPr>
-                    <w:pStyle w:val="Compact"/>
-                    <w:jc w:val="left"/>
-                    <w:jc w:val="center"/>
-                  </w:pPr>
-                  <w:r>
-                    <w:t xml:space="preserve">The</w:t>
-                  </w:r>
-                  <w:r>
-                    <w:t xml:space="preserve"> </w:t>
-                  </w:r>
-                  <w:r>
-                    <w:t xml:space="preserve">“number of children”</w:t>
-                  </w:r>
-                  <w:r>
-                    <w:t xml:space="preserve"> </w:t>
-                  </w:r>
-                  <w:r>
-                    <w:t xml:space="preserve">variable</w:t>
-                  </w:r>
-                  <w:r>
-                    <w:t xml:space="preserve"> </w:t>
-                  </w:r>
-                  <w:r>
-                    <w:t xml:space="preserve">suggests an overall higher likelihood</w:t>
-                  </w:r>
-                  <w:r>
-                    <w:t xml:space="preserve"> </w:t>
-                  </w:r>
-                  <w:r>
-                    <w:t xml:space="preserve">of participation in utilitarian</w:t>
-                  </w:r>
-                  <w:r>
-                    <w:t xml:space="preserve"> </w:t>
-                  </w:r>
-                  <w:r>
-                    <w:t xml:space="preserve">active travel among households with</w:t>
-                  </w:r>
-                  <w:r>
-                    <w:t xml:space="preserve"> </w:t>
-                  </w:r>
-                  <w:r>
-                    <w:t xml:space="preserve">many children relative to households</w:t>
-                  </w:r>
-                  <w:r>
-                    <w:t xml:space="preserve"> </w:t>
-                  </w:r>
-                  <w:r>
-                    <w:t xml:space="preserve">with few children</w:t>
+                    <w:jc w:val="right"/>
+                    <w:jc w:val="center"/>
+                  </w:pPr>
+                  <w:r>
+                    <w:t xml:space="preserve">NA</w:t>
+                  </w:r>
+                </w:p>
+              </w:tc>
+              <w:tc>
+                <w:tcPr/>
+                <w:p>
+                  <w:pPr>
+                    <w:pStyle w:val="Compact"/>
+                    <w:jc w:val="right"/>
+                    <w:jc w:val="center"/>
+                  </w:pPr>
+                  <w:r>
+                    <w:t xml:space="preserve">NA</w:t>
+                  </w:r>
+                </w:p>
+              </w:tc>
+              <w:tc>
+                <w:tcPr/>
+                <w:p>
+                  <w:pPr>
+                    <w:pStyle w:val="Compact"/>
+                    <w:jc w:val="right"/>
+                    <w:jc w:val="center"/>
+                  </w:pPr>
+                  <w:r>
+                    <w:t xml:space="preserve">1</w:t>
+                  </w:r>
+                </w:p>
+              </w:tc>
+              <w:tc>
+                <w:tcPr/>
+                <w:p>
+                  <w:pPr>
+                    <w:pStyle w:val="Compact"/>
+                    <w:jc w:val="right"/>
+                    <w:jc w:val="center"/>
+                  </w:pPr>
+                  <w:r>
+                    <w:t xml:space="preserve">NA</w:t>
+                  </w:r>
+                </w:p>
+              </w:tc>
+              <w:tc>
+                <w:tcPr/>
+                <w:p>
+                  <w:pPr>
+                    <w:pStyle w:val="Compact"/>
+                    <w:jc w:val="right"/>
+                    <w:jc w:val="center"/>
+                  </w:pPr>
+                  <w:r>
+                    <w:t xml:space="preserve">NA</w:t>
                   </w:r>
                 </w:p>
               </w:tc>
@@ -1587,49 +1360,6 @@
                     <w:jc w:val="center"/>
                   </w:pPr>
                   <w:r>
-                    <w:t xml:space="preserve">An analysis of the</w:t>
-                  </w:r>
-                  <w:r>
-                    <w:t xml:space="preserve"> </w:t>
-                  </w:r>
-                  <w:r>
-                    <w:t xml:space="preserve">social context of</w:t>
-                  </w:r>
-                  <w:r>
-                    <w:t xml:space="preserve"> </w:t>
-                  </w:r>
-                  <w:r>
-                    <w:t xml:space="preserve">children’s weekend</w:t>
-                  </w:r>
-                  <w:r>
-                    <w:t xml:space="preserve"> </w:t>
-                  </w:r>
-                  <w:r>
-                    <w:t xml:space="preserve">discretionary</w:t>
-                  </w:r>
-                  <w:r>
-                    <w:t xml:space="preserve"> </w:t>
-                  </w:r>
-                  <w:r>
-                    <w:t xml:space="preserve">activity</w:t>
-                  </w:r>
-                  <w:r>
-                    <w:t xml:space="preserve"> </w:t>
-                  </w:r>
-                  <w:r>
-                    <w:t xml:space="preserve">participation</w:t>
-                  </w:r>
-                </w:p>
-              </w:tc>
-              <w:tc>
-                <w:tcPr/>
-                <w:p>
-                  <w:pPr>
-                    <w:pStyle w:val="Compact"/>
-                    <w:jc w:val="left"/>
-                    <w:jc w:val="center"/>
-                  </w:pPr>
-                  <w:r>
                     <w:t xml:space="preserve">Sener and Bhat (2007)</w:t>
                   </w:r>
                 </w:p>
@@ -1639,72 +1369,63 @@
                 <w:p>
                   <w:pPr>
                     <w:pStyle w:val="Compact"/>
-                    <w:jc w:val="left"/>
-                    <w:jc w:val="center"/>
-                  </w:pPr>
-                  <w:r>
-                    <w:t xml:space="preserve">Panel Study of</w:t>
-                  </w:r>
-                  <w:r>
-                    <w:t xml:space="preserve"> </w:t>
-                  </w:r>
-                  <w:r>
-                    <w:t xml:space="preserve">Income</w:t>
-                  </w:r>
-                  <w:r>
-                    <w:t xml:space="preserve"> </w:t>
-                  </w:r>
-                  <w:r>
-                    <w:t xml:space="preserve">Dynamics</w:t>
-                  </w:r>
-                  <w:r>
-                    <w:t xml:space="preserve"> </w:t>
-                  </w:r>
-                  <w:r>
-                    <w:t xml:space="preserve">(PSID)</w:t>
-                  </w:r>
-                </w:p>
-              </w:tc>
-              <w:tc>
-                <w:tcPr/>
-                <w:p>
-                  <w:pPr>
-                    <w:pStyle w:val="Compact"/>
-                    <w:jc w:val="left"/>
-                    <w:jc w:val="center"/>
-                  </w:pPr>
-                  <w:r>
-                    <w:t xml:space="preserve">male children more likely to</w:t>
-                  </w:r>
-                  <w:r>
-                    <w:t xml:space="preserve"> </w:t>
-                  </w:r>
-                  <w:r>
-                    <w:t xml:space="preserve">participate with their fathers than</w:t>
-                  </w:r>
-                  <w:r>
-                    <w:t xml:space="preserve"> </w:t>
-                  </w:r>
-                  <w:r>
-                    <w:t xml:space="preserve">female children, African-American</w:t>
-                  </w:r>
-                  <w:r>
-                    <w:t xml:space="preserve"> </w:t>
-                  </w:r>
-                  <w:r>
-                    <w:t xml:space="preserve">children less likely to participate</w:t>
-                  </w:r>
-                  <w:r>
-                    <w:t xml:space="preserve"> </w:t>
-                  </w:r>
-                  <w:r>
-                    <w:t xml:space="preserve">in health-enhancing active recreation</w:t>
-                  </w:r>
-                  <w:r>
-                    <w:t xml:space="preserve"> </w:t>
-                  </w:r>
-                  <w:r>
-                    <w:t xml:space="preserve">pursuits</w:t>
+                    <w:jc w:val="right"/>
+                    <w:jc w:val="center"/>
+                  </w:pPr>
+                  <w:r>
+                    <w:t xml:space="preserve">NA</w:t>
+                  </w:r>
+                </w:p>
+              </w:tc>
+              <w:tc>
+                <w:tcPr/>
+                <w:p>
+                  <w:pPr>
+                    <w:pStyle w:val="Compact"/>
+                    <w:jc w:val="right"/>
+                    <w:jc w:val="center"/>
+                  </w:pPr>
+                  <w:r>
+                    <w:t xml:space="preserve">1</w:t>
+                  </w:r>
+                </w:p>
+              </w:tc>
+              <w:tc>
+                <w:tcPr/>
+                <w:p>
+                  <w:pPr>
+                    <w:pStyle w:val="Compact"/>
+                    <w:jc w:val="right"/>
+                    <w:jc w:val="center"/>
+                  </w:pPr>
+                  <w:r>
+                    <w:t xml:space="preserve">NA</w:t>
+                  </w:r>
+                </w:p>
+              </w:tc>
+              <w:tc>
+                <w:tcPr/>
+                <w:p>
+                  <w:pPr>
+                    <w:pStyle w:val="Compact"/>
+                    <w:jc w:val="right"/>
+                    <w:jc w:val="center"/>
+                  </w:pPr>
+                  <w:r>
+                    <w:t xml:space="preserve">NA</w:t>
+                  </w:r>
+                </w:p>
+              </w:tc>
+              <w:tc>
+                <w:tcPr/>
+                <w:p>
+                  <w:pPr>
+                    <w:pStyle w:val="Compact"/>
+                    <w:jc w:val="right"/>
+                    <w:jc w:val="center"/>
+                  </w:pPr>
+                  <w:r>
+                    <w:t xml:space="preserve">NA</w:t>
                   </w:r>
                 </w:p>
               </w:tc>
@@ -1719,79 +1440,6 @@
                     <w:jc w:val="center"/>
                   </w:pPr>
                   <w:r>
-                    <w:t xml:space="preserve">An Exploratory</w:t>
-                  </w:r>
-                  <w:r>
-                    <w:t xml:space="preserve"> </w:t>
-                  </w:r>
-                  <w:r>
-                    <w:t xml:space="preserve">Analysis of</w:t>
-                  </w:r>
-                  <w:r>
-                    <w:t xml:space="preserve"> </w:t>
-                  </w:r>
-                  <w:r>
-                    <w:t xml:space="preserve">Children’s Daily</w:t>
-                  </w:r>
-                  <w:r>
-                    <w:t xml:space="preserve"> </w:t>
-                  </w:r>
-                  <w:r>
-                    <w:t xml:space="preserve">Time-Use and</w:t>
-                  </w:r>
-                  <w:r>
-                    <w:t xml:space="preserve"> </w:t>
-                  </w:r>
-                  <w:r>
-                    <w:t xml:space="preserve">Activity Patterns</w:t>
-                  </w:r>
-                  <w:r>
-                    <w:t xml:space="preserve"> </w:t>
-                  </w:r>
-                  <w:r>
-                    <w:t xml:space="preserve">Using the Child</w:t>
-                  </w:r>
-                  <w:r>
-                    <w:t xml:space="preserve"> </w:t>
-                  </w:r>
-                  <w:r>
-                    <w:t xml:space="preserve">Development</w:t>
-                  </w:r>
-                  <w:r>
-                    <w:t xml:space="preserve"> </w:t>
-                  </w:r>
-                  <w:r>
-                    <w:t xml:space="preserve">Supplement (CDS) to</w:t>
-                  </w:r>
-                  <w:r>
-                    <w:t xml:space="preserve"> </w:t>
-                  </w:r>
-                  <w:r>
-                    <w:t xml:space="preserve">the US Panel Study</w:t>
-                  </w:r>
-                  <w:r>
-                    <w:t xml:space="preserve"> </w:t>
-                  </w:r>
-                  <w:r>
-                    <w:t xml:space="preserve">of Income Dynamics</w:t>
-                  </w:r>
-                  <w:r>
-                    <w:t xml:space="preserve"> </w:t>
-                  </w:r>
-                  <w:r>
-                    <w:t xml:space="preserve">(PSID)</w:t>
-                  </w:r>
-                </w:p>
-              </w:tc>
-              <w:tc>
-                <w:tcPr/>
-                <w:p>
-                  <w:pPr>
-                    <w:pStyle w:val="Compact"/>
-                    <w:jc w:val="left"/>
-                    <w:jc w:val="center"/>
-                  </w:pPr>
-                  <w:r>
                     <w:t xml:space="preserve">Rachel B. Copperman and Bhat (2007b)</w:t>
                   </w:r>
                 </w:p>
@@ -1801,48 +1449,63 @@
                 <w:p>
                   <w:pPr>
                     <w:pStyle w:val="Compact"/>
-                    <w:jc w:val="left"/>
-                    <w:jc w:val="center"/>
-                  </w:pPr>
-                  <w:r>
-                    <w:t xml:space="preserve">Panel Study of</w:t>
-                  </w:r>
-                  <w:r>
-                    <w:t xml:space="preserve"> </w:t>
-                  </w:r>
-                  <w:r>
-                    <w:t xml:space="preserve">Income</w:t>
-                  </w:r>
-                  <w:r>
-                    <w:t xml:space="preserve"> </w:t>
-                  </w:r>
-                  <w:r>
-                    <w:t xml:space="preserve">Dynamics</w:t>
-                  </w:r>
-                  <w:r>
-                    <w:t xml:space="preserve"> </w:t>
-                  </w:r>
-                  <w:r>
-                    <w:t xml:space="preserve">(PSID)</w:t>
-                  </w:r>
-                </w:p>
-              </w:tc>
-              <w:tc>
-                <w:tcPr/>
-                <w:p>
-                  <w:pPr>
-                    <w:pStyle w:val="Compact"/>
-                    <w:jc w:val="left"/>
-                    <w:jc w:val="center"/>
-                  </w:pPr>
-                  <w:r>
-                    <w:t xml:space="preserve">The age of childrend has an effect on</w:t>
-                  </w:r>
-                  <w:r>
-                    <w:t xml:space="preserve"> </w:t>
-                  </w:r>
-                  <w:r>
-                    <w:t xml:space="preserve">the types of activities they pursue</w:t>
+                    <w:jc w:val="right"/>
+                    <w:jc w:val="center"/>
+                  </w:pPr>
+                  <w:r>
+                    <w:t xml:space="preserve">NA</w:t>
+                  </w:r>
+                </w:p>
+              </w:tc>
+              <w:tc>
+                <w:tcPr/>
+                <w:p>
+                  <w:pPr>
+                    <w:pStyle w:val="Compact"/>
+                    <w:jc w:val="right"/>
+                    <w:jc w:val="center"/>
+                  </w:pPr>
+                  <w:r>
+                    <w:t xml:space="preserve">1</w:t>
+                  </w:r>
+                </w:p>
+              </w:tc>
+              <w:tc>
+                <w:tcPr/>
+                <w:p>
+                  <w:pPr>
+                    <w:pStyle w:val="Compact"/>
+                    <w:jc w:val="right"/>
+                    <w:jc w:val="center"/>
+                  </w:pPr>
+                  <w:r>
+                    <w:t xml:space="preserve">NA</w:t>
+                  </w:r>
+                </w:p>
+              </w:tc>
+              <w:tc>
+                <w:tcPr/>
+                <w:p>
+                  <w:pPr>
+                    <w:pStyle w:val="Compact"/>
+                    <w:jc w:val="right"/>
+                    <w:jc w:val="center"/>
+                  </w:pPr>
+                  <w:r>
+                    <w:t xml:space="preserve">NA</w:t>
+                  </w:r>
+                </w:p>
+              </w:tc>
+              <w:tc>
+                <w:tcPr/>
+                <w:p>
+                  <w:pPr>
+                    <w:pStyle w:val="Compact"/>
+                    <w:jc w:val="right"/>
+                    <w:jc w:val="center"/>
+                  </w:pPr>
+                  <w:r>
+                    <w:t xml:space="preserve">NA</w:t>
                   </w:r>
                 </w:p>
               </w:tc>
@@ -1857,43 +1520,6 @@
                     <w:jc w:val="center"/>
                   </w:pPr>
                   <w:r>
-                    <w:t xml:space="preserve">Estimating</w:t>
-                  </w:r>
-                  <w:r>
-                    <w:t xml:space="preserve"> </w:t>
-                  </w:r>
-                  <w:r>
-                    <w:t xml:space="preserve">Transportation Costs</w:t>
-                  </w:r>
-                  <w:r>
-                    <w:t xml:space="preserve"> </w:t>
-                  </w:r>
-                  <w:r>
-                    <w:t xml:space="preserve">by Characteristics</w:t>
-                  </w:r>
-                  <w:r>
-                    <w:t xml:space="preserve"> </w:t>
-                  </w:r>
-                  <w:r>
-                    <w:t xml:space="preserve">of Neighborhood and</w:t>
-                  </w:r>
-                  <w:r>
-                    <w:t xml:space="preserve"> </w:t>
-                  </w:r>
-                  <w:r>
-                    <w:t xml:space="preserve">Household</w:t>
-                  </w:r>
-                </w:p>
-              </w:tc>
-              <w:tc>
-                <w:tcPr/>
-                <w:p>
-                  <w:pPr>
-                    <w:pStyle w:val="Compact"/>
-                    <w:jc w:val="left"/>
-                    <w:jc w:val="center"/>
-                  </w:pPr>
-                  <w:r>
                     <w:t xml:space="preserve">Haas et al. (2008)</w:t>
                   </w:r>
                 </w:p>
@@ -1903,30 +1529,63 @@
                 <w:p>
                   <w:pPr>
                     <w:pStyle w:val="Compact"/>
-                    <w:jc w:val="left"/>
-                    <w:jc w:val="center"/>
-                  </w:pPr>
-                  <w:r>
-                    <w:t xml:space="preserve">CEX and others</w:t>
-                  </w:r>
-                </w:p>
-              </w:tc>
-              <w:tc>
-                <w:tcPr/>
-                <w:p>
-                  <w:pPr>
-                    <w:pStyle w:val="Compact"/>
-                    <w:jc w:val="left"/>
-                    <w:jc w:val="center"/>
-                  </w:pPr>
-                  <w:r>
-                    <w:t xml:space="preserve">Their model can help in travel demand</w:t>
-                  </w:r>
-                  <w:r>
-                    <w:t xml:space="preserve"> </w:t>
-                  </w:r>
-                  <w:r>
-                    <w:t xml:space="preserve">modeling</w:t>
+                    <w:jc w:val="right"/>
+                    <w:jc w:val="center"/>
+                  </w:pPr>
+                  <w:r>
+                    <w:t xml:space="preserve">1</w:t>
+                  </w:r>
+                </w:p>
+              </w:tc>
+              <w:tc>
+                <w:tcPr/>
+                <w:p>
+                  <w:pPr>
+                    <w:pStyle w:val="Compact"/>
+                    <w:jc w:val="right"/>
+                    <w:jc w:val="center"/>
+                  </w:pPr>
+                  <w:r>
+                    <w:t xml:space="preserve">NA</w:t>
+                  </w:r>
+                </w:p>
+              </w:tc>
+              <w:tc>
+                <w:tcPr/>
+                <w:p>
+                  <w:pPr>
+                    <w:pStyle w:val="Compact"/>
+                    <w:jc w:val="right"/>
+                    <w:jc w:val="center"/>
+                  </w:pPr>
+                  <w:r>
+                    <w:t xml:space="preserve">NA</w:t>
+                  </w:r>
+                </w:p>
+              </w:tc>
+              <w:tc>
+                <w:tcPr/>
+                <w:p>
+                  <w:pPr>
+                    <w:pStyle w:val="Compact"/>
+                    <w:jc w:val="right"/>
+                    <w:jc w:val="center"/>
+                  </w:pPr>
+                  <w:r>
+                    <w:t xml:space="preserve">NA</w:t>
+                  </w:r>
+                </w:p>
+              </w:tc>
+              <w:tc>
+                <w:tcPr/>
+                <w:p>
+                  <w:pPr>
+                    <w:pStyle w:val="Compact"/>
+                    <w:jc w:val="right"/>
+                    <w:jc w:val="center"/>
+                  </w:pPr>
+                  <w:r>
+                    <w:t xml:space="preserve">1</w:t>
                   </w:r>
                 </w:p>
               </w:tc>
@@ -1941,61 +1600,6 @@
                     <w:jc w:val="center"/>
                   </w:pPr>
                   <w:r>
-                    <w:t xml:space="preserve">An analysis of</w:t>
-                  </w:r>
-                  <w:r>
-                    <w:t xml:space="preserve"> </w:t>
-                  </w:r>
-                  <w:r>
-                    <w:t xml:space="preserve">children’s leisure</w:t>
-                  </w:r>
-                  <w:r>
-                    <w:t xml:space="preserve"> </w:t>
-                  </w:r>
-                  <w:r>
-                    <w:t xml:space="preserve">activity engagement:</w:t>
-                  </w:r>
-                  <w:r>
-                    <w:t xml:space="preserve"> </w:t>
-                  </w:r>
-                  <w:r>
-                    <w:t xml:space="preserve">Examining the day of</w:t>
-                  </w:r>
-                  <w:r>
-                    <w:t xml:space="preserve"> </w:t>
-                  </w:r>
-                  <w:r>
-                    <w:t xml:space="preserve">week, location,</w:t>
-                  </w:r>
-                  <w:r>
-                    <w:t xml:space="preserve"> </w:t>
-                  </w:r>
-                  <w:r>
-                    <w:t xml:space="preserve">physical activity</w:t>
-                  </w:r>
-                  <w:r>
-                    <w:t xml:space="preserve"> </w:t>
-                  </w:r>
-                  <w:r>
-                    <w:t xml:space="preserve">level, and fixity</w:t>
-                  </w:r>
-                  <w:r>
-                    <w:t xml:space="preserve"> </w:t>
-                  </w:r>
-                  <w:r>
-                    <w:t xml:space="preserve">dimensions</w:t>
-                  </w:r>
-                </w:p>
-              </w:tc>
-              <w:tc>
-                <w:tcPr/>
-                <w:p>
-                  <w:pPr>
-                    <w:pStyle w:val="Compact"/>
-                    <w:jc w:val="left"/>
-                    <w:jc w:val="center"/>
-                  </w:pPr>
-                  <w:r>
                     <w:t xml:space="preserve">Sener et al. (2008)</w:t>
                   </w:r>
                 </w:p>
@@ -2005,66 +1609,63 @@
                 <w:p>
                   <w:pPr>
                     <w:pStyle w:val="Compact"/>
-                    <w:jc w:val="left"/>
-                    <w:jc w:val="center"/>
-                  </w:pPr>
-                  <w:r>
-                    <w:t xml:space="preserve">Panel Study of</w:t>
-                  </w:r>
-                  <w:r>
-                    <w:t xml:space="preserve"> </w:t>
-                  </w:r>
-                  <w:r>
-                    <w:t xml:space="preserve">Income</w:t>
-                  </w:r>
-                  <w:r>
-                    <w:t xml:space="preserve"> </w:t>
-                  </w:r>
-                  <w:r>
-                    <w:t xml:space="preserve">Dynamics</w:t>
-                  </w:r>
-                  <w:r>
-                    <w:t xml:space="preserve"> </w:t>
-                  </w:r>
-                  <w:r>
-                    <w:t xml:space="preserve">(PSID)</w:t>
-                  </w:r>
-                </w:p>
-              </w:tc>
-              <w:tc>
-                <w:tcPr/>
-                <w:p>
-                  <w:pPr>
-                    <w:pStyle w:val="Compact"/>
-                    <w:jc w:val="left"/>
-                    <w:jc w:val="center"/>
-                  </w:pPr>
-                  <w:r>
-                    <w:t xml:space="preserve">Children in households with parents</w:t>
-                  </w:r>
-                  <w:r>
-                    <w:t xml:space="preserve"> </w:t>
-                  </w:r>
-                  <w:r>
-                    <w:t xml:space="preserve">who are employed, higher income, or</w:t>
-                  </w:r>
-                  <w:r>
-                    <w:t xml:space="preserve"> </w:t>
-                  </w:r>
-                  <w:r>
-                    <w:t xml:space="preserve">higher education were found to</w:t>
-                  </w:r>
-                  <w:r>
-                    <w:t xml:space="preserve"> </w:t>
-                  </w:r>
-                  <w:r>
-                    <w:t xml:space="preserve">participate in structured outdoor</w:t>
-                  </w:r>
-                  <w:r>
-                    <w:t xml:space="preserve"> </w:t>
-                  </w:r>
-                  <w:r>
-                    <w:t xml:space="preserve">activities at higher rates.</w:t>
+                    <w:jc w:val="right"/>
+                    <w:jc w:val="center"/>
+                  </w:pPr>
+                  <w:r>
+                    <w:t xml:space="preserve">NA</w:t>
+                  </w:r>
+                </w:p>
+              </w:tc>
+              <w:tc>
+                <w:tcPr/>
+                <w:p>
+                  <w:pPr>
+                    <w:pStyle w:val="Compact"/>
+                    <w:jc w:val="right"/>
+                    <w:jc w:val="center"/>
+                  </w:pPr>
+                  <w:r>
+                    <w:t xml:space="preserve">1</w:t>
+                  </w:r>
+                </w:p>
+              </w:tc>
+              <w:tc>
+                <w:tcPr/>
+                <w:p>
+                  <w:pPr>
+                    <w:pStyle w:val="Compact"/>
+                    <w:jc w:val="right"/>
+                    <w:jc w:val="center"/>
+                  </w:pPr>
+                  <w:r>
+                    <w:t xml:space="preserve">NA</w:t>
+                  </w:r>
+                </w:p>
+              </w:tc>
+              <w:tc>
+                <w:tcPr/>
+                <w:p>
+                  <w:pPr>
+                    <w:pStyle w:val="Compact"/>
+                    <w:jc w:val="right"/>
+                    <w:jc w:val="center"/>
+                  </w:pPr>
+                  <w:r>
+                    <w:t xml:space="preserve">NA</w:t>
+                  </w:r>
+                </w:p>
+              </w:tc>
+              <w:tc>
+                <w:tcPr/>
+                <w:p>
+                  <w:pPr>
+                    <w:pStyle w:val="Compact"/>
+                    <w:jc w:val="right"/>
+                    <w:jc w:val="center"/>
+                  </w:pPr>
+                  <w:r>
+                    <w:t xml:space="preserve">NA</w:t>
                   </w:r>
                 </w:p>
               </w:tc>
@@ -2079,79 +1680,6 @@
                     <w:jc w:val="center"/>
                   </w:pPr>
                   <w:r>
-                    <w:t xml:space="preserve">A comprehensive</w:t>
-                  </w:r>
-                  <w:r>
-                    <w:t xml:space="preserve"> </w:t>
-                  </w:r>
-                  <w:r>
-                    <w:t xml:space="preserve">analysis of</w:t>
-                  </w:r>
-                  <w:r>
-                    <w:t xml:space="preserve"> </w:t>
-                  </w:r>
-                  <w:r>
-                    <w:t xml:space="preserve">household</w:t>
-                  </w:r>
-                  <w:r>
-                    <w:t xml:space="preserve"> </w:t>
-                  </w:r>
-                  <w:r>
-                    <w:t xml:space="preserve">transportation</w:t>
-                  </w:r>
-                  <w:r>
-                    <w:t xml:space="preserve"> </w:t>
-                  </w:r>
-                  <w:r>
-                    <w:t xml:space="preserve">expenditures</w:t>
-                  </w:r>
-                  <w:r>
-                    <w:t xml:space="preserve"> </w:t>
-                  </w:r>
-                  <w:r>
-                    <w:t xml:space="preserve">relative to other</w:t>
-                  </w:r>
-                  <w:r>
-                    <w:t xml:space="preserve"> </w:t>
-                  </w:r>
-                  <w:r>
-                    <w:t xml:space="preserve">goods and serviCEX:</w:t>
-                  </w:r>
-                  <w:r>
-                    <w:t xml:space="preserve"> </w:t>
-                  </w:r>
-                  <w:r>
-                    <w:t xml:space="preserve">An application to</w:t>
-                  </w:r>
-                  <w:r>
-                    <w:t xml:space="preserve"> </w:t>
-                  </w:r>
-                  <w:r>
-                    <w:t xml:space="preserve">United States</w:t>
-                  </w:r>
-                  <w:r>
-                    <w:t xml:space="preserve"> </w:t>
-                  </w:r>
-                  <w:r>
-                    <w:t xml:space="preserve">consumer expenditure</w:t>
-                  </w:r>
-                  <w:r>
-                    <w:t xml:space="preserve"> </w:t>
-                  </w:r>
-                  <w:r>
-                    <w:t xml:space="preserve">data</w:t>
-                  </w:r>
-                </w:p>
-              </w:tc>
-              <w:tc>
-                <w:tcPr/>
-                <w:p>
-                  <w:pPr>
-                    <w:pStyle w:val="Compact"/>
-                    <w:jc w:val="left"/>
-                    <w:jc w:val="center"/>
-                  </w:pPr>
-                  <w:r>
                     <w:t xml:space="preserve">Ferdous et al. (2010)</w:t>
                   </w:r>
                 </w:p>
@@ -2161,30 +1689,63 @@
                 <w:p>
                   <w:pPr>
                     <w:pStyle w:val="Compact"/>
-                    <w:jc w:val="left"/>
-                    <w:jc w:val="center"/>
-                  </w:pPr>
-                  <w:r>
-                    <w:t xml:space="preserve">CEX</w:t>
-                  </w:r>
-                </w:p>
-              </w:tc>
-              <w:tc>
-                <w:tcPr/>
-                <w:p>
-                  <w:pPr>
-                    <w:pStyle w:val="Compact"/>
-                    <w:jc w:val="left"/>
-                    <w:jc w:val="center"/>
-                  </w:pPr>
-                  <w:r>
-                    <w:t xml:space="preserve">Adjustments are made with increased</w:t>
-                  </w:r>
-                  <w:r>
-                    <w:t xml:space="preserve"> </w:t>
-                  </w:r>
-                  <w:r>
-                    <w:t xml:space="preserve">fuel priCEX</w:t>
+                    <w:jc w:val="right"/>
+                    <w:jc w:val="center"/>
+                  </w:pPr>
+                  <w:r>
+                    <w:t xml:space="preserve">1</w:t>
+                  </w:r>
+                </w:p>
+              </w:tc>
+              <w:tc>
+                <w:tcPr/>
+                <w:p>
+                  <w:pPr>
+                    <w:pStyle w:val="Compact"/>
+                    <w:jc w:val="right"/>
+                    <w:jc w:val="center"/>
+                  </w:pPr>
+                  <w:r>
+                    <w:t xml:space="preserve">NA</w:t>
+                  </w:r>
+                </w:p>
+              </w:tc>
+              <w:tc>
+                <w:tcPr/>
+                <w:p>
+                  <w:pPr>
+                    <w:pStyle w:val="Compact"/>
+                    <w:jc w:val="right"/>
+                    <w:jc w:val="center"/>
+                  </w:pPr>
+                  <w:r>
+                    <w:t xml:space="preserve">NA</w:t>
+                  </w:r>
+                </w:p>
+              </w:tc>
+              <w:tc>
+                <w:tcPr/>
+                <w:p>
+                  <w:pPr>
+                    <w:pStyle w:val="Compact"/>
+                    <w:jc w:val="right"/>
+                    <w:jc w:val="center"/>
+                  </w:pPr>
+                  <w:r>
+                    <w:t xml:space="preserve">NA</w:t>
+                  </w:r>
+                </w:p>
+              </w:tc>
+              <w:tc>
+                <w:tcPr/>
+                <w:p>
+                  <w:pPr>
+                    <w:pStyle w:val="Compact"/>
+                    <w:jc w:val="right"/>
+                    <w:jc w:val="center"/>
+                  </w:pPr>
+                  <w:r>
+                    <w:t xml:space="preserve">1</w:t>
                   </w:r>
                 </w:p>
               </w:tc>
@@ -2199,37 +1760,6 @@
                     <w:jc w:val="center"/>
                   </w:pPr>
                   <w:r>
-                    <w:t xml:space="preserve">Measuring the</w:t>
-                  </w:r>
-                  <w:r>
-                    <w:t xml:space="preserve"> </w:t>
-                  </w:r>
-                  <w:r>
-                    <w:t xml:space="preserve">Structureal</w:t>
-                  </w:r>
-                  <w:r>
-                    <w:t xml:space="preserve"> </w:t>
-                  </w:r>
-                  <w:r>
-                    <w:t xml:space="preserve">Determinants of</w:t>
-                  </w:r>
-                  <w:r>
-                    <w:t xml:space="preserve"> </w:t>
-                  </w:r>
-                  <w:r>
-                    <w:t xml:space="preserve">Urban Travel Demand</w:t>
-                  </w:r>
-                </w:p>
-              </w:tc>
-              <w:tc>
-                <w:tcPr/>
-                <w:p>
-                  <w:pPr>
-                    <w:pStyle w:val="Compact"/>
-                    <w:jc w:val="left"/>
-                    <w:jc w:val="center"/>
-                  </w:pPr>
-                  <w:r>
                     <w:t xml:space="preserve">Souche (2010)</w:t>
                   </w:r>
                 </w:p>
@@ -2239,36 +1769,63 @@
                 <w:p>
                   <w:pPr>
                     <w:pStyle w:val="Compact"/>
-                    <w:jc w:val="left"/>
-                    <w:jc w:val="center"/>
-                  </w:pPr>
-                  <w:r>
-                    <w:t xml:space="preserve">IUTP database</w:t>
-                  </w:r>
-                </w:p>
-              </w:tc>
-              <w:tc>
-                <w:tcPr/>
-                <w:p>
-                  <w:pPr>
-                    <w:pStyle w:val="Compact"/>
-                    <w:jc w:val="left"/>
-                    <w:jc w:val="center"/>
-                  </w:pPr>
-                  <w:r>
-                    <w:t xml:space="preserve">urban density and cost of transport</w:t>
-                  </w:r>
-                  <w:r>
-                    <w:t xml:space="preserve"> </w:t>
-                  </w:r>
-                  <w:r>
-                    <w:t xml:space="preserve">mode were statisticalliy significan</w:t>
-                  </w:r>
-                  <w:r>
-                    <w:t xml:space="preserve"> </w:t>
-                  </w:r>
-                  <w:r>
-                    <w:t xml:space="preserve">in their model</w:t>
+                    <w:jc w:val="right"/>
+                    <w:jc w:val="center"/>
+                  </w:pPr>
+                  <w:r>
+                    <w:t xml:space="preserve">NA</w:t>
+                  </w:r>
+                </w:p>
+              </w:tc>
+              <w:tc>
+                <w:tcPr/>
+                <w:p>
+                  <w:pPr>
+                    <w:pStyle w:val="Compact"/>
+                    <w:jc w:val="right"/>
+                    <w:jc w:val="center"/>
+                  </w:pPr>
+                  <w:r>
+                    <w:t xml:space="preserve">NA</w:t>
+                  </w:r>
+                </w:p>
+              </w:tc>
+              <w:tc>
+                <w:tcPr/>
+                <w:p>
+                  <w:pPr>
+                    <w:pStyle w:val="Compact"/>
+                    <w:jc w:val="right"/>
+                    <w:jc w:val="center"/>
+                  </w:pPr>
+                  <w:r>
+                    <w:t xml:space="preserve">1</w:t>
+                  </w:r>
+                </w:p>
+              </w:tc>
+              <w:tc>
+                <w:tcPr/>
+                <w:p>
+                  <w:pPr>
+                    <w:pStyle w:val="Compact"/>
+                    <w:jc w:val="right"/>
+                    <w:jc w:val="center"/>
+                  </w:pPr>
+                  <w:r>
+                    <w:t xml:space="preserve">NA</w:t>
+                  </w:r>
+                </w:p>
+              </w:tc>
+              <w:tc>
+                <w:tcPr/>
+                <w:p>
+                  <w:pPr>
+                    <w:pStyle w:val="Compact"/>
+                    <w:jc w:val="right"/>
+                    <w:jc w:val="center"/>
+                  </w:pPr>
+                  <w:r>
+                    <w:t xml:space="preserve">NA</w:t>
                   </w:r>
                 </w:p>
               </w:tc>
@@ -2283,55 +1840,6 @@
                     <w:jc w:val="center"/>
                   </w:pPr>
                   <w:r>
-                    <w:t xml:space="preserve">An empirical</w:t>
-                  </w:r>
-                  <w:r>
-                    <w:t xml:space="preserve"> </w:t>
-                  </w:r>
-                  <w:r>
-                    <w:t xml:space="preserve">analysis of</w:t>
-                  </w:r>
-                  <w:r>
-                    <w:t xml:space="preserve"> </w:t>
-                  </w:r>
-                  <w:r>
-                    <w:t xml:space="preserve">children’s after</w:t>
-                  </w:r>
-                  <w:r>
-                    <w:t xml:space="preserve"> </w:t>
-                  </w:r>
-                  <w:r>
-                    <w:t xml:space="preserve">school out-of-home</w:t>
-                  </w:r>
-                  <w:r>
-                    <w:t xml:space="preserve"> </w:t>
-                  </w:r>
-                  <w:r>
-                    <w:t xml:space="preserve">activity-location</w:t>
-                  </w:r>
-                  <w:r>
-                    <w:t xml:space="preserve"> </w:t>
-                  </w:r>
-                  <w:r>
-                    <w:t xml:space="preserve">engagement patterns</w:t>
-                  </w:r>
-                  <w:r>
-                    <w:t xml:space="preserve"> </w:t>
-                  </w:r>
-                  <w:r>
-                    <w:t xml:space="preserve">and time allocation</w:t>
-                  </w:r>
-                </w:p>
-              </w:tc>
-              <w:tc>
-                <w:tcPr/>
-                <w:p>
-                  <w:pPr>
-                    <w:pStyle w:val="Compact"/>
-                    <w:jc w:val="left"/>
-                    <w:jc w:val="center"/>
-                  </w:pPr>
-                  <w:r>
                     <w:t xml:space="preserve">Paleti, Copperman, and Bhat (2011)</w:t>
                   </w:r>
                 </w:p>
@@ -2341,78 +1849,63 @@
                 <w:p>
                   <w:pPr>
                     <w:pStyle w:val="Compact"/>
-                    <w:jc w:val="left"/>
-                    <w:jc w:val="center"/>
-                  </w:pPr>
-                  <w:r>
-                    <w:t xml:space="preserve">Panel Study of</w:t>
-                  </w:r>
-                  <w:r>
-                    <w:t xml:space="preserve"> </w:t>
-                  </w:r>
-                  <w:r>
-                    <w:t xml:space="preserve">Income</w:t>
-                  </w:r>
-                  <w:r>
-                    <w:t xml:space="preserve"> </w:t>
-                  </w:r>
-                  <w:r>
-                    <w:t xml:space="preserve">Dynamics</w:t>
-                  </w:r>
-                  <w:r>
-                    <w:t xml:space="preserve"> </w:t>
-                  </w:r>
-                  <w:r>
-                    <w:t xml:space="preserve">(PSID)</w:t>
-                  </w:r>
-                </w:p>
-              </w:tc>
-              <w:tc>
-                <w:tcPr/>
-                <w:p>
-                  <w:pPr>
-                    <w:pStyle w:val="Compact"/>
-                    <w:jc w:val="left"/>
-                    <w:jc w:val="center"/>
-                  </w:pPr>
-                  <w:r>
-                    <w:t xml:space="preserve">The results show that a wide variety</w:t>
-                  </w:r>
-                  <w:r>
-                    <w:t xml:space="preserve"> </w:t>
-                  </w:r>
-                  <w:r>
-                    <w:t xml:space="preserve">of demographic, attitudinal,</w:t>
-                  </w:r>
-                  <w:r>
-                    <w:t xml:space="preserve"> </w:t>
-                  </w:r>
-                  <w:r>
-                    <w:t xml:space="preserve">environmental, and others’</w:t>
-                  </w:r>
-                  <w:r>
-                    <w:t xml:space="preserve"> </w:t>
-                  </w:r>
-                  <w:r>
-                    <w:t xml:space="preserve">activity-travel pattern</w:t>
-                  </w:r>
-                  <w:r>
-                    <w:t xml:space="preserve"> </w:t>
-                  </w:r>
-                  <w:r>
-                    <w:t xml:space="preserve">characteristics impact children’s</w:t>
-                  </w:r>
-                  <w:r>
-                    <w:t xml:space="preserve"> </w:t>
-                  </w:r>
-                  <w:r>
-                    <w:t xml:space="preserve">after school activity engagement</w:t>
-                  </w:r>
-                  <w:r>
-                    <w:t xml:space="preserve"> </w:t>
-                  </w:r>
-                  <w:r>
-                    <w:t xml:space="preserve">patterns.</w:t>
+                    <w:jc w:val="right"/>
+                    <w:jc w:val="center"/>
+                  </w:pPr>
+                  <w:r>
+                    <w:t xml:space="preserve">NA</w:t>
+                  </w:r>
+                </w:p>
+              </w:tc>
+              <w:tc>
+                <w:tcPr/>
+                <w:p>
+                  <w:pPr>
+                    <w:pStyle w:val="Compact"/>
+                    <w:jc w:val="right"/>
+                    <w:jc w:val="center"/>
+                  </w:pPr>
+                  <w:r>
+                    <w:t xml:space="preserve">1</w:t>
+                  </w:r>
+                </w:p>
+              </w:tc>
+              <w:tc>
+                <w:tcPr/>
+                <w:p>
+                  <w:pPr>
+                    <w:pStyle w:val="Compact"/>
+                    <w:jc w:val="right"/>
+                    <w:jc w:val="center"/>
+                  </w:pPr>
+                  <w:r>
+                    <w:t xml:space="preserve">NA</w:t>
+                  </w:r>
+                </w:p>
+              </w:tc>
+              <w:tc>
+                <w:tcPr/>
+                <w:p>
+                  <w:pPr>
+                    <w:pStyle w:val="Compact"/>
+                    <w:jc w:val="right"/>
+                    <w:jc w:val="center"/>
+                  </w:pPr>
+                  <w:r>
+                    <w:t xml:space="preserve">NA</w:t>
+                  </w:r>
+                </w:p>
+              </w:tc>
+              <w:tc>
+                <w:tcPr/>
+                <w:p>
+                  <w:pPr>
+                    <w:pStyle w:val="Compact"/>
+                    <w:jc w:val="right"/>
+                    <w:jc w:val="center"/>
+                  </w:pPr>
+                  <w:r>
+                    <w:t xml:space="preserve">NA</w:t>
                   </w:r>
                 </w:p>
               </w:tc>
@@ -2427,37 +1920,6 @@
                     <w:jc w:val="center"/>
                   </w:pPr>
                   <w:r>
-                    <w:t xml:space="preserve">Is the Consumer</w:t>
-                  </w:r>
-                  <w:r>
-                    <w:t xml:space="preserve"> </w:t>
-                  </w:r>
-                  <w:r>
-                    <w:t xml:space="preserve">Expenditure Survey</w:t>
-                  </w:r>
-                  <w:r>
-                    <w:t xml:space="preserve"> </w:t>
-                  </w:r>
-                  <w:r>
-                    <w:t xml:space="preserve">Representative by</w:t>
-                  </w:r>
-                  <w:r>
-                    <w:t xml:space="preserve"> </w:t>
-                  </w:r>
-                  <w:r>
-                    <w:t xml:space="preserve">Income?</w:t>
-                  </w:r>
-                </w:p>
-              </w:tc>
-              <w:tc>
-                <w:tcPr/>
-                <w:p>
-                  <w:pPr>
-                    <w:pStyle w:val="Compact"/>
-                    <w:jc w:val="left"/>
-                    <w:jc w:val="center"/>
-                  </w:pPr>
-                  <w:r>
                     <w:t xml:space="preserve">Sabelhaus et al. (2013)</w:t>
                   </w:r>
                 </w:p>
@@ -2467,30 +1929,63 @@
                 <w:p>
                   <w:pPr>
                     <w:pStyle w:val="Compact"/>
-                    <w:jc w:val="left"/>
-                    <w:jc w:val="center"/>
-                  </w:pPr>
-                  <w:r>
-                    <w:t xml:space="preserve">CEX</w:t>
-                  </w:r>
-                </w:p>
-              </w:tc>
-              <w:tc>
-                <w:tcPr/>
-                <w:p>
-                  <w:pPr>
-                    <w:pStyle w:val="Compact"/>
-                    <w:jc w:val="left"/>
-                    <w:jc w:val="center"/>
-                  </w:pPr>
-                  <w:r>
-                    <w:t xml:space="preserve">the highest income thresholds are</w:t>
-                  </w:r>
-                  <w:r>
-                    <w:t xml:space="preserve"> </w:t>
-                  </w:r>
-                  <w:r>
-                    <w:t xml:space="preserve">underrepresented in the survey</w:t>
+                    <w:jc w:val="right"/>
+                    <w:jc w:val="center"/>
+                  </w:pPr>
+                  <w:r>
+                    <w:t xml:space="preserve">1</w:t>
+                  </w:r>
+                </w:p>
+              </w:tc>
+              <w:tc>
+                <w:tcPr/>
+                <w:p>
+                  <w:pPr>
+                    <w:pStyle w:val="Compact"/>
+                    <w:jc w:val="right"/>
+                    <w:jc w:val="center"/>
+                  </w:pPr>
+                  <w:r>
+                    <w:t xml:space="preserve">NA</w:t>
+                  </w:r>
+                </w:p>
+              </w:tc>
+              <w:tc>
+                <w:tcPr/>
+                <w:p>
+                  <w:pPr>
+                    <w:pStyle w:val="Compact"/>
+                    <w:jc w:val="right"/>
+                    <w:jc w:val="center"/>
+                  </w:pPr>
+                  <w:r>
+                    <w:t xml:space="preserve">NA</w:t>
+                  </w:r>
+                </w:p>
+              </w:tc>
+              <w:tc>
+                <w:tcPr/>
+                <w:p>
+                  <w:pPr>
+                    <w:pStyle w:val="Compact"/>
+                    <w:jc w:val="right"/>
+                    <w:jc w:val="center"/>
+                  </w:pPr>
+                  <w:r>
+                    <w:t xml:space="preserve">1</w:t>
+                  </w:r>
+                </w:p>
+              </w:tc>
+              <w:tc>
+                <w:tcPr/>
+                <w:p>
+                  <w:pPr>
+                    <w:pStyle w:val="Compact"/>
+                    <w:jc w:val="right"/>
+                    <w:jc w:val="center"/>
+                  </w:pPr>
+                  <w:r>
+                    <w:t xml:space="preserve">NA</w:t>
                   </w:r>
                 </w:p>
               </w:tc>
@@ -2505,55 +2000,6 @@
                     <w:jc w:val="center"/>
                   </w:pPr>
                   <w:r>
-                    <w:t xml:space="preserve">Relationship between</w:t>
-                  </w:r>
-                  <w:r>
-                    <w:t xml:space="preserve"> </w:t>
-                  </w:r>
-                  <w:r>
-                    <w:t xml:space="preserve">Households’ Housing</w:t>
-                  </w:r>
-                  <w:r>
-                    <w:t xml:space="preserve"> </w:t>
-                  </w:r>
-                  <w:r>
-                    <w:t xml:space="preserve">and Transportation</w:t>
-                  </w:r>
-                  <w:r>
-                    <w:t xml:space="preserve"> </w:t>
-                  </w:r>
-                  <w:r>
-                    <w:t xml:space="preserve">Expenditures:</w:t>
-                  </w:r>
-                  <w:r>
-                    <w:t xml:space="preserve"> </w:t>
-                  </w:r>
-                  <w:r>
-                    <w:t xml:space="preserve">Examination from</w:t>
-                  </w:r>
-                  <w:r>
-                    <w:t xml:space="preserve"> </w:t>
-                  </w:r>
-                  <w:r>
-                    <w:t xml:space="preserve">Lifestyle</w:t>
-                  </w:r>
-                  <w:r>
-                    <w:t xml:space="preserve"> </w:t>
-                  </w:r>
-                  <w:r>
-                    <w:t xml:space="preserve">Perspective</w:t>
-                  </w:r>
-                </w:p>
-              </w:tc>
-              <w:tc>
-                <w:tcPr/>
-                <w:p>
-                  <w:pPr>
-                    <w:pStyle w:val="Compact"/>
-                    <w:jc w:val="left"/>
-                    <w:jc w:val="center"/>
-                  </w:pPr>
-                  <w:r>
                     <w:t xml:space="preserve">Deka (2015)</w:t>
                   </w:r>
                 </w:p>
@@ -2563,36 +2009,63 @@
                 <w:p>
                   <w:pPr>
                     <w:pStyle w:val="Compact"/>
-                    <w:jc w:val="left"/>
-                    <w:jc w:val="center"/>
-                  </w:pPr>
-                  <w:r>
-                    <w:t xml:space="preserve">CEX</w:t>
-                  </w:r>
-                </w:p>
-              </w:tc>
-              <w:tc>
-                <w:tcPr/>
-                <w:p>
-                  <w:pPr>
-                    <w:pStyle w:val="Compact"/>
-                    <w:jc w:val="left"/>
-                    <w:jc w:val="center"/>
-                  </w:pPr>
-                  <w:r>
-                    <w:t xml:space="preserve">More housing costs = more</w:t>
-                  </w:r>
-                  <w:r>
-                    <w:t xml:space="preserve"> </w:t>
-                  </w:r>
-                  <w:r>
-                    <w:t xml:space="preserve">transportation costs, people the take</w:t>
-                  </w:r>
-                  <w:r>
-                    <w:t xml:space="preserve"> </w:t>
-                  </w:r>
-                  <w:r>
-                    <w:t xml:space="preserve">transit spend less on transportation</w:t>
+                    <w:jc w:val="right"/>
+                    <w:jc w:val="center"/>
+                  </w:pPr>
+                  <w:r>
+                    <w:t xml:space="preserve">1</w:t>
+                  </w:r>
+                </w:p>
+              </w:tc>
+              <w:tc>
+                <w:tcPr/>
+                <w:p>
+                  <w:pPr>
+                    <w:pStyle w:val="Compact"/>
+                    <w:jc w:val="right"/>
+                    <w:jc w:val="center"/>
+                  </w:pPr>
+                  <w:r>
+                    <w:t xml:space="preserve">NA</w:t>
+                  </w:r>
+                </w:p>
+              </w:tc>
+              <w:tc>
+                <w:tcPr/>
+                <w:p>
+                  <w:pPr>
+                    <w:pStyle w:val="Compact"/>
+                    <w:jc w:val="right"/>
+                    <w:jc w:val="center"/>
+                  </w:pPr>
+                  <w:r>
+                    <w:t xml:space="preserve">NA</w:t>
+                  </w:r>
+                </w:p>
+              </w:tc>
+              <w:tc>
+                <w:tcPr/>
+                <w:p>
+                  <w:pPr>
+                    <w:pStyle w:val="Compact"/>
+                    <w:jc w:val="right"/>
+                    <w:jc w:val="center"/>
+                  </w:pPr>
+                  <w:r>
+                    <w:t xml:space="preserve">NA</w:t>
+                  </w:r>
+                </w:p>
+              </w:tc>
+              <w:tc>
+                <w:tcPr/>
+                <w:p>
+                  <w:pPr>
+                    <w:pStyle w:val="Compact"/>
+                    <w:jc w:val="right"/>
+                    <w:jc w:val="center"/>
+                  </w:pPr>
+                  <w:r>
+                    <w:t xml:space="preserve">1</w:t>
                   </w:r>
                 </w:p>
               </w:tc>
@@ -2607,55 +2080,6 @@
                     <w:jc w:val="center"/>
                   </w:pPr>
                   <w:r>
-                    <w:t xml:space="preserve">An empirical</w:t>
-                  </w:r>
-                  <w:r>
-                    <w:t xml:space="preserve"> </w:t>
-                  </w:r>
-                  <w:r>
-                    <w:t xml:space="preserve">investigation into</w:t>
-                  </w:r>
-                  <w:r>
-                    <w:t xml:space="preserve"> </w:t>
-                  </w:r>
-                  <w:r>
-                    <w:t xml:space="preserve">the time-use and</w:t>
-                  </w:r>
-                  <w:r>
-                    <w:t xml:space="preserve"> </w:t>
-                  </w:r>
-                  <w:r>
-                    <w:t xml:space="preserve">activity patterns of</w:t>
-                  </w:r>
-                  <w:r>
-                    <w:t xml:space="preserve"> </w:t>
-                  </w:r>
-                  <w:r>
-                    <w:t xml:space="preserve">dual-earner couples</w:t>
-                  </w:r>
-                  <w:r>
-                    <w:t xml:space="preserve"> </w:t>
-                  </w:r>
-                  <w:r>
-                    <w:t xml:space="preserve">with and without</w:t>
-                  </w:r>
-                  <w:r>
-                    <w:t xml:space="preserve"> </w:t>
-                  </w:r>
-                  <w:r>
-                    <w:t xml:space="preserve">young children</w:t>
-                  </w:r>
-                </w:p>
-              </w:tc>
-              <w:tc>
-                <w:tcPr/>
-                <w:p>
-                  <w:pPr>
-                    <w:pStyle w:val="Compact"/>
-                    <w:jc w:val="left"/>
-                    <w:jc w:val="center"/>
-                  </w:pPr>
-                  <w:r>
                     <w:t xml:space="preserve">Bernardo et al. (2015)</w:t>
                   </w:r>
                 </w:p>
@@ -2665,72 +2089,63 @@
                 <w:p>
                   <w:pPr>
                     <w:pStyle w:val="Compact"/>
-                    <w:jc w:val="left"/>
-                    <w:jc w:val="center"/>
-                  </w:pPr>
-                  <w:r>
-                    <w:t xml:space="preserve">ATUS</w:t>
-                  </w:r>
-                </w:p>
-              </w:tc>
-              <w:tc>
-                <w:tcPr/>
-                <w:p>
-                  <w:pPr>
-                    <w:pStyle w:val="Compact"/>
-                    <w:jc w:val="left"/>
-                    <w:jc w:val="center"/>
-                  </w:pPr>
-                  <w:r>
-                    <w:t xml:space="preserve">the presence of a child in</w:t>
-                  </w:r>
-                  <w:r>
-                    <w:t xml:space="preserve"> </w:t>
-                  </w:r>
-                  <w:r>
-                    <w:t xml:space="preserve">dual-earner households not only leads</w:t>
-                  </w:r>
-                  <w:r>
-                    <w:t xml:space="preserve"> </w:t>
-                  </w:r>
-                  <w:r>
-                    <w:t xml:space="preserve">to a reduction in in-home non-work</w:t>
-                  </w:r>
-                  <w:r>
-                    <w:t xml:space="preserve"> </w:t>
-                  </w:r>
-                  <w:r>
-                    <w:t xml:space="preserve">activity participation (excluding</w:t>
-                  </w:r>
-                  <w:r>
-                    <w:t xml:space="preserve"> </w:t>
-                  </w:r>
-                  <w:r>
-                    <w:t xml:space="preserve">child care activities) but also a</w:t>
-                  </w:r>
-                  <w:r>
-                    <w:t xml:space="preserve"> </w:t>
-                  </w:r>
-                  <w:r>
-                    <w:t xml:space="preserve">substantially larger decrease in</w:t>
-                  </w:r>
-                  <w:r>
-                    <w:t xml:space="preserve"> </w:t>
-                  </w:r>
-                  <w:r>
-                    <w:t xml:space="preserve">out-of-home non-work activity</w:t>
-                  </w:r>
-                  <w:r>
-                    <w:t xml:space="preserve"> </w:t>
-                  </w:r>
-                  <w:r>
-                    <w:t xml:space="preserve">participation (excluding child care</w:t>
-                  </w:r>
-                  <w:r>
-                    <w:t xml:space="preserve"> </w:t>
-                  </w:r>
-                  <w:r>
-                    <w:t xml:space="preserve">and shopping activities),</w:t>
+                    <w:jc w:val="right"/>
+                    <w:jc w:val="center"/>
+                  </w:pPr>
+                  <w:r>
+                    <w:t xml:space="preserve">NA</w:t>
+                  </w:r>
+                </w:p>
+              </w:tc>
+              <w:tc>
+                <w:tcPr/>
+                <w:p>
+                  <w:pPr>
+                    <w:pStyle w:val="Compact"/>
+                    <w:jc w:val="right"/>
+                    <w:jc w:val="center"/>
+                  </w:pPr>
+                  <w:r>
+                    <w:t xml:space="preserve">1</w:t>
+                  </w:r>
+                </w:p>
+              </w:tc>
+              <w:tc>
+                <w:tcPr/>
+                <w:p>
+                  <w:pPr>
+                    <w:pStyle w:val="Compact"/>
+                    <w:jc w:val="right"/>
+                    <w:jc w:val="center"/>
+                  </w:pPr>
+                  <w:r>
+                    <w:t xml:space="preserve">NA</w:t>
+                  </w:r>
+                </w:p>
+              </w:tc>
+              <w:tc>
+                <w:tcPr/>
+                <w:p>
+                  <w:pPr>
+                    <w:pStyle w:val="Compact"/>
+                    <w:jc w:val="right"/>
+                    <w:jc w:val="center"/>
+                  </w:pPr>
+                  <w:r>
+                    <w:t xml:space="preserve">NA</w:t>
+                  </w:r>
+                </w:p>
+              </w:tc>
+              <w:tc>
+                <w:tcPr/>
+                <w:p>
+                  <w:pPr>
+                    <w:pStyle w:val="Compact"/>
+                    <w:jc w:val="right"/>
+                    <w:jc w:val="center"/>
+                  </w:pPr>
+                  <w:r>
+                    <w:t xml:space="preserve">NA</w:t>
                   </w:r>
                 </w:p>
               </w:tc>
@@ -2745,31 +2160,6 @@
                     <w:jc w:val="center"/>
                   </w:pPr>
                   <w:r>
-                    <w:t xml:space="preserve">Expenditures on</w:t>
-                  </w:r>
-                  <w:r>
-                    <w:t xml:space="preserve"> </w:t>
-                  </w:r>
-                  <w:r>
-                    <w:t xml:space="preserve">Children by</w:t>
-                  </w:r>
-                  <w:r>
-                    <w:t xml:space="preserve"> </w:t>
-                  </w:r>
-                  <w:r>
-                    <w:t xml:space="preserve">Families, 2015</w:t>
-                  </w:r>
-                </w:p>
-              </w:tc>
-              <w:tc>
-                <w:tcPr/>
-                <w:p>
-                  <w:pPr>
-                    <w:pStyle w:val="Compact"/>
-                    <w:jc w:val="left"/>
-                    <w:jc w:val="center"/>
-                  </w:pPr>
-                  <w:r>
                     <w:t xml:space="preserve">Lino et al. (2017)</w:t>
                   </w:r>
                 </w:p>
@@ -2779,30 +2169,63 @@
                 <w:p>
                   <w:pPr>
                     <w:pStyle w:val="Compact"/>
-                    <w:jc w:val="left"/>
-                    <w:jc w:val="center"/>
-                  </w:pPr>
-                  <w:r>
-                    <w:t xml:space="preserve">CEX</w:t>
-                  </w:r>
-                </w:p>
-              </w:tc>
-              <w:tc>
-                <w:tcPr/>
-                <w:p>
-                  <w:pPr>
-                    <w:pStyle w:val="Compact"/>
-                    <w:jc w:val="left"/>
-                    <w:jc w:val="center"/>
-                  </w:pPr>
-                  <w:r>
-                    <w:t xml:space="preserve">Many observations on the expenditures</w:t>
-                  </w:r>
-                  <w:r>
-                    <w:t xml:space="preserve"> </w:t>
-                  </w:r>
-                  <w:r>
-                    <w:t xml:space="preserve">of children</w:t>
+                    <w:jc w:val="right"/>
+                    <w:jc w:val="center"/>
+                  </w:pPr>
+                  <w:r>
+                    <w:t xml:space="preserve">1</w:t>
+                  </w:r>
+                </w:p>
+              </w:tc>
+              <w:tc>
+                <w:tcPr/>
+                <w:p>
+                  <w:pPr>
+                    <w:pStyle w:val="Compact"/>
+                    <w:jc w:val="right"/>
+                    <w:jc w:val="center"/>
+                  </w:pPr>
+                  <w:r>
+                    <w:t xml:space="preserve">NA</w:t>
+                  </w:r>
+                </w:p>
+              </w:tc>
+              <w:tc>
+                <w:tcPr/>
+                <w:p>
+                  <w:pPr>
+                    <w:pStyle w:val="Compact"/>
+                    <w:jc w:val="right"/>
+                    <w:jc w:val="center"/>
+                  </w:pPr>
+                  <w:r>
+                    <w:t xml:space="preserve">NA</w:t>
+                  </w:r>
+                </w:p>
+              </w:tc>
+              <w:tc>
+                <w:tcPr/>
+                <w:p>
+                  <w:pPr>
+                    <w:pStyle w:val="Compact"/>
+                    <w:jc w:val="right"/>
+                    <w:jc w:val="center"/>
+                  </w:pPr>
+                  <w:r>
+                    <w:t xml:space="preserve">1</w:t>
+                  </w:r>
+                </w:p>
+              </w:tc>
+              <w:tc>
+                <w:tcPr/>
+                <w:p>
+                  <w:pPr>
+                    <w:pStyle w:val="Compact"/>
+                    <w:jc w:val="right"/>
+                    <w:jc w:val="center"/>
+                  </w:pPr>
+                  <w:r>
+                    <w:t xml:space="preserve">NA</w:t>
                   </w:r>
                 </w:p>
               </w:tc>
@@ -2817,49 +2240,6 @@
                     <w:jc w:val="center"/>
                   </w:pPr>
                   <w:r>
-                    <w:t xml:space="preserve">Factors influencing</w:t>
-                  </w:r>
-                  <w:r>
-                    <w:t xml:space="preserve"> </w:t>
-                  </w:r>
-                  <w:r>
-                    <w:t xml:space="preserve">travel mode choice</w:t>
-                  </w:r>
-                  <w:r>
-                    <w:t xml:space="preserve"> </w:t>
-                  </w:r>
-                  <w:r>
-                    <w:t xml:space="preserve">among families with</w:t>
-                  </w:r>
-                  <w:r>
-                    <w:t xml:space="preserve"> </w:t>
-                  </w:r>
-                  <w:r>
-                    <w:t xml:space="preserve">young children (aged</w:t>
-                  </w:r>
-                  <w:r>
-                    <w:t xml:space="preserve"> </w:t>
-                  </w:r>
-                  <w:r>
-                    <w:t xml:space="preserve">0–4): A review of</w:t>
-                  </w:r>
-                  <w:r>
-                    <w:t xml:space="preserve"> </w:t>
-                  </w:r>
-                  <w:r>
-                    <w:t xml:space="preserve">the literature</w:t>
-                  </w:r>
-                </w:p>
-              </w:tc>
-              <w:tc>
-                <w:tcPr/>
-                <w:p>
-                  <w:pPr>
-                    <w:pStyle w:val="Compact"/>
-                    <w:jc w:val="left"/>
-                    <w:jc w:val="center"/>
-                  </w:pPr>
-                  <w:r>
                     <w:t xml:space="preserve">McCarthy et al. (2017)</w:t>
                   </w:r>
                 </w:p>
@@ -2869,36 +2249,63 @@
                 <w:p>
                   <w:pPr>
                     <w:pStyle w:val="Compact"/>
-                    <w:jc w:val="left"/>
-                    <w:jc w:val="center"/>
-                  </w:pPr>
-                  <w:r>
-                    <w:t xml:space="preserve">Lit Review</w:t>
-                  </w:r>
-                </w:p>
-              </w:tc>
-              <w:tc>
-                <w:tcPr/>
-                <w:p>
-                  <w:pPr>
-                    <w:pStyle w:val="Compact"/>
-                    <w:jc w:val="left"/>
-                    <w:jc w:val="center"/>
-                  </w:pPr>
-                  <w:r>
-                    <w:t xml:space="preserve">many factores influence decisions</w:t>
-                  </w:r>
-                  <w:r>
-                    <w:t xml:space="preserve"> </w:t>
-                  </w:r>
-                  <w:r>
-                    <w:t xml:space="preserve">about mode choice when traveling with</w:t>
-                  </w:r>
-                  <w:r>
-                    <w:t xml:space="preserve"> </w:t>
-                  </w:r>
-                  <w:r>
-                    <w:t xml:space="preserve">young children.</w:t>
+                    <w:jc w:val="right"/>
+                    <w:jc w:val="center"/>
+                  </w:pPr>
+                  <w:r>
+                    <w:t xml:space="preserve">NA</w:t>
+                  </w:r>
+                </w:p>
+              </w:tc>
+              <w:tc>
+                <w:tcPr/>
+                <w:p>
+                  <w:pPr>
+                    <w:pStyle w:val="Compact"/>
+                    <w:jc w:val="right"/>
+                    <w:jc w:val="center"/>
+                  </w:pPr>
+                  <w:r>
+                    <w:t xml:space="preserve">NA</w:t>
+                  </w:r>
+                </w:p>
+              </w:tc>
+              <w:tc>
+                <w:tcPr/>
+                <w:p>
+                  <w:pPr>
+                    <w:pStyle w:val="Compact"/>
+                    <w:jc w:val="right"/>
+                    <w:jc w:val="center"/>
+                  </w:pPr>
+                  <w:r>
+                    <w:t xml:space="preserve">1</w:t>
+                  </w:r>
+                </w:p>
+              </w:tc>
+              <w:tc>
+                <w:tcPr/>
+                <w:p>
+                  <w:pPr>
+                    <w:pStyle w:val="Compact"/>
+                    <w:jc w:val="right"/>
+                    <w:jc w:val="center"/>
+                  </w:pPr>
+                  <w:r>
+                    <w:t xml:space="preserve">NA</w:t>
+                  </w:r>
+                </w:p>
+              </w:tc>
+              <w:tc>
+                <w:tcPr/>
+                <w:p>
+                  <w:pPr>
+                    <w:pStyle w:val="Compact"/>
+                    <w:jc w:val="right"/>
+                    <w:jc w:val="center"/>
+                  </w:pPr>
+                  <w:r>
+                    <w:t xml:space="preserve">NA</w:t>
                   </w:r>
                 </w:p>
               </w:tc>
@@ -2913,55 +2320,6 @@
                     <w:jc w:val="center"/>
                   </w:pPr>
                   <w:r>
-                    <w:t xml:space="preserve">Relationships</w:t>
-                  </w:r>
-                  <w:r>
-                    <w:t xml:space="preserve"> </w:t>
-                  </w:r>
-                  <w:r>
-                    <w:t xml:space="preserve">between Land Use,</w:t>
-                  </w:r>
-                  <w:r>
-                    <w:t xml:space="preserve"> </w:t>
-                  </w:r>
-                  <w:r>
-                    <w:t xml:space="preserve">Transportation,</w:t>
-                  </w:r>
-                  <w:r>
-                    <w:t xml:space="preserve"> </w:t>
-                  </w:r>
-                  <w:r>
-                    <w:t xml:space="preserve">Household</w:t>
-                  </w:r>
-                  <w:r>
-                    <w:t xml:space="preserve"> </w:t>
-                  </w:r>
-                  <w:r>
-                    <w:t xml:space="preserve">Expenditures, and</w:t>
-                  </w:r>
-                  <w:r>
-                    <w:t xml:space="preserve"> </w:t>
-                  </w:r>
-                  <w:r>
-                    <w:t xml:space="preserve">Municipal Spending</w:t>
-                  </w:r>
-                  <w:r>
-                    <w:t xml:space="preserve"> </w:t>
-                  </w:r>
-                  <w:r>
-                    <w:t xml:space="preserve">in Small Urban Areas</w:t>
-                  </w:r>
-                </w:p>
-              </w:tc>
-              <w:tc>
-                <w:tcPr/>
-                <w:p>
-                  <w:pPr>
-                    <w:pStyle w:val="Compact"/>
-                    <w:jc w:val="left"/>
-                    <w:jc w:val="center"/>
-                  </w:pPr>
-                  <w:r>
                     <w:t xml:space="preserve">Mattson and Peterson (2019)</w:t>
                   </w:r>
                 </w:p>
@@ -2971,54 +2329,63 @@
                 <w:p>
                   <w:pPr>
                     <w:pStyle w:val="Compact"/>
-                    <w:jc w:val="left"/>
-                    <w:jc w:val="center"/>
-                  </w:pPr>
-                  <w:r>
-                    <w:t xml:space="preserve">CEX, Ammerican</w:t>
-                  </w:r>
-                  <w:r>
-                    <w:t xml:space="preserve"> </w:t>
-                  </w:r>
-                  <w:r>
-                    <w:t xml:space="preserve">Community</w:t>
-                  </w:r>
-                  <w:r>
-                    <w:t xml:space="preserve"> </w:t>
-                  </w:r>
-                  <w:r>
-                    <w:t xml:space="preserve">Survey</w:t>
-                  </w:r>
-                </w:p>
-              </w:tc>
-              <w:tc>
-                <w:tcPr/>
-                <w:p>
-                  <w:pPr>
-                    <w:pStyle w:val="Compact"/>
-                    <w:jc w:val="left"/>
-                    <w:jc w:val="center"/>
-                  </w:pPr>
-                  <w:r>
-                    <w:t xml:space="preserve">denser areas are more likely to use</w:t>
-                  </w:r>
-                  <w:r>
-                    <w:t xml:space="preserve"> </w:t>
-                  </w:r>
-                  <w:r>
-                    <w:t xml:space="preserve">transit to commute. People in</w:t>
-                  </w:r>
-                  <w:r>
-                    <w:t xml:space="preserve"> </w:t>
-                  </w:r>
-                  <w:r>
-                    <w:t xml:space="preserve">single-family homes tend to spend</w:t>
-                  </w:r>
-                  <w:r>
-                    <w:t xml:space="preserve"> </w:t>
-                  </w:r>
-                  <w:r>
-                    <w:t xml:space="preserve">more money on transportation</w:t>
+                    <w:jc w:val="right"/>
+                    <w:jc w:val="center"/>
+                  </w:pPr>
+                  <w:r>
+                    <w:t xml:space="preserve">1</w:t>
+                  </w:r>
+                </w:p>
+              </w:tc>
+              <w:tc>
+                <w:tcPr/>
+                <w:p>
+                  <w:pPr>
+                    <w:pStyle w:val="Compact"/>
+                    <w:jc w:val="right"/>
+                    <w:jc w:val="center"/>
+                  </w:pPr>
+                  <w:r>
+                    <w:t xml:space="preserve">NA</w:t>
+                  </w:r>
+                </w:p>
+              </w:tc>
+              <w:tc>
+                <w:tcPr/>
+                <w:p>
+                  <w:pPr>
+                    <w:pStyle w:val="Compact"/>
+                    <w:jc w:val="right"/>
+                    <w:jc w:val="center"/>
+                  </w:pPr>
+                  <w:r>
+                    <w:t xml:space="preserve">NA</w:t>
+                  </w:r>
+                </w:p>
+              </w:tc>
+              <w:tc>
+                <w:tcPr/>
+                <w:p>
+                  <w:pPr>
+                    <w:pStyle w:val="Compact"/>
+                    <w:jc w:val="right"/>
+                    <w:jc w:val="center"/>
+                  </w:pPr>
+                  <w:r>
+                    <w:t xml:space="preserve">NA</w:t>
+                  </w:r>
+                </w:p>
+              </w:tc>
+              <w:tc>
+                <w:tcPr/>
+                <w:p>
+                  <w:pPr>
+                    <w:pStyle w:val="Compact"/>
+                    <w:jc w:val="right"/>
+                    <w:jc w:val="center"/>
+                  </w:pPr>
+                  <w:r>
+                    <w:t xml:space="preserve">1</w:t>
                   </w:r>
                 </w:p>
               </w:tc>
@@ -3033,61 +2400,6 @@
                     <w:jc w:val="center"/>
                   </w:pPr>
                   <w:r>
-                    <w:t xml:space="preserve">An</w:t>
-                  </w:r>
-                  <w:r>
-                    <w:t xml:space="preserve"> </w:t>
-                  </w:r>
-                  <w:r>
-                    <w:t xml:space="preserve">environment-people</w:t>
-                  </w:r>
-                  <w:r>
-                    <w:t xml:space="preserve"> </w:t>
-                  </w:r>
-                  <w:r>
-                    <w:t xml:space="preserve">interactions</w:t>
-                  </w:r>
-                  <w:r>
-                    <w:t xml:space="preserve"> </w:t>
-                  </w:r>
-                  <w:r>
-                    <w:t xml:space="preserve">framework for</w:t>
-                  </w:r>
-                  <w:r>
-                    <w:t xml:space="preserve"> </w:t>
-                  </w:r>
-                  <w:r>
-                    <w:t xml:space="preserve">analysing children’s</w:t>
-                  </w:r>
-                  <w:r>
-                    <w:t xml:space="preserve"> </w:t>
-                  </w:r>
-                  <w:r>
-                    <w:t xml:space="preserve">extra-curricular</w:t>
-                  </w:r>
-                  <w:r>
-                    <w:t xml:space="preserve"> </w:t>
-                  </w:r>
-                  <w:r>
-                    <w:t xml:space="preserve">activities and</w:t>
-                  </w:r>
-                  <w:r>
-                    <w:t xml:space="preserve"> </w:t>
-                  </w:r>
-                  <w:r>
-                    <w:t xml:space="preserve">active transport</w:t>
-                  </w:r>
-                </w:p>
-              </w:tc>
-              <w:tc>
-                <w:tcPr/>
-                <w:p>
-                  <w:pPr>
-                    <w:pStyle w:val="Compact"/>
-                    <w:jc w:val="left"/>
-                    <w:jc w:val="center"/>
-                  </w:pPr>
-                  <w:r>
                     <w:t xml:space="preserve">Leung et al. (2019)</w:t>
                   </w:r>
                 </w:p>
@@ -3097,42 +2409,63 @@
                 <w:p>
                   <w:pPr>
                     <w:pStyle w:val="Compact"/>
-                    <w:jc w:val="left"/>
-                    <w:jc w:val="center"/>
-                  </w:pPr>
-                  <w:r>
-                    <w:t xml:space="preserve">Survey in Hong</w:t>
-                  </w:r>
-                  <w:r>
-                    <w:t xml:space="preserve"> </w:t>
-                  </w:r>
-                  <w:r>
-                    <w:t xml:space="preserve">Kong Schools</w:t>
-                  </w:r>
-                </w:p>
-              </w:tc>
-              <w:tc>
-                <w:tcPr/>
-                <w:p>
-                  <w:pPr>
-                    <w:pStyle w:val="Compact"/>
-                    <w:jc w:val="left"/>
-                    <w:jc w:val="center"/>
-                  </w:pPr>
-                  <w:r>
-                    <w:t xml:space="preserve">childrens activities can differ a lot</w:t>
-                  </w:r>
-                  <w:r>
-                    <w:t xml:space="preserve"> </w:t>
-                  </w:r>
-                  <w:r>
-                    <w:t xml:space="preserve">based on neighborhood enfironment and</w:t>
-                  </w:r>
-                  <w:r>
-                    <w:t xml:space="preserve"> </w:t>
-                  </w:r>
-                  <w:r>
-                    <w:t xml:space="preserve">family sociodemographic background.</w:t>
+                    <w:jc w:val="right"/>
+                    <w:jc w:val="center"/>
+                  </w:pPr>
+                  <w:r>
+                    <w:t xml:space="preserve">NA</w:t>
+                  </w:r>
+                </w:p>
+              </w:tc>
+              <w:tc>
+                <w:tcPr/>
+                <w:p>
+                  <w:pPr>
+                    <w:pStyle w:val="Compact"/>
+                    <w:jc w:val="right"/>
+                    <w:jc w:val="center"/>
+                  </w:pPr>
+                  <w:r>
+                    <w:t xml:space="preserve">1</w:t>
+                  </w:r>
+                </w:p>
+              </w:tc>
+              <w:tc>
+                <w:tcPr/>
+                <w:p>
+                  <w:pPr>
+                    <w:pStyle w:val="Compact"/>
+                    <w:jc w:val="right"/>
+                    <w:jc w:val="center"/>
+                  </w:pPr>
+                  <w:r>
+                    <w:t xml:space="preserve">NA</w:t>
+                  </w:r>
+                </w:p>
+              </w:tc>
+              <w:tc>
+                <w:tcPr/>
+                <w:p>
+                  <w:pPr>
+                    <w:pStyle w:val="Compact"/>
+                    <w:jc w:val="right"/>
+                    <w:jc w:val="center"/>
+                  </w:pPr>
+                  <w:r>
+                    <w:t xml:space="preserve">NA</w:t>
+                  </w:r>
+                </w:p>
+              </w:tc>
+              <w:tc>
+                <w:tcPr/>
+                <w:p>
+                  <w:pPr>
+                    <w:pStyle w:val="Compact"/>
+                    <w:jc w:val="right"/>
+                    <w:jc w:val="center"/>
+                  </w:pPr>
+                  <w:r>
+                    <w:t xml:space="preserve">NA</w:t>
                   </w:r>
                 </w:p>
               </w:tc>
@@ -3147,49 +2480,6 @@
                     <w:jc w:val="center"/>
                   </w:pPr>
                   <w:r>
-                    <w:t xml:space="preserve">Relationships</w:t>
-                  </w:r>
-                  <w:r>
-                    <w:t xml:space="preserve"> </w:t>
-                  </w:r>
-                  <w:r>
-                    <w:t xml:space="preserve">between density,</w:t>
-                  </w:r>
-                  <w:r>
-                    <w:t xml:space="preserve"> </w:t>
-                  </w:r>
-                  <w:r>
-                    <w:t xml:space="preserve">transit, and</w:t>
-                  </w:r>
-                  <w:r>
-                    <w:t xml:space="preserve"> </w:t>
-                  </w:r>
-                  <w:r>
-                    <w:t xml:space="preserve">household</w:t>
-                  </w:r>
-                  <w:r>
-                    <w:t xml:space="preserve"> </w:t>
-                  </w:r>
-                  <w:r>
-                    <w:t xml:space="preserve">expenditures in</w:t>
-                  </w:r>
-                  <w:r>
-                    <w:t xml:space="preserve"> </w:t>
-                  </w:r>
-                  <w:r>
-                    <w:t xml:space="preserve">small urban areas</w:t>
-                  </w:r>
-                </w:p>
-              </w:tc>
-              <w:tc>
-                <w:tcPr/>
-                <w:p>
-                  <w:pPr>
-                    <w:pStyle w:val="Compact"/>
-                    <w:jc w:val="left"/>
-                    <w:jc w:val="center"/>
-                  </w:pPr>
-                  <w:r>
                     <w:t xml:space="preserve">Mattson (2020)</w:t>
                   </w:r>
                 </w:p>
@@ -3199,54 +2489,63 @@
                 <w:p>
                   <w:pPr>
                     <w:pStyle w:val="Compact"/>
-                    <w:jc w:val="left"/>
-                    <w:jc w:val="center"/>
-                  </w:pPr>
-                  <w:r>
-                    <w:t xml:space="preserve">CEX, Ammerican</w:t>
-                  </w:r>
-                  <w:r>
-                    <w:t xml:space="preserve"> </w:t>
-                  </w:r>
-                  <w:r>
-                    <w:t xml:space="preserve">Community</w:t>
-                  </w:r>
-                  <w:r>
-                    <w:t xml:space="preserve"> </w:t>
-                  </w:r>
-                  <w:r>
-                    <w:t xml:space="preserve">Survey</w:t>
-                  </w:r>
-                </w:p>
-              </w:tc>
-              <w:tc>
-                <w:tcPr/>
-                <w:p>
-                  <w:pPr>
-                    <w:pStyle w:val="Compact"/>
-                    <w:jc w:val="left"/>
-                    <w:jc w:val="center"/>
-                  </w:pPr>
-                  <w:r>
-                    <w:t xml:space="preserve">single family homes spend more on</w:t>
-                  </w:r>
-                  <w:r>
-                    <w:t xml:space="preserve"> </w:t>
-                  </w:r>
-                  <w:r>
-                    <w:t xml:space="preserve">transportation, higher income is</w:t>
-                  </w:r>
-                  <w:r>
-                    <w:t xml:space="preserve"> </w:t>
-                  </w:r>
-                  <w:r>
-                    <w:t xml:space="preserve">correlated with higher tranportation</w:t>
-                  </w:r>
-                  <w:r>
-                    <w:t xml:space="preserve"> </w:t>
-                  </w:r>
-                  <w:r>
-                    <w:t xml:space="preserve">costs.</w:t>
+                    <w:jc w:val="right"/>
+                    <w:jc w:val="center"/>
+                  </w:pPr>
+                  <w:r>
+                    <w:t xml:space="preserve">1</w:t>
+                  </w:r>
+                </w:p>
+              </w:tc>
+              <w:tc>
+                <w:tcPr/>
+                <w:p>
+                  <w:pPr>
+                    <w:pStyle w:val="Compact"/>
+                    <w:jc w:val="right"/>
+                    <w:jc w:val="center"/>
+                  </w:pPr>
+                  <w:r>
+                    <w:t xml:space="preserve">NA</w:t>
+                  </w:r>
+                </w:p>
+              </w:tc>
+              <w:tc>
+                <w:tcPr/>
+                <w:p>
+                  <w:pPr>
+                    <w:pStyle w:val="Compact"/>
+                    <w:jc w:val="right"/>
+                    <w:jc w:val="center"/>
+                  </w:pPr>
+                  <w:r>
+                    <w:t xml:space="preserve">NA</w:t>
+                  </w:r>
+                </w:p>
+              </w:tc>
+              <w:tc>
+                <w:tcPr/>
+                <w:p>
+                  <w:pPr>
+                    <w:pStyle w:val="Compact"/>
+                    <w:jc w:val="right"/>
+                    <w:jc w:val="center"/>
+                  </w:pPr>
+                  <w:r>
+                    <w:t xml:space="preserve">NA</w:t>
+                  </w:r>
+                </w:p>
+              </w:tc>
+              <w:tc>
+                <w:tcPr/>
+                <w:p>
+                  <w:pPr>
+                    <w:pStyle w:val="Compact"/>
+                    <w:jc w:val="right"/>
+                    <w:jc w:val="center"/>
+                  </w:pPr>
+                  <w:r>
+                    <w:t xml:space="preserve">1</w:t>
                   </w:r>
                 </w:p>
               </w:tc>
@@ -3261,37 +2560,6 @@
                     <w:jc w:val="center"/>
                   </w:pPr>
                   <w:r>
-                    <w:t xml:space="preserve">An Updated</w:t>
-                  </w:r>
-                  <w:r>
-                    <w:t xml:space="preserve"> </w:t>
-                  </w:r>
-                  <w:r>
-                    <w:t xml:space="preserve">Estimation Model of</w:t>
-                  </w:r>
-                  <w:r>
-                    <w:t xml:space="preserve"> </w:t>
-                  </w:r>
-                  <w:r>
-                    <w:t xml:space="preserve">the Cost of Raising</w:t>
-                  </w:r>
-                  <w:r>
-                    <w:t xml:space="preserve"> </w:t>
-                  </w:r>
-                  <w:r>
-                    <w:t xml:space="preserve">Children in Texas</w:t>
-                  </w:r>
-                </w:p>
-              </w:tc>
-              <w:tc>
-                <w:tcPr/>
-                <w:p>
-                  <w:pPr>
-                    <w:pStyle w:val="Compact"/>
-                    <w:jc w:val="left"/>
-                    <w:jc w:val="center"/>
-                  </w:pPr>
-                  <w:r>
                     <w:t xml:space="preserve">Osborne, Wu, and Benson (2021)</w:t>
                   </w:r>
                 </w:p>
@@ -3301,60 +2569,63 @@
                 <w:p>
                   <w:pPr>
                     <w:pStyle w:val="Compact"/>
-                    <w:jc w:val="left"/>
-                    <w:jc w:val="center"/>
-                  </w:pPr>
-                  <w:r>
-                    <w:t xml:space="preserve">NHTS, CEX</w:t>
-                  </w:r>
-                </w:p>
-              </w:tc>
-              <w:tc>
-                <w:tcPr/>
-                <w:p>
-                  <w:pPr>
-                    <w:pStyle w:val="Compact"/>
-                    <w:jc w:val="left"/>
-                    <w:jc w:val="center"/>
-                  </w:pPr>
-                  <w:r>
-                    <w:t xml:space="preserve">Regardless of the method of</w:t>
-                  </w:r>
-                  <w:r>
-                    <w:t xml:space="preserve"> </w:t>
-                  </w:r>
-                  <w:r>
-                    <w:t xml:space="preserve">calculation, we find that it is</w:t>
-                  </w:r>
-                  <w:r>
-                    <w:t xml:space="preserve"> </w:t>
-                  </w:r>
-                  <w:r>
-                    <w:t xml:space="preserve">nearly impossible for two minimum</w:t>
-                  </w:r>
-                  <w:r>
-                    <w:t xml:space="preserve"> </w:t>
-                  </w:r>
-                  <w:r>
-                    <w:t xml:space="preserve">wage earners to meet the basic costs</w:t>
-                  </w:r>
-                  <w:r>
-                    <w:t xml:space="preserve"> </w:t>
-                  </w:r>
-                  <w:r>
-                    <w:t xml:space="preserve">of raising children in Texas,</w:t>
-                  </w:r>
-                  <w:r>
-                    <w:t xml:space="preserve"> </w:t>
-                  </w:r>
-                  <w:r>
-                    <w:t xml:space="preserve">especially when child care is</w:t>
-                  </w:r>
-                  <w:r>
-                    <w:t xml:space="preserve"> </w:t>
-                  </w:r>
-                  <w:r>
-                    <w:t xml:space="preserve">included</w:t>
+                    <w:jc w:val="right"/>
+                    <w:jc w:val="center"/>
+                  </w:pPr>
+                  <w:r>
+                    <w:t xml:space="preserve">1</w:t>
+                  </w:r>
+                </w:p>
+              </w:tc>
+              <w:tc>
+                <w:tcPr/>
+                <w:p>
+                  <w:pPr>
+                    <w:pStyle w:val="Compact"/>
+                    <w:jc w:val="right"/>
+                    <w:jc w:val="center"/>
+                  </w:pPr>
+                  <w:r>
+                    <w:t xml:space="preserve">NA</w:t>
+                  </w:r>
+                </w:p>
+              </w:tc>
+              <w:tc>
+                <w:tcPr/>
+                <w:p>
+                  <w:pPr>
+                    <w:pStyle w:val="Compact"/>
+                    <w:jc w:val="right"/>
+                    <w:jc w:val="center"/>
+                  </w:pPr>
+                  <w:r>
+                    <w:t xml:space="preserve">NA</w:t>
+                  </w:r>
+                </w:p>
+              </w:tc>
+              <w:tc>
+                <w:tcPr/>
+                <w:p>
+                  <w:pPr>
+                    <w:pStyle w:val="Compact"/>
+                    <w:jc w:val="right"/>
+                    <w:jc w:val="center"/>
+                  </w:pPr>
+                  <w:r>
+                    <w:t xml:space="preserve">1</w:t>
+                  </w:r>
+                </w:p>
+              </w:tc>
+              <w:tc>
+                <w:tcPr/>
+                <w:p>
+                  <w:pPr>
+                    <w:pStyle w:val="Compact"/>
+                    <w:jc w:val="right"/>
+                    <w:jc w:val="center"/>
+                  </w:pPr>
+                  <w:r>
+                    <w:t xml:space="preserve">NA</w:t>
                   </w:r>
                 </w:p>
               </w:tc>
@@ -3369,43 +2640,6 @@
                     <w:jc w:val="center"/>
                   </w:pPr>
                   <w:r>
-                    <w:t xml:space="preserve">Parental Investments</w:t>
-                  </w:r>
-                  <w:r>
-                    <w:t xml:space="preserve"> </w:t>
-                  </w:r>
-                  <w:r>
-                    <w:t xml:space="preserve">of Money for White,</w:t>
-                  </w:r>
-                  <w:r>
-                    <w:t xml:space="preserve"> </w:t>
-                  </w:r>
-                  <w:r>
-                    <w:t xml:space="preserve">Black, and Hispanic</w:t>
-                  </w:r>
-                  <w:r>
-                    <w:t xml:space="preserve"> </w:t>
-                  </w:r>
-                  <w:r>
-                    <w:t xml:space="preserve">Children in the</w:t>
-                  </w:r>
-                  <w:r>
-                    <w:t xml:space="preserve"> </w:t>
-                  </w:r>
-                  <w:r>
-                    <w:t xml:space="preserve">United States</w:t>
-                  </w:r>
-                </w:p>
-              </w:tc>
-              <w:tc>
-                <w:tcPr/>
-                <w:p>
-                  <w:pPr>
-                    <w:pStyle w:val="Compact"/>
-                    <w:jc w:val="left"/>
-                    <w:jc w:val="center"/>
-                  </w:pPr>
-                  <w:r>
                     <w:t xml:space="preserve">Hastings (2022)</w:t>
                   </w:r>
                 </w:p>
@@ -3415,54 +2649,63 @@
                 <w:p>
                   <w:pPr>
                     <w:pStyle w:val="Compact"/>
-                    <w:jc w:val="left"/>
-                    <w:jc w:val="center"/>
-                  </w:pPr>
-                  <w:r>
-                    <w:t xml:space="preserve">CEX</w:t>
-                  </w:r>
-                </w:p>
-              </w:tc>
-              <w:tc>
-                <w:tcPr/>
-                <w:p>
-                  <w:pPr>
-                    <w:pStyle w:val="Compact"/>
-                    <w:jc w:val="left"/>
-                    <w:jc w:val="center"/>
-                  </w:pPr>
-                  <w:r>
-                    <w:t xml:space="preserve">. Both sociodemographic and economic</w:t>
-                  </w:r>
-                  <w:r>
-                    <w:t xml:space="preserve"> </w:t>
-                  </w:r>
-                  <w:r>
-                    <w:t xml:space="preserve">factors play a substantial role in</w:t>
-                  </w:r>
-                  <w:r>
-                    <w:t xml:space="preserve"> </w:t>
-                  </w:r>
-                  <w:r>
-                    <w:t xml:space="preserve">these differenCEX, and the racial and</w:t>
-                  </w:r>
-                  <w:r>
-                    <w:t xml:space="preserve"> </w:t>
-                  </w:r>
-                  <w:r>
-                    <w:t xml:space="preserve">ethnic gaps in parental investments</w:t>
-                  </w:r>
-                  <w:r>
-                    <w:t xml:space="preserve"> </w:t>
-                  </w:r>
-                  <w:r>
-                    <w:t xml:space="preserve">of money are nearly eliminated when</w:t>
-                  </w:r>
-                  <w:r>
-                    <w:t xml:space="preserve"> </w:t>
-                  </w:r>
-                  <w:r>
-                    <w:t xml:space="preserve">both are accounted for</w:t>
+                    <w:jc w:val="right"/>
+                    <w:jc w:val="center"/>
+                  </w:pPr>
+                  <w:r>
+                    <w:t xml:space="preserve">1</w:t>
+                  </w:r>
+                </w:p>
+              </w:tc>
+              <w:tc>
+                <w:tcPr/>
+                <w:p>
+                  <w:pPr>
+                    <w:pStyle w:val="Compact"/>
+                    <w:jc w:val="right"/>
+                    <w:jc w:val="center"/>
+                  </w:pPr>
+                  <w:r>
+                    <w:t xml:space="preserve">NA</w:t>
+                  </w:r>
+                </w:p>
+              </w:tc>
+              <w:tc>
+                <w:tcPr/>
+                <w:p>
+                  <w:pPr>
+                    <w:pStyle w:val="Compact"/>
+                    <w:jc w:val="right"/>
+                    <w:jc w:val="center"/>
+                  </w:pPr>
+                  <w:r>
+                    <w:t xml:space="preserve">NA</w:t>
+                  </w:r>
+                </w:p>
+              </w:tc>
+              <w:tc>
+                <w:tcPr/>
+                <w:p>
+                  <w:pPr>
+                    <w:pStyle w:val="Compact"/>
+                    <w:jc w:val="right"/>
+                    <w:jc w:val="center"/>
+                  </w:pPr>
+                  <w:r>
+                    <w:t xml:space="preserve">1</w:t>
+                  </w:r>
+                </w:p>
+              </w:tc>
+              <w:tc>
+                <w:tcPr/>
+                <w:p>
+                  <w:pPr>
+                    <w:pStyle w:val="Compact"/>
+                    <w:jc w:val="right"/>
+                    <w:jc w:val="center"/>
+                  </w:pPr>
+                  <w:r>
+                    <w:t xml:space="preserve">NA</w:t>
                   </w:r>
                 </w:p>
               </w:tc>
@@ -3477,43 +2720,6 @@
                     <w:jc w:val="center"/>
                   </w:pPr>
                   <w:r>
-                    <w:t xml:space="preserve">The role of</w:t>
-                  </w:r>
-                  <w:r>
-                    <w:t xml:space="preserve"> </w:t>
-                  </w:r>
-                  <w:r>
-                    <w:t xml:space="preserve">household modality</w:t>
-                  </w:r>
-                  <w:r>
-                    <w:t xml:space="preserve"> </w:t>
-                  </w:r>
-                  <w:r>
-                    <w:t xml:space="preserve">style in first and</w:t>
-                  </w:r>
-                  <w:r>
-                    <w:t xml:space="preserve"> </w:t>
-                  </w:r>
-                  <w:r>
-                    <w:t xml:space="preserve">last mile travel</w:t>
-                  </w:r>
-                  <w:r>
-                    <w:t xml:space="preserve"> </w:t>
-                  </w:r>
-                  <w:r>
-                    <w:t xml:space="preserve">mode choice</w:t>
-                  </w:r>
-                </w:p>
-              </w:tc>
-              <w:tc>
-                <w:tcPr/>
-                <w:p>
-                  <w:pPr>
-                    <w:pStyle w:val="Compact"/>
-                    <w:jc w:val="left"/>
-                    <w:jc w:val="center"/>
-                  </w:pPr>
-                  <w:r>
                     <w:t xml:space="preserve">Lu et al. (2022)</w:t>
                   </w:r>
                 </w:p>
@@ -3523,60 +2729,63 @@
                 <w:p>
                   <w:pPr>
                     <w:pStyle w:val="Compact"/>
-                    <w:jc w:val="left"/>
-                    <w:jc w:val="center"/>
-                  </w:pPr>
-                  <w:r>
-                    <w:t xml:space="preserve">Southeast</w:t>
-                  </w:r>
-                  <w:r>
-                    <w:t xml:space="preserve"> </w:t>
-                  </w:r>
-                  <w:r>
-                    <w:t xml:space="preserve">Queensland</w:t>
-                  </w:r>
-                  <w:r>
-                    <w:t xml:space="preserve"> </w:t>
-                  </w:r>
-                  <w:r>
-                    <w:t xml:space="preserve">Travel Survey</w:t>
-                  </w:r>
-                  <w:r>
-                    <w:t xml:space="preserve"> </w:t>
-                  </w:r>
-                  <w:r>
-                    <w:t xml:space="preserve">(SEQTS)</w:t>
-                  </w:r>
-                </w:p>
-              </w:tc>
-              <w:tc>
-                <w:tcPr/>
-                <w:p>
-                  <w:pPr>
-                    <w:pStyle w:val="Compact"/>
-                    <w:jc w:val="left"/>
-                    <w:jc w:val="center"/>
-                  </w:pPr>
-                  <w:r>
-                    <w:t xml:space="preserve">joint travel contributes least to</w:t>
-                  </w:r>
-                  <w:r>
-                    <w:t xml:space="preserve"> </w:t>
-                  </w:r>
-                  <w:r>
-                    <w:t xml:space="preserve">modal shift from car to active</w:t>
-                  </w:r>
-                  <w:r>
-                    <w:t xml:space="preserve"> </w:t>
-                  </w:r>
-                  <w:r>
-                    <w:t xml:space="preserve">transport when there is improved</w:t>
-                  </w:r>
-                  <w:r>
-                    <w:t xml:space="preserve"> </w:t>
-                  </w:r>
-                  <w:r>
-                    <w:t xml:space="preserve">infrastructure of trains and things</w:t>
+                    <w:jc w:val="right"/>
+                    <w:jc w:val="center"/>
+                  </w:pPr>
+                  <w:r>
+                    <w:t xml:space="preserve">NA</w:t>
+                  </w:r>
+                </w:p>
+              </w:tc>
+              <w:tc>
+                <w:tcPr/>
+                <w:p>
+                  <w:pPr>
+                    <w:pStyle w:val="Compact"/>
+                    <w:jc w:val="right"/>
+                    <w:jc w:val="center"/>
+                  </w:pPr>
+                  <w:r>
+                    <w:t xml:space="preserve">NA</w:t>
+                  </w:r>
+                </w:p>
+              </w:tc>
+              <w:tc>
+                <w:tcPr/>
+                <w:p>
+                  <w:pPr>
+                    <w:pStyle w:val="Compact"/>
+                    <w:jc w:val="right"/>
+                    <w:jc w:val="center"/>
+                  </w:pPr>
+                  <w:r>
+                    <w:t xml:space="preserve">1</w:t>
+                  </w:r>
+                </w:p>
+              </w:tc>
+              <w:tc>
+                <w:tcPr/>
+                <w:p>
+                  <w:pPr>
+                    <w:pStyle w:val="Compact"/>
+                    <w:jc w:val="right"/>
+                    <w:jc w:val="center"/>
+                  </w:pPr>
+                  <w:r>
+                    <w:t xml:space="preserve">NA</w:t>
+                  </w:r>
+                </w:p>
+              </w:tc>
+              <w:tc>
+                <w:tcPr/>
+                <w:p>
+                  <w:pPr>
+                    <w:pStyle w:val="Compact"/>
+                    <w:jc w:val="right"/>
+                    <w:jc w:val="center"/>
+                  </w:pPr>
+                  <w:r>
+                    <w:t xml:space="preserve">NA</w:t>
                   </w:r>
                 </w:p>
               </w:tc>
@@ -3591,55 +2800,6 @@
                     <w:jc w:val="center"/>
                   </w:pPr>
                   <w:r>
-                    <w:t xml:space="preserve">A review of the</w:t>
-                  </w:r>
-                  <w:r>
-                    <w:t xml:space="preserve"> </w:t>
-                  </w:r>
-                  <w:r>
-                    <w:t xml:space="preserve">socio-demographic</w:t>
-                  </w:r>
-                  <w:r>
-                    <w:t xml:space="preserve"> </w:t>
-                  </w:r>
-                  <w:r>
-                    <w:t xml:space="preserve">characteristics</w:t>
-                  </w:r>
-                  <w:r>
-                    <w:t xml:space="preserve"> </w:t>
-                  </w:r>
-                  <w:r>
-                    <w:t xml:space="preserve">affecting the demand</w:t>
-                  </w:r>
-                  <w:r>
-                    <w:t xml:space="preserve"> </w:t>
-                  </w:r>
-                  <w:r>
-                    <w:t xml:space="preserve">for different</w:t>
-                  </w:r>
-                  <w:r>
-                    <w:t xml:space="preserve"> </w:t>
-                  </w:r>
-                  <w:r>
-                    <w:t xml:space="preserve">car-sharing</w:t>
-                  </w:r>
-                  <w:r>
-                    <w:t xml:space="preserve"> </w:t>
-                  </w:r>
-                  <w:r>
-                    <w:t xml:space="preserve">operational schemes</w:t>
-                  </w:r>
-                </w:p>
-              </w:tc>
-              <w:tc>
-                <w:tcPr/>
-                <w:p>
-                  <w:pPr>
-                    <w:pStyle w:val="Compact"/>
-                    <w:jc w:val="left"/>
-                    <w:jc w:val="center"/>
-                  </w:pPr>
-                  <w:r>
                     <w:t xml:space="preserve">Amirnazmiafshar and Diana (2022)</w:t>
                   </w:r>
                 </w:p>
@@ -3649,36 +2809,63 @@
                 <w:p>
                   <w:pPr>
                     <w:pStyle w:val="Compact"/>
-                    <w:jc w:val="left"/>
-                    <w:jc w:val="center"/>
-                  </w:pPr>
-                  <w:r>
-                    <w:t xml:space="preserve">NA</w:t>
-                  </w:r>
-                </w:p>
-              </w:tc>
-              <w:tc>
-                <w:tcPr/>
-                <w:p>
-                  <w:pPr>
-                    <w:pStyle w:val="Compact"/>
-                    <w:jc w:val="left"/>
-                    <w:jc w:val="center"/>
-                  </w:pPr>
-                  <w:r>
-                    <w:t xml:space="preserve">There are lots of factors that might</w:t>
-                  </w:r>
-                  <w:r>
-                    <w:t xml:space="preserve"> </w:t>
-                  </w:r>
-                  <w:r>
-                    <w:t xml:space="preserve">affect people’s willingness to use</w:t>
-                  </w:r>
-                  <w:r>
-                    <w:t xml:space="preserve"> </w:t>
-                  </w:r>
-                  <w:r>
-                    <w:t xml:space="preserve">car sharing</w:t>
+                    <w:jc w:val="right"/>
+                    <w:jc w:val="center"/>
+                  </w:pPr>
+                  <w:r>
+                    <w:t xml:space="preserve">NA</w:t>
+                  </w:r>
+                </w:p>
+              </w:tc>
+              <w:tc>
+                <w:tcPr/>
+                <w:p>
+                  <w:pPr>
+                    <w:pStyle w:val="Compact"/>
+                    <w:jc w:val="right"/>
+                    <w:jc w:val="center"/>
+                  </w:pPr>
+                  <w:r>
+                    <w:t xml:space="preserve">NA</w:t>
+                  </w:r>
+                </w:p>
+              </w:tc>
+              <w:tc>
+                <w:tcPr/>
+                <w:p>
+                  <w:pPr>
+                    <w:pStyle w:val="Compact"/>
+                    <w:jc w:val="right"/>
+                    <w:jc w:val="center"/>
+                  </w:pPr>
+                  <w:r>
+                    <w:t xml:space="preserve">1</w:t>
+                  </w:r>
+                </w:p>
+              </w:tc>
+              <w:tc>
+                <w:tcPr/>
+                <w:p>
+                  <w:pPr>
+                    <w:pStyle w:val="Compact"/>
+                    <w:jc w:val="right"/>
+                    <w:jc w:val="center"/>
+                  </w:pPr>
+                  <w:r>
+                    <w:t xml:space="preserve">NA</w:t>
+                  </w:r>
+                </w:p>
+              </w:tc>
+              <w:tc>
+                <w:tcPr/>
+                <w:p>
+                  <w:pPr>
+                    <w:pStyle w:val="Compact"/>
+                    <w:jc w:val="right"/>
+                    <w:jc w:val="center"/>
+                  </w:pPr>
+                  <w:r>
+                    <w:t xml:space="preserve">NA</w:t>
                   </w:r>
                 </w:p>
               </w:tc>
@@ -3693,43 +2880,6 @@
                     <w:jc w:val="center"/>
                   </w:pPr>
                   <w:r>
-                    <w:t xml:space="preserve">Estimating</w:t>
-                  </w:r>
-                  <w:r>
-                    <w:t xml:space="preserve"> </w:t>
-                  </w:r>
-                  <w:r>
-                    <w:t xml:space="preserve">Expenditures on</w:t>
-                  </w:r>
-                  <w:r>
-                    <w:t xml:space="preserve"> </w:t>
-                  </w:r>
-                  <w:r>
-                    <w:t xml:space="preserve">Children by Families</w:t>
-                  </w:r>
-                  <w:r>
-                    <w:t xml:space="preserve"> </w:t>
-                  </w:r>
-                  <w:r>
-                    <w:t xml:space="preserve">in Canada, 2014 to</w:t>
-                  </w:r>
-                  <w:r>
-                    <w:t xml:space="preserve"> </w:t>
-                  </w:r>
-                  <w:r>
-                    <w:t xml:space="preserve">2017</w:t>
-                  </w:r>
-                </w:p>
-              </w:tc>
-              <w:tc>
-                <w:tcPr/>
-                <w:p>
-                  <w:pPr>
-                    <w:pStyle w:val="Compact"/>
-                    <w:jc w:val="left"/>
-                    <w:jc w:val="center"/>
-                  </w:pPr>
-                  <w:r>
                     <w:t xml:space="preserve">Duncan, Frank, and Guèvremont (2023)</w:t>
                   </w:r>
                 </w:p>
@@ -3739,42 +2889,63 @@
                 <w:p>
                   <w:pPr>
                     <w:pStyle w:val="Compact"/>
-                    <w:jc w:val="left"/>
-                    <w:jc w:val="center"/>
-                  </w:pPr>
-                  <w:r>
-                    <w:t xml:space="preserve">Survey of</w:t>
-                  </w:r>
-                  <w:r>
-                    <w:t xml:space="preserve"> </w:t>
-                  </w:r>
-                  <w:r>
-                    <w:t xml:space="preserve">Household</w:t>
-                  </w:r>
-                  <w:r>
-                    <w:t xml:space="preserve"> </w:t>
-                  </w:r>
-                  <w:r>
-                    <w:t xml:space="preserve">Spending (SHS)</w:t>
-                  </w:r>
-                </w:p>
-              </w:tc>
-              <w:tc>
-                <w:tcPr/>
-                <w:p>
-                  <w:pPr>
-                    <w:pStyle w:val="Compact"/>
-                    <w:jc w:val="left"/>
-                    <w:jc w:val="center"/>
-                  </w:pPr>
-                  <w:r>
-                    <w:t xml:space="preserve">The more income, the more spending on</w:t>
-                  </w:r>
-                  <w:r>
-                    <w:t xml:space="preserve"> </w:t>
-                  </w:r>
-                  <w:r>
-                    <w:t xml:space="preserve">kids.</w:t>
+                    <w:jc w:val="right"/>
+                    <w:jc w:val="center"/>
+                  </w:pPr>
+                  <w:r>
+                    <w:t xml:space="preserve">NA</w:t>
+                  </w:r>
+                </w:p>
+              </w:tc>
+              <w:tc>
+                <w:tcPr/>
+                <w:p>
+                  <w:pPr>
+                    <w:pStyle w:val="Compact"/>
+                    <w:jc w:val="right"/>
+                    <w:jc w:val="center"/>
+                  </w:pPr>
+                  <w:r>
+                    <w:t xml:space="preserve">NA</w:t>
+                  </w:r>
+                </w:p>
+              </w:tc>
+              <w:tc>
+                <w:tcPr/>
+                <w:p>
+                  <w:pPr>
+                    <w:pStyle w:val="Compact"/>
+                    <w:jc w:val="right"/>
+                    <w:jc w:val="center"/>
+                  </w:pPr>
+                  <w:r>
+                    <w:t xml:space="preserve">NA</w:t>
+                  </w:r>
+                </w:p>
+              </w:tc>
+              <w:tc>
+                <w:tcPr/>
+                <w:p>
+                  <w:pPr>
+                    <w:pStyle w:val="Compact"/>
+                    <w:jc w:val="right"/>
+                    <w:jc w:val="center"/>
+                  </w:pPr>
+                  <w:r>
+                    <w:t xml:space="preserve">1</w:t>
+                  </w:r>
+                </w:p>
+              </w:tc>
+              <w:tc>
+                <w:tcPr/>
+                <w:p>
+                  <w:pPr>
+                    <w:pStyle w:val="Compact"/>
+                    <w:jc w:val="right"/>
+                    <w:jc w:val="center"/>
+                  </w:pPr>
+                  <w:r>
+                    <w:t xml:space="preserve">NA</w:t>
                   </w:r>
                 </w:p>
               </w:tc>
@@ -3789,49 +2960,6 @@
                     <w:jc w:val="center"/>
                   </w:pPr>
                   <w:r>
-                    <w:t xml:space="preserve">A New Approach to</w:t>
-                  </w:r>
-                  <w:r>
-                    <w:t xml:space="preserve"> </w:t>
-                  </w:r>
-                  <w:r>
-                    <w:t xml:space="preserve">Understanding the</w:t>
-                  </w:r>
-                  <w:r>
-                    <w:t xml:space="preserve"> </w:t>
-                  </w:r>
-                  <w:r>
-                    <w:t xml:space="preserve">Impact of Automobile</w:t>
-                  </w:r>
-                  <w:r>
-                    <w:t xml:space="preserve"> </w:t>
-                  </w:r>
-                  <w:r>
-                    <w:t xml:space="preserve">Ownership on</w:t>
-                  </w:r>
-                  <w:r>
-                    <w:t xml:space="preserve"> </w:t>
-                  </w:r>
-                  <w:r>
-                    <w:t xml:space="preserve">Transportation</w:t>
-                  </w:r>
-                  <w:r>
-                    <w:t xml:space="preserve"> </w:t>
-                  </w:r>
-                  <w:r>
-                    <w:t xml:space="preserve">Equity</w:t>
-                  </w:r>
-                </w:p>
-              </w:tc>
-              <w:tc>
-                <w:tcPr/>
-                <w:p>
-                  <w:pPr>
-                    <w:pStyle w:val="Compact"/>
-                    <w:jc w:val="left"/>
-                    <w:jc w:val="center"/>
-                  </w:pPr>
-                  <w:r>
                     <w:t xml:space="preserve">Molloy, Garrick, and Atkinson-Palombo (2024)</w:t>
                   </w:r>
                 </w:p>
@@ -3841,42 +2969,63 @@
                 <w:p>
                   <w:pPr>
                     <w:pStyle w:val="Compact"/>
-                    <w:jc w:val="left"/>
-                    <w:jc w:val="center"/>
-                  </w:pPr>
-                  <w:r>
-                    <w:t xml:space="preserve">CEX</w:t>
-                  </w:r>
-                </w:p>
-              </w:tc>
-              <w:tc>
-                <w:tcPr/>
-                <w:p>
-                  <w:pPr>
-                    <w:pStyle w:val="Compact"/>
-                    <w:jc w:val="left"/>
-                    <w:jc w:val="center"/>
-                  </w:pPr>
-                  <w:r>
-                    <w:t xml:space="preserve">“Captive Riders”</w:t>
-                  </w:r>
-                  <w:r>
-                    <w:t xml:space="preserve"> </w:t>
-                  </w:r>
-                  <w:r>
-                    <w:t xml:space="preserve">have less spending</w:t>
-                  </w:r>
-                  <w:r>
-                    <w:t xml:space="preserve"> </w:t>
-                  </w:r>
-                  <w:r>
-                    <w:t xml:space="preserve">allocated to transportation than</w:t>
-                  </w:r>
-                  <w:r>
-                    <w:t xml:space="preserve"> </w:t>
-                  </w:r>
-                  <w:r>
-                    <w:t xml:space="preserve">captive drivers.</w:t>
+                    <w:jc w:val="right"/>
+                    <w:jc w:val="center"/>
+                  </w:pPr>
+                  <w:r>
+                    <w:t xml:space="preserve">1</w:t>
+                  </w:r>
+                </w:p>
+              </w:tc>
+              <w:tc>
+                <w:tcPr/>
+                <w:p>
+                  <w:pPr>
+                    <w:pStyle w:val="Compact"/>
+                    <w:jc w:val="right"/>
+                    <w:jc w:val="center"/>
+                  </w:pPr>
+                  <w:r>
+                    <w:t xml:space="preserve">NA</w:t>
+                  </w:r>
+                </w:p>
+              </w:tc>
+              <w:tc>
+                <w:tcPr/>
+                <w:p>
+                  <w:pPr>
+                    <w:pStyle w:val="Compact"/>
+                    <w:jc w:val="right"/>
+                    <w:jc w:val="center"/>
+                  </w:pPr>
+                  <w:r>
+                    <w:t xml:space="preserve">NA</w:t>
+                  </w:r>
+                </w:p>
+              </w:tc>
+              <w:tc>
+                <w:tcPr/>
+                <w:p>
+                  <w:pPr>
+                    <w:pStyle w:val="Compact"/>
+                    <w:jc w:val="right"/>
+                    <w:jc w:val="center"/>
+                  </w:pPr>
+                  <w:r>
+                    <w:t xml:space="preserve">NA</w:t>
+                  </w:r>
+                </w:p>
+              </w:tc>
+              <w:tc>
+                <w:tcPr/>
+                <w:p>
+                  <w:pPr>
+                    <w:pStyle w:val="Compact"/>
+                    <w:jc w:val="right"/>
+                    <w:jc w:val="center"/>
+                  </w:pPr>
+                  <w:r>
+                    <w:t xml:space="preserve">1</w:t>
                   </w:r>
                 </w:p>
               </w:tc>
@@ -3891,31 +3040,6 @@
                     <w:jc w:val="center"/>
                   </w:pPr>
                   <w:r>
-                    <w:t xml:space="preserve">Transportation</w:t>
-                  </w:r>
-                  <w:r>
-                    <w:t xml:space="preserve"> </w:t>
-                  </w:r>
-                  <w:r>
-                    <w:t xml:space="preserve">Statistics Annual</w:t>
-                  </w:r>
-                  <w:r>
-                    <w:t xml:space="preserve"> </w:t>
-                  </w:r>
-                  <w:r>
-                    <w:t xml:space="preserve">Report 2024</w:t>
-                  </w:r>
-                </w:p>
-              </w:tc>
-              <w:tc>
-                <w:tcPr/>
-                <w:p>
-                  <w:pPr>
-                    <w:pStyle w:val="Compact"/>
-                    <w:jc w:val="left"/>
-                    <w:jc w:val="center"/>
-                  </w:pPr>
-                  <w:r>
                     <w:t xml:space="preserve">Bureau of Transportation Statistics (2024)</w:t>
                   </w:r>
                 </w:p>
@@ -3925,24 +3049,63 @@
                 <w:p>
                   <w:pPr>
                     <w:pStyle w:val="Compact"/>
-                    <w:jc w:val="left"/>
-                    <w:jc w:val="center"/>
-                  </w:pPr>
-                  <w:r>
-                    <w:t xml:space="preserve">CEX and others</w:t>
-                  </w:r>
-                </w:p>
-              </w:tc>
-              <w:tc>
-                <w:tcPr/>
-                <w:p>
-                  <w:pPr>
-                    <w:pStyle w:val="Compact"/>
-                    <w:jc w:val="left"/>
-                    <w:jc w:val="center"/>
-                  </w:pPr>
-                  <w:r>
-                    <w:t xml:space="preserve">Lots of summaries</w:t>
+                    <w:jc w:val="right"/>
+                    <w:jc w:val="center"/>
+                  </w:pPr>
+                  <w:r>
+                    <w:t xml:space="preserve">1</w:t>
+                  </w:r>
+                </w:p>
+              </w:tc>
+              <w:tc>
+                <w:tcPr/>
+                <w:p>
+                  <w:pPr>
+                    <w:pStyle w:val="Compact"/>
+                    <w:jc w:val="right"/>
+                    <w:jc w:val="center"/>
+                  </w:pPr>
+                  <w:r>
+                    <w:t xml:space="preserve">NA</w:t>
+                  </w:r>
+                </w:p>
+              </w:tc>
+              <w:tc>
+                <w:tcPr/>
+                <w:p>
+                  <w:pPr>
+                    <w:pStyle w:val="Compact"/>
+                    <w:jc w:val="right"/>
+                    <w:jc w:val="center"/>
+                  </w:pPr>
+                  <w:r>
+                    <w:t xml:space="preserve">NA</w:t>
+                  </w:r>
+                </w:p>
+              </w:tc>
+              <w:tc>
+                <w:tcPr/>
+                <w:p>
+                  <w:pPr>
+                    <w:pStyle w:val="Compact"/>
+                    <w:jc w:val="right"/>
+                    <w:jc w:val="center"/>
+                  </w:pPr>
+                  <w:r>
+                    <w:t xml:space="preserve">NA</w:t>
+                  </w:r>
+                </w:p>
+              </w:tc>
+              <w:tc>
+                <w:tcPr/>
+                <w:p>
+                  <w:pPr>
+                    <w:pStyle w:val="Compact"/>
+                    <w:jc w:val="right"/>
+                    <w:jc w:val="center"/>
+                  </w:pPr>
+                  <w:r>
+                    <w:t xml:space="preserve">1</w:t>
                   </w:r>
                 </w:p>
               </w:tc>
@@ -3957,55 +3120,6 @@
                     <w:jc w:val="center"/>
                   </w:pPr>
                   <w:r>
-                    <w:t xml:space="preserve">A STUDY OF SPENDING,</w:t>
-                  </w:r>
-                  <w:r>
-                    <w:t xml:space="preserve"> </w:t>
-                  </w:r>
-                  <w:r>
-                    <w:t xml:space="preserve">SAVING AND</w:t>
-                  </w:r>
-                  <w:r>
-                    <w:t xml:space="preserve"> </w:t>
-                  </w:r>
-                  <w:r>
-                    <w:t xml:space="preserve">INVESTMENT PATTERNS</w:t>
-                  </w:r>
-                  <w:r>
-                    <w:t xml:space="preserve"> </w:t>
-                  </w:r>
-                  <w:r>
-                    <w:t xml:space="preserve">OF MARRIED COUPLES</w:t>
-                  </w:r>
-                  <w:r>
-                    <w:t xml:space="preserve"> </w:t>
-                  </w:r>
-                  <w:r>
-                    <w:t xml:space="preserve">WITH</w:t>
-                  </w:r>
-                  <w:r>
-                    <w:t xml:space="preserve"> </w:t>
-                  </w:r>
-                  <w:r>
-                    <w:t xml:space="preserve">CHILDREN(NON-DINK)</w:t>
-                  </w:r>
-                  <w:r>
-                    <w:t xml:space="preserve"> </w:t>
-                  </w:r>
-                  <w:r>
-                    <w:t xml:space="preserve">IN MUMBAI</w:t>
-                  </w:r>
-                </w:p>
-              </w:tc>
-              <w:tc>
-                <w:tcPr/>
-                <w:p>
-                  <w:pPr>
-                    <w:pStyle w:val="Compact"/>
-                    <w:jc w:val="left"/>
-                    <w:jc w:val="center"/>
-                  </w:pPr>
-                  <w:r>
                     <w:t xml:space="preserve">Hargunani, Vernekar, and Vernekar (2024)</w:t>
                   </w:r>
                 </w:p>
@@ -4015,60 +3129,63 @@
                 <w:p>
                   <w:pPr>
                     <w:pStyle w:val="Compact"/>
-                    <w:jc w:val="left"/>
-                    <w:jc w:val="center"/>
-                  </w:pPr>
-                  <w:r>
-                    <w:t xml:space="preserve">Data from</w:t>
-                  </w:r>
-                  <w:r>
-                    <w:t xml:space="preserve"> </w:t>
-                  </w:r>
-                  <w:r>
-                    <w:t xml:space="preserve">Mumbai</w:t>
-                  </w:r>
-                </w:p>
-              </w:tc>
-              <w:tc>
-                <w:tcPr/>
-                <w:p>
-                  <w:pPr>
-                    <w:pStyle w:val="Compact"/>
-                    <w:jc w:val="left"/>
-                    <w:jc w:val="center"/>
-                  </w:pPr>
-                  <w:r>
-                    <w:t xml:space="preserve">The data analysis reveals distinct</w:t>
-                  </w:r>
-                  <w:r>
-                    <w:t xml:space="preserve"> </w:t>
-                  </w:r>
-                  <w:r>
-                    <w:t xml:space="preserve">spending, saving, and investment</w:t>
-                  </w:r>
-                  <w:r>
-                    <w:t xml:space="preserve"> </w:t>
-                  </w:r>
-                  <w:r>
-                    <w:t xml:space="preserve">patterns among married couples, with</w:t>
-                  </w:r>
-                  <w:r>
-                    <w:t xml:space="preserve"> </w:t>
-                  </w:r>
-                  <w:r>
-                    <w:t xml:space="preserve">a clear prioritization towards</w:t>
-                  </w:r>
-                  <w:r>
-                    <w:t xml:space="preserve"> </w:t>
-                  </w:r>
-                  <w:r>
-                    <w:t xml:space="preserve">ensuring the well-being and future</w:t>
-                  </w:r>
-                  <w:r>
-                    <w:t xml:space="preserve"> </w:t>
-                  </w:r>
-                  <w:r>
-                    <w:t xml:space="preserve">security of their families.”</w:t>
+                    <w:jc w:val="right"/>
+                    <w:jc w:val="center"/>
+                  </w:pPr>
+                  <w:r>
+                    <w:t xml:space="preserve">NA</w:t>
+                  </w:r>
+                </w:p>
+              </w:tc>
+              <w:tc>
+                <w:tcPr/>
+                <w:p>
+                  <w:pPr>
+                    <w:pStyle w:val="Compact"/>
+                    <w:jc w:val="right"/>
+                    <w:jc w:val="center"/>
+                  </w:pPr>
+                  <w:r>
+                    <w:t xml:space="preserve">NA</w:t>
+                  </w:r>
+                </w:p>
+              </w:tc>
+              <w:tc>
+                <w:tcPr/>
+                <w:p>
+                  <w:pPr>
+                    <w:pStyle w:val="Compact"/>
+                    <w:jc w:val="right"/>
+                    <w:jc w:val="center"/>
+                  </w:pPr>
+                  <w:r>
+                    <w:t xml:space="preserve">NA</w:t>
+                  </w:r>
+                </w:p>
+              </w:tc>
+              <w:tc>
+                <w:tcPr/>
+                <w:p>
+                  <w:pPr>
+                    <w:pStyle w:val="Compact"/>
+                    <w:jc w:val="right"/>
+                    <w:jc w:val="center"/>
+                  </w:pPr>
+                  <w:r>
+                    <w:t xml:space="preserve">1</w:t>
+                  </w:r>
+                </w:p>
+              </w:tc>
+              <w:tc>
+                <w:tcPr/>
+                <w:p>
+                  <w:pPr>
+                    <w:pStyle w:val="Compact"/>
+                    <w:jc w:val="right"/>
+                    <w:jc w:val="center"/>
+                  </w:pPr>
+                  <w:r>
+                    <w:t xml:space="preserve">NA</w:t>
                   </w:r>
                 </w:p>
               </w:tc>
@@ -4083,43 +3200,6 @@
                     <w:jc w:val="center"/>
                   </w:pPr>
                   <w:r>
-                    <w:t xml:space="preserve">Subsidizing Car</w:t>
-                  </w:r>
-                  <w:r>
-                    <w:t xml:space="preserve"> </w:t>
-                  </w:r>
-                  <w:r>
-                    <w:t xml:space="preserve">Ownership for</w:t>
-                  </w:r>
-                  <w:r>
-                    <w:t xml:space="preserve"> </w:t>
-                  </w:r>
-                  <w:r>
-                    <w:t xml:space="preserve">Low-Income</w:t>
-                  </w:r>
-                  <w:r>
-                    <w:t xml:space="preserve"> </w:t>
-                  </w:r>
-                  <w:r>
-                    <w:t xml:space="preserve">Individuals and</w:t>
-                  </w:r>
-                  <w:r>
-                    <w:t xml:space="preserve"> </w:t>
-                  </w:r>
-                  <w:r>
-                    <w:t xml:space="preserve">Households</w:t>
-                  </w:r>
-                </w:p>
-              </w:tc>
-              <w:tc>
-                <w:tcPr/>
-                <w:p>
-                  <w:pPr>
-                    <w:pStyle w:val="Compact"/>
-                    <w:jc w:val="left"/>
-                    <w:jc w:val="center"/>
-                  </w:pPr>
-                  <w:r>
                     <w:t xml:space="preserve">Klein (2024)</w:t>
                   </w:r>
                 </w:p>
@@ -4129,60 +3209,63 @@
                 <w:p>
                   <w:pPr>
                     <w:pStyle w:val="Compact"/>
-                    <w:jc w:val="left"/>
-                    <w:jc w:val="center"/>
-                  </w:pPr>
-                  <w:r>
-                    <w:t xml:space="preserve">Personal</w:t>
-                  </w:r>
-                  <w:r>
-                    <w:t xml:space="preserve"> </w:t>
-                  </w:r>
-                  <w:r>
-                    <w:t xml:space="preserve">Survey Created</w:t>
-                  </w:r>
-                  <w:r>
-                    <w:t xml:space="preserve"> </w:t>
-                  </w:r>
-                  <w:r>
-                    <w:t xml:space="preserve">by Dr. Klein</w:t>
-                  </w:r>
-                </w:p>
-              </w:tc>
-              <w:tc>
-                <w:tcPr/>
-                <w:p>
-                  <w:pPr>
-                    <w:pStyle w:val="Compact"/>
-                    <w:jc w:val="left"/>
-                    <w:jc w:val="center"/>
-                  </w:pPr>
-                  <w:r>
-                    <w:t xml:space="preserve">Having a car gave people more</w:t>
-                  </w:r>
-                  <w:r>
-                    <w:t xml:space="preserve"> </w:t>
-                  </w:r>
-                  <w:r>
-                    <w:t xml:space="preserve">opportunities than before, and they</w:t>
-                  </w:r>
-                  <w:r>
-                    <w:t xml:space="preserve"> </w:t>
-                  </w:r>
-                  <w:r>
-                    <w:t xml:space="preserve">usually had more time to spend with</w:t>
-                  </w:r>
-                  <w:r>
-                    <w:t xml:space="preserve"> </w:t>
-                  </w:r>
-                  <w:r>
-                    <w:t xml:space="preserve">the family. At the beginning and end</w:t>
-                  </w:r>
-                  <w:r>
-                    <w:t xml:space="preserve"> </w:t>
-                  </w:r>
-                  <w:r>
-                    <w:t xml:space="preserve">of the day.</w:t>
+                    <w:jc w:val="right"/>
+                    <w:jc w:val="center"/>
+                  </w:pPr>
+                  <w:r>
+                    <w:t xml:space="preserve">NA</w:t>
+                  </w:r>
+                </w:p>
+              </w:tc>
+              <w:tc>
+                <w:tcPr/>
+                <w:p>
+                  <w:pPr>
+                    <w:pStyle w:val="Compact"/>
+                    <w:jc w:val="right"/>
+                    <w:jc w:val="center"/>
+                  </w:pPr>
+                  <w:r>
+                    <w:t xml:space="preserve">NA</w:t>
+                  </w:r>
+                </w:p>
+              </w:tc>
+              <w:tc>
+                <w:tcPr/>
+                <w:p>
+                  <w:pPr>
+                    <w:pStyle w:val="Compact"/>
+                    <w:jc w:val="right"/>
+                    <w:jc w:val="center"/>
+                  </w:pPr>
+                  <w:r>
+                    <w:t xml:space="preserve">1</w:t>
+                  </w:r>
+                </w:p>
+              </w:tc>
+              <w:tc>
+                <w:tcPr/>
+                <w:p>
+                  <w:pPr>
+                    <w:pStyle w:val="Compact"/>
+                    <w:jc w:val="right"/>
+                    <w:jc w:val="center"/>
+                  </w:pPr>
+                  <w:r>
+                    <w:t xml:space="preserve">NA</w:t>
+                  </w:r>
+                </w:p>
+              </w:tc>
+              <w:tc>
+                <w:tcPr/>
+                <w:p>
+                  <w:pPr>
+                    <w:pStyle w:val="Compact"/>
+                    <w:jc w:val="right"/>
+                    <w:jc w:val="center"/>
+                  </w:pPr>
+                  <w:r>
+                    <w:t xml:space="preserve">NA</w:t>
                   </w:r>
                 </w:p>
               </w:tc>
@@ -4197,49 +3280,6 @@
                     <w:jc w:val="center"/>
                   </w:pPr>
                   <w:r>
-                    <w:t xml:space="preserve">Investigating the</w:t>
-                  </w:r>
-                  <w:r>
-                    <w:t xml:space="preserve"> </w:t>
-                  </w:r>
-                  <w:r>
-                    <w:t xml:space="preserve">effects of</w:t>
-                  </w:r>
-                  <w:r>
-                    <w:t xml:space="preserve"> </w:t>
-                  </w:r>
-                  <w:r>
-                    <w:t xml:space="preserve">ridesourcing on the</w:t>
-                  </w:r>
-                  <w:r>
-                    <w:t xml:space="preserve"> </w:t>
-                  </w:r>
-                  <w:r>
-                    <w:t xml:space="preserve">dynamics of</w:t>
-                  </w:r>
-                  <w:r>
-                    <w:t xml:space="preserve"> </w:t>
-                  </w:r>
-                  <w:r>
-                    <w:t xml:space="preserve">household car</w:t>
-                  </w:r>
-                  <w:r>
-                    <w:t xml:space="preserve"> </w:t>
-                  </w:r>
-                  <w:r>
-                    <w:t xml:space="preserve">ownership</w:t>
-                  </w:r>
-                </w:p>
-              </w:tc>
-              <w:tc>
-                <w:tcPr/>
-                <w:p>
-                  <w:pPr>
-                    <w:pStyle w:val="Compact"/>
-                    <w:jc w:val="left"/>
-                    <w:jc w:val="center"/>
-                  </w:pPr>
-                  <w:r>
                     <w:t xml:space="preserve">Bilgin et al. (2025)</w:t>
                   </w:r>
                 </w:p>
@@ -4249,72 +3289,63 @@
                 <w:p>
                   <w:pPr>
                     <w:pStyle w:val="Compact"/>
-                    <w:jc w:val="left"/>
-                    <w:jc w:val="center"/>
-                  </w:pPr>
-                  <w:r>
-                    <w:t xml:space="preserve">United Kingdom</w:t>
-                  </w:r>
-                  <w:r>
-                    <w:t xml:space="preserve"> </w:t>
-                  </w:r>
-                  <w:r>
-                    <w:t xml:space="preserve">Household</w:t>
-                  </w:r>
-                  <w:r>
-                    <w:t xml:space="preserve"> </w:t>
-                  </w:r>
-                  <w:r>
-                    <w:t xml:space="preserve">Longitudinal</w:t>
-                  </w:r>
-                  <w:r>
-                    <w:t xml:space="preserve"> </w:t>
-                  </w:r>
-                  <w:r>
-                    <w:t xml:space="preserve">Study</w:t>
-                  </w:r>
-                </w:p>
-              </w:tc>
-              <w:tc>
-                <w:tcPr/>
-                <w:p>
-                  <w:pPr>
-                    <w:pStyle w:val="Compact"/>
-                    <w:jc w:val="left"/>
-                    <w:jc w:val="center"/>
-                  </w:pPr>
-                  <w:r>
-                    <w:t xml:space="preserve">Suggests that households are less</w:t>
-                  </w:r>
-                  <w:r>
-                    <w:t xml:space="preserve"> </w:t>
-                  </w:r>
-                  <w:r>
-                    <w:t xml:space="preserve">likely to qcquire a car in the</w:t>
-                  </w:r>
-                  <w:r>
-                    <w:t xml:space="preserve"> </w:t>
-                  </w:r>
-                  <w:r>
-                    <w:t xml:space="preserve">presence of ridesourcing, but car</w:t>
-                  </w:r>
-                  <w:r>
-                    <w:t xml:space="preserve"> </w:t>
-                  </w:r>
-                  <w:r>
-                    <w:t xml:space="preserve">disposal is mainly driven by</w:t>
-                  </w:r>
-                  <w:r>
-                    <w:t xml:space="preserve"> </w:t>
-                  </w:r>
-                  <w:r>
-                    <w:t xml:space="preserve">household compositions and</w:t>
-                  </w:r>
-                  <w:r>
-                    <w:t xml:space="preserve"> </w:t>
-                  </w:r>
-                  <w:r>
-                    <w:t xml:space="preserve">residential relocation factors.</w:t>
+                    <w:jc w:val="right"/>
+                    <w:jc w:val="center"/>
+                  </w:pPr>
+                  <w:r>
+                    <w:t xml:space="preserve">NA</w:t>
+                  </w:r>
+                </w:p>
+              </w:tc>
+              <w:tc>
+                <w:tcPr/>
+                <w:p>
+                  <w:pPr>
+                    <w:pStyle w:val="Compact"/>
+                    <w:jc w:val="right"/>
+                    <w:jc w:val="center"/>
+                  </w:pPr>
+                  <w:r>
+                    <w:t xml:space="preserve">NA</w:t>
+                  </w:r>
+                </w:p>
+              </w:tc>
+              <w:tc>
+                <w:tcPr/>
+                <w:p>
+                  <w:pPr>
+                    <w:pStyle w:val="Compact"/>
+                    <w:jc w:val="right"/>
+                    <w:jc w:val="center"/>
+                  </w:pPr>
+                  <w:r>
+                    <w:t xml:space="preserve">1</w:t>
+                  </w:r>
+                </w:p>
+              </w:tc>
+              <w:tc>
+                <w:tcPr/>
+                <w:p>
+                  <w:pPr>
+                    <w:pStyle w:val="Compact"/>
+                    <w:jc w:val="right"/>
+                    <w:jc w:val="center"/>
+                  </w:pPr>
+                  <w:r>
+                    <w:t xml:space="preserve">NA</w:t>
+                  </w:r>
+                </w:p>
+              </w:tc>
+              <w:tc>
+                <w:tcPr/>
+                <w:p>
+                  <w:pPr>
+                    <w:pStyle w:val="Compact"/>
+                    <w:jc w:val="right"/>
+                    <w:jc w:val="center"/>
+                  </w:pPr>
+                  <w:r>
+                    <w:t xml:space="preserve">NA</w:t>
                   </w:r>
                 </w:p>
               </w:tc>
@@ -4356,7 +3387,7 @@
         <w:pStyle w:val="BodyText"/>
       </w:pPr>
       <w:r>
-        <w:t xml:space="preserve">The literature relating to this study has been classified into four groups: (1) Family Choices and Activity Patterns, (2) Family Transportation Choices, (3) Family Spending and Budgets, and (4) Family Transportation Budgets. The following sections describe the relevant findings from literature in each of these groups.</w:t>
+        <w:t xml:space="preserve">The literature relating to this study has been classified into four groups: (1) Household Choices and Activity Patterns, (2) Household Transportation Choices, (3) Household Spending and Budgets, and (4) Household Transportation Budgets. The following sections describe the relevant findings from literature in each of these groups.</w:t>
       </w:r>
     </w:p>
     <w:bookmarkStart w:id="24" w:name="X11645761b5b89cb5d510699a2f6a54e37840b1c"/>
@@ -4718,28 +3749,57 @@
         <w:t xml:space="preserve">. Captive drivers would be those in the population that are low income but have a car representing people with less transportation freedom. They analyzed the CEX with this new way of classifying transportation users and found that captive drivers carry the most transportation burden. The transportation expenditures of captive drivers average more than 16% of total household expenditures while the transportation expenditures of captive riders was only around 7% of total expenditures.</w:t>
       </w:r>
     </w:p>
+    <w:bookmarkEnd w:id="26"/>
+    <w:bookmarkStart w:id="30" w:name="the-current-study"/>
+    <w:p>
+      <w:pPr>
+        <w:pStyle w:val="Heading3"/>
+      </w:pPr>
+      <w:r>
+        <w:t xml:space="preserve">2.4 The Current Study</w:t>
+      </w:r>
+    </w:p>
+    <w:p>
+      <w:pPr>
+        <w:pStyle w:val="FirstParagraph"/>
+      </w:pPr>
+      <w:r>
+        <w:t xml:space="preserve">Like many of the existing studies described, the current study improves our understanding of household spending patterns and transportation choices. It adds to the literature in three main ways: Dataset, Methodology, and Research Question.</w:t>
+      </w:r>
+    </w:p>
+    <w:bookmarkStart w:id="27" w:name="dataset"/>
+    <w:p>
+      <w:pPr>
+        <w:pStyle w:val="Heading4"/>
+      </w:pPr>
+      <w:r>
+        <w:t xml:space="preserve">2.4.1 Dataset</w:t>
+      </w:r>
+    </w:p>
+    <w:p>
+      <w:pPr>
+        <w:pStyle w:val="FirstParagraph"/>
+      </w:pPr>
+      <w:r>
+        <w:t xml:space="preserve">Many studies seek to understand household transportation choices with time use diaries or travel surveys. This study, on the other hand, seeks to answer similar questions using expenditure data. Instead of using day to day activities to understand where and how a household is getting around, we use households’ weekly expenses to find underlying patterns that explain, and perhaps shape, their travel choices.</w:t>
+      </w:r>
+    </w:p>
     <w:p>
       <w:pPr>
         <w:pStyle w:val="BodyText"/>
       </w:pPr>
       <w:r>
-        <w:t xml:space="preserve">Bureau of Transportation Statistics (2024)</w:t>
-      </w:r>
-      <w:r>
-        <w:t xml:space="preserve"> </w:t>
-      </w:r>
-      <w:r>
-        <w:t xml:space="preserve">- Chapter 2 has a whole section where they analyze household expenditures gettting much of their data from the CEX.</w:t>
-      </w:r>
-    </w:p>
-    <w:bookmarkEnd w:id="26"/>
-    <w:bookmarkStart w:id="27" w:name="the-current-study"/>
-    <w:p>
-      <w:pPr>
-        <w:pStyle w:val="Heading3"/>
-      </w:pPr>
-      <w:r>
-        <w:t xml:space="preserve">2.4 The Current Study</w:t>
+        <w:t xml:space="preserve">Another important thing to note is that all of the reviewed transportation studies using the CEX were using data from before 2020. Since much has changed since the COVID19 pandemic, the 2024 data used in the current study will provide a more timely analysis.</w:t>
+      </w:r>
+    </w:p>
+    <w:bookmarkEnd w:id="27"/>
+    <w:bookmarkStart w:id="28" w:name="methodology"/>
+    <w:p>
+      <w:pPr>
+        <w:pStyle w:val="Heading4"/>
+      </w:pPr>
+      <w:r>
+        <w:t xml:space="preserve">2.4.2 Methodology</w:t>
       </w:r>
     </w:p>
     <w:p>
@@ -4747,7 +3807,45 @@
         <w:pStyle w:val="FirstParagraph"/>
       </w:pPr>
       <w:r>
-        <w:t xml:space="preserve">This study has never been done and will add to the current literature in the following ways.</w:t>
+        <w:t xml:space="preserve">The latent class analysis for the current study looks at unique exogenous and outcome variables. To perform the analysis, we create</w:t>
+      </w:r>
+    </w:p>
+    <w:bookmarkEnd w:id="28"/>
+    <w:bookmarkStart w:id="29" w:name="research-question"/>
+    <w:p>
+      <w:pPr>
+        <w:pStyle w:val="Heading4"/>
+      </w:pPr>
+      <w:r>
+        <w:t xml:space="preserve">2.4.3 Research Question</w:t>
+      </w:r>
+    </w:p>
+    <w:p>
+      <w:pPr>
+        <w:pStyle w:val="FirstParagraph"/>
+      </w:pPr>
+      <w:r>
+        <w:t xml:space="preserve">The purpose of the current study is to see how household budgets are structured around transportation decisions. We are going about it with the perspective that transportation expenditures help define a household. Looking at the data in this way will help us…</w:t>
+      </w:r>
+    </w:p>
+    <w:bookmarkEnd w:id="29"/>
+    <w:bookmarkEnd w:id="30"/>
+    <w:bookmarkEnd w:id="31"/>
+    <w:bookmarkStart w:id="32" w:name="data"/>
+    <w:p>
+      <w:pPr>
+        <w:pStyle w:val="Heading2"/>
+      </w:pPr>
+      <w:r>
+        <w:t xml:space="preserve">3 Data</w:t>
+      </w:r>
+    </w:p>
+    <w:p>
+      <w:pPr>
+        <w:pStyle w:val="FirstParagraph"/>
+      </w:pPr>
+      <w:r>
+        <w:t xml:space="preserve">Data for the following analysis were attained from the 2024 Consumer Expenditure Survey (CEX) Public Use Microdata (PUMD). The CEX is administered continuously by the Bureau of Labor Statistics (BLS). The data are organized by quarter and published each year. The CEX consists of two surveys as described below.</w:t>
       </w:r>
     </w:p>
     <w:p>
@@ -4755,58 +3853,6 @@
         <w:numPr>
           <w:ilvl w:val="0"/>
           <w:numId w:val="1004"/>
-        </w:numPr>
-      </w:pPr>
-      <w:r>
-        <w:t xml:space="preserve">Data: Many studies on household transportation patterns focus on time diaries and other things. This study uses consumer expenditure data to understand patterns in household transportation budgets.</w:t>
-      </w:r>
-    </w:p>
-    <w:p>
-      <w:pPr>
-        <w:numPr>
-          <w:ilvl w:val="0"/>
-          <w:numId w:val="1004"/>
-        </w:numPr>
-      </w:pPr>
-      <w:r>
-        <w:t xml:space="preserve">Methodology: LCA to find groupings that organize households using different transportation expense patterns. What variables do we want to look at, and how is that different from other studies?</w:t>
-      </w:r>
-    </w:p>
-    <w:p>
-      <w:pPr>
-        <w:numPr>
-          <w:ilvl w:val="0"/>
-          <w:numId w:val="1004"/>
-        </w:numPr>
-      </w:pPr>
-      <w:r>
-        <w:t xml:space="preserve">Purpose: Have there been any studies that share a similar end goal as our study? If so, is ours unique?</w:t>
-      </w:r>
-    </w:p>
-    <w:bookmarkEnd w:id="27"/>
-    <w:bookmarkEnd w:id="28"/>
-    <w:bookmarkStart w:id="29" w:name="data"/>
-    <w:p>
-      <w:pPr>
-        <w:pStyle w:val="Heading2"/>
-      </w:pPr>
-      <w:r>
-        <w:t xml:space="preserve">3 Data</w:t>
-      </w:r>
-    </w:p>
-    <w:p>
-      <w:pPr>
-        <w:pStyle w:val="FirstParagraph"/>
-      </w:pPr>
-      <w:r>
-        <w:t xml:space="preserve">Data for the following analysis were attained from the 2024 Consumer Expenditure Survey (CEX) Public Use Microdata (PUMD). The CEX is deployed continuously by the Bureau of Labor Statistics (BLS). The data are organized by quarter and published each year. The CEX consists of two surveys as described below.</w:t>
-      </w:r>
-    </w:p>
-    <w:p>
-      <w:pPr>
-        <w:numPr>
-          <w:ilvl w:val="0"/>
-          <w:numId w:val="1005"/>
         </w:numPr>
       </w:pPr>
       <w:r>
@@ -4827,7 +3873,7 @@
       <w:pPr>
         <w:numPr>
           <w:ilvl w:val="0"/>
-          <w:numId w:val="1005"/>
+          <w:numId w:val="1004"/>
         </w:numPr>
       </w:pPr>
       <w:r>
@@ -4883,11 +3929,11 @@
         <w:pStyle w:val="BodyText"/>
       </w:pPr>
       <w:r>
-        <w:t xml:space="preserve">We grouped the 397 different types of expenditures found in the data into the following 24 categories: Air Travel, Alcohol, At -Home Entertainment, Bike or Scooter or other Single Rider Travel, Bus Travel, Car Fuel, Car Maintenance, Car Other, Car Payment, Car Purchase, Clothing Related, Education, Family Spending, Food Related, House Related, Hygiene, Medical, Motorcycle Travel, no category specified, Recreational Related, School Supplies, Ship Travel, Taxi or Limo Travel, Train Travel</w:t>
-      </w:r>
-    </w:p>
-    <w:bookmarkEnd w:id="29"/>
-    <w:bookmarkStart w:id="98" w:name="references"/>
+        <w:t xml:space="preserve">Of the 397 different types of expenditures found in the data, we created 24 categories: Air Travel, Alcohol, At -Home Entertainment, Bike or Scooter or other Single Rider Travel, Bus Travel, Car Fuel, Car Maintenance, Car Other, Car Payment, Car Purchase, Clothing Related, Education, Family Spending, Food Related, House Related, Hygiene, Medical, Motorcycle Travel, no category specified, Recreational Related, School Supplies, Ship Travel, Taxi or Limo Travel, Train Travel.</w:t>
+      </w:r>
+    </w:p>
+    <w:bookmarkEnd w:id="32"/>
+    <w:bookmarkStart w:id="101" w:name="references"/>
     <w:p>
       <w:pPr>
         <w:pStyle w:val="Heading2"/>
@@ -4896,8 +3942,8 @@
         <w:t xml:space="preserve">4 References</w:t>
       </w:r>
     </w:p>
-    <w:bookmarkStart w:id="97" w:name="refs"/>
-    <w:bookmarkStart w:id="31" w:name="ref-amirnazmiafshar_review_2022"/>
+    <w:bookmarkStart w:id="100" w:name="refs"/>
+    <w:bookmarkStart w:id="34" w:name="ref-amirnazmiafshar_review_2022"/>
     <w:p>
       <w:pPr>
         <w:pStyle w:val="Bibliography"/>
@@ -4930,7 +3976,7 @@
       <w:r>
         <w:t xml:space="preserve"> </w:t>
       </w:r>
-      <w:hyperlink r:id="rId30">
+      <w:hyperlink r:id="rId33">
         <w:r>
           <w:rPr>
             <w:rStyle w:val="Hyperlink"/>
@@ -4942,8 +3988,8 @@
         <w:t xml:space="preserve">.</w:t>
       </w:r>
     </w:p>
-    <w:bookmarkEnd w:id="31"/>
-    <w:bookmarkStart w:id="33" w:name="ref-bernardo_empirical_2015"/>
+    <w:bookmarkEnd w:id="34"/>
+    <w:bookmarkStart w:id="36" w:name="ref-bernardo_empirical_2015"/>
     <w:p>
       <w:pPr>
         <w:pStyle w:val="Bibliography"/>
@@ -4976,7 +4022,7 @@
       <w:r>
         <w:t xml:space="preserve"> </w:t>
       </w:r>
-      <w:hyperlink r:id="rId32">
+      <w:hyperlink r:id="rId35">
         <w:r>
           <w:rPr>
             <w:rStyle w:val="Hyperlink"/>
@@ -4988,8 +4034,8 @@
         <w:t xml:space="preserve">.</w:t>
       </w:r>
     </w:p>
-    <w:bookmarkEnd w:id="33"/>
-    <w:bookmarkStart w:id="35" w:name="ref-bilgin_investigating_2025"/>
+    <w:bookmarkEnd w:id="36"/>
+    <w:bookmarkStart w:id="38" w:name="ref-bilgin_investigating_2025"/>
     <w:p>
       <w:pPr>
         <w:pStyle w:val="Bibliography"/>
@@ -5022,7 +4068,7 @@
       <w:r>
         <w:t xml:space="preserve"> </w:t>
       </w:r>
-      <w:hyperlink r:id="rId34">
+      <w:hyperlink r:id="rId37">
         <w:r>
           <w:rPr>
             <w:rStyle w:val="Hyperlink"/>
@@ -5034,8 +4080,8 @@
         <w:t xml:space="preserve">.</w:t>
       </w:r>
     </w:p>
-    <w:bookmarkEnd w:id="35"/>
-    <w:bookmarkStart w:id="36" w:name="ref-blumenberg_transportation_2003"/>
+    <w:bookmarkEnd w:id="38"/>
+    <w:bookmarkStart w:id="39" w:name="ref-blumenberg_transportation_2003"/>
     <w:p>
       <w:pPr>
         <w:pStyle w:val="Bibliography"/>
@@ -5101,8 +4147,8 @@
         <w:t xml:space="preserve">October.</w:t>
       </w:r>
     </w:p>
-    <w:bookmarkEnd w:id="36"/>
-    <w:bookmarkStart w:id="38" w:name="Xa66e51dc7d1b5a25f9f65477025553c1efad10b"/>
+    <w:bookmarkEnd w:id="39"/>
+    <w:bookmarkStart w:id="41" w:name="Xa66e51dc7d1b5a25f9f65477025553c1efad10b"/>
     <w:p>
       <w:pPr>
         <w:pStyle w:val="Bibliography"/>
@@ -5149,7 +4195,7 @@
       <w:r>
         <w:t xml:space="preserve"> </w:t>
       </w:r>
-      <w:hyperlink r:id="rId37">
+      <w:hyperlink r:id="rId40">
         <w:r>
           <w:rPr>
             <w:rStyle w:val="Hyperlink"/>
@@ -5161,8 +4207,8 @@
         <w:t xml:space="preserve">.</w:t>
       </w:r>
     </w:p>
-    <w:bookmarkEnd w:id="38"/>
-    <w:bookmarkStart w:id="40" w:name="ref-choo_transportation_2007"/>
+    <w:bookmarkEnd w:id="41"/>
+    <w:bookmarkStart w:id="43" w:name="ref-choo_transportation_2007"/>
     <w:p>
       <w:pPr>
         <w:pStyle w:val="Bibliography"/>
@@ -5288,7 +4334,7 @@
       <w:r>
         <w:t xml:space="preserve"> </w:t>
       </w:r>
-      <w:hyperlink r:id="rId39">
+      <w:hyperlink r:id="rId42">
         <w:r>
           <w:rPr>
             <w:rStyle w:val="Hyperlink"/>
@@ -5300,8 +4346,8 @@
         <w:t xml:space="preserve">.</w:t>
       </w:r>
     </w:p>
-    <w:bookmarkEnd w:id="40"/>
-    <w:bookmarkStart w:id="42" w:name="ref-copperman_analysis_2007"/>
+    <w:bookmarkEnd w:id="43"/>
+    <w:bookmarkStart w:id="45" w:name="ref-copperman_analysis_2007"/>
     <w:p>
       <w:pPr>
         <w:pStyle w:val="Bibliography"/>
@@ -5334,7 +4380,7 @@
       <w:r>
         <w:t xml:space="preserve"> </w:t>
       </w:r>
-      <w:hyperlink r:id="rId41">
+      <w:hyperlink r:id="rId44">
         <w:r>
           <w:rPr>
             <w:rStyle w:val="Hyperlink"/>
@@ -5346,8 +4392,8 @@
         <w:t xml:space="preserve">.</w:t>
       </w:r>
     </w:p>
-    <w:bookmarkEnd w:id="42"/>
-    <w:bookmarkStart w:id="43" w:name="ref-copperman_exploratory_2007"/>
+    <w:bookmarkEnd w:id="45"/>
+    <w:bookmarkStart w:id="46" w:name="ref-copperman_exploratory_2007"/>
     <w:p>
       <w:pPr>
         <w:pStyle w:val="Bibliography"/>
@@ -5515,8 +4561,8 @@
         <w:t xml:space="preserve">).”</w:t>
       </w:r>
     </w:p>
-    <w:bookmarkEnd w:id="43"/>
-    <w:bookmarkStart w:id="45" w:name="ref-deka_relationship_2015"/>
+    <w:bookmarkEnd w:id="46"/>
+    <w:bookmarkStart w:id="48" w:name="ref-deka_relationship_2015"/>
     <w:p>
       <w:pPr>
         <w:pStyle w:val="Bibliography"/>
@@ -5612,7 +4658,7 @@
       <w:r>
         <w:t xml:space="preserve"> </w:t>
       </w:r>
-      <w:hyperlink r:id="rId44">
+      <w:hyperlink r:id="rId47">
         <w:r>
           <w:rPr>
             <w:rStyle w:val="Hyperlink"/>
@@ -5624,8 +4670,8 @@
         <w:t xml:space="preserve">.</w:t>
       </w:r>
     </w:p>
-    <w:bookmarkEnd w:id="45"/>
-    <w:bookmarkStart w:id="47" w:name="ref-duncan_estimating_2023"/>
+    <w:bookmarkEnd w:id="48"/>
+    <w:bookmarkStart w:id="50" w:name="ref-duncan_estimating_2023"/>
     <w:p>
       <w:pPr>
         <w:pStyle w:val="Bibliography"/>
@@ -5693,7 +4739,7 @@
       <w:r>
         <w:t xml:space="preserve"> </w:t>
       </w:r>
-      <w:hyperlink r:id="rId46">
+      <w:hyperlink r:id="rId49">
         <w:r>
           <w:rPr>
             <w:rStyle w:val="Hyperlink"/>
@@ -5705,8 +4751,8 @@
         <w:t xml:space="preserve">.</w:t>
       </w:r>
     </w:p>
-    <w:bookmarkEnd w:id="47"/>
-    <w:bookmarkStart w:id="49" w:name="ref-ferdous_comprehensive_2010"/>
+    <w:bookmarkEnd w:id="50"/>
+    <w:bookmarkStart w:id="52" w:name="ref-ferdous_comprehensive_2010"/>
     <w:p>
       <w:pPr>
         <w:pStyle w:val="Bibliography"/>
@@ -5757,7 +4803,7 @@
       <w:r>
         <w:t xml:space="preserve"> </w:t>
       </w:r>
-      <w:hyperlink r:id="rId48">
+      <w:hyperlink r:id="rId51">
         <w:r>
           <w:rPr>
             <w:rStyle w:val="Hyperlink"/>
@@ -5769,8 +4815,8 @@
         <w:t xml:space="preserve">.</w:t>
       </w:r>
     </w:p>
-    <w:bookmarkEnd w:id="49"/>
-    <w:bookmarkStart w:id="51" w:name="ref-fontes_effects_2006"/>
+    <w:bookmarkEnd w:id="52"/>
+    <w:bookmarkStart w:id="54" w:name="ref-fontes_effects_2006"/>
     <w:p>
       <w:pPr>
         <w:pStyle w:val="Bibliography"/>
@@ -5878,7 +4924,7 @@
       <w:r>
         <w:t xml:space="preserve"> </w:t>
       </w:r>
-      <w:hyperlink r:id="rId50">
+      <w:hyperlink r:id="rId53">
         <w:r>
           <w:rPr>
             <w:rStyle w:val="Hyperlink"/>
@@ -5890,8 +4936,8 @@
         <w:t xml:space="preserve">.</w:t>
       </w:r>
     </w:p>
-    <w:bookmarkEnd w:id="51"/>
-    <w:bookmarkStart w:id="53" w:name="ref-haas_estimating_2008"/>
+    <w:bookmarkEnd w:id="54"/>
+    <w:bookmarkStart w:id="56" w:name="ref-haas_estimating_2008"/>
     <w:p>
       <w:pPr>
         <w:pStyle w:val="Bibliography"/>
@@ -5975,7 +5021,7 @@
       <w:r>
         <w:t xml:space="preserve"> </w:t>
       </w:r>
-      <w:hyperlink r:id="rId52">
+      <w:hyperlink r:id="rId55">
         <w:r>
           <w:rPr>
             <w:rStyle w:val="Hyperlink"/>
@@ -5987,8 +5033,8 @@
         <w:t xml:space="preserve">.</w:t>
       </w:r>
     </w:p>
-    <w:bookmarkEnd w:id="53"/>
-    <w:bookmarkStart w:id="54" w:name="ref-hargunani_study_2024"/>
+    <w:bookmarkEnd w:id="56"/>
+    <w:bookmarkStart w:id="57" w:name="ref-hargunani_study_2024"/>
     <w:p>
       <w:pPr>
         <w:pStyle w:val="Bibliography"/>
@@ -6114,8 +5160,8 @@
         <w:t xml:space="preserve">20 (1).</w:t>
       </w:r>
     </w:p>
-    <w:bookmarkEnd w:id="54"/>
-    <w:bookmarkStart w:id="56" w:name="ref-hastings_parental_2022"/>
+    <w:bookmarkEnd w:id="57"/>
+    <w:bookmarkStart w:id="59" w:name="ref-hastings_parental_2022"/>
     <w:p>
       <w:pPr>
         <w:pStyle w:val="Bibliography"/>
@@ -6223,7 +5269,7 @@
       <w:r>
         <w:t xml:space="preserve"> </w:t>
       </w:r>
-      <w:hyperlink r:id="rId55">
+      <w:hyperlink r:id="rId58">
         <w:r>
           <w:rPr>
             <w:rStyle w:val="Hyperlink"/>
@@ -6235,8 +5281,8 @@
         <w:t xml:space="preserve">.</w:t>
       </w:r>
     </w:p>
-    <w:bookmarkEnd w:id="56"/>
-    <w:bookmarkStart w:id="58" w:name="ref-hong_leisure_2005"/>
+    <w:bookmarkEnd w:id="59"/>
+    <w:bookmarkStart w:id="61" w:name="ref-hong_leisure_2005"/>
     <w:p>
       <w:pPr>
         <w:pStyle w:val="Bibliography"/>
@@ -6320,7 +5366,7 @@
       <w:r>
         <w:t xml:space="preserve"> </w:t>
       </w:r>
-      <w:hyperlink r:id="rId57">
+      <w:hyperlink r:id="rId60">
         <w:r>
           <w:rPr>
             <w:rStyle w:val="Hyperlink"/>
@@ -6332,8 +5378,8 @@
         <w:t xml:space="preserve">.</w:t>
       </w:r>
     </w:p>
-    <w:bookmarkEnd w:id="58"/>
-    <w:bookmarkStart w:id="60" w:name="ref-johnson_century_2001"/>
+    <w:bookmarkEnd w:id="61"/>
+    <w:bookmarkStart w:id="63" w:name="ref-johnson_century_2001"/>
     <w:p>
       <w:pPr>
         <w:pStyle w:val="Bibliography"/>
@@ -6411,7 +5457,7 @@
       <w:r>
         <w:t xml:space="preserve"> </w:t>
       </w:r>
-      <w:hyperlink r:id="rId59">
+      <w:hyperlink r:id="rId62">
         <w:r>
           <w:rPr>
             <w:rStyle w:val="Hyperlink"/>
@@ -6423,8 +5469,8 @@
         <w:t xml:space="preserve">.</w:t>
       </w:r>
     </w:p>
-    <w:bookmarkEnd w:id="60"/>
-    <w:bookmarkStart w:id="62" w:name="ref-klein_subsidizing_2024"/>
+    <w:bookmarkEnd w:id="63"/>
+    <w:bookmarkStart w:id="65" w:name="ref-klein_subsidizing_2024"/>
     <w:p>
       <w:pPr>
         <w:pStyle w:val="Bibliography"/>
@@ -6508,7 +5554,7 @@
       <w:r>
         <w:t xml:space="preserve"> </w:t>
       </w:r>
-      <w:hyperlink r:id="rId61">
+      <w:hyperlink r:id="rId64">
         <w:r>
           <w:rPr>
             <w:rStyle w:val="Hyperlink"/>
@@ -6520,8 +5566,8 @@
         <w:t xml:space="preserve">.</w:t>
       </w:r>
     </w:p>
-    <w:bookmarkEnd w:id="62"/>
-    <w:bookmarkStart w:id="64" w:name="ref-leung_environment-people_2019"/>
+    <w:bookmarkEnd w:id="65"/>
+    <w:bookmarkStart w:id="67" w:name="ref-leung_environment-people_2019"/>
     <w:p>
       <w:pPr>
         <w:pStyle w:val="Bibliography"/>
@@ -6554,7 +5600,7 @@
       <w:r>
         <w:t xml:space="preserve"> </w:t>
       </w:r>
-      <w:hyperlink r:id="rId63">
+      <w:hyperlink r:id="rId66">
         <w:r>
           <w:rPr>
             <w:rStyle w:val="Hyperlink"/>
@@ -6566,8 +5612,8 @@
         <w:t xml:space="preserve">.</w:t>
       </w:r>
     </w:p>
-    <w:bookmarkEnd w:id="64"/>
-    <w:bookmarkStart w:id="66" w:name="ref-lino_expenditures_2017"/>
+    <w:bookmarkEnd w:id="67"/>
+    <w:bookmarkStart w:id="69" w:name="ref-lino_expenditures_2017"/>
     <w:p>
       <w:pPr>
         <w:pStyle w:val="Bibliography"/>
@@ -6611,7 +5657,7 @@
       <w:r>
         <w:t xml:space="preserve"> </w:t>
       </w:r>
-      <w:hyperlink r:id="rId65">
+      <w:hyperlink r:id="rId68">
         <w:r>
           <w:rPr>
             <w:rStyle w:val="Hyperlink"/>
@@ -6623,8 +5669,8 @@
         <w:t xml:space="preserve">.</w:t>
       </w:r>
     </w:p>
-    <w:bookmarkEnd w:id="66"/>
-    <w:bookmarkStart w:id="68" w:name="ref-lu_role_2022"/>
+    <w:bookmarkEnd w:id="69"/>
+    <w:bookmarkStart w:id="71" w:name="ref-lu_role_2022"/>
     <w:p>
       <w:pPr>
         <w:pStyle w:val="Bibliography"/>
@@ -6657,7 +5703,7 @@
       <w:r>
         <w:t xml:space="preserve"> </w:t>
       </w:r>
-      <w:hyperlink r:id="rId67">
+      <w:hyperlink r:id="rId70">
         <w:r>
           <w:rPr>
             <w:rStyle w:val="Hyperlink"/>
@@ -6669,8 +5715,8 @@
         <w:t xml:space="preserve">.</w:t>
       </w:r>
     </w:p>
-    <w:bookmarkEnd w:id="68"/>
-    <w:bookmarkStart w:id="70" w:name="ref-mattson_relationships_2020"/>
+    <w:bookmarkEnd w:id="71"/>
+    <w:bookmarkStart w:id="73" w:name="ref-mattson_relationships_2020"/>
     <w:p>
       <w:pPr>
         <w:pStyle w:val="Bibliography"/>
@@ -6703,7 +5749,7 @@
       <w:r>
         <w:t xml:space="preserve"> </w:t>
       </w:r>
-      <w:hyperlink r:id="rId69">
+      <w:hyperlink r:id="rId72">
         <w:r>
           <w:rPr>
             <w:rStyle w:val="Hyperlink"/>
@@ -6715,8 +5761,8 @@
         <w:t xml:space="preserve">.</w:t>
       </w:r>
     </w:p>
-    <w:bookmarkEnd w:id="70"/>
-    <w:bookmarkStart w:id="71" w:name="ref-mattson_relationships_2019"/>
+    <w:bookmarkEnd w:id="73"/>
+    <w:bookmarkStart w:id="74" w:name="ref-mattson_relationships_2019"/>
     <w:p>
       <w:pPr>
         <w:pStyle w:val="Bibliography"/>
@@ -6815,8 +5861,8 @@
         <w:t xml:space="preserve">December.</w:t>
       </w:r>
     </w:p>
-    <w:bookmarkEnd w:id="71"/>
-    <w:bookmarkStart w:id="73" w:name="ref-mccarthy_factors_2017"/>
+    <w:bookmarkEnd w:id="74"/>
+    <w:bookmarkStart w:id="76" w:name="ref-mccarthy_factors_2017"/>
     <w:p>
       <w:pPr>
         <w:pStyle w:val="Bibliography"/>
@@ -6849,7 +5895,7 @@
       <w:r>
         <w:t xml:space="preserve"> </w:t>
       </w:r>
-      <w:hyperlink r:id="rId72">
+      <w:hyperlink r:id="rId75">
         <w:r>
           <w:rPr>
             <w:rStyle w:val="Hyperlink"/>
@@ -6861,8 +5907,8 @@
         <w:t xml:space="preserve">.</w:t>
       </w:r>
     </w:p>
-    <w:bookmarkEnd w:id="73"/>
-    <w:bookmarkStart w:id="75" w:name="ref-molloy_new_2024"/>
+    <w:bookmarkEnd w:id="76"/>
+    <w:bookmarkStart w:id="78" w:name="ref-molloy_new_2024"/>
     <w:p>
       <w:pPr>
         <w:pStyle w:val="Bibliography"/>
@@ -6970,7 +6016,7 @@
       <w:r>
         <w:t xml:space="preserve"> </w:t>
       </w:r>
-      <w:hyperlink r:id="rId74">
+      <w:hyperlink r:id="rId77">
         <w:r>
           <w:rPr>
             <w:rStyle w:val="Hyperlink"/>
@@ -6982,8 +6028,8 @@
         <w:t xml:space="preserve">.</w:t>
       </w:r>
     </w:p>
-    <w:bookmarkEnd w:id="75"/>
-    <w:bookmarkStart w:id="77" w:name="ref-morris_family_1979"/>
+    <w:bookmarkEnd w:id="78"/>
+    <w:bookmarkStart w:id="80" w:name="ref-morris_family_1979"/>
     <w:p>
       <w:pPr>
         <w:pStyle w:val="Bibliography"/>
@@ -7028,7 +6074,7 @@
       <w:r>
         <w:t xml:space="preserve"> </w:t>
       </w:r>
-      <w:hyperlink r:id="rId76">
+      <w:hyperlink r:id="rId79">
         <w:r>
           <w:rPr>
             <w:rStyle w:val="Hyperlink"/>
@@ -7040,8 +6086,8 @@
         <w:t xml:space="preserve">.</w:t>
       </w:r>
     </w:p>
-    <w:bookmarkEnd w:id="77"/>
-    <w:bookmarkStart w:id="79" w:name="ref-nayga_sample_1998"/>
+    <w:bookmarkEnd w:id="80"/>
+    <w:bookmarkStart w:id="82" w:name="ref-nayga_sample_1998"/>
     <w:p>
       <w:pPr>
         <w:pStyle w:val="Bibliography"/>
@@ -7074,7 +6120,7 @@
       <w:r>
         <w:t xml:space="preserve"> </w:t>
       </w:r>
-      <w:hyperlink r:id="rId78">
+      <w:hyperlink r:id="rId81">
         <w:r>
           <w:rPr>
             <w:rStyle w:val="Hyperlink"/>
@@ -7086,8 +6132,8 @@
         <w:t xml:space="preserve">.</w:t>
       </w:r>
     </w:p>
-    <w:bookmarkEnd w:id="79"/>
-    <w:bookmarkStart w:id="80" w:name="ref-osborne_updated_2021"/>
+    <w:bookmarkEnd w:id="82"/>
+    <w:bookmarkStart w:id="83" w:name="ref-osborne_updated_2021"/>
     <w:p>
       <w:pPr>
         <w:pStyle w:val="Bibliography"/>
@@ -7165,8 +6211,8 @@
         <w:t xml:space="preserve">.”</w:t>
       </w:r>
     </w:p>
-    <w:bookmarkEnd w:id="80"/>
-    <w:bookmarkStart w:id="82" w:name="ref-paleti_empirical_2011"/>
+    <w:bookmarkEnd w:id="83"/>
+    <w:bookmarkStart w:id="85" w:name="ref-paleti_empirical_2011"/>
     <w:p>
       <w:pPr>
         <w:pStyle w:val="Bibliography"/>
@@ -7199,7 +6245,7 @@
       <w:r>
         <w:t xml:space="preserve"> </w:t>
       </w:r>
-      <w:hyperlink r:id="rId81">
+      <w:hyperlink r:id="rId84">
         <w:r>
           <w:rPr>
             <w:rStyle w:val="Hyperlink"/>
@@ -7211,8 +6257,8 @@
         <w:t xml:space="preserve">.</w:t>
       </w:r>
     </w:p>
-    <w:bookmarkEnd w:id="82"/>
-    <w:bookmarkStart w:id="84" w:name="ref-sabelhaus_is_2013"/>
+    <w:bookmarkEnd w:id="85"/>
+    <w:bookmarkStart w:id="87" w:name="ref-sabelhaus_is_2013"/>
     <w:p>
       <w:pPr>
         <w:pStyle w:val="Bibliography"/>
@@ -7271,7 +6317,7 @@
       <w:r>
         <w:t xml:space="preserve"> </w:t>
       </w:r>
-      <w:hyperlink r:id="rId83">
+      <w:hyperlink r:id="rId86">
         <w:r>
           <w:rPr>
             <w:rStyle w:val="Hyperlink"/>
@@ -7283,8 +6329,8 @@
         <w:t xml:space="preserve">.</w:t>
       </w:r>
     </w:p>
-    <w:bookmarkEnd w:id="84"/>
-    <w:bookmarkStart w:id="86" w:name="ref-sener_analysis_2007"/>
+    <w:bookmarkEnd w:id="87"/>
+    <w:bookmarkStart w:id="89" w:name="ref-sener_analysis_2007"/>
     <w:p>
       <w:pPr>
         <w:pStyle w:val="Bibliography"/>
@@ -7317,7 +6363,7 @@
       <w:r>
         <w:t xml:space="preserve"> </w:t>
       </w:r>
-      <w:hyperlink r:id="rId85">
+      <w:hyperlink r:id="rId88">
         <w:r>
           <w:rPr>
             <w:rStyle w:val="Hyperlink"/>
@@ -7329,8 +6375,8 @@
         <w:t xml:space="preserve">.</w:t>
       </w:r>
     </w:p>
-    <w:bookmarkEnd w:id="86"/>
-    <w:bookmarkStart w:id="88" w:name="ref-sener_analysis_2008"/>
+    <w:bookmarkEnd w:id="89"/>
+    <w:bookmarkStart w:id="91" w:name="ref-sener_analysis_2008"/>
     <w:p>
       <w:pPr>
         <w:pStyle w:val="Bibliography"/>
@@ -7363,7 +6409,7 @@
       <w:r>
         <w:t xml:space="preserve"> </w:t>
       </w:r>
-      <w:hyperlink r:id="rId87">
+      <w:hyperlink r:id="rId90">
         <w:r>
           <w:rPr>
             <w:rStyle w:val="Hyperlink"/>
@@ -7375,8 +6421,8 @@
         <w:t xml:space="preserve">.</w:t>
       </w:r>
     </w:p>
-    <w:bookmarkEnd w:id="88"/>
-    <w:bookmarkStart w:id="90" w:name="ref-skinner_variable_1985"/>
+    <w:bookmarkEnd w:id="91"/>
+    <w:bookmarkStart w:id="93" w:name="ref-skinner_variable_1985"/>
     <w:p>
       <w:pPr>
         <w:pStyle w:val="Bibliography"/>
@@ -7448,7 +6494,7 @@
       <w:r>
         <w:t xml:space="preserve"> </w:t>
       </w:r>
-      <w:hyperlink r:id="rId89">
+      <w:hyperlink r:id="rId92">
         <w:r>
           <w:rPr>
             <w:rStyle w:val="Hyperlink"/>
@@ -7460,8 +6506,8 @@
         <w:t xml:space="preserve">.</w:t>
       </w:r>
     </w:p>
-    <w:bookmarkEnd w:id="90"/>
-    <w:bookmarkStart w:id="92" w:name="ref-souche_measuring_2010"/>
+    <w:bookmarkEnd w:id="93"/>
+    <w:bookmarkStart w:id="95" w:name="ref-souche_measuring_2010"/>
     <w:p>
       <w:pPr>
         <w:pStyle w:val="Bibliography"/>
@@ -7494,7 +6540,7 @@
       <w:r>
         <w:t xml:space="preserve"> </w:t>
       </w:r>
-      <w:hyperlink r:id="rId91">
+      <w:hyperlink r:id="rId94">
         <w:r>
           <w:rPr>
             <w:rStyle w:val="Hyperlink"/>
@@ -7506,8 +6552,8 @@
         <w:t xml:space="preserve">.</w:t>
       </w:r>
     </w:p>
-    <w:bookmarkEnd w:id="92"/>
-    <w:bookmarkStart w:id="94" w:name="ref-thakuriah_analysis_2005"/>
+    <w:bookmarkEnd w:id="95"/>
+    <w:bookmarkStart w:id="97" w:name="ref-thakuriah_analysis_2005"/>
     <w:p>
       <w:pPr>
         <w:pStyle w:val="Bibliography"/>
@@ -7573,7 +6619,7 @@
       <w:r>
         <w:t xml:space="preserve"> </w:t>
       </w:r>
-      <w:hyperlink r:id="rId93">
+      <w:hyperlink r:id="rId96">
         <w:r>
           <w:rPr>
             <w:rStyle w:val="Hyperlink"/>
@@ -7585,8 +6631,8 @@
         <w:t xml:space="preserve">.</w:t>
       </w:r>
     </w:p>
-    <w:bookmarkEnd w:id="94"/>
-    <w:bookmarkStart w:id="96" w:name="ref-thakuriah_vonu_transportation_2006"/>
+    <w:bookmarkEnd w:id="97"/>
+    <w:bookmarkStart w:id="99" w:name="ref-thakuriah_vonu_transportation_2006"/>
     <w:p>
       <w:pPr>
         <w:pStyle w:val="Bibliography"/>
@@ -7685,7 +6731,7 @@
       <w:r>
         <w:t xml:space="preserve"> </w:t>
       </w:r>
-      <w:hyperlink r:id="rId95">
+      <w:hyperlink r:id="rId98">
         <w:r>
           <w:rPr>
             <w:rStyle w:val="Hyperlink"/>
@@ -7697,9 +6743,9 @@
         <w:t xml:space="preserve">.</w:t>
       </w:r>
     </w:p>
-    <w:bookmarkEnd w:id="96"/>
-    <w:bookmarkEnd w:id="97"/>
-    <w:bookmarkEnd w:id="98"/>
+    <w:bookmarkEnd w:id="99"/>
+    <w:bookmarkEnd w:id="100"/>
+    <w:bookmarkEnd w:id="101"/>
     <w:sectPr>
       <w:footnotePr>
         <w:numRestart w:val="eachSect"/>
@@ -8948,9 +7994,6 @@
     <w:abstractNumId w:val="991"/>
   </w:num>
   <w:num w:numId="1004">
-    <w:abstractNumId w:val="991"/>
-  </w:num>
-  <w:num w:numId="1005">
     <w:abstractNumId w:val="991"/>
   </w:num>
 </w:numbering>

--- a/index.docx
+++ b/index.docx
@@ -31,7 +31,7 @@
         <w:pStyle w:val="Date"/>
       </w:pPr>
       <w:r>
-        <w:t xml:space="preserve">2026-01-09</w:t>
+        <w:t xml:space="preserve">2026-01-25</w:t>
       </w:r>
     </w:p>
     <w:p>
@@ -66,7 +66,7 @@
         </w:rPr>
         <w:t xml:space="preserve"> </w:t>
       </w:r>
-      <w:hyperlink r:id="rId20">
+      <w:hyperlink r:id="rId9">
         <w:r>
           <w:rPr>
             <w:rStyle w:val="Hyperlink"/>
@@ -76,7 +76,7 @@
         </w:r>
       </w:hyperlink>
     </w:p>
-    <w:bookmarkStart w:id="21" w:name="introduction"/>
+    <w:bookmarkStart w:id="10" w:name="introduction"/>
     <w:p>
       <w:pPr>
         <w:pStyle w:val="Heading2"/>
@@ -90,278 +90,107 @@
         <w:pStyle w:val="FirstParagraph"/>
       </w:pPr>
       <w:r>
-        <w:t xml:space="preserve">Statistics I can point out</w:t>
+        <w:t xml:space="preserve">Households juggle how to allocate their budgets: whether to invest in a reliable car, pay for quality childcare, secure housing in a good school district, or set money aside for leisure. These everyday choices shape how families live and move, reflecting the trade-offs they make to balance competing priorities. Transportation often sits at the center of these decisions, not only because it can be a significant expense, but also because choosing to buy and maintain a car versus relying on public transit represents a long-term commitment and a broader lifestyle choice. The way U.S. households choose to spend their money provides evidence of the weight of transportation decisions in a household. For the last 20 years, the average household has allocated between 15 and 20 percent of its budget on transportation expenditures</w:t>
+      </w:r>
+      <w:r>
+        <w:t xml:space="preserve"> </w:t>
+      </w:r>
+      <w:r>
+        <w:t xml:space="preserve">(Bureau of Transportation Statistics 2024)</w:t>
+      </w:r>
+      <w:r>
+        <w:t xml:space="preserve">. That is almost double what it was 100 years ago</w:t>
+      </w:r>
+      <w:r>
+        <w:t xml:space="preserve"> </w:t>
+      </w:r>
+      <w:r>
+        <w:t xml:space="preserve">(Johnson et al. 2001)</w:t>
+      </w:r>
+      <w:r>
+        <w:t xml:space="preserve">. This means that either families are traveling more than they used to or that transportation has become more expensive compared to other household expenditures. Either way, the amount of budget that is put towards a household’s travel indicates that transportation is an important part of a family’s daily life. The fact that lower income households often have a larger portion of their budget spent on transportation further shows the major role it plays in household decisions and suggests that transportation decisions might have a broader effect on other household expenditures</w:t>
+      </w:r>
+      <w:r>
+        <w:t xml:space="preserve"> </w:t>
+      </w:r>
+      <w:r>
+        <w:t xml:space="preserve">(Molloy et al. 2024)</w:t>
+      </w:r>
+      <w:r>
+        <w:t xml:space="preserve">.</w:t>
       </w:r>
     </w:p>
     <w:p>
       <w:pPr>
+        <w:pStyle w:val="BodyText"/>
+      </w:pPr>
+      <w:r>
+        <w:t xml:space="preserve">While transportation is a big portion of the average household’s budget, its relative weight compared to housing, childcare, and other spending varies widely across families. Household characteristics like family size, income, car ownership, and location play a role in how much they spend on transportation. For example, people with bigger families or living in single-family homes tend to spend more on transportation</w:t>
+      </w:r>
+      <w:r>
+        <w:t xml:space="preserve"> </w:t>
+      </w:r>
+      <w:r>
+        <w:t xml:space="preserve">(Mattson 2020)</w:t>
+      </w:r>
+      <w:r>
+        <w:t xml:space="preserve">. The relationship between household budgeting and mobility is shaped not only by household demographics but also by how families prioritize and weight different needs. On one hand, mobility resources such as car ownership can structure the household budget: households with no or only one vehicle may spend far less on transportation, freeing up income for other essential or discretionary categories. On the other hand, underlying family structures and preferences can drive budget allocation choices that, in turn, shape transportation behavior. Larger families may prioritize childcare or invest in higher-quality housing in areas with better schools, limiting what remains for transportation. Others may emphasize frugality across all categories or deliberately substitute toward lower-cost transit options. Understanding both the direction of influence and the weight assigned to different budget categories is critical for transportation planning and policy, as these dynamics reveal how families navigate competing priorities under varying demographic and mobility contexts.</w:t>
+      </w:r>
+    </w:p>
+    <w:p>
+      <w:pPr>
+        <w:pStyle w:val="BodyText"/>
+      </w:pPr>
+      <w:r>
+        <w:t xml:space="preserve">The purpose of this research is to explore how household budgets are structured around transportation decisions and how this impacts other spending categories. Using the Consumer Expenditure Survey (CEX), we will perform a Latent Class Analysis (LCA) to find groupings based on a household’s transportation expenses. These groupings can help us find groups of spenders with similar patterns to help us predict transportation expenses based on the household’s characteristics.</w:t>
+      </w:r>
+    </w:p>
+    <w:p>
+      <w:pPr>
+        <w:pStyle w:val="BodyText"/>
+      </w:pPr>
+      <w:r>
+        <w:rPr>
+          <w:i/>
+          <w:iCs/>
+        </w:rPr>
+        <w:t xml:space="preserve">Things I haven’t included but could maybe include in the future?</w:t>
+      </w:r>
+    </w:p>
+    <w:p>
+      <w:pPr>
+        <w:pStyle w:val="Compact"/>
         <w:numPr>
           <w:ilvl w:val="0"/>
           <w:numId w:val="1001"/>
         </w:numPr>
       </w:pPr>
       <w:r>
-        <w:t xml:space="preserve">The amount of budget allocated to transportation is more than it was a century ago</w:t>
-      </w:r>
-      <w:r>
-        <w:t xml:space="preserve"> </w:t>
-      </w:r>
-      <w:r>
-        <w:t xml:space="preserve">(Johnson, Rogers, and Tan 2001)</w:t>
-      </w:r>
-      <w:r>
-        <w:t xml:space="preserve"> </w:t>
-      </w:r>
-      <w:r>
-        <w:t xml:space="preserve">but, in the past few decades it hasn’t changed much</w:t>
+        <w:t xml:space="preserve">Since 1960, a larger percent of US households have at least one car. It was in the 80s when the percentage of 2-car households surpassed the percentage of 1-car households</w:t>
       </w:r>
       <w:r>
         <w:t xml:space="preserve"> </w:t>
       </w:r>
       <w:r>
         <w:t xml:space="preserve">(Bureau of Transportation Statistics 2024)</w:t>
+      </w:r>
+    </w:p>
+    <w:bookmarkEnd w:id="10"/>
+    <w:bookmarkStart w:id="20" w:name="literature-review"/>
+    <w:p>
+      <w:pPr>
+        <w:pStyle w:val="Heading2"/>
+      </w:pPr>
+      <w:r>
+        <w:t xml:space="preserve">2 Literature Review</w:t>
       </w:r>
     </w:p>
     <w:p>
       <w:pPr>
-        <w:numPr>
-          <w:ilvl w:val="0"/>
-          <w:numId w:val="1001"/>
-        </w:numPr>
-      </w:pPr>
-      <w:r>
-        <w:t xml:space="preserve">How much does the average household spend on transportaiton? I can probably get some good data from</w:t>
-      </w:r>
-      <w:r>
-        <w:t xml:space="preserve"> </w:t>
-      </w:r>
-      <w:r>
-        <w:t xml:space="preserve">Bureau of Transportation Statistics (2024)</w:t>
-      </w:r>
-    </w:p>
-    <w:p>
-      <w:pPr>
-        <w:numPr>
-          <w:ilvl w:val="1"/>
-          <w:numId w:val="1002"/>
-        </w:numPr>
-      </w:pPr>
-      <w:r>
-        <w:t xml:space="preserve">rural averages about 2.5 vehicles per household and urban averages about 1.7</w:t>
-      </w:r>
-    </w:p>
-    <w:p>
-      <w:pPr>
-        <w:numPr>
-          <w:ilvl w:val="1"/>
-          <w:numId w:val="1002"/>
-        </w:numPr>
-      </w:pPr>
-      <w:r>
-        <w:t xml:space="preserve">transportation share has gone down since 2000, but has generally stayed somewhere between the 15 - 20 percent range. That doesn’t mean people are spending less on transportation. It more likely means that people are spending more in other categories.</w:t>
-      </w:r>
-    </w:p>
-    <w:p>
-      <w:pPr>
-        <w:numPr>
-          <w:ilvl w:val="1"/>
-          <w:numId w:val="1002"/>
-        </w:numPr>
-      </w:pPr>
-      <w:r>
-        <w:t xml:space="preserve">The number of earners in a household is closely related to how much is spent on transportation.</w:t>
-      </w:r>
-    </w:p>
-    <w:p>
-      <w:pPr>
-        <w:numPr>
-          <w:ilvl w:val="1"/>
-          <w:numId w:val="1002"/>
-        </w:numPr>
-      </w:pPr>
-      <w:r>
-        <w:t xml:space="preserve">Since 1960, a larger percent of US households have at least one car. It was in the 80s when the percentage of 2-car households surpassed the percentage of 1-car households</w:t>
-      </w:r>
-    </w:p>
-    <w:p>
-      <w:pPr>
-        <w:numPr>
-          <w:ilvl w:val="0"/>
-          <w:numId w:val="1001"/>
-        </w:numPr>
-      </w:pPr>
-      <w:r>
-        <w:t xml:space="preserve">(Mattson 2020)</w:t>
-      </w:r>
-      <w:r>
-        <w:t xml:space="preserve"> </w:t>
-      </w:r>
-      <w:r>
-        <w:t xml:space="preserve">Car ownership, family size, income, housing type, and other location factors are connected with transportation expenditures.</w:t>
-      </w:r>
-    </w:p>
-    <w:p>
-      <w:pPr>
-        <w:numPr>
-          <w:ilvl w:val="1"/>
-          <w:numId w:val="1003"/>
-        </w:numPr>
-      </w:pPr>
-      <w:r>
-        <w:t xml:space="preserve">People with bigger families tend to spend more on transportation</w:t>
-      </w:r>
-    </w:p>
-    <w:p>
-      <w:pPr>
-        <w:numPr>
-          <w:ilvl w:val="1"/>
-          <w:numId w:val="1003"/>
-        </w:numPr>
-      </w:pPr>
-      <w:r>
-        <w:t xml:space="preserve">People in single-family homes also generally spend more on transportation</w:t>
-      </w:r>
-    </w:p>
-    <w:p>
-      <w:pPr>
-        <w:numPr>
-          <w:ilvl w:val="0"/>
-          <w:numId w:val="1001"/>
-        </w:numPr>
-      </w:pPr>
-      <w:r>
-        <w:t xml:space="preserve">Lower income households spend a bigger percent of their budget on transportation (transportaiton burdened)</w:t>
-      </w:r>
-      <w:r>
-        <w:t xml:space="preserve"> </w:t>
-      </w:r>
-      <w:r>
-        <w:t xml:space="preserve">(Molloy, Garrick, and Atkinson-Palombo 2024)</w:t>
-      </w:r>
-    </w:p>
-    <w:p>
-      <w:pPr>
         <w:pStyle w:val="FirstParagraph"/>
       </w:pPr>
       <w:r>
         <w:rPr>
-          <w:b/>
-          <w:bCs/>
-        </w:rPr>
-        <w:t xml:space="preserve">This is my start at trying to talk about the statistics</w:t>
-      </w:r>
-    </w:p>
-    <w:p>
-      <w:pPr>
-        <w:pStyle w:val="BodyText"/>
-      </w:pPr>
-      <w:r>
-        <w:t xml:space="preserve">A major portion of a household’s expenditures is allocated to transportation. The amount people spend on transportation has clearly increased in the last century, but has averaged around 15 - 20 percent over the last few decades. In 2023, the average household spent approximately 17 percent of their budget on transportation expenses</w:t>
-      </w:r>
-      <w:r>
-        <w:t xml:space="preserve"> </w:t>
-      </w:r>
-      <w:r>
-        <w:t xml:space="preserve">(Johnson, Rogers, and Tan 2001; Bureau of Transportation Statistics 2024)</w:t>
-      </w:r>
-      <w:r>
-        <w:t xml:space="preserve">.</w:t>
-      </w:r>
-    </w:p>
-    <w:p>
-      <w:pPr>
-        <w:pStyle w:val="BodyText"/>
-      </w:pPr>
-      <w:r>
-        <w:t xml:space="preserve">The percent of budget spent on transportation varies widely from household to household, and there are many factors that play a role in a household’s transportation expenditures. Some possible factors include income, number of vehicles, number of workers, number of children, and location.</w:t>
-      </w:r>
-    </w:p>
-    <w:p>
-      <w:pPr>
-        <w:pStyle w:val="BodyText"/>
-      </w:pPr>
-      <w:r>
-        <w:t xml:space="preserve">Lower income households seem to be more burdened by transportation expenses as it often takes up a larger portion of their overall expenses</w:t>
-      </w:r>
-      <w:r>
-        <w:t xml:space="preserve"> </w:t>
-      </w:r>
-      <w:r>
-        <w:t xml:space="preserve">(Molloy, Garrick, and Atkinson-Palombo 2024)</w:t>
-      </w:r>
-      <w:r>
-        <w:t xml:space="preserve">.</w:t>
-      </w:r>
-    </w:p>
-    <w:p>
-      <w:pPr>
-        <w:pStyle w:val="BodyText"/>
-      </w:pPr>
-      <w:r>
-        <w:t xml:space="preserve">Larger family sizes and living in single-family homes both tend to be correlated with increased transportation spending</w:t>
-      </w:r>
-      <w:r>
-        <w:t xml:space="preserve"> </w:t>
-      </w:r>
-      <w:r>
-        <w:t xml:space="preserve">(Mattson 2020)</w:t>
-      </w:r>
-      <w:r>
-        <w:t xml:space="preserve">.</w:t>
-      </w:r>
-    </w:p>
-    <w:p>
-      <w:pPr>
-        <w:pStyle w:val="BodyText"/>
-      </w:pPr>
-      <w:r>
-        <w:t xml:space="preserve">Car ownership has been increasing, with less than 10 percent of carless households in 2023 compared to over 20 percent in 1960. Before 1980, there was a larger portion of one-car households compared to two-car households. Since then, the number of two-car households has surpassed the number of one-car households.</w:t>
-      </w:r>
-    </w:p>
-    <w:p>
-      <w:pPr>
-        <w:pStyle w:val="BodyText"/>
-      </w:pPr>
-      <w:r>
-        <w:rPr>
-          <w:b/>
-          <w:bCs/>
-        </w:rPr>
-        <w:t xml:space="preserve">This is what Katie Wrote</w:t>
-      </w:r>
-    </w:p>
-    <w:p>
-      <w:pPr>
-        <w:pStyle w:val="BodyText"/>
-      </w:pPr>
-      <w:r>
-        <w:t xml:space="preserve">Households juggle how to allocate their budgets: whether to invest in a reliable car, pay for quality childcare, secure housing in a good school district, or set money aside for leisure. These everyday choices shape how families live and move, reflecting the trade-offs they make to balance competing priorities. Transportation often sits at the center of these decisions, not only because it can be a significant expense, but also because choosing to buy and maintain a car versus relying on public transit represents a long-term commitment and a broader lifestyle choice. Its relative weight compared to housing, childcare, and other spending varies widely across families. The relationship between household budgeting and mobility is shaped not only by causal direction but also by how families prioritize and weight different needs. On one hand, mobility resources such as car ownership can structure the household budget: households with no or only one vehicle may spend far less on transportation, freeing up income for other essential or discretionary categories. On the other hand, underlying family structures and preferences can drive budget allocation choices that, in turn, shape transportation behavior. Larger families may prioritize childcare or invest in higher-quality housing in areas with better schools, limiting what remains for transportation. Others may emphasize frugality across all categories or deliberately substitute toward lower-cost transit options. Understanding both the direction of influence and the weight assigned to different budget categories is critical for transportation planning and policy, as these dynamics reveal how families navigate competing priorities under varying demographic and mobility contexts.</w:t>
-      </w:r>
-    </w:p>
-    <w:p>
-      <w:pPr>
-        <w:pStyle w:val="BodyText"/>
-      </w:pPr>
-      <w:r>
-        <w:t xml:space="preserve">The purpose of this research is to explore how household budgets are structured around transportation decisions and how this impacts other spending categories. Using the Consumer Expenditure Survey (CEX), we will perform a Latent Class Analysis (LCA) to find groupings based on a household’s transportation expenses. These groupings can help us find groups of spenders with similar patterns to help us predict transportation expenses based on the household’s characteristics.</w:t>
-      </w:r>
-    </w:p>
-    <w:bookmarkEnd w:id="21"/>
-    <w:bookmarkStart w:id="31" w:name="literature-review"/>
-    <w:p>
-      <w:pPr>
-        <w:pStyle w:val="Heading2"/>
-      </w:pPr>
-      <w:r>
-        <w:t xml:space="preserve">2 Literature Review</w:t>
-      </w:r>
-    </w:p>
-    <w:p>
-      <w:pPr>
-        <w:pStyle w:val="FirstParagraph"/>
-      </w:pPr>
-      <w:r>
-        <w:rPr>
           <w:vertAlign w:val="subscript"/>
         </w:rPr>
         <w:t xml:space="preserve">Source:</w:t>
@@ -372,7 +201,7 @@
         </w:rPr>
         <w:t xml:space="preserve"> </w:t>
       </w:r>
-      <w:hyperlink r:id="rId20">
+      <w:hyperlink r:id="rId9">
         <w:r>
           <w:rPr>
             <w:rStyle w:val="Hyperlink"/>
@@ -398,7 +227,7 @@
         <w:t xml:space="preserve"> </w:t>
       </w:r>
       <w:r>
-        <w:t xml:space="preserve">summarizes the literature that was reviewed for this study. As seen in the table, there were a total of 35 studies reviewed with 19 studies that use the consumer expenditure survey.</w:t>
+        <w:t xml:space="preserve">summarizes the literature that was reviewed for this study. As seen in the table, there were a total of 35 studies reviewed with 19 studies that use the consumer expenditure survey. The literature relating to this study has been classified into four categories: (1) Household Choices and Activity Patterns, (2) Household Transportation Choices, (3) Household Spending and Budgets, and (4) Household Transportation Budgets. The following sections describe the relevant findings from literature in each of these groups.</w:t>
       </w:r>
     </w:p>
     <w:tbl>
@@ -414,7 +243,7 @@
       <w:tr>
         <w:tc>
           <w:tcPr/>
-          <w:bookmarkStart w:id="22" w:name="tbl-lit-summary"/>
+          <w:bookmarkStart w:id="11" w:name="tbl-lit-summary"/>
           <w:p>
             <w:pPr>
               <w:jc w:val="center"/>
@@ -1200,7 +1029,7 @@
                     <w:jc w:val="center"/>
                   </w:pPr>
                   <w:r>
-                    <w:t xml:space="preserve">Choo, Lee, and Mokhtarian (2007)</w:t>
+                    <w:t xml:space="preserve">Choo et al. (2007)</w:t>
                   </w:r>
                 </w:p>
               </w:tc>
@@ -1840,7 +1669,7 @@
                     <w:jc w:val="center"/>
                   </w:pPr>
                   <w:r>
-                    <w:t xml:space="preserve">Paleti, Copperman, and Bhat (2011)</w:t>
+                    <w:t xml:space="preserve">Paleti et al. (2011)</w:t>
                   </w:r>
                 </w:p>
               </w:tc>
@@ -2560,7 +2389,7 @@
                     <w:jc w:val="center"/>
                   </w:pPr>
                   <w:r>
-                    <w:t xml:space="preserve">Osborne, Wu, and Benson (2021)</w:t>
+                    <w:t xml:space="preserve">Osborne et al. (2021)</w:t>
                   </w:r>
                 </w:p>
               </w:tc>
@@ -2880,7 +2709,7 @@
                     <w:jc w:val="center"/>
                   </w:pPr>
                   <w:r>
-                    <w:t xml:space="preserve">Duncan, Frank, and Guèvremont (2023)</w:t>
+                    <w:t xml:space="preserve">Duncan et al. (2023)</w:t>
                   </w:r>
                 </w:p>
               </w:tc>
@@ -2960,7 +2789,7 @@
                     <w:jc w:val="center"/>
                   </w:pPr>
                   <w:r>
-                    <w:t xml:space="preserve">Molloy, Garrick, and Atkinson-Palombo (2024)</w:t>
+                    <w:t xml:space="preserve">Molloy et al. (2024)</w:t>
                   </w:r>
                 </w:p>
               </w:tc>
@@ -3120,7 +2949,7 @@
                     <w:jc w:val="center"/>
                   </w:pPr>
                   <w:r>
-                    <w:t xml:space="preserve">Hargunani, Vernekar, and Vernekar (2024)</w:t>
+                    <w:t xml:space="preserve">Hargunani et al. (2024)</w:t>
                   </w:r>
                 </w:p>
               </w:tc>
@@ -3351,7 +3180,7 @@
               </w:tc>
             </w:tr>
           </w:tbl>
-          <w:bookmarkEnd w:id="22"/>
+          <w:bookmarkEnd w:id="11"/>
           <w:p/>
         </w:tc>
       </w:tr>
@@ -3372,7 +3201,7 @@
         </w:rPr>
         <w:t xml:space="preserve"> </w:t>
       </w:r>
-      <w:hyperlink r:id="rId23">
+      <w:hyperlink r:id="rId12">
         <w:r>
           <w:rPr>
             <w:rStyle w:val="Hyperlink"/>
@@ -3382,15 +3211,7 @@
         </w:r>
       </w:hyperlink>
     </w:p>
-    <w:p>
-      <w:pPr>
-        <w:pStyle w:val="BodyText"/>
-      </w:pPr>
-      <w:r>
-        <w:t xml:space="preserve">The literature relating to this study has been classified into four groups: (1) Household Choices and Activity Patterns, (2) Household Transportation Choices, (3) Household Spending and Budgets, and (4) Household Transportation Budgets. The following sections describe the relevant findings from literature in each of these groups.</w:t>
-      </w:r>
-    </w:p>
-    <w:bookmarkStart w:id="24" w:name="X11645761b5b89cb5d510699a2f6a54e37840b1c"/>
+    <w:bookmarkStart w:id="13" w:name="X11645761b5b89cb5d510699a2f6a54e37840b1c"/>
     <w:p>
       <w:pPr>
         <w:pStyle w:val="Heading3"/>
@@ -3419,7 +3240,7 @@
         <w:t xml:space="preserve"> </w:t>
       </w:r>
       <w:r>
-        <w:t xml:space="preserve">(see Sener and Bhat 2007; Rachel B. Copperman and Bhat 2007b; Sener et al. 2008; Paleti, Copperman, and Bhat 2011; Leung et al. 2019)</w:t>
+        <w:t xml:space="preserve">(see Sener and Bhat 2007; Rachel B. Copperman and Bhat 2007b; Sener et al. 2008; Paleti et al. 2011; Leung et al. 2019)</w:t>
       </w:r>
       <w:r>
         <w:t xml:space="preserve">. A common finding in these studies is that child activity participation is associated with the environment the child lives in along with household income, parent activities, and other household demographics.</w:t>
@@ -3460,8 +3281,8 @@
         <w:t xml:space="preserve">.</w:t>
       </w:r>
     </w:p>
-    <w:bookmarkEnd w:id="24"/>
-    <w:bookmarkStart w:id="25" w:name="household-spending-and-budgets"/>
+    <w:bookmarkEnd w:id="13"/>
+    <w:bookmarkStart w:id="14" w:name="household-spending-and-budgets"/>
     <w:p>
       <w:pPr>
         <w:pStyle w:val="Heading3"/>
@@ -3490,7 +3311,7 @@
         <w:t xml:space="preserve"> </w:t>
       </w:r>
       <w:r>
-        <w:t xml:space="preserve">Hargunani, Vernekar, and Vernekar (2024)</w:t>
+        <w:t xml:space="preserve">Hargunani et al. (2024)</w:t>
       </w:r>
       <w:r>
         <w:t xml:space="preserve"> </w:t>
@@ -3522,7 +3343,7 @@
         <w:t xml:space="preserve"> </w:t>
       </w:r>
       <w:r>
-        <w:t xml:space="preserve">Osborne, Wu, and Benson (2021)</w:t>
+        <w:t xml:space="preserve">Osborne et al. (2021)</w:t>
       </w:r>
       <w:r>
         <w:t xml:space="preserve"> </w:t>
@@ -3536,7 +3357,7 @@
         <w:pStyle w:val="BodyText"/>
       </w:pPr>
       <w:r>
-        <w:t xml:space="preserve">Duncan, Frank, and Guèvremont (2023)</w:t>
+        <w:t xml:space="preserve">Duncan et al. (2023)</w:t>
       </w:r>
       <w:r>
         <w:t xml:space="preserve"> </w:t>
@@ -3565,8 +3386,8 @@
         <w:t xml:space="preserve">used the CEX to compare expenditures between different racial and ethnic groups. When controlling for both family characteristics and income, he found that there was not a significant difference in total expenditures on children among racial and ethnic groups. This suggests that income and family characteristics play a larger role in family budgeting than race and ethnicity.</w:t>
       </w:r>
     </w:p>
-    <w:bookmarkEnd w:id="25"/>
-    <w:bookmarkStart w:id="26" w:name="Xdbd150ec55c0bf391b8fae8b7cb0c11bead4176"/>
+    <w:bookmarkEnd w:id="14"/>
+    <w:bookmarkStart w:id="15" w:name="Xdbd150ec55c0bf391b8fae8b7cb0c11bead4176"/>
     <w:p>
       <w:pPr>
         <w:pStyle w:val="Heading3"/>
@@ -3586,7 +3407,7 @@
         <w:t xml:space="preserve"> </w:t>
       </w:r>
       <w:r>
-        <w:t xml:space="preserve">(Morris and Wigan 1979; Blumenberg 2003; Hong et al. 2005; Thakuriah (Vonu) and Liao 2006; Choo, Lee, and Mokhtarian 2007; Haas et al. 2008; Ferdous et al. 2010)</w:t>
+        <w:t xml:space="preserve">(Morris and Wigan 1979; Blumenberg 2003; Hong et al. 2005; Thakuriah (Vonu) and Liao 2006; Choo et al. 2007; Haas et al. 2008; Ferdous et al. 2010)</w:t>
       </w:r>
       <w:r>
         <w:t xml:space="preserve">.</w:t>
@@ -3671,7 +3492,7 @@
         <w:t xml:space="preserve"> </w:t>
       </w:r>
       <w:r>
-        <w:t xml:space="preserve">Molloy, Garrick, and Atkinson-Palombo (2024)</w:t>
+        <w:t xml:space="preserve">Molloy et al. (2024)</w:t>
       </w:r>
       <w:r>
         <w:t xml:space="preserve"> </w:t>
@@ -3719,7 +3540,7 @@
         <w:t xml:space="preserve"> </w:t>
       </w:r>
       <w:r>
-        <w:t xml:space="preserve">Molloy, Garrick, and Atkinson-Palombo (2024)</w:t>
+        <w:t xml:space="preserve">Molloy et al. (2024)</w:t>
       </w:r>
       <w:r>
         <w:t xml:space="preserve"> </w:t>
@@ -3749,8 +3570,8 @@
         <w:t xml:space="preserve">. Captive drivers would be those in the population that are low income but have a car representing people with less transportation freedom. They analyzed the CEX with this new way of classifying transportation users and found that captive drivers carry the most transportation burden. The transportation expenditures of captive drivers average more than 16% of total household expenditures while the transportation expenditures of captive riders was only around 7% of total expenditures.</w:t>
       </w:r>
     </w:p>
-    <w:bookmarkEnd w:id="26"/>
-    <w:bookmarkStart w:id="30" w:name="the-current-study"/>
+    <w:bookmarkEnd w:id="15"/>
+    <w:bookmarkStart w:id="19" w:name="the-current-study"/>
     <w:p>
       <w:pPr>
         <w:pStyle w:val="Heading3"/>
@@ -3767,7 +3588,7 @@
         <w:t xml:space="preserve">Like many of the existing studies described, the current study improves our understanding of household spending patterns and transportation choices. It adds to the literature in three main ways: Dataset, Methodology, and Research Question.</w:t>
       </w:r>
     </w:p>
-    <w:bookmarkStart w:id="27" w:name="dataset"/>
+    <w:bookmarkStart w:id="16" w:name="dataset"/>
     <w:p>
       <w:pPr>
         <w:pStyle w:val="Heading4"/>
@@ -3792,8 +3613,8 @@
         <w:t xml:space="preserve">Another important thing to note is that all of the reviewed transportation studies using the CEX were using data from before 2020. Since much has changed since the COVID19 pandemic, the 2024 data used in the current study will provide a more timely analysis.</w:t>
       </w:r>
     </w:p>
-    <w:bookmarkEnd w:id="27"/>
-    <w:bookmarkStart w:id="28" w:name="methodology"/>
+    <w:bookmarkEnd w:id="16"/>
+    <w:bookmarkStart w:id="17" w:name="methodology"/>
     <w:p>
       <w:pPr>
         <w:pStyle w:val="Heading4"/>
@@ -3807,37 +3628,29 @@
         <w:pStyle w:val="FirstParagraph"/>
       </w:pPr>
       <w:r>
-        <w:t xml:space="preserve">The latent class analysis for the current study looks at unique exogenous and outcome variables. To perform the analysis, we create</w:t>
-      </w:r>
-    </w:p>
-    <w:bookmarkEnd w:id="28"/>
-    <w:bookmarkStart w:id="29" w:name="research-question"/>
-    <w:p>
-      <w:pPr>
-        <w:pStyle w:val="Heading4"/>
-      </w:pPr>
-      <w:r>
-        <w:t xml:space="preserve">2.4.3 Research Question</w:t>
+        <w:t xml:space="preserve">The latent class analysis for the current study looks at unique exogenous and outcome variables. To perform the analysis, we created categories to reflect the type of expenditures made. We used these unique categories in the analysis. The exogenous and outcome variables we used in the analysis are listed below.</w:t>
       </w:r>
     </w:p>
     <w:p>
       <w:pPr>
-        <w:pStyle w:val="FirstParagraph"/>
-      </w:pPr>
-      <w:r>
-        <w:t xml:space="preserve">The purpose of the current study is to see how household budgets are structured around transportation decisions. We are going about it with the perspective that transportation expenditures help define a household. Looking at the data in this way will help us…</w:t>
+        <w:pStyle w:val="Compact"/>
+        <w:numPr>
+          <w:ilvl w:val="0"/>
+          <w:numId w:val="1002"/>
+        </w:numPr>
+      </w:pPr>
+      <w:r>
+        <w:t xml:space="preserve">List of variables used in analysis</w:t>
       </w:r>
     </w:p>
-    <w:bookmarkEnd w:id="29"/>
-    <w:bookmarkEnd w:id="30"/>
-    <w:bookmarkEnd w:id="31"/>
-    <w:bookmarkStart w:id="32" w:name="data"/>
+    <w:bookmarkEnd w:id="17"/>
+    <w:bookmarkStart w:id="18" w:name="research-question"/>
     <w:p>
       <w:pPr>
-        <w:pStyle w:val="Heading2"/>
-      </w:pPr>
-      <w:r>
-        <w:t xml:space="preserve">3 Data</w:t>
+        <w:pStyle w:val="Heading4"/>
+      </w:pPr>
+      <w:r>
+        <w:t xml:space="preserve">2.4.3 Research Question</w:t>
       </w:r>
     </w:p>
     <w:p>
@@ -3845,59 +3658,269 @@
         <w:pStyle w:val="FirstParagraph"/>
       </w:pPr>
       <w:r>
-        <w:t xml:space="preserve">Data for the following analysis were attained from the 2024 Consumer Expenditure Survey (CEX) Public Use Microdata (PUMD). The CEX is administered continuously by the Bureau of Labor Statistics (BLS). The data are organized by quarter and published each year. The CEX consists of two surveys as described below.</w:t>
+        <w:t xml:space="preserve">The purpose of the current study is to see how household budgets are structured around transportation decisions. We are going about it with the perspective that transportation expenditures help define a household. Looking at the data in this way will help us find trends that were perhaps missed in other studies on transportation decisions.</w:t>
+      </w:r>
+    </w:p>
+    <w:bookmarkEnd w:id="18"/>
+    <w:bookmarkEnd w:id="19"/>
+    <w:bookmarkEnd w:id="20"/>
+    <w:bookmarkStart w:id="22" w:name="data"/>
+    <w:p>
+      <w:pPr>
+        <w:pStyle w:val="Heading2"/>
+      </w:pPr>
+      <w:r>
+        <w:t xml:space="preserve">3 Data</w:t>
       </w:r>
     </w:p>
     <w:p>
       <w:pPr>
-        <w:numPr>
-          <w:ilvl w:val="0"/>
-          <w:numId w:val="1004"/>
-        </w:numPr>
-      </w:pPr>
-      <w:r>
-        <w:rPr>
-          <w:b/>
-          <w:bCs/>
-        </w:rPr>
-        <w:t xml:space="preserve">The Interview Survey</w:t>
-      </w:r>
-      <w:r>
-        <w:t xml:space="preserve"> </w:t>
-      </w:r>
-      <w:r>
-        <w:t xml:space="preserve">tracks a household’s major and recurring expenditures by reviewing their expenses from the past three months. Approximatedly 6000 usable interviews are collected each quarter. After interviewing a household for 4 consecutive quarters, they are removed from the sample and replaced by a new household.</w:t>
+        <w:pStyle w:val="FirstParagraph"/>
+      </w:pPr>
+      <w:r>
+        <w:t xml:space="preserve">Data for the following analysis were attained from the 2024 Consumer Expenditure Survey (CEX) Public Use Microdata (PUMD). The CEX is administered continuously by the Bureau of Labor Statistics (BLS). The data are organized by quarter and published each year. The CEX consists of two surveys: the Interview Survey, and the Diary Survey. The Interview Survey tracks a household’s major and recurring expenditures by reviewing their expenses from the past three months and was not used in the study.</w:t>
       </w:r>
     </w:p>
     <w:p>
       <w:pPr>
-        <w:numPr>
-          <w:ilvl w:val="0"/>
-          <w:numId w:val="1004"/>
-        </w:numPr>
-      </w:pPr>
-      <w:r>
-        <w:rPr>
-          <w:b/>
-          <w:bCs/>
-        </w:rPr>
-        <w:t xml:space="preserve">The Diary Survey</w:t>
-      </w:r>
-      <w:r>
-        <w:t xml:space="preserve"> </w:t>
-      </w:r>
-      <w:r>
-        <w:t xml:space="preserve">tracks a household’s weekly expenditures by having them fill out a detailed expenditure diary across a two-week span. Approximately 3000 usable responses are collected each quarter. After the two consecutive weeks of reporting expenditures, the household is removed from the sample and replaced by a new household.</w:t>
+        <w:pStyle w:val="BodyText"/>
+      </w:pPr>
+      <w:r>
+        <w:t xml:space="preserve">The Diary Survey from the CEX was used in this study and tracks a household’s weekly expenditures by having them fill out a detailed expenditure diary across a two-week span. Approximately 3000 usable responses are collected each quarter. After the two consecutive weeks of reporting expenditures, the household is removed from the sample and replaced by a new household. In addition to providing detailed household weekly expenditures, this survey also provides useful demographic data for each household. The combination of household demographics and detailed expenditures makes this dataset ideal for the current study.</w:t>
       </w:r>
     </w:p>
     <w:p>
       <w:pPr>
-        <w:pStyle w:val="FirstParagraph"/>
-      </w:pPr>
-      <w:r>
-        <w:t xml:space="preserve">This study uses data from the Diary Survey.</w:t>
+        <w:pStyle w:val="BodyText"/>
+      </w:pPr>
+      <w:r>
+        <w:t xml:space="preserve">The table below shows a summary of the demographics in the data.</w:t>
+      </w:r>
+      <w:r>
+        <w:t xml:space="preserve"> </w:t>
+      </w:r>
+      <w:r>
+        <w:rPr>
+          <w:i/>
+          <w:iCs/>
+        </w:rPr>
+        <w:t xml:space="preserve">put a table below and talk about it more</w:t>
       </w:r>
     </w:p>
+    <w:tbl>
+      <w:tblPr>
+        <w:tblStyle w:val="Table"/>
+        <w:tblW w:type="pct" w:w="5000"/>
+        <w:tblLayout w:type="fixed"/>
+        <w:tblLook w:firstRow="0" w:lastRow="0" w:firstColumn="0" w:lastColumn="0" w:noHBand="0" w:noVBand="0" w:val="0000"/>
+      </w:tblPr>
+      <w:tblGrid>
+        <w:gridCol w:w="7920"/>
+      </w:tblGrid>
+      <w:tr>
+        <w:tc>
+          <w:tcPr/>
+          <w:bookmarkStart w:id="21" w:name="tbl-data-summary"/>
+          <w:p>
+            <w:pPr>
+              <w:jc w:val="center"/>
+            </w:pPr>
+            <w:pPr>
+              <w:jc w:val="left"/>
+              <w:spacing w:before="200"/>
+              <w:pStyle w:val="ImageCaption"/>
+            </w:pPr>
+            <w:r>
+              <w:t xml:space="preserve">Table 2: Summary of CEX Demographic Data (placeholder)</w:t>
+            </w:r>
+          </w:p>
+          <w:tbl>
+            <w:tblPr>
+              <w:tblStyle w:val="Table"/>
+              <w:tblW w:type="auto" w:w="0"/>
+              <w:tblLook w:firstRow="1" w:lastRow="0" w:firstColumn="0" w:lastColumn="0" w:noHBand="0" w:noVBand="0" w:val="0020"/>
+            </w:tblPr>
+            <w:tblGrid>
+              <w:gridCol w:w="3960"/>
+              <w:gridCol w:w="3960"/>
+            </w:tblGrid>
+            <w:tr>
+              <w:trPr>
+                <w:tblHeader w:val="on"/>
+              </w:trPr>
+              <w:tc>
+                <w:tcPr/>
+                <w:p>
+                  <w:pPr>
+                    <w:pStyle w:val="Compact"/>
+                    <w:jc w:val="left"/>
+                    <w:jc w:val="center"/>
+                  </w:pPr>
+                  <w:r>
+                    <w:t xml:space="preserve">Description</w:t>
+                  </w:r>
+                </w:p>
+              </w:tc>
+              <w:tc>
+                <w:tcPr/>
+                <w:p>
+                  <w:pPr>
+                    <w:pStyle w:val="Compact"/>
+                    <w:jc w:val="right"/>
+                    <w:jc w:val="center"/>
+                  </w:pPr>
+                  <w:r>
+                    <w:t xml:space="preserve">Value</w:t>
+                  </w:r>
+                </w:p>
+              </w:tc>
+            </w:tr>
+            <w:tr>
+              <w:tc>
+                <w:tcPr/>
+                <w:p>
+                  <w:pPr>
+                    <w:pStyle w:val="Compact"/>
+                    <w:jc w:val="left"/>
+                    <w:jc w:val="center"/>
+                  </w:pPr>
+                  <w:r>
+                    <w:t xml:space="preserve">Total households</w:t>
+                  </w:r>
+                </w:p>
+              </w:tc>
+              <w:tc>
+                <w:tcPr/>
+                <w:p>
+                  <w:pPr>
+                    <w:pStyle w:val="Compact"/>
+                    <w:jc w:val="right"/>
+                    <w:jc w:val="center"/>
+                  </w:pPr>
+                  <w:r>
+                    <w:t xml:space="preserve">12507.000000</w:t>
+                  </w:r>
+                </w:p>
+              </w:tc>
+            </w:tr>
+            <w:tr>
+              <w:tc>
+                <w:tcPr/>
+                <w:p>
+                  <w:pPr>
+                    <w:pStyle w:val="Compact"/>
+                    <w:jc w:val="left"/>
+                    <w:jc w:val="center"/>
+                  </w:pPr>
+                  <w:r>
+                    <w:t xml:space="preserve">Households with no car</w:t>
+                  </w:r>
+                </w:p>
+              </w:tc>
+              <w:tc>
+                <w:tcPr/>
+                <w:p>
+                  <w:pPr>
+                    <w:pStyle w:val="Compact"/>
+                    <w:jc w:val="right"/>
+                    <w:jc w:val="center"/>
+                  </w:pPr>
+                  <w:r>
+                    <w:t xml:space="preserve">1351.000000</w:t>
+                  </w:r>
+                </w:p>
+              </w:tc>
+            </w:tr>
+            <w:tr>
+              <w:tc>
+                <w:tcPr/>
+                <w:p>
+                  <w:pPr>
+                    <w:pStyle w:val="Compact"/>
+                    <w:jc w:val="left"/>
+                    <w:jc w:val="center"/>
+                  </w:pPr>
+                  <w:r>
+                    <w:t xml:space="preserve">Avg cars in household</w:t>
+                  </w:r>
+                </w:p>
+              </w:tc>
+              <w:tc>
+                <w:tcPr/>
+                <w:p>
+                  <w:pPr>
+                    <w:pStyle w:val="Compact"/>
+                    <w:jc w:val="right"/>
+                    <w:jc w:val="center"/>
+                  </w:pPr>
+                  <w:r>
+                    <w:t xml:space="preserve">2.000627</w:t>
+                  </w:r>
+                </w:p>
+              </w:tc>
+            </w:tr>
+            <w:tr>
+              <w:tc>
+                <w:tcPr/>
+                <w:p>
+                  <w:pPr>
+                    <w:pStyle w:val="Compact"/>
+                    <w:jc w:val="left"/>
+                    <w:jc w:val="center"/>
+                  </w:pPr>
+                  <w:r>
+                    <w:t xml:space="preserve">Avg household income</w:t>
+                  </w:r>
+                </w:p>
+              </w:tc>
+              <w:tc>
+                <w:tcPr/>
+                <w:p>
+                  <w:pPr>
+                    <w:pStyle w:val="Compact"/>
+                    <w:jc w:val="right"/>
+                    <w:jc w:val="center"/>
+                  </w:pPr>
+                  <w:r>
+                    <w:t xml:space="preserve">93154.868634</w:t>
+                  </w:r>
+                </w:p>
+              </w:tc>
+            </w:tr>
+            <w:tr>
+              <w:tc>
+                <w:tcPr/>
+                <w:p>
+                  <w:pPr>
+                    <w:pStyle w:val="Compact"/>
+                    <w:jc w:val="left"/>
+                    <w:jc w:val="center"/>
+                  </w:pPr>
+                  <w:r>
+                    <w:t xml:space="preserve">Avg household size</w:t>
+                  </w:r>
+                </w:p>
+              </w:tc>
+              <w:tc>
+                <w:tcPr/>
+                <w:p>
+                  <w:pPr>
+                    <w:pStyle w:val="Compact"/>
+                    <w:jc w:val="right"/>
+                    <w:jc w:val="center"/>
+                  </w:pPr>
+                  <w:r>
+                    <w:t xml:space="preserve">2.304789</w:t>
+                  </w:r>
+                </w:p>
+              </w:tc>
+            </w:tr>
+          </w:tbl>
+          <w:bookmarkEnd w:id="21"/>
+          <w:p/>
+        </w:tc>
+      </w:tr>
+    </w:tbl>
     <w:p>
       <w:pPr>
         <w:pStyle w:val="BodyText"/>
@@ -3914,7 +3937,7 @@
         </w:rPr>
         <w:t xml:space="preserve"> </w:t>
       </w:r>
-      <w:hyperlink r:id="rId20">
+      <w:hyperlink r:id="rId9">
         <w:r>
           <w:rPr>
             <w:rStyle w:val="Hyperlink"/>
@@ -3929,11 +3952,37 @@
         <w:pStyle w:val="BodyText"/>
       </w:pPr>
       <w:r>
+        <w:rPr>
+          <w:vertAlign w:val="subscript"/>
+        </w:rPr>
+        <w:t xml:space="preserve">Source:</w:t>
+      </w:r>
+      <w:r>
+        <w:rPr>
+          <w:vertAlign w:val="subscript"/>
+        </w:rPr>
+        <w:t xml:space="preserve"> </w:t>
+      </w:r>
+      <w:hyperlink r:id="rId9">
+        <w:r>
+          <w:rPr>
+            <w:rStyle w:val="Hyperlink"/>
+            <w:vertAlign w:val="subscript"/>
+          </w:rPr>
+          <w:t xml:space="preserve">Article Notebook</w:t>
+        </w:r>
+      </w:hyperlink>
+    </w:p>
+    <w:p>
+      <w:pPr>
+        <w:pStyle w:val="BodyText"/>
+      </w:pPr>
+      <w:r>
         <w:t xml:space="preserve">Of the 397 different types of expenditures found in the data, we created 24 categories: Air Travel, Alcohol, At -Home Entertainment, Bike or Scooter or other Single Rider Travel, Bus Travel, Car Fuel, Car Maintenance, Car Other, Car Payment, Car Purchase, Clothing Related, Education, Family Spending, Food Related, House Related, Hygiene, Medical, Motorcycle Travel, no category specified, Recreational Related, School Supplies, Ship Travel, Taxi or Limo Travel, Train Travel.</w:t>
       </w:r>
     </w:p>
-    <w:bookmarkEnd w:id="32"/>
-    <w:bookmarkStart w:id="101" w:name="references"/>
+    <w:bookmarkEnd w:id="22"/>
+    <w:bookmarkStart w:id="91" w:name="references"/>
     <w:p>
       <w:pPr>
         <w:pStyle w:val="Heading2"/>
@@ -3942,8 +3991,8 @@
         <w:t xml:space="preserve">4 References</w:t>
       </w:r>
     </w:p>
-    <w:bookmarkStart w:id="100" w:name="refs"/>
-    <w:bookmarkStart w:id="34" w:name="ref-amirnazmiafshar_review_2022"/>
+    <w:bookmarkStart w:id="90" w:name="refs"/>
+    <w:bookmarkStart w:id="24" w:name="ref-amirnazmiafshar_review_2022"/>
     <w:p>
       <w:pPr>
         <w:pStyle w:val="Bibliography"/>
@@ -3976,7 +4025,7 @@
       <w:r>
         <w:t xml:space="preserve"> </w:t>
       </w:r>
-      <w:hyperlink r:id="rId33">
+      <w:hyperlink r:id="rId23">
         <w:r>
           <w:rPr>
             <w:rStyle w:val="Hyperlink"/>
@@ -3988,8 +4037,8 @@
         <w:t xml:space="preserve">.</w:t>
       </w:r>
     </w:p>
-    <w:bookmarkEnd w:id="34"/>
-    <w:bookmarkStart w:id="36" w:name="ref-bernardo_empirical_2015"/>
+    <w:bookmarkEnd w:id="24"/>
+    <w:bookmarkStart w:id="26" w:name="ref-bernardo_empirical_2015"/>
     <w:p>
       <w:pPr>
         <w:pStyle w:val="Bibliography"/>
@@ -4022,7 +4071,7 @@
       <w:r>
         <w:t xml:space="preserve"> </w:t>
       </w:r>
-      <w:hyperlink r:id="rId35">
+      <w:hyperlink r:id="rId25">
         <w:r>
           <w:rPr>
             <w:rStyle w:val="Hyperlink"/>
@@ -4034,8 +4083,8 @@
         <w:t xml:space="preserve">.</w:t>
       </w:r>
     </w:p>
-    <w:bookmarkEnd w:id="36"/>
-    <w:bookmarkStart w:id="38" w:name="ref-bilgin_investigating_2025"/>
+    <w:bookmarkEnd w:id="26"/>
+    <w:bookmarkStart w:id="28" w:name="ref-bilgin_investigating_2025"/>
     <w:p>
       <w:pPr>
         <w:pStyle w:val="Bibliography"/>
@@ -4068,7 +4117,7 @@
       <w:r>
         <w:t xml:space="preserve"> </w:t>
       </w:r>
-      <w:hyperlink r:id="rId37">
+      <w:hyperlink r:id="rId27">
         <w:r>
           <w:rPr>
             <w:rStyle w:val="Hyperlink"/>
@@ -4080,8 +4129,8 @@
         <w:t xml:space="preserve">.</w:t>
       </w:r>
     </w:p>
-    <w:bookmarkEnd w:id="38"/>
-    <w:bookmarkStart w:id="39" w:name="ref-blumenberg_transportation_2003"/>
+    <w:bookmarkEnd w:id="28"/>
+    <w:bookmarkStart w:id="29" w:name="ref-blumenberg_transportation_2003"/>
     <w:p>
       <w:pPr>
         <w:pStyle w:val="Bibliography"/>
@@ -4093,62 +4142,116 @@
         <w:t xml:space="preserve"> </w:t>
       </w:r>
       <w:r>
-        <w:t xml:space="preserve">“Transportation</w:t>
-      </w:r>
-      <w:r>
-        <w:t xml:space="preserve"> </w:t>
-      </w:r>
-      <w:r>
+        <w:rPr>
+          <w:i/>
+          <w:iCs/>
+        </w:rPr>
+        <w:t xml:space="preserve">Transportation</w:t>
+      </w:r>
+      <w:r>
+        <w:rPr>
+          <w:i/>
+          <w:iCs/>
+        </w:rPr>
+        <w:t xml:space="preserve"> </w:t>
+      </w:r>
+      <w:r>
+        <w:rPr>
+          <w:i/>
+          <w:iCs/>
+        </w:rPr>
         <w:t xml:space="preserve">Costs</w:t>
       </w:r>
       <w:r>
-        <w:t xml:space="preserve"> </w:t>
-      </w:r>
-      <w:r>
+        <w:rPr>
+          <w:i/>
+          <w:iCs/>
+        </w:rPr>
+        <w:t xml:space="preserve"> </w:t>
+      </w:r>
+      <w:r>
+        <w:rPr>
+          <w:i/>
+          <w:iCs/>
+        </w:rPr>
         <w:t xml:space="preserve">and</w:t>
       </w:r>
       <w:r>
-        <w:t xml:space="preserve"> </w:t>
-      </w:r>
-      <w:r>
+        <w:rPr>
+          <w:i/>
+          <w:iCs/>
+        </w:rPr>
+        <w:t xml:space="preserve"> </w:t>
+      </w:r>
+      <w:r>
+        <w:rPr>
+          <w:i/>
+          <w:iCs/>
+        </w:rPr>
         <w:t xml:space="preserve">Economic</w:t>
       </w:r>
       <w:r>
-        <w:t xml:space="preserve"> </w:t>
-      </w:r>
-      <w:r>
+        <w:rPr>
+          <w:i/>
+          <w:iCs/>
+        </w:rPr>
+        <w:t xml:space="preserve"> </w:t>
+      </w:r>
+      <w:r>
+        <w:rPr>
+          <w:i/>
+          <w:iCs/>
+        </w:rPr>
         <w:t xml:space="preserve">Opportunity</w:t>
       </w:r>
       <w:r>
-        <w:t xml:space="preserve"> </w:t>
-      </w:r>
-      <w:r>
+        <w:rPr>
+          <w:i/>
+          <w:iCs/>
+        </w:rPr>
+        <w:t xml:space="preserve"> </w:t>
+      </w:r>
+      <w:r>
+        <w:rPr>
+          <w:i/>
+          <w:iCs/>
+        </w:rPr>
         <w:t xml:space="preserve">Among</w:t>
       </w:r>
       <w:r>
-        <w:t xml:space="preserve"> </w:t>
-      </w:r>
-      <w:r>
+        <w:rPr>
+          <w:i/>
+          <w:iCs/>
+        </w:rPr>
+        <w:t xml:space="preserve"> </w:t>
+      </w:r>
+      <w:r>
+        <w:rPr>
+          <w:i/>
+          <w:iCs/>
+        </w:rPr>
         <w:t xml:space="preserve">the</w:t>
       </w:r>
       <w:r>
-        <w:t xml:space="preserve"> </w:t>
-      </w:r>
-      <w:r>
+        <w:rPr>
+          <w:i/>
+          <w:iCs/>
+        </w:rPr>
+        <w:t xml:space="preserve"> </w:t>
+      </w:r>
+      <w:r>
+        <w:rPr>
+          <w:i/>
+          <w:iCs/>
+        </w:rPr>
         <w:t xml:space="preserve">Poor</w:t>
       </w:r>
       <w:r>
-        <w:t xml:space="preserve">,”</w:t>
-      </w:r>
-      <w:r>
-        <w:t xml:space="preserve"> </w:t>
-      </w:r>
-      <w:r>
-        <w:t xml:space="preserve">October.</w:t>
+        <w:t xml:space="preserve">. October.</w:t>
       </w:r>
     </w:p>
-    <w:bookmarkEnd w:id="39"/>
-    <w:bookmarkStart w:id="41" w:name="Xa66e51dc7d1b5a25f9f65477025553c1efad10b"/>
+    <w:bookmarkEnd w:id="29"/>
+    <w:bookmarkStart w:id="31" w:name="Xa66e51dc7d1b5a25f9f65477025553c1efad10b"/>
     <w:p>
       <w:pPr>
         <w:pStyle w:val="Bibliography"/>
@@ -4160,42 +4263,75 @@
         <w:t xml:space="preserve"> </w:t>
       </w:r>
       <w:r>
-        <w:t xml:space="preserve">“Transportation</w:t>
-      </w:r>
-      <w:r>
-        <w:t xml:space="preserve"> </w:t>
-      </w:r>
-      <w:r>
+        <w:rPr>
+          <w:i/>
+          <w:iCs/>
+        </w:rPr>
+        <w:t xml:space="preserve">Transportation</w:t>
+      </w:r>
+      <w:r>
+        <w:rPr>
+          <w:i/>
+          <w:iCs/>
+        </w:rPr>
+        <w:t xml:space="preserve"> </w:t>
+      </w:r>
+      <w:r>
+        <w:rPr>
+          <w:i/>
+          <w:iCs/>
+        </w:rPr>
         <w:t xml:space="preserve">Statistics</w:t>
       </w:r>
       <w:r>
-        <w:t xml:space="preserve"> </w:t>
-      </w:r>
-      <w:r>
+        <w:rPr>
+          <w:i/>
+          <w:iCs/>
+        </w:rPr>
+        <w:t xml:space="preserve"> </w:t>
+      </w:r>
+      <w:r>
+        <w:rPr>
+          <w:i/>
+          <w:iCs/>
+        </w:rPr>
         <w:t xml:space="preserve">Annual</w:t>
       </w:r>
       <w:r>
-        <w:t xml:space="preserve"> </w:t>
-      </w:r>
-      <w:r>
+        <w:rPr>
+          <w:i/>
+          <w:iCs/>
+        </w:rPr>
+        <w:t xml:space="preserve"> </w:t>
+      </w:r>
+      <w:r>
+        <w:rPr>
+          <w:i/>
+          <w:iCs/>
+        </w:rPr>
         <w:t xml:space="preserve">Report</w:t>
       </w:r>
       <w:r>
-        <w:t xml:space="preserve"> </w:t>
-      </w:r>
-      <w:r>
-        <w:t xml:space="preserve">2024.”</w:t>
-      </w:r>
-      <w:r>
-        <w:t xml:space="preserve"> </w:t>
-      </w:r>
-      <w:r>
-        <w:t xml:space="preserve">Bureau of Transportation Statistics.</w:t>
-      </w:r>
-      <w:r>
-        <w:t xml:space="preserve"> </w:t>
-      </w:r>
-      <w:hyperlink r:id="rId40">
+        <w:rPr>
+          <w:i/>
+          <w:iCs/>
+        </w:rPr>
+        <w:t xml:space="preserve"> </w:t>
+      </w:r>
+      <w:r>
+        <w:rPr>
+          <w:i/>
+          <w:iCs/>
+        </w:rPr>
+        <w:t xml:space="preserve">2024</w:t>
+      </w:r>
+      <w:r>
+        <w:t xml:space="preserve">. Bureau of Transportation Statistics.</w:t>
+      </w:r>
+      <w:r>
+        <w:t xml:space="preserve"> </w:t>
+      </w:r>
+      <w:hyperlink r:id="rId30">
         <w:r>
           <w:rPr>
             <w:rStyle w:val="Hyperlink"/>
@@ -4207,8 +4343,8 @@
         <w:t xml:space="preserve">.</w:t>
       </w:r>
     </w:p>
-    <w:bookmarkEnd w:id="41"/>
-    <w:bookmarkStart w:id="43" w:name="ref-choo_transportation_2007"/>
+    <w:bookmarkEnd w:id="31"/>
+    <w:bookmarkStart w:id="33" w:name="ref-choo_transportation_2007"/>
     <w:p>
       <w:pPr>
         <w:pStyle w:val="Bibliography"/>
@@ -4334,7 +4470,7 @@
       <w:r>
         <w:t xml:space="preserve"> </w:t>
       </w:r>
-      <w:hyperlink r:id="rId42">
+      <w:hyperlink r:id="rId32">
         <w:r>
           <w:rPr>
             <w:rStyle w:val="Hyperlink"/>
@@ -4346,8 +4482,8 @@
         <w:t xml:space="preserve">.</w:t>
       </w:r>
     </w:p>
-    <w:bookmarkEnd w:id="43"/>
-    <w:bookmarkStart w:id="45" w:name="ref-copperman_analysis_2007"/>
+    <w:bookmarkEnd w:id="33"/>
+    <w:bookmarkStart w:id="35" w:name="ref-copperman_analysis_2007"/>
     <w:p>
       <w:pPr>
         <w:pStyle w:val="Bibliography"/>
@@ -4380,7 +4516,7 @@
       <w:r>
         <w:t xml:space="preserve"> </w:t>
       </w:r>
-      <w:hyperlink r:id="rId44">
+      <w:hyperlink r:id="rId34">
         <w:r>
           <w:rPr>
             <w:rStyle w:val="Hyperlink"/>
@@ -4392,8 +4528,8 @@
         <w:t xml:space="preserve">.</w:t>
       </w:r>
     </w:p>
-    <w:bookmarkEnd w:id="45"/>
-    <w:bookmarkStart w:id="46" w:name="ref-copperman_exploratory_2007"/>
+    <w:bookmarkEnd w:id="35"/>
+    <w:bookmarkStart w:id="36" w:name="ref-copperman_exploratory_2007"/>
     <w:p>
       <w:pPr>
         <w:pStyle w:val="Bibliography"/>
@@ -4405,164 +4541,375 @@
         <w:t xml:space="preserve"> </w:t>
       </w:r>
       <w:r>
-        <w:t xml:space="preserve">“An</w:t>
-      </w:r>
-      <w:r>
-        <w:t xml:space="preserve"> </w:t>
-      </w:r>
-      <w:r>
+        <w:rPr>
+          <w:i/>
+          <w:iCs/>
+        </w:rPr>
+        <w:t xml:space="preserve">An</w:t>
+      </w:r>
+      <w:r>
+        <w:rPr>
+          <w:i/>
+          <w:iCs/>
+        </w:rPr>
+        <w:t xml:space="preserve"> </w:t>
+      </w:r>
+      <w:r>
+        <w:rPr>
+          <w:i/>
+          <w:iCs/>
+        </w:rPr>
         <w:t xml:space="preserve">Exploratory</w:t>
       </w:r>
       <w:r>
-        <w:t xml:space="preserve"> </w:t>
-      </w:r>
-      <w:r>
+        <w:rPr>
+          <w:i/>
+          <w:iCs/>
+        </w:rPr>
+        <w:t xml:space="preserve"> </w:t>
+      </w:r>
+      <w:r>
+        <w:rPr>
+          <w:i/>
+          <w:iCs/>
+        </w:rPr>
         <w:t xml:space="preserve">Analysis</w:t>
       </w:r>
       <w:r>
-        <w:t xml:space="preserve"> </w:t>
-      </w:r>
-      <w:r>
+        <w:rPr>
+          <w:i/>
+          <w:iCs/>
+        </w:rPr>
+        <w:t xml:space="preserve"> </w:t>
+      </w:r>
+      <w:r>
+        <w:rPr>
+          <w:i/>
+          <w:iCs/>
+        </w:rPr>
         <w:t xml:space="preserve">of</w:t>
       </w:r>
       <w:r>
-        <w:t xml:space="preserve"> </w:t>
-      </w:r>
-      <w:r>
+        <w:rPr>
+          <w:i/>
+          <w:iCs/>
+        </w:rPr>
+        <w:t xml:space="preserve"> </w:t>
+      </w:r>
+      <w:r>
+        <w:rPr>
+          <w:i/>
+          <w:iCs/>
+        </w:rPr>
         <w:t xml:space="preserve">Children</w:t>
       </w:r>
       <w:r>
+        <w:rPr>
+          <w:i/>
+          <w:iCs/>
+        </w:rPr>
         <w:t xml:space="preserve">’s</w:t>
       </w:r>
       <w:r>
-        <w:t xml:space="preserve"> </w:t>
-      </w:r>
-      <w:r>
+        <w:rPr>
+          <w:i/>
+          <w:iCs/>
+        </w:rPr>
+        <w:t xml:space="preserve"> </w:t>
+      </w:r>
+      <w:r>
+        <w:rPr>
+          <w:i/>
+          <w:iCs/>
+        </w:rPr>
         <w:t xml:space="preserve">Daily</w:t>
       </w:r>
       <w:r>
-        <w:t xml:space="preserve"> </w:t>
-      </w:r>
-      <w:r>
+        <w:rPr>
+          <w:i/>
+          <w:iCs/>
+        </w:rPr>
+        <w:t xml:space="preserve"> </w:t>
+      </w:r>
+      <w:r>
+        <w:rPr>
+          <w:i/>
+          <w:iCs/>
+        </w:rPr>
         <w:t xml:space="preserve">Time</w:t>
       </w:r>
       <w:r>
+        <w:rPr>
+          <w:i/>
+          <w:iCs/>
+        </w:rPr>
         <w:t xml:space="preserve">-</w:t>
       </w:r>
       <w:r>
+        <w:rPr>
+          <w:i/>
+          <w:iCs/>
+        </w:rPr>
         <w:t xml:space="preserve">Use</w:t>
       </w:r>
       <w:r>
-        <w:t xml:space="preserve"> </w:t>
-      </w:r>
-      <w:r>
+        <w:rPr>
+          <w:i/>
+          <w:iCs/>
+        </w:rPr>
+        <w:t xml:space="preserve"> </w:t>
+      </w:r>
+      <w:r>
+        <w:rPr>
+          <w:i/>
+          <w:iCs/>
+        </w:rPr>
         <w:t xml:space="preserve">and</w:t>
       </w:r>
       <w:r>
-        <w:t xml:space="preserve"> </w:t>
-      </w:r>
-      <w:r>
+        <w:rPr>
+          <w:i/>
+          <w:iCs/>
+        </w:rPr>
+        <w:t xml:space="preserve"> </w:t>
+      </w:r>
+      <w:r>
+        <w:rPr>
+          <w:i/>
+          <w:iCs/>
+        </w:rPr>
         <w:t xml:space="preserve">Activity</w:t>
       </w:r>
       <w:r>
-        <w:t xml:space="preserve"> </w:t>
-      </w:r>
-      <w:r>
+        <w:rPr>
+          <w:i/>
+          <w:iCs/>
+        </w:rPr>
+        <w:t xml:space="preserve"> </w:t>
+      </w:r>
+      <w:r>
+        <w:rPr>
+          <w:i/>
+          <w:iCs/>
+        </w:rPr>
         <w:t xml:space="preserve">Patterns</w:t>
       </w:r>
       <w:r>
-        <w:t xml:space="preserve"> </w:t>
-      </w:r>
-      <w:r>
+        <w:rPr>
+          <w:i/>
+          <w:iCs/>
+        </w:rPr>
+        <w:t xml:space="preserve"> </w:t>
+      </w:r>
+      <w:r>
+        <w:rPr>
+          <w:i/>
+          <w:iCs/>
+        </w:rPr>
         <w:t xml:space="preserve">Using</w:t>
       </w:r>
       <w:r>
-        <w:t xml:space="preserve"> </w:t>
-      </w:r>
-      <w:r>
+        <w:rPr>
+          <w:i/>
+          <w:iCs/>
+        </w:rPr>
+        <w:t xml:space="preserve"> </w:t>
+      </w:r>
+      <w:r>
+        <w:rPr>
+          <w:i/>
+          <w:iCs/>
+        </w:rPr>
         <w:t xml:space="preserve">the</w:t>
       </w:r>
       <w:r>
-        <w:t xml:space="preserve"> </w:t>
-      </w:r>
-      <w:r>
+        <w:rPr>
+          <w:i/>
+          <w:iCs/>
+        </w:rPr>
+        <w:t xml:space="preserve"> </w:t>
+      </w:r>
+      <w:r>
+        <w:rPr>
+          <w:i/>
+          <w:iCs/>
+        </w:rPr>
         <w:t xml:space="preserve">Child</w:t>
       </w:r>
       <w:r>
-        <w:t xml:space="preserve"> </w:t>
-      </w:r>
-      <w:r>
+        <w:rPr>
+          <w:i/>
+          <w:iCs/>
+        </w:rPr>
+        <w:t xml:space="preserve"> </w:t>
+      </w:r>
+      <w:r>
+        <w:rPr>
+          <w:i/>
+          <w:iCs/>
+        </w:rPr>
         <w:t xml:space="preserve">Development</w:t>
       </w:r>
       <w:r>
-        <w:t xml:space="preserve"> </w:t>
-      </w:r>
-      <w:r>
+        <w:rPr>
+          <w:i/>
+          <w:iCs/>
+        </w:rPr>
+        <w:t xml:space="preserve"> </w:t>
+      </w:r>
+      <w:r>
+        <w:rPr>
+          <w:i/>
+          <w:iCs/>
+        </w:rPr>
         <w:t xml:space="preserve">Supplement</w:t>
       </w:r>
       <w:r>
-        <w:t xml:space="preserve"> </w:t>
-      </w:r>
-      <w:r>
+        <w:rPr>
+          <w:i/>
+          <w:iCs/>
+        </w:rPr>
+        <w:t xml:space="preserve"> </w:t>
+      </w:r>
+      <w:r>
+        <w:rPr>
+          <w:i/>
+          <w:iCs/>
+        </w:rPr>
         <w:t xml:space="preserve">(</w:t>
       </w:r>
       <w:r>
+        <w:rPr>
+          <w:i/>
+          <w:iCs/>
+        </w:rPr>
         <w:t xml:space="preserve">CDS</w:t>
       </w:r>
       <w:r>
+        <w:rPr>
+          <w:i/>
+          <w:iCs/>
+        </w:rPr>
         <w:t xml:space="preserve">) to the</w:t>
       </w:r>
       <w:r>
-        <w:t xml:space="preserve"> </w:t>
-      </w:r>
-      <w:r>
+        <w:rPr>
+          <w:i/>
+          <w:iCs/>
+        </w:rPr>
+        <w:t xml:space="preserve"> </w:t>
+      </w:r>
+      <w:r>
+        <w:rPr>
+          <w:i/>
+          <w:iCs/>
+        </w:rPr>
         <w:t xml:space="preserve">US</w:t>
       </w:r>
       <w:r>
-        <w:t xml:space="preserve"> </w:t>
-      </w:r>
-      <w:r>
+        <w:rPr>
+          <w:i/>
+          <w:iCs/>
+        </w:rPr>
+        <w:t xml:space="preserve"> </w:t>
+      </w:r>
+      <w:r>
+        <w:rPr>
+          <w:i/>
+          <w:iCs/>
+        </w:rPr>
         <w:t xml:space="preserve">Panel</w:t>
       </w:r>
       <w:r>
-        <w:t xml:space="preserve"> </w:t>
-      </w:r>
-      <w:r>
+        <w:rPr>
+          <w:i/>
+          <w:iCs/>
+        </w:rPr>
+        <w:t xml:space="preserve"> </w:t>
+      </w:r>
+      <w:r>
+        <w:rPr>
+          <w:i/>
+          <w:iCs/>
+        </w:rPr>
         <w:t xml:space="preserve">Study</w:t>
       </w:r>
       <w:r>
-        <w:t xml:space="preserve"> </w:t>
-      </w:r>
-      <w:r>
+        <w:rPr>
+          <w:i/>
+          <w:iCs/>
+        </w:rPr>
+        <w:t xml:space="preserve"> </w:t>
+      </w:r>
+      <w:r>
+        <w:rPr>
+          <w:i/>
+          <w:iCs/>
+        </w:rPr>
         <w:t xml:space="preserve">of</w:t>
       </w:r>
       <w:r>
-        <w:t xml:space="preserve"> </w:t>
-      </w:r>
-      <w:r>
+        <w:rPr>
+          <w:i/>
+          <w:iCs/>
+        </w:rPr>
+        <w:t xml:space="preserve"> </w:t>
+      </w:r>
+      <w:r>
+        <w:rPr>
+          <w:i/>
+          <w:iCs/>
+        </w:rPr>
         <w:t xml:space="preserve">Income</w:t>
       </w:r>
       <w:r>
-        <w:t xml:space="preserve"> </w:t>
-      </w:r>
-      <w:r>
+        <w:rPr>
+          <w:i/>
+          <w:iCs/>
+        </w:rPr>
+        <w:t xml:space="preserve"> </w:t>
+      </w:r>
+      <w:r>
+        <w:rPr>
+          <w:i/>
+          <w:iCs/>
+        </w:rPr>
         <w:t xml:space="preserve">Dynamics</w:t>
       </w:r>
       <w:r>
-        <w:t xml:space="preserve"> </w:t>
-      </w:r>
-      <w:r>
+        <w:rPr>
+          <w:i/>
+          <w:iCs/>
+        </w:rPr>
+        <w:t xml:space="preserve"> </w:t>
+      </w:r>
+      <w:r>
+        <w:rPr>
+          <w:i/>
+          <w:iCs/>
+        </w:rPr>
         <w:t xml:space="preserve">(</w:t>
       </w:r>
       <w:r>
+        <w:rPr>
+          <w:i/>
+          <w:iCs/>
+        </w:rPr>
         <w:t xml:space="preserve">PSID</w:t>
       </w:r>
       <w:r>
-        <w:t xml:space="preserve">).”</w:t>
+        <w:rPr>
+          <w:i/>
+          <w:iCs/>
+        </w:rPr>
+        <w:t xml:space="preserve">)</w:t>
+      </w:r>
+      <w:r>
+        <w:t xml:space="preserve">.</w:t>
       </w:r>
     </w:p>
-    <w:bookmarkEnd w:id="46"/>
-    <w:bookmarkStart w:id="48" w:name="ref-deka_relationship_2015"/>
+    <w:bookmarkEnd w:id="36"/>
+    <w:bookmarkStart w:id="38" w:name="ref-deka_relationship_2015"/>
     <w:p>
       <w:pPr>
         <w:pStyle w:val="Bibliography"/>
@@ -4658,7 +5005,7 @@
       <w:r>
         <w:t xml:space="preserve"> </w:t>
       </w:r>
-      <w:hyperlink r:id="rId47">
+      <w:hyperlink r:id="rId37">
         <w:r>
           <w:rPr>
             <w:rStyle w:val="Hyperlink"/>
@@ -4670,8 +5017,8 @@
         <w:t xml:space="preserve">.</w:t>
       </w:r>
     </w:p>
-    <w:bookmarkEnd w:id="48"/>
-    <w:bookmarkStart w:id="50" w:name="ref-duncan_estimating_2023"/>
+    <w:bookmarkEnd w:id="38"/>
+    <w:bookmarkStart w:id="40" w:name="ref-duncan_estimating_2023"/>
     <w:p>
       <w:pPr>
         <w:pStyle w:val="Bibliography"/>
@@ -4683,63 +5030,124 @@
         <w:t xml:space="preserve"> </w:t>
       </w:r>
       <w:r>
-        <w:t xml:space="preserve">“Estimating</w:t>
-      </w:r>
-      <w:r>
-        <w:t xml:space="preserve"> </w:t>
-      </w:r>
-      <w:r>
+        <w:rPr>
+          <w:i/>
+          <w:iCs/>
+        </w:rPr>
+        <w:t xml:space="preserve">Estimating</w:t>
+      </w:r>
+      <w:r>
+        <w:rPr>
+          <w:i/>
+          <w:iCs/>
+        </w:rPr>
+        <w:t xml:space="preserve"> </w:t>
+      </w:r>
+      <w:r>
+        <w:rPr>
+          <w:i/>
+          <w:iCs/>
+        </w:rPr>
         <w:t xml:space="preserve">Expenditures</w:t>
       </w:r>
       <w:r>
-        <w:t xml:space="preserve"> </w:t>
-      </w:r>
-      <w:r>
+        <w:rPr>
+          <w:i/>
+          <w:iCs/>
+        </w:rPr>
+        <w:t xml:space="preserve"> </w:t>
+      </w:r>
+      <w:r>
+        <w:rPr>
+          <w:i/>
+          <w:iCs/>
+        </w:rPr>
         <w:t xml:space="preserve">on</w:t>
       </w:r>
       <w:r>
-        <w:t xml:space="preserve"> </w:t>
-      </w:r>
-      <w:r>
+        <w:rPr>
+          <w:i/>
+          <w:iCs/>
+        </w:rPr>
+        <w:t xml:space="preserve"> </w:t>
+      </w:r>
+      <w:r>
+        <w:rPr>
+          <w:i/>
+          <w:iCs/>
+        </w:rPr>
         <w:t xml:space="preserve">Children</w:t>
       </w:r>
       <w:r>
-        <w:t xml:space="preserve"> </w:t>
-      </w:r>
-      <w:r>
+        <w:rPr>
+          <w:i/>
+          <w:iCs/>
+        </w:rPr>
+        <w:t xml:space="preserve"> </w:t>
+      </w:r>
+      <w:r>
+        <w:rPr>
+          <w:i/>
+          <w:iCs/>
+        </w:rPr>
         <w:t xml:space="preserve">by</w:t>
       </w:r>
       <w:r>
-        <w:t xml:space="preserve"> </w:t>
-      </w:r>
-      <w:r>
+        <w:rPr>
+          <w:i/>
+          <w:iCs/>
+        </w:rPr>
+        <w:t xml:space="preserve"> </w:t>
+      </w:r>
+      <w:r>
+        <w:rPr>
+          <w:i/>
+          <w:iCs/>
+        </w:rPr>
         <w:t xml:space="preserve">Families</w:t>
       </w:r>
       <w:r>
-        <w:t xml:space="preserve"> </w:t>
-      </w:r>
-      <w:r>
+        <w:rPr>
+          <w:i/>
+          <w:iCs/>
+        </w:rPr>
+        <w:t xml:space="preserve"> </w:t>
+      </w:r>
+      <w:r>
+        <w:rPr>
+          <w:i/>
+          <w:iCs/>
+        </w:rPr>
         <w:t xml:space="preserve">in</w:t>
       </w:r>
       <w:r>
-        <w:t xml:space="preserve"> </w:t>
-      </w:r>
-      <w:r>
+        <w:rPr>
+          <w:i/>
+          <w:iCs/>
+        </w:rPr>
+        <w:t xml:space="preserve"> </w:t>
+      </w:r>
+      <w:r>
+        <w:rPr>
+          <w:i/>
+          <w:iCs/>
+        </w:rPr>
         <w:t xml:space="preserve">Canada</w:t>
       </w:r>
       <w:r>
-        <w:t xml:space="preserve">, 2014 to 2017,”</w:t>
-      </w:r>
-      <w:r>
-        <w:t xml:space="preserve"> </w:t>
-      </w:r>
-      <w:r>
-        <w:t xml:space="preserve">September.</w:t>
-      </w:r>
-      <w:r>
-        <w:t xml:space="preserve"> </w:t>
-      </w:r>
-      <w:hyperlink r:id="rId49">
+        <w:rPr>
+          <w:i/>
+          <w:iCs/>
+        </w:rPr>
+        <w:t xml:space="preserve">, 2014 to 2017</w:t>
+      </w:r>
+      <w:r>
+        <w:t xml:space="preserve">. September.</w:t>
+      </w:r>
+      <w:r>
+        <w:t xml:space="preserve"> </w:t>
+      </w:r>
+      <w:hyperlink r:id="rId39">
         <w:r>
           <w:rPr>
             <w:rStyle w:val="Hyperlink"/>
@@ -4751,8 +5159,8 @@
         <w:t xml:space="preserve">.</w:t>
       </w:r>
     </w:p>
-    <w:bookmarkEnd w:id="50"/>
-    <w:bookmarkStart w:id="52" w:name="ref-ferdous_comprehensive_2010"/>
+    <w:bookmarkEnd w:id="40"/>
+    <w:bookmarkStart w:id="42" w:name="ref-ferdous_comprehensive_2010"/>
     <w:p>
       <w:pPr>
         <w:pStyle w:val="Bibliography"/>
@@ -4803,7 +5211,7 @@
       <w:r>
         <w:t xml:space="preserve"> </w:t>
       </w:r>
-      <w:hyperlink r:id="rId51">
+      <w:hyperlink r:id="rId41">
         <w:r>
           <w:rPr>
             <w:rStyle w:val="Hyperlink"/>
@@ -4815,8 +5223,8 @@
         <w:t xml:space="preserve">.</w:t>
       </w:r>
     </w:p>
-    <w:bookmarkEnd w:id="52"/>
-    <w:bookmarkStart w:id="54" w:name="ref-fontes_effects_2006"/>
+    <w:bookmarkEnd w:id="42"/>
+    <w:bookmarkStart w:id="44" w:name="ref-fontes_effects_2006"/>
     <w:p>
       <w:pPr>
         <w:pStyle w:val="Bibliography"/>
@@ -4924,7 +5332,7 @@
       <w:r>
         <w:t xml:space="preserve"> </w:t>
       </w:r>
-      <w:hyperlink r:id="rId53">
+      <w:hyperlink r:id="rId43">
         <w:r>
           <w:rPr>
             <w:rStyle w:val="Hyperlink"/>
@@ -4936,8 +5344,8 @@
         <w:t xml:space="preserve">.</w:t>
       </w:r>
     </w:p>
-    <w:bookmarkEnd w:id="54"/>
-    <w:bookmarkStart w:id="56" w:name="ref-haas_estimating_2008"/>
+    <w:bookmarkEnd w:id="44"/>
+    <w:bookmarkStart w:id="46" w:name="ref-haas_estimating_2008"/>
     <w:p>
       <w:pPr>
         <w:pStyle w:val="Bibliography"/>
@@ -5021,7 +5429,7 @@
       <w:r>
         <w:t xml:space="preserve"> </w:t>
       </w:r>
-      <w:hyperlink r:id="rId55">
+      <w:hyperlink r:id="rId45">
         <w:r>
           <w:rPr>
             <w:rStyle w:val="Hyperlink"/>
@@ -5033,8 +5441,8 @@
         <w:t xml:space="preserve">.</w:t>
       </w:r>
     </w:p>
-    <w:bookmarkEnd w:id="56"/>
-    <w:bookmarkStart w:id="57" w:name="ref-hargunani_study_2024"/>
+    <w:bookmarkEnd w:id="46"/>
+    <w:bookmarkStart w:id="47" w:name="ref-hargunani_study_2024"/>
     <w:p>
       <w:pPr>
         <w:pStyle w:val="Bibliography"/>
@@ -5046,122 +5454,256 @@
         <w:t xml:space="preserve"> </w:t>
       </w:r>
       <w:r>
-        <w:t xml:space="preserve">“A</w:t>
-      </w:r>
-      <w:r>
-        <w:t xml:space="preserve"> </w:t>
-      </w:r>
-      <w:r>
+        <w:rPr>
+          <w:i/>
+          <w:iCs/>
+        </w:rPr>
+        <w:t xml:space="preserve">A</w:t>
+      </w:r>
+      <w:r>
+        <w:rPr>
+          <w:i/>
+          <w:iCs/>
+        </w:rPr>
+        <w:t xml:space="preserve"> </w:t>
+      </w:r>
+      <w:r>
+        <w:rPr>
+          <w:i/>
+          <w:iCs/>
+        </w:rPr>
         <w:t xml:space="preserve">STUDY</w:t>
       </w:r>
       <w:r>
-        <w:t xml:space="preserve"> </w:t>
-      </w:r>
-      <w:r>
+        <w:rPr>
+          <w:i/>
+          <w:iCs/>
+        </w:rPr>
+        <w:t xml:space="preserve"> </w:t>
+      </w:r>
+      <w:r>
+        <w:rPr>
+          <w:i/>
+          <w:iCs/>
+        </w:rPr>
         <w:t xml:space="preserve">OF</w:t>
       </w:r>
       <w:r>
-        <w:t xml:space="preserve"> </w:t>
-      </w:r>
-      <w:r>
+        <w:rPr>
+          <w:i/>
+          <w:iCs/>
+        </w:rPr>
+        <w:t xml:space="preserve"> </w:t>
+      </w:r>
+      <w:r>
+        <w:rPr>
+          <w:i/>
+          <w:iCs/>
+        </w:rPr>
         <w:t xml:space="preserve">SPENDING</w:t>
       </w:r>
       <w:r>
+        <w:rPr>
+          <w:i/>
+          <w:iCs/>
+        </w:rPr>
         <w:t xml:space="preserve">,</w:t>
       </w:r>
       <w:r>
-        <w:t xml:space="preserve"> </w:t>
-      </w:r>
-      <w:r>
+        <w:rPr>
+          <w:i/>
+          <w:iCs/>
+        </w:rPr>
+        <w:t xml:space="preserve"> </w:t>
+      </w:r>
+      <w:r>
+        <w:rPr>
+          <w:i/>
+          <w:iCs/>
+        </w:rPr>
         <w:t xml:space="preserve">SAVING</w:t>
       </w:r>
       <w:r>
-        <w:t xml:space="preserve"> </w:t>
-      </w:r>
-      <w:r>
+        <w:rPr>
+          <w:i/>
+          <w:iCs/>
+        </w:rPr>
+        <w:t xml:space="preserve"> </w:t>
+      </w:r>
+      <w:r>
+        <w:rPr>
+          <w:i/>
+          <w:iCs/>
+        </w:rPr>
         <w:t xml:space="preserve">AND</w:t>
       </w:r>
       <w:r>
-        <w:t xml:space="preserve"> </w:t>
-      </w:r>
-      <w:r>
+        <w:rPr>
+          <w:i/>
+          <w:iCs/>
+        </w:rPr>
+        <w:t xml:space="preserve"> </w:t>
+      </w:r>
+      <w:r>
+        <w:rPr>
+          <w:i/>
+          <w:iCs/>
+        </w:rPr>
         <w:t xml:space="preserve">INVESTMENT</w:t>
       </w:r>
       <w:r>
-        <w:t xml:space="preserve"> </w:t>
-      </w:r>
-      <w:r>
+        <w:rPr>
+          <w:i/>
+          <w:iCs/>
+        </w:rPr>
+        <w:t xml:space="preserve"> </w:t>
+      </w:r>
+      <w:r>
+        <w:rPr>
+          <w:i/>
+          <w:iCs/>
+        </w:rPr>
         <w:t xml:space="preserve">PATTERNS</w:t>
       </w:r>
       <w:r>
-        <w:t xml:space="preserve"> </w:t>
-      </w:r>
-      <w:r>
+        <w:rPr>
+          <w:i/>
+          <w:iCs/>
+        </w:rPr>
+        <w:t xml:space="preserve"> </w:t>
+      </w:r>
+      <w:r>
+        <w:rPr>
+          <w:i/>
+          <w:iCs/>
+        </w:rPr>
         <w:t xml:space="preserve">OF</w:t>
       </w:r>
       <w:r>
-        <w:t xml:space="preserve"> </w:t>
-      </w:r>
-      <w:r>
+        <w:rPr>
+          <w:i/>
+          <w:iCs/>
+        </w:rPr>
+        <w:t xml:space="preserve"> </w:t>
+      </w:r>
+      <w:r>
+        <w:rPr>
+          <w:i/>
+          <w:iCs/>
+        </w:rPr>
         <w:t xml:space="preserve">MARRIED</w:t>
       </w:r>
       <w:r>
-        <w:t xml:space="preserve"> </w:t>
-      </w:r>
-      <w:r>
+        <w:rPr>
+          <w:i/>
+          <w:iCs/>
+        </w:rPr>
+        <w:t xml:space="preserve"> </w:t>
+      </w:r>
+      <w:r>
+        <w:rPr>
+          <w:i/>
+          <w:iCs/>
+        </w:rPr>
         <w:t xml:space="preserve">COUPLES</w:t>
       </w:r>
       <w:r>
-        <w:t xml:space="preserve"> </w:t>
-      </w:r>
-      <w:r>
+        <w:rPr>
+          <w:i/>
+          <w:iCs/>
+        </w:rPr>
+        <w:t xml:space="preserve"> </w:t>
+      </w:r>
+      <w:r>
+        <w:rPr>
+          <w:i/>
+          <w:iCs/>
+        </w:rPr>
         <w:t xml:space="preserve">WITH</w:t>
       </w:r>
       <w:r>
-        <w:t xml:space="preserve"> </w:t>
-      </w:r>
-      <w:r>
+        <w:rPr>
+          <w:i/>
+          <w:iCs/>
+        </w:rPr>
+        <w:t xml:space="preserve"> </w:t>
+      </w:r>
+      <w:r>
+        <w:rPr>
+          <w:i/>
+          <w:iCs/>
+        </w:rPr>
         <w:t xml:space="preserve">CHILDREN</w:t>
       </w:r>
       <w:r>
+        <w:rPr>
+          <w:i/>
+          <w:iCs/>
+        </w:rPr>
         <w:t xml:space="preserve">(</w:t>
       </w:r>
       <w:r>
+        <w:rPr>
+          <w:i/>
+          <w:iCs/>
+        </w:rPr>
         <w:t xml:space="preserve">NON</w:t>
       </w:r>
       <w:r>
+        <w:rPr>
+          <w:i/>
+          <w:iCs/>
+        </w:rPr>
         <w:t xml:space="preserve">-</w:t>
       </w:r>
       <w:r>
+        <w:rPr>
+          <w:i/>
+          <w:iCs/>
+        </w:rPr>
         <w:t xml:space="preserve">DINK</w:t>
       </w:r>
       <w:r>
+        <w:rPr>
+          <w:i/>
+          <w:iCs/>
+        </w:rPr>
         <w:t xml:space="preserve">)</w:t>
       </w:r>
       <w:r>
-        <w:t xml:space="preserve"> </w:t>
-      </w:r>
-      <w:r>
+        <w:rPr>
+          <w:i/>
+          <w:iCs/>
+        </w:rPr>
+        <w:t xml:space="preserve"> </w:t>
+      </w:r>
+      <w:r>
+        <w:rPr>
+          <w:i/>
+          <w:iCs/>
+        </w:rPr>
         <w:t xml:space="preserve">IN</w:t>
       </w:r>
       <w:r>
-        <w:t xml:space="preserve"> </w:t>
-      </w:r>
-      <w:r>
+        <w:rPr>
+          <w:i/>
+          <w:iCs/>
+        </w:rPr>
+        <w:t xml:space="preserve"> </w:t>
+      </w:r>
+      <w:r>
+        <w:rPr>
+          <w:i/>
+          <w:iCs/>
+        </w:rPr>
         <w:t xml:space="preserve">MUMBAI</w:t>
       </w:r>
       <w:r>
-        <w:t xml:space="preserve">”</w:t>
-      </w:r>
-      <w:r>
-        <w:t xml:space="preserve"> </w:t>
-      </w:r>
-      <w:r>
-        <w:t xml:space="preserve">20 (1).</w:t>
+        <w:t xml:space="preserve">. 20 (1).</w:t>
       </w:r>
     </w:p>
-    <w:bookmarkEnd w:id="57"/>
-    <w:bookmarkStart w:id="59" w:name="ref-hastings_parental_2022"/>
+    <w:bookmarkEnd w:id="47"/>
+    <w:bookmarkStart w:id="49" w:name="ref-hastings_parental_2022"/>
     <w:p>
       <w:pPr>
         <w:pStyle w:val="Bibliography"/>
@@ -5269,7 +5811,7 @@
       <w:r>
         <w:t xml:space="preserve"> </w:t>
       </w:r>
-      <w:hyperlink r:id="rId58">
+      <w:hyperlink r:id="rId48">
         <w:r>
           <w:rPr>
             <w:rStyle w:val="Hyperlink"/>
@@ -5281,8 +5823,8 @@
         <w:t xml:space="preserve">.</w:t>
       </w:r>
     </w:p>
-    <w:bookmarkEnd w:id="59"/>
-    <w:bookmarkStart w:id="61" w:name="ref-hong_leisure_2005"/>
+    <w:bookmarkEnd w:id="49"/>
+    <w:bookmarkStart w:id="51" w:name="ref-hong_leisure_2005"/>
     <w:p>
       <w:pPr>
         <w:pStyle w:val="Bibliography"/>
@@ -5366,7 +5908,7 @@
       <w:r>
         <w:t xml:space="preserve"> </w:t>
       </w:r>
-      <w:hyperlink r:id="rId60">
+      <w:hyperlink r:id="rId50">
         <w:r>
           <w:rPr>
             <w:rStyle w:val="Hyperlink"/>
@@ -5378,8 +5920,8 @@
         <w:t xml:space="preserve">.</w:t>
       </w:r>
     </w:p>
-    <w:bookmarkEnd w:id="61"/>
-    <w:bookmarkStart w:id="63" w:name="ref-johnson_century_2001"/>
+    <w:bookmarkEnd w:id="51"/>
+    <w:bookmarkStart w:id="53" w:name="ref-johnson_century_2001"/>
     <w:p>
       <w:pPr>
         <w:pStyle w:val="Bibliography"/>
@@ -5457,7 +5999,7 @@
       <w:r>
         <w:t xml:space="preserve"> </w:t>
       </w:r>
-      <w:hyperlink r:id="rId62">
+      <w:hyperlink r:id="rId52">
         <w:r>
           <w:rPr>
             <w:rStyle w:val="Hyperlink"/>
@@ -5469,8 +6011,8 @@
         <w:t xml:space="preserve">.</w:t>
       </w:r>
     </w:p>
-    <w:bookmarkEnd w:id="63"/>
-    <w:bookmarkStart w:id="65" w:name="ref-klein_subsidizing_2024"/>
+    <w:bookmarkEnd w:id="53"/>
+    <w:bookmarkStart w:id="55" w:name="ref-klein_subsidizing_2024"/>
     <w:p>
       <w:pPr>
         <w:pStyle w:val="Bibliography"/>
@@ -5554,7 +6096,7 @@
       <w:r>
         <w:t xml:space="preserve"> </w:t>
       </w:r>
-      <w:hyperlink r:id="rId64">
+      <w:hyperlink r:id="rId54">
         <w:r>
           <w:rPr>
             <w:rStyle w:val="Hyperlink"/>
@@ -5566,8 +6108,8 @@
         <w:t xml:space="preserve">.</w:t>
       </w:r>
     </w:p>
-    <w:bookmarkEnd w:id="65"/>
-    <w:bookmarkStart w:id="67" w:name="ref-leung_environment-people_2019"/>
+    <w:bookmarkEnd w:id="55"/>
+    <w:bookmarkStart w:id="57" w:name="ref-leung_environment-people_2019"/>
     <w:p>
       <w:pPr>
         <w:pStyle w:val="Bibliography"/>
@@ -5600,7 +6142,7 @@
       <w:r>
         <w:t xml:space="preserve"> </w:t>
       </w:r>
-      <w:hyperlink r:id="rId66">
+      <w:hyperlink r:id="rId56">
         <w:r>
           <w:rPr>
             <w:rStyle w:val="Hyperlink"/>
@@ -5612,8 +6154,8 @@
         <w:t xml:space="preserve">.</w:t>
       </w:r>
     </w:p>
-    <w:bookmarkEnd w:id="67"/>
-    <w:bookmarkStart w:id="69" w:name="ref-lino_expenditures_2017"/>
+    <w:bookmarkEnd w:id="57"/>
+    <w:bookmarkStart w:id="59" w:name="ref-lino_expenditures_2017"/>
     <w:p>
       <w:pPr>
         <w:pStyle w:val="Bibliography"/>
@@ -5625,39 +6167,68 @@
         <w:t xml:space="preserve"> </w:t>
       </w:r>
       <w:r>
-        <w:t xml:space="preserve">“Expenditures on</w:t>
-      </w:r>
-      <w:r>
-        <w:t xml:space="preserve"> </w:t>
-      </w:r>
-      <w:r>
+        <w:rPr>
+          <w:i/>
+          <w:iCs/>
+        </w:rPr>
+        <w:t xml:space="preserve">Expenditures on</w:t>
+      </w:r>
+      <w:r>
+        <w:rPr>
+          <w:i/>
+          <w:iCs/>
+        </w:rPr>
+        <w:t xml:space="preserve"> </w:t>
+      </w:r>
+      <w:r>
+        <w:rPr>
+          <w:i/>
+          <w:iCs/>
+        </w:rPr>
         <w:t xml:space="preserve">Children</w:t>
       </w:r>
       <w:r>
-        <w:t xml:space="preserve"> </w:t>
-      </w:r>
-      <w:r>
+        <w:rPr>
+          <w:i/>
+          <w:iCs/>
+        </w:rPr>
+        <w:t xml:space="preserve"> </w:t>
+      </w:r>
+      <w:r>
+        <w:rPr>
+          <w:i/>
+          <w:iCs/>
+        </w:rPr>
         <w:t xml:space="preserve">by</w:t>
       </w:r>
       <w:r>
-        <w:t xml:space="preserve"> </w:t>
-      </w:r>
-      <w:r>
+        <w:rPr>
+          <w:i/>
+          <w:iCs/>
+        </w:rPr>
+        <w:t xml:space="preserve"> </w:t>
+      </w:r>
+      <w:r>
+        <w:rPr>
+          <w:i/>
+          <w:iCs/>
+        </w:rPr>
         <w:t xml:space="preserve">Families</w:t>
       </w:r>
       <w:r>
-        <w:t xml:space="preserve">, 2015.”</w:t>
-      </w:r>
-      <w:r>
-        <w:t xml:space="preserve"> </w:t>
-      </w:r>
-      <w:r>
-        <w:t xml:space="preserve">United States Department of Agriculture.</w:t>
-      </w:r>
-      <w:r>
-        <w:t xml:space="preserve"> </w:t>
-      </w:r>
-      <w:hyperlink r:id="rId68">
+        <w:rPr>
+          <w:i/>
+          <w:iCs/>
+        </w:rPr>
+        <w:t xml:space="preserve">, 2015</w:t>
+      </w:r>
+      <w:r>
+        <w:t xml:space="preserve">. United States Department of Agriculture.</w:t>
+      </w:r>
+      <w:r>
+        <w:t xml:space="preserve"> </w:t>
+      </w:r>
+      <w:hyperlink r:id="rId58">
         <w:r>
           <w:rPr>
             <w:rStyle w:val="Hyperlink"/>
@@ -5669,8 +6240,8 @@
         <w:t xml:space="preserve">.</w:t>
       </w:r>
     </w:p>
-    <w:bookmarkEnd w:id="69"/>
-    <w:bookmarkStart w:id="71" w:name="ref-lu_role_2022"/>
+    <w:bookmarkEnd w:id="59"/>
+    <w:bookmarkStart w:id="61" w:name="ref-lu_role_2022"/>
     <w:p>
       <w:pPr>
         <w:pStyle w:val="Bibliography"/>
@@ -5703,7 +6274,7 @@
       <w:r>
         <w:t xml:space="preserve"> </w:t>
       </w:r>
-      <w:hyperlink r:id="rId70">
+      <w:hyperlink r:id="rId60">
         <w:r>
           <w:rPr>
             <w:rStyle w:val="Hyperlink"/>
@@ -5715,8 +6286,8 @@
         <w:t xml:space="preserve">.</w:t>
       </w:r>
     </w:p>
-    <w:bookmarkEnd w:id="71"/>
-    <w:bookmarkStart w:id="73" w:name="ref-mattson_relationships_2020"/>
+    <w:bookmarkEnd w:id="61"/>
+    <w:bookmarkStart w:id="63" w:name="ref-mattson_relationships_2020"/>
     <w:p>
       <w:pPr>
         <w:pStyle w:val="Bibliography"/>
@@ -5749,7 +6320,7 @@
       <w:r>
         <w:t xml:space="preserve"> </w:t>
       </w:r>
-      <w:hyperlink r:id="rId72">
+      <w:hyperlink r:id="rId62">
         <w:r>
           <w:rPr>
             <w:rStyle w:val="Hyperlink"/>
@@ -5761,8 +6332,8 @@
         <w:t xml:space="preserve">.</w:t>
       </w:r>
     </w:p>
-    <w:bookmarkEnd w:id="73"/>
-    <w:bookmarkStart w:id="74" w:name="ref-mattson_relationships_2019"/>
+    <w:bookmarkEnd w:id="63"/>
+    <w:bookmarkStart w:id="64" w:name="ref-mattson_relationships_2019"/>
     <w:p>
       <w:pPr>
         <w:pStyle w:val="Bibliography"/>
@@ -5774,95 +6345,193 @@
         <w:t xml:space="preserve"> </w:t>
       </w:r>
       <w:r>
-        <w:t xml:space="preserve">“Relationships Between</w:t>
-      </w:r>
-      <w:r>
-        <w:t xml:space="preserve"> </w:t>
-      </w:r>
-      <w:r>
+        <w:rPr>
+          <w:i/>
+          <w:iCs/>
+        </w:rPr>
+        <w:t xml:space="preserve">Relationships Between</w:t>
+      </w:r>
+      <w:r>
+        <w:rPr>
+          <w:i/>
+          <w:iCs/>
+        </w:rPr>
+        <w:t xml:space="preserve"> </w:t>
+      </w:r>
+      <w:r>
+        <w:rPr>
+          <w:i/>
+          <w:iCs/>
+        </w:rPr>
         <w:t xml:space="preserve">Land</w:t>
       </w:r>
       <w:r>
-        <w:t xml:space="preserve"> </w:t>
-      </w:r>
-      <w:r>
+        <w:rPr>
+          <w:i/>
+          <w:iCs/>
+        </w:rPr>
+        <w:t xml:space="preserve"> </w:t>
+      </w:r>
+      <w:r>
+        <w:rPr>
+          <w:i/>
+          <w:iCs/>
+        </w:rPr>
         <w:t xml:space="preserve">Use</w:t>
       </w:r>
       <w:r>
+        <w:rPr>
+          <w:i/>
+          <w:iCs/>
+        </w:rPr>
         <w:t xml:space="preserve">,</w:t>
       </w:r>
       <w:r>
-        <w:t xml:space="preserve"> </w:t>
-      </w:r>
-      <w:r>
+        <w:rPr>
+          <w:i/>
+          <w:iCs/>
+        </w:rPr>
+        <w:t xml:space="preserve"> </w:t>
+      </w:r>
+      <w:r>
+        <w:rPr>
+          <w:i/>
+          <w:iCs/>
+        </w:rPr>
         <w:t xml:space="preserve">Transportation</w:t>
       </w:r>
       <w:r>
+        <w:rPr>
+          <w:i/>
+          <w:iCs/>
+        </w:rPr>
         <w:t xml:space="preserve">,</w:t>
       </w:r>
       <w:r>
-        <w:t xml:space="preserve"> </w:t>
-      </w:r>
-      <w:r>
+        <w:rPr>
+          <w:i/>
+          <w:iCs/>
+        </w:rPr>
+        <w:t xml:space="preserve"> </w:t>
+      </w:r>
+      <w:r>
+        <w:rPr>
+          <w:i/>
+          <w:iCs/>
+        </w:rPr>
         <w:t xml:space="preserve">Household</w:t>
       </w:r>
       <w:r>
-        <w:t xml:space="preserve"> </w:t>
-      </w:r>
-      <w:r>
+        <w:rPr>
+          <w:i/>
+          <w:iCs/>
+        </w:rPr>
+        <w:t xml:space="preserve"> </w:t>
+      </w:r>
+      <w:r>
+        <w:rPr>
+          <w:i/>
+          <w:iCs/>
+        </w:rPr>
         <w:t xml:space="preserve">Expenditures</w:t>
       </w:r>
       <w:r>
+        <w:rPr>
+          <w:i/>
+          <w:iCs/>
+        </w:rPr>
         <w:t xml:space="preserve">, and</w:t>
       </w:r>
       <w:r>
-        <w:t xml:space="preserve"> </w:t>
-      </w:r>
-      <w:r>
+        <w:rPr>
+          <w:i/>
+          <w:iCs/>
+        </w:rPr>
+        <w:t xml:space="preserve"> </w:t>
+      </w:r>
+      <w:r>
+        <w:rPr>
+          <w:i/>
+          <w:iCs/>
+        </w:rPr>
         <w:t xml:space="preserve">Municipal</w:t>
       </w:r>
       <w:r>
-        <w:t xml:space="preserve"> </w:t>
-      </w:r>
-      <w:r>
+        <w:rPr>
+          <w:i/>
+          <w:iCs/>
+        </w:rPr>
+        <w:t xml:space="preserve"> </w:t>
+      </w:r>
+      <w:r>
+        <w:rPr>
+          <w:i/>
+          <w:iCs/>
+        </w:rPr>
         <w:t xml:space="preserve">Spending</w:t>
       </w:r>
       <w:r>
-        <w:t xml:space="preserve"> </w:t>
-      </w:r>
-      <w:r>
+        <w:rPr>
+          <w:i/>
+          <w:iCs/>
+        </w:rPr>
+        <w:t xml:space="preserve"> </w:t>
+      </w:r>
+      <w:r>
+        <w:rPr>
+          <w:i/>
+          <w:iCs/>
+        </w:rPr>
         <w:t xml:space="preserve">in</w:t>
       </w:r>
       <w:r>
-        <w:t xml:space="preserve"> </w:t>
-      </w:r>
-      <w:r>
+        <w:rPr>
+          <w:i/>
+          <w:iCs/>
+        </w:rPr>
+        <w:t xml:space="preserve"> </w:t>
+      </w:r>
+      <w:r>
+        <w:rPr>
+          <w:i/>
+          <w:iCs/>
+        </w:rPr>
         <w:t xml:space="preserve">Small</w:t>
       </w:r>
       <w:r>
-        <w:t xml:space="preserve"> </w:t>
-      </w:r>
-      <w:r>
+        <w:rPr>
+          <w:i/>
+          <w:iCs/>
+        </w:rPr>
+        <w:t xml:space="preserve"> </w:t>
+      </w:r>
+      <w:r>
+        <w:rPr>
+          <w:i/>
+          <w:iCs/>
+        </w:rPr>
         <w:t xml:space="preserve">Urban</w:t>
       </w:r>
       <w:r>
-        <w:t xml:space="preserve"> </w:t>
-      </w:r>
-      <w:r>
+        <w:rPr>
+          <w:i/>
+          <w:iCs/>
+        </w:rPr>
+        <w:t xml:space="preserve"> </w:t>
+      </w:r>
+      <w:r>
+        <w:rPr>
+          <w:i/>
+          <w:iCs/>
+        </w:rPr>
         <w:t xml:space="preserve">Areas</w:t>
       </w:r>
       <w:r>
-        <w:t xml:space="preserve">,”</w:t>
-      </w:r>
-      <w:r>
-        <w:t xml:space="preserve"> </w:t>
-      </w:r>
-      <w:r>
-        <w:t xml:space="preserve">December.</w:t>
+        <w:t xml:space="preserve">. December.</w:t>
       </w:r>
     </w:p>
-    <w:bookmarkEnd w:id="74"/>
-    <w:bookmarkStart w:id="76" w:name="ref-mccarthy_factors_2017"/>
+    <w:bookmarkEnd w:id="64"/>
+    <w:bookmarkStart w:id="66" w:name="ref-mccarthy_factors_2017"/>
     <w:p>
       <w:pPr>
         <w:pStyle w:val="Bibliography"/>
@@ -5895,7 +6564,7 @@
       <w:r>
         <w:t xml:space="preserve"> </w:t>
       </w:r>
-      <w:hyperlink r:id="rId75">
+      <w:hyperlink r:id="rId65">
         <w:r>
           <w:rPr>
             <w:rStyle w:val="Hyperlink"/>
@@ -5907,8 +6576,8 @@
         <w:t xml:space="preserve">.</w:t>
       </w:r>
     </w:p>
-    <w:bookmarkEnd w:id="76"/>
-    <w:bookmarkStart w:id="78" w:name="ref-molloy_new_2024"/>
+    <w:bookmarkEnd w:id="66"/>
+    <w:bookmarkStart w:id="68" w:name="ref-molloy_new_2024"/>
     <w:p>
       <w:pPr>
         <w:pStyle w:val="Bibliography"/>
@@ -6016,7 +6685,7 @@
       <w:r>
         <w:t xml:space="preserve"> </w:t>
       </w:r>
-      <w:hyperlink r:id="rId77">
+      <w:hyperlink r:id="rId67">
         <w:r>
           <w:rPr>
             <w:rStyle w:val="Hyperlink"/>
@@ -6028,8 +6697,8 @@
         <w:t xml:space="preserve">.</w:t>
       </w:r>
     </w:p>
-    <w:bookmarkEnd w:id="78"/>
-    <w:bookmarkStart w:id="80" w:name="ref-morris_family_1979"/>
+    <w:bookmarkEnd w:id="68"/>
+    <w:bookmarkStart w:id="70" w:name="ref-morris_family_1979"/>
     <w:p>
       <w:pPr>
         <w:pStyle w:val="Bibliography"/>
@@ -6074,7 +6743,7 @@
       <w:r>
         <w:t xml:space="preserve"> </w:t>
       </w:r>
-      <w:hyperlink r:id="rId79">
+      <w:hyperlink r:id="rId69">
         <w:r>
           <w:rPr>
             <w:rStyle w:val="Hyperlink"/>
@@ -6086,8 +6755,8 @@
         <w:t xml:space="preserve">.</w:t>
       </w:r>
     </w:p>
-    <w:bookmarkEnd w:id="80"/>
-    <w:bookmarkStart w:id="82" w:name="ref-nayga_sample_1998"/>
+    <w:bookmarkEnd w:id="70"/>
+    <w:bookmarkStart w:id="72" w:name="ref-nayga_sample_1998"/>
     <w:p>
       <w:pPr>
         <w:pStyle w:val="Bibliography"/>
@@ -6120,7 +6789,7 @@
       <w:r>
         <w:t xml:space="preserve"> </w:t>
       </w:r>
-      <w:hyperlink r:id="rId81">
+      <w:hyperlink r:id="rId71">
         <w:r>
           <w:rPr>
             <w:rStyle w:val="Hyperlink"/>
@@ -6132,8 +6801,8 @@
         <w:t xml:space="preserve">.</w:t>
       </w:r>
     </w:p>
-    <w:bookmarkEnd w:id="82"/>
-    <w:bookmarkStart w:id="83" w:name="ref-osborne_updated_2021"/>
+    <w:bookmarkEnd w:id="72"/>
+    <w:bookmarkStart w:id="73" w:name="ref-osborne_updated_2021"/>
     <w:p>
       <w:pPr>
         <w:pStyle w:val="Bibliography"/>
@@ -6145,74 +6814,158 @@
         <w:t xml:space="preserve"> </w:t>
       </w:r>
       <w:r>
-        <w:t xml:space="preserve">“An</w:t>
-      </w:r>
-      <w:r>
-        <w:t xml:space="preserve"> </w:t>
-      </w:r>
-      <w:r>
+        <w:rPr>
+          <w:i/>
+          <w:iCs/>
+        </w:rPr>
+        <w:t xml:space="preserve">An</w:t>
+      </w:r>
+      <w:r>
+        <w:rPr>
+          <w:i/>
+          <w:iCs/>
+        </w:rPr>
+        <w:t xml:space="preserve"> </w:t>
+      </w:r>
+      <w:r>
+        <w:rPr>
+          <w:i/>
+          <w:iCs/>
+        </w:rPr>
         <w:t xml:space="preserve">Updated</w:t>
       </w:r>
       <w:r>
-        <w:t xml:space="preserve"> </w:t>
-      </w:r>
-      <w:r>
+        <w:rPr>
+          <w:i/>
+          <w:iCs/>
+        </w:rPr>
+        <w:t xml:space="preserve"> </w:t>
+      </w:r>
+      <w:r>
+        <w:rPr>
+          <w:i/>
+          <w:iCs/>
+        </w:rPr>
         <w:t xml:space="preserve">Estimation</w:t>
       </w:r>
       <w:r>
-        <w:t xml:space="preserve"> </w:t>
-      </w:r>
-      <w:r>
+        <w:rPr>
+          <w:i/>
+          <w:iCs/>
+        </w:rPr>
+        <w:t xml:space="preserve"> </w:t>
+      </w:r>
+      <w:r>
+        <w:rPr>
+          <w:i/>
+          <w:iCs/>
+        </w:rPr>
         <w:t xml:space="preserve">Model</w:t>
       </w:r>
       <w:r>
-        <w:t xml:space="preserve"> </w:t>
-      </w:r>
-      <w:r>
+        <w:rPr>
+          <w:i/>
+          <w:iCs/>
+        </w:rPr>
+        <w:t xml:space="preserve"> </w:t>
+      </w:r>
+      <w:r>
+        <w:rPr>
+          <w:i/>
+          <w:iCs/>
+        </w:rPr>
         <w:t xml:space="preserve">of the</w:t>
       </w:r>
       <w:r>
-        <w:t xml:space="preserve"> </w:t>
-      </w:r>
-      <w:r>
+        <w:rPr>
+          <w:i/>
+          <w:iCs/>
+        </w:rPr>
+        <w:t xml:space="preserve"> </w:t>
+      </w:r>
+      <w:r>
+        <w:rPr>
+          <w:i/>
+          <w:iCs/>
+        </w:rPr>
         <w:t xml:space="preserve">Cost</w:t>
       </w:r>
       <w:r>
-        <w:t xml:space="preserve"> </w:t>
-      </w:r>
-      <w:r>
+        <w:rPr>
+          <w:i/>
+          <w:iCs/>
+        </w:rPr>
+        <w:t xml:space="preserve"> </w:t>
+      </w:r>
+      <w:r>
+        <w:rPr>
+          <w:i/>
+          <w:iCs/>
+        </w:rPr>
         <w:t xml:space="preserve">of</w:t>
       </w:r>
       <w:r>
-        <w:t xml:space="preserve"> </w:t>
-      </w:r>
-      <w:r>
+        <w:rPr>
+          <w:i/>
+          <w:iCs/>
+        </w:rPr>
+        <w:t xml:space="preserve"> </w:t>
+      </w:r>
+      <w:r>
+        <w:rPr>
+          <w:i/>
+          <w:iCs/>
+        </w:rPr>
         <w:t xml:space="preserve">Raising</w:t>
       </w:r>
       <w:r>
-        <w:t xml:space="preserve"> </w:t>
-      </w:r>
-      <w:r>
+        <w:rPr>
+          <w:i/>
+          <w:iCs/>
+        </w:rPr>
+        <w:t xml:space="preserve"> </w:t>
+      </w:r>
+      <w:r>
+        <w:rPr>
+          <w:i/>
+          <w:iCs/>
+        </w:rPr>
         <w:t xml:space="preserve">Children</w:t>
       </w:r>
       <w:r>
-        <w:t xml:space="preserve"> </w:t>
-      </w:r>
-      <w:r>
+        <w:rPr>
+          <w:i/>
+          <w:iCs/>
+        </w:rPr>
+        <w:t xml:space="preserve"> </w:t>
+      </w:r>
+      <w:r>
+        <w:rPr>
+          <w:i/>
+          <w:iCs/>
+        </w:rPr>
         <w:t xml:space="preserve">in</w:t>
       </w:r>
       <w:r>
-        <w:t xml:space="preserve"> </w:t>
-      </w:r>
-      <w:r>
+        <w:rPr>
+          <w:i/>
+          <w:iCs/>
+        </w:rPr>
+        <w:t xml:space="preserve"> </w:t>
+      </w:r>
+      <w:r>
+        <w:rPr>
+          <w:i/>
+          <w:iCs/>
+        </w:rPr>
         <w:t xml:space="preserve">Texas</w:t>
       </w:r>
       <w:r>
-        <w:t xml:space="preserve">.”</w:t>
+        <w:t xml:space="preserve">.</w:t>
       </w:r>
     </w:p>
-    <w:bookmarkEnd w:id="83"/>
-    <w:bookmarkStart w:id="85" w:name="ref-paleti_empirical_2011"/>
+    <w:bookmarkEnd w:id="73"/>
+    <w:bookmarkStart w:id="75" w:name="ref-paleti_empirical_2011"/>
     <w:p>
       <w:pPr>
         <w:pStyle w:val="Bibliography"/>
@@ -6245,7 +6998,7 @@
       <w:r>
         <w:t xml:space="preserve"> </w:t>
       </w:r>
-      <w:hyperlink r:id="rId84">
+      <w:hyperlink r:id="rId74">
         <w:r>
           <w:rPr>
             <w:rStyle w:val="Hyperlink"/>
@@ -6257,67 +7010,123 @@
         <w:t xml:space="preserve">.</w:t>
       </w:r>
     </w:p>
-    <w:bookmarkEnd w:id="85"/>
-    <w:bookmarkStart w:id="87" w:name="ref-sabelhaus_is_2013"/>
+    <w:bookmarkEnd w:id="75"/>
+    <w:bookmarkStart w:id="77" w:name="ref-sabelhaus_is_2013"/>
     <w:p>
       <w:pPr>
         <w:pStyle w:val="Bibliography"/>
       </w:pPr>
       <w:r>
-        <w:t xml:space="preserve">Sabelhaus, John, David Johnson, Stephen Ash, David Swanson, Thesia Garner, John Greenlees, and Steve Henderson. 2013.</w:t>
-      </w:r>
-      <w:r>
-        <w:t xml:space="preserve"> </w:t>
-      </w:r>
-      <w:r>
-        <w:t xml:space="preserve">“Is the</w:t>
-      </w:r>
-      <w:r>
-        <w:t xml:space="preserve"> </w:t>
-      </w:r>
-      <w:r>
+        <w:t xml:space="preserve">Sabelhaus, John, David Johnson, Stephen Ash, et al. 2013.</w:t>
+      </w:r>
+      <w:r>
+        <w:t xml:space="preserve"> </w:t>
+      </w:r>
+      <w:r>
+        <w:rPr>
+          <w:i/>
+          <w:iCs/>
+        </w:rPr>
+        <w:t xml:space="preserve">Is the</w:t>
+      </w:r>
+      <w:r>
+        <w:rPr>
+          <w:i/>
+          <w:iCs/>
+        </w:rPr>
+        <w:t xml:space="preserve"> </w:t>
+      </w:r>
+      <w:r>
+        <w:rPr>
+          <w:i/>
+          <w:iCs/>
+        </w:rPr>
         <w:t xml:space="preserve">Consumer</w:t>
       </w:r>
       <w:r>
-        <w:t xml:space="preserve"> </w:t>
-      </w:r>
-      <w:r>
+        <w:rPr>
+          <w:i/>
+          <w:iCs/>
+        </w:rPr>
+        <w:t xml:space="preserve"> </w:t>
+      </w:r>
+      <w:r>
+        <w:rPr>
+          <w:i/>
+          <w:iCs/>
+        </w:rPr>
         <w:t xml:space="preserve">Expenditure</w:t>
       </w:r>
       <w:r>
-        <w:t xml:space="preserve"> </w:t>
-      </w:r>
-      <w:r>
+        <w:rPr>
+          <w:i/>
+          <w:iCs/>
+        </w:rPr>
+        <w:t xml:space="preserve"> </w:t>
+      </w:r>
+      <w:r>
+        <w:rPr>
+          <w:i/>
+          <w:iCs/>
+        </w:rPr>
         <w:t xml:space="preserve">Survey</w:t>
       </w:r>
       <w:r>
-        <w:t xml:space="preserve"> </w:t>
-      </w:r>
-      <w:r>
+        <w:rPr>
+          <w:i/>
+          <w:iCs/>
+        </w:rPr>
+        <w:t xml:space="preserve"> </w:t>
+      </w:r>
+      <w:r>
+        <w:rPr>
+          <w:i/>
+          <w:iCs/>
+        </w:rPr>
         <w:t xml:space="preserve">Representative</w:t>
       </w:r>
       <w:r>
-        <w:t xml:space="preserve"> </w:t>
-      </w:r>
-      <w:r>
+        <w:rPr>
+          <w:i/>
+          <w:iCs/>
+        </w:rPr>
+        <w:t xml:space="preserve"> </w:t>
+      </w:r>
+      <w:r>
+        <w:rPr>
+          <w:i/>
+          <w:iCs/>
+        </w:rPr>
         <w:t xml:space="preserve">by</w:t>
       </w:r>
       <w:r>
-        <w:t xml:space="preserve"> </w:t>
-      </w:r>
-      <w:r>
+        <w:rPr>
+          <w:i/>
+          <w:iCs/>
+        </w:rPr>
+        <w:t xml:space="preserve"> </w:t>
+      </w:r>
+      <w:r>
+        <w:rPr>
+          <w:i/>
+          <w:iCs/>
+        </w:rPr>
         <w:t xml:space="preserve">Income</w:t>
       </w:r>
       <w:r>
-        <w:t xml:space="preserve">?”</w:t>
-      </w:r>
-      <w:r>
-        <w:t xml:space="preserve"> w19589. National Bureau of Economic Research.</w:t>
-      </w:r>
-      <w:r>
-        <w:t xml:space="preserve"> </w:t>
-      </w:r>
-      <w:hyperlink r:id="rId86">
+        <w:rPr>
+          <w:i/>
+          <w:iCs/>
+        </w:rPr>
+        <w:t xml:space="preserve">?</w:t>
+      </w:r>
+      <w:r>
+        <w:t xml:space="preserve"> No. w19589. National Bureau of Economic Research.</w:t>
+      </w:r>
+      <w:r>
+        <w:t xml:space="preserve"> </w:t>
+      </w:r>
+      <w:hyperlink r:id="rId76">
         <w:r>
           <w:rPr>
             <w:rStyle w:val="Hyperlink"/>
@@ -6329,8 +7138,8 @@
         <w:t xml:space="preserve">.</w:t>
       </w:r>
     </w:p>
-    <w:bookmarkEnd w:id="87"/>
-    <w:bookmarkStart w:id="89" w:name="ref-sener_analysis_2007"/>
+    <w:bookmarkEnd w:id="77"/>
+    <w:bookmarkStart w:id="79" w:name="ref-sener_analysis_2007"/>
     <w:p>
       <w:pPr>
         <w:pStyle w:val="Bibliography"/>
@@ -6363,7 +7172,7 @@
       <w:r>
         <w:t xml:space="preserve"> </w:t>
       </w:r>
-      <w:hyperlink r:id="rId88">
+      <w:hyperlink r:id="rId78">
         <w:r>
           <w:rPr>
             <w:rStyle w:val="Hyperlink"/>
@@ -6375,8 +7184,8 @@
         <w:t xml:space="preserve">.</w:t>
       </w:r>
     </w:p>
-    <w:bookmarkEnd w:id="89"/>
-    <w:bookmarkStart w:id="91" w:name="ref-sener_analysis_2008"/>
+    <w:bookmarkEnd w:id="79"/>
+    <w:bookmarkStart w:id="81" w:name="ref-sener_analysis_2008"/>
     <w:p>
       <w:pPr>
         <w:pStyle w:val="Bibliography"/>
@@ -6409,7 +7218,7 @@
       <w:r>
         <w:t xml:space="preserve"> </w:t>
       </w:r>
-      <w:hyperlink r:id="rId90">
+      <w:hyperlink r:id="rId80">
         <w:r>
           <w:rPr>
             <w:rStyle w:val="Hyperlink"/>
@@ -6421,8 +7230,8 @@
         <w:t xml:space="preserve">.</w:t>
       </w:r>
     </w:p>
-    <w:bookmarkEnd w:id="91"/>
-    <w:bookmarkStart w:id="93" w:name="ref-skinner_variable_1985"/>
+    <w:bookmarkEnd w:id="81"/>
+    <w:bookmarkStart w:id="83" w:name="ref-skinner_variable_1985"/>
     <w:p>
       <w:pPr>
         <w:pStyle w:val="Bibliography"/>
@@ -6494,7 +7303,7 @@
       <w:r>
         <w:t xml:space="preserve"> </w:t>
       </w:r>
-      <w:hyperlink r:id="rId92">
+      <w:hyperlink r:id="rId82">
         <w:r>
           <w:rPr>
             <w:rStyle w:val="Hyperlink"/>
@@ -6506,8 +7315,8 @@
         <w:t xml:space="preserve">.</w:t>
       </w:r>
     </w:p>
-    <w:bookmarkEnd w:id="93"/>
-    <w:bookmarkStart w:id="95" w:name="ref-souche_measuring_2010"/>
+    <w:bookmarkEnd w:id="83"/>
+    <w:bookmarkStart w:id="85" w:name="ref-souche_measuring_2010"/>
     <w:p>
       <w:pPr>
         <w:pStyle w:val="Bibliography"/>
@@ -6540,7 +7349,7 @@
       <w:r>
         <w:t xml:space="preserve"> </w:t>
       </w:r>
-      <w:hyperlink r:id="rId94">
+      <w:hyperlink r:id="rId84">
         <w:r>
           <w:rPr>
             <w:rStyle w:val="Hyperlink"/>
@@ -6552,8 +7361,8 @@
         <w:t xml:space="preserve">.</w:t>
       </w:r>
     </w:p>
-    <w:bookmarkEnd w:id="95"/>
-    <w:bookmarkStart w:id="97" w:name="ref-thakuriah_analysis_2005"/>
+    <w:bookmarkEnd w:id="85"/>
+    <w:bookmarkStart w:id="87" w:name="ref-thakuriah_analysis_2005"/>
     <w:p>
       <w:pPr>
         <w:pStyle w:val="Bibliography"/>
@@ -6619,7 +7428,7 @@
       <w:r>
         <w:t xml:space="preserve"> </w:t>
       </w:r>
-      <w:hyperlink r:id="rId96">
+      <w:hyperlink r:id="rId86">
         <w:r>
           <w:rPr>
             <w:rStyle w:val="Hyperlink"/>
@@ -6631,8 +7440,8 @@
         <w:t xml:space="preserve">.</w:t>
       </w:r>
     </w:p>
-    <w:bookmarkEnd w:id="97"/>
-    <w:bookmarkStart w:id="99" w:name="ref-thakuriah_vonu_transportation_2006"/>
+    <w:bookmarkEnd w:id="87"/>
+    <w:bookmarkStart w:id="89" w:name="ref-thakuriah_vonu_transportation_2006"/>
     <w:p>
       <w:pPr>
         <w:pStyle w:val="Bibliography"/>
@@ -6731,7 +7540,7 @@
       <w:r>
         <w:t xml:space="preserve"> </w:t>
       </w:r>
-      <w:hyperlink r:id="rId98">
+      <w:hyperlink r:id="rId88">
         <w:r>
           <w:rPr>
             <w:rStyle w:val="Hyperlink"/>
@@ -6743,9 +7552,9 @@
         <w:t xml:space="preserve">.</w:t>
       </w:r>
     </w:p>
-    <w:bookmarkEnd w:id="99"/>
-    <w:bookmarkEnd w:id="100"/>
-    <w:bookmarkEnd w:id="101"/>
+    <w:bookmarkEnd w:id="89"/>
+    <w:bookmarkEnd w:id="90"/>
+    <w:bookmarkEnd w:id="91"/>
     <w:sectPr>
       <w:footnotePr>
         <w:numRestart w:val="eachSect"/>
@@ -7988,12 +8797,6 @@
     <w:abstractNumId w:val="991"/>
   </w:num>
   <w:num w:numId="1002">
-    <w:abstractNumId w:val="991"/>
-  </w:num>
-  <w:num w:numId="1003">
-    <w:abstractNumId w:val="991"/>
-  </w:num>
-  <w:num w:numId="1004">
     <w:abstractNumId w:val="991"/>
   </w:num>
 </w:numbering>

--- a/index.docx
+++ b/index.docx
@@ -260,17 +260,14 @@
           <w:tbl>
             <w:tblPr>
               <w:tblStyle w:val="Table"/>
-              <w:tblW w:type="pct" w:w="4925"/>
+              <w:tblW w:type="pct" w:w="4891"/>
               <w:tblLayout w:type="fixed"/>
               <w:tblLook w:firstRow="1" w:lastRow="0" w:firstColumn="0" w:lastColumn="0" w:noHBand="0" w:noVBand="0" w:val="0020"/>
             </w:tblPr>
             <w:tblGrid>
-              <w:gridCol w:w="3487"/>
-              <w:gridCol w:w="1004"/>
-              <w:gridCol w:w="709"/>
-              <w:gridCol w:w="1004"/>
-              <w:gridCol w:w="591"/>
-              <w:gridCol w:w="1004"/>
+              <w:gridCol w:w="5079"/>
+              <w:gridCol w:w="946"/>
+              <w:gridCol w:w="1721"/>
             </w:tblGrid>
             <w:tr>
               <w:trPr>
@@ -294,87 +291,30 @@
                 <w:p>
                   <w:pPr>
                     <w:pStyle w:val="Compact"/>
-                    <w:jc w:val="right"/>
-                    <w:jc w:val="center"/>
-                  </w:pPr>
-                  <w:r>
-                    <w:t xml:space="preserve">Use Consumer</w:t>
+                    <w:jc w:val="left"/>
+                    <w:jc w:val="center"/>
+                  </w:pPr>
+                  <w:r>
+                    <w:t xml:space="preserve">Uses CEX</w:t>
                   </w:r>
                   <w:r>
                     <w:t xml:space="preserve"> </w:t>
                   </w:r>
                   <w:r>
-                    <w:t xml:space="preserve">Expenditure</w:t>
-                  </w:r>
-                  <w:r>
-                    <w:t xml:space="preserve"> </w:t>
-                  </w:r>
-                  <w:r>
-                    <w:t xml:space="preserve">Survey Data</w:t>
-                  </w:r>
-                </w:p>
-              </w:tc>
-              <w:tc>
-                <w:tcPr/>
-                <w:p>
-                  <w:pPr>
-                    <w:pStyle w:val="Compact"/>
-                    <w:jc w:val="right"/>
-                    <w:jc w:val="center"/>
-                  </w:pPr>
-                  <w:r>
-                    <w:t xml:space="preserve">Household</w:t>
-                  </w:r>
-                  <w:r>
-                    <w:t xml:space="preserve"> </w:t>
-                  </w:r>
-                  <w:r>
-                    <w:t xml:space="preserve">Choices</w:t>
-                  </w:r>
-                </w:p>
-              </w:tc>
-              <w:tc>
-                <w:tcPr/>
-                <w:p>
-                  <w:pPr>
-                    <w:pStyle w:val="Compact"/>
-                    <w:jc w:val="right"/>
-                    <w:jc w:val="center"/>
-                  </w:pPr>
-                  <w:r>
-                    <w:t xml:space="preserve">Transportation</w:t>
-                  </w:r>
-                </w:p>
-              </w:tc>
-              <w:tc>
-                <w:tcPr/>
-                <w:p>
-                  <w:pPr>
-                    <w:pStyle w:val="Compact"/>
-                    <w:jc w:val="right"/>
-                    <w:jc w:val="center"/>
-                  </w:pPr>
-                  <w:r>
-                    <w:t xml:space="preserve">Budgets</w:t>
-                  </w:r>
-                </w:p>
-              </w:tc>
-              <w:tc>
-                <w:tcPr/>
-                <w:p>
-                  <w:pPr>
-                    <w:pStyle w:val="Compact"/>
-                    <w:jc w:val="right"/>
-                    <w:jc w:val="center"/>
-                  </w:pPr>
-                  <w:r>
-                    <w:t xml:space="preserve">Transportation</w:t>
-                  </w:r>
-                  <w:r>
-                    <w:t xml:space="preserve"> </w:t>
-                  </w:r>
-                  <w:r>
-                    <w:t xml:space="preserve">and Budgets</w:t>
+                    <w:t xml:space="preserve">Data</w:t>
+                  </w:r>
+                </w:p>
+              </w:tc>
+              <w:tc>
+                <w:tcPr/>
+                <w:p>
+                  <w:pPr>
+                    <w:pStyle w:val="Compact"/>
+                    <w:jc w:val="left"/>
+                    <w:jc w:val="center"/>
+                  </w:pPr>
+                  <w:r>
+                    <w:t xml:space="preserve">Category</w:t>
                   </w:r>
                 </w:p>
               </w:tc>
@@ -398,63 +338,30 @@
                 <w:p>
                   <w:pPr>
                     <w:pStyle w:val="Compact"/>
-                    <w:jc w:val="right"/>
-                    <w:jc w:val="center"/>
-                  </w:pPr>
-                  <w:r>
-                    <w:t xml:space="preserve">NA</w:t>
-                  </w:r>
-                </w:p>
-              </w:tc>
-              <w:tc>
-                <w:tcPr/>
-                <w:p>
-                  <w:pPr>
-                    <w:pStyle w:val="Compact"/>
-                    <w:jc w:val="right"/>
-                    <w:jc w:val="center"/>
-                  </w:pPr>
-                  <w:r>
-                    <w:t xml:space="preserve">NA</w:t>
-                  </w:r>
-                </w:p>
-              </w:tc>
-              <w:tc>
-                <w:tcPr/>
-                <w:p>
-                  <w:pPr>
-                    <w:pStyle w:val="Compact"/>
-                    <w:jc w:val="right"/>
-                    <w:jc w:val="center"/>
-                  </w:pPr>
-                  <w:r>
-                    <w:t xml:space="preserve">NA</w:t>
-                  </w:r>
-                </w:p>
-              </w:tc>
-              <w:tc>
-                <w:tcPr/>
-                <w:p>
-                  <w:pPr>
-                    <w:pStyle w:val="Compact"/>
-                    <w:jc w:val="right"/>
-                    <w:jc w:val="center"/>
-                  </w:pPr>
-                  <w:r>
-                    <w:t xml:space="preserve">NA</w:t>
-                  </w:r>
-                </w:p>
-              </w:tc>
-              <w:tc>
-                <w:tcPr/>
-                <w:p>
-                  <w:pPr>
-                    <w:pStyle w:val="Compact"/>
-                    <w:jc w:val="right"/>
-                    <w:jc w:val="center"/>
-                  </w:pPr>
-                  <w:r>
-                    <w:t xml:space="preserve">1</w:t>
+                    <w:jc w:val="left"/>
+                    <w:jc w:val="center"/>
+                  </w:pPr>
+                  <w:r>
+                    <w:t xml:space="preserve">FALSE</w:t>
+                  </w:r>
+                </w:p>
+              </w:tc>
+              <w:tc>
+                <w:tcPr/>
+                <w:p>
+                  <w:pPr>
+                    <w:pStyle w:val="Compact"/>
+                    <w:jc w:val="left"/>
+                    <w:jc w:val="center"/>
+                  </w:pPr>
+                  <w:r>
+                    <w:t xml:space="preserve">Transportation and</w:t>
+                  </w:r>
+                  <w:r>
+                    <w:t xml:space="preserve"> </w:t>
+                  </w:r>
+                  <w:r>
+                    <w:t xml:space="preserve">Budgets</w:t>
                   </w:r>
                 </w:p>
               </w:tc>
@@ -478,63 +385,24 @@
                 <w:p>
                   <w:pPr>
                     <w:pStyle w:val="Compact"/>
-                    <w:jc w:val="right"/>
-                    <w:jc w:val="center"/>
-                  </w:pPr>
-                  <w:r>
-                    <w:t xml:space="preserve">1</w:t>
-                  </w:r>
-                </w:p>
-              </w:tc>
-              <w:tc>
-                <w:tcPr/>
-                <w:p>
-                  <w:pPr>
-                    <w:pStyle w:val="Compact"/>
-                    <w:jc w:val="right"/>
-                    <w:jc w:val="center"/>
-                  </w:pPr>
-                  <w:r>
-                    <w:t xml:space="preserve">NA</w:t>
-                  </w:r>
-                </w:p>
-              </w:tc>
-              <w:tc>
-                <w:tcPr/>
-                <w:p>
-                  <w:pPr>
-                    <w:pStyle w:val="Compact"/>
-                    <w:jc w:val="right"/>
-                    <w:jc w:val="center"/>
-                  </w:pPr>
-                  <w:r>
-                    <w:t xml:space="preserve">NA</w:t>
-                  </w:r>
-                </w:p>
-              </w:tc>
-              <w:tc>
-                <w:tcPr/>
-                <w:p>
-                  <w:pPr>
-                    <w:pStyle w:val="Compact"/>
-                    <w:jc w:val="right"/>
-                    <w:jc w:val="center"/>
-                  </w:pPr>
-                  <w:r>
-                    <w:t xml:space="preserve">1</w:t>
-                  </w:r>
-                </w:p>
-              </w:tc>
-              <w:tc>
-                <w:tcPr/>
-                <w:p>
-                  <w:pPr>
-                    <w:pStyle w:val="Compact"/>
-                    <w:jc w:val="right"/>
-                    <w:jc w:val="center"/>
-                  </w:pPr>
-                  <w:r>
-                    <w:t xml:space="preserve">NA</w:t>
+                    <w:jc w:val="left"/>
+                    <w:jc w:val="center"/>
+                  </w:pPr>
+                  <w:r>
+                    <w:t xml:space="preserve">TRUE</w:t>
+                  </w:r>
+                </w:p>
+              </w:tc>
+              <w:tc>
+                <w:tcPr/>
+                <w:p>
+                  <w:pPr>
+                    <w:pStyle w:val="Compact"/>
+                    <w:jc w:val="left"/>
+                    <w:jc w:val="center"/>
+                  </w:pPr>
+                  <w:r>
+                    <w:t xml:space="preserve">Budgets</w:t>
                   </w:r>
                 </w:p>
               </w:tc>
@@ -558,63 +426,24 @@
                 <w:p>
                   <w:pPr>
                     <w:pStyle w:val="Compact"/>
-                    <w:jc w:val="right"/>
-                    <w:jc w:val="center"/>
-                  </w:pPr>
-                  <w:r>
-                    <w:t xml:space="preserve">1</w:t>
-                  </w:r>
-                </w:p>
-              </w:tc>
-              <w:tc>
-                <w:tcPr/>
-                <w:p>
-                  <w:pPr>
-                    <w:pStyle w:val="Compact"/>
-                    <w:jc w:val="right"/>
-                    <w:jc w:val="center"/>
-                  </w:pPr>
-                  <w:r>
-                    <w:t xml:space="preserve">NA</w:t>
-                  </w:r>
-                </w:p>
-              </w:tc>
-              <w:tc>
-                <w:tcPr/>
-                <w:p>
-                  <w:pPr>
-                    <w:pStyle w:val="Compact"/>
-                    <w:jc w:val="right"/>
-                    <w:jc w:val="center"/>
-                  </w:pPr>
-                  <w:r>
-                    <w:t xml:space="preserve">NA</w:t>
-                  </w:r>
-                </w:p>
-              </w:tc>
-              <w:tc>
-                <w:tcPr/>
-                <w:p>
-                  <w:pPr>
-                    <w:pStyle w:val="Compact"/>
-                    <w:jc w:val="right"/>
-                    <w:jc w:val="center"/>
-                  </w:pPr>
-                  <w:r>
-                    <w:t xml:space="preserve">1</w:t>
-                  </w:r>
-                </w:p>
-              </w:tc>
-              <w:tc>
-                <w:tcPr/>
-                <w:p>
-                  <w:pPr>
-                    <w:pStyle w:val="Compact"/>
-                    <w:jc w:val="right"/>
-                    <w:jc w:val="center"/>
-                  </w:pPr>
-                  <w:r>
-                    <w:t xml:space="preserve">NA</w:t>
+                    <w:jc w:val="left"/>
+                    <w:jc w:val="center"/>
+                  </w:pPr>
+                  <w:r>
+                    <w:t xml:space="preserve">TRUE</w:t>
+                  </w:r>
+                </w:p>
+              </w:tc>
+              <w:tc>
+                <w:tcPr/>
+                <w:p>
+                  <w:pPr>
+                    <w:pStyle w:val="Compact"/>
+                    <w:jc w:val="left"/>
+                    <w:jc w:val="center"/>
+                  </w:pPr>
+                  <w:r>
+                    <w:t xml:space="preserve">Budgets</w:t>
                   </w:r>
                 </w:p>
               </w:tc>
@@ -638,63 +467,30 @@
                 <w:p>
                   <w:pPr>
                     <w:pStyle w:val="Compact"/>
-                    <w:jc w:val="right"/>
-                    <w:jc w:val="center"/>
-                  </w:pPr>
-                  <w:r>
-                    <w:t xml:space="preserve">1</w:t>
-                  </w:r>
-                </w:p>
-              </w:tc>
-              <w:tc>
-                <w:tcPr/>
-                <w:p>
-                  <w:pPr>
-                    <w:pStyle w:val="Compact"/>
-                    <w:jc w:val="right"/>
-                    <w:jc w:val="center"/>
-                  </w:pPr>
-                  <w:r>
-                    <w:t xml:space="preserve">NA</w:t>
-                  </w:r>
-                </w:p>
-              </w:tc>
-              <w:tc>
-                <w:tcPr/>
-                <w:p>
-                  <w:pPr>
-                    <w:pStyle w:val="Compact"/>
-                    <w:jc w:val="right"/>
-                    <w:jc w:val="center"/>
-                  </w:pPr>
-                  <w:r>
-                    <w:t xml:space="preserve">NA</w:t>
-                  </w:r>
-                </w:p>
-              </w:tc>
-              <w:tc>
-                <w:tcPr/>
-                <w:p>
-                  <w:pPr>
-                    <w:pStyle w:val="Compact"/>
-                    <w:jc w:val="right"/>
-                    <w:jc w:val="center"/>
-                  </w:pPr>
-                  <w:r>
-                    <w:t xml:space="preserve">NA</w:t>
-                  </w:r>
-                </w:p>
-              </w:tc>
-              <w:tc>
-                <w:tcPr/>
-                <w:p>
-                  <w:pPr>
-                    <w:pStyle w:val="Compact"/>
-                    <w:jc w:val="right"/>
-                    <w:jc w:val="center"/>
-                  </w:pPr>
-                  <w:r>
-                    <w:t xml:space="preserve">1</w:t>
+                    <w:jc w:val="left"/>
+                    <w:jc w:val="center"/>
+                  </w:pPr>
+                  <w:r>
+                    <w:t xml:space="preserve">TRUE</w:t>
+                  </w:r>
+                </w:p>
+              </w:tc>
+              <w:tc>
+                <w:tcPr/>
+                <w:p>
+                  <w:pPr>
+                    <w:pStyle w:val="Compact"/>
+                    <w:jc w:val="left"/>
+                    <w:jc w:val="center"/>
+                  </w:pPr>
+                  <w:r>
+                    <w:t xml:space="preserve">Transportation and</w:t>
+                  </w:r>
+                  <w:r>
+                    <w:t xml:space="preserve"> </w:t>
+                  </w:r>
+                  <w:r>
+                    <w:t xml:space="preserve">Budgets</w:t>
                   </w:r>
                 </w:p>
               </w:tc>
@@ -718,63 +514,30 @@
                 <w:p>
                   <w:pPr>
                     <w:pStyle w:val="Compact"/>
-                    <w:jc w:val="right"/>
-                    <w:jc w:val="center"/>
-                  </w:pPr>
-                  <w:r>
-                    <w:t xml:space="preserve">1</w:t>
-                  </w:r>
-                </w:p>
-              </w:tc>
-              <w:tc>
-                <w:tcPr/>
-                <w:p>
-                  <w:pPr>
-                    <w:pStyle w:val="Compact"/>
-                    <w:jc w:val="right"/>
-                    <w:jc w:val="center"/>
-                  </w:pPr>
-                  <w:r>
-                    <w:t xml:space="preserve">NA</w:t>
-                  </w:r>
-                </w:p>
-              </w:tc>
-              <w:tc>
-                <w:tcPr/>
-                <w:p>
-                  <w:pPr>
-                    <w:pStyle w:val="Compact"/>
-                    <w:jc w:val="right"/>
-                    <w:jc w:val="center"/>
-                  </w:pPr>
-                  <w:r>
-                    <w:t xml:space="preserve">NA</w:t>
-                  </w:r>
-                </w:p>
-              </w:tc>
-              <w:tc>
-                <w:tcPr/>
-                <w:p>
-                  <w:pPr>
-                    <w:pStyle w:val="Compact"/>
-                    <w:jc w:val="right"/>
-                    <w:jc w:val="center"/>
-                  </w:pPr>
-                  <w:r>
-                    <w:t xml:space="preserve">NA</w:t>
-                  </w:r>
-                </w:p>
-              </w:tc>
-              <w:tc>
-                <w:tcPr/>
-                <w:p>
-                  <w:pPr>
-                    <w:pStyle w:val="Compact"/>
-                    <w:jc w:val="right"/>
-                    <w:jc w:val="center"/>
-                  </w:pPr>
-                  <w:r>
-                    <w:t xml:space="preserve">1</w:t>
+                    <w:jc w:val="left"/>
+                    <w:jc w:val="center"/>
+                  </w:pPr>
+                  <w:r>
+                    <w:t xml:space="preserve">TRUE</w:t>
+                  </w:r>
+                </w:p>
+              </w:tc>
+              <w:tc>
+                <w:tcPr/>
+                <w:p>
+                  <w:pPr>
+                    <w:pStyle w:val="Compact"/>
+                    <w:jc w:val="left"/>
+                    <w:jc w:val="center"/>
+                  </w:pPr>
+                  <w:r>
+                    <w:t xml:space="preserve">Transportation and</w:t>
+                  </w:r>
+                  <w:r>
+                    <w:t xml:space="preserve"> </w:t>
+                  </w:r>
+                  <w:r>
+                    <w:t xml:space="preserve">Budgets</w:t>
                   </w:r>
                 </w:p>
               </w:tc>
@@ -798,63 +561,30 @@
                 <w:p>
                   <w:pPr>
                     <w:pStyle w:val="Compact"/>
-                    <w:jc w:val="right"/>
-                    <w:jc w:val="center"/>
-                  </w:pPr>
-                  <w:r>
-                    <w:t xml:space="preserve">1</w:t>
-                  </w:r>
-                </w:p>
-              </w:tc>
-              <w:tc>
-                <w:tcPr/>
-                <w:p>
-                  <w:pPr>
-                    <w:pStyle w:val="Compact"/>
-                    <w:jc w:val="right"/>
-                    <w:jc w:val="center"/>
-                  </w:pPr>
-                  <w:r>
-                    <w:t xml:space="preserve">NA</w:t>
-                  </w:r>
-                </w:p>
-              </w:tc>
-              <w:tc>
-                <w:tcPr/>
-                <w:p>
-                  <w:pPr>
-                    <w:pStyle w:val="Compact"/>
-                    <w:jc w:val="right"/>
-                    <w:jc w:val="center"/>
-                  </w:pPr>
-                  <w:r>
-                    <w:t xml:space="preserve">NA</w:t>
-                  </w:r>
-                </w:p>
-              </w:tc>
-              <w:tc>
-                <w:tcPr/>
-                <w:p>
-                  <w:pPr>
-                    <w:pStyle w:val="Compact"/>
-                    <w:jc w:val="right"/>
-                    <w:jc w:val="center"/>
-                  </w:pPr>
-                  <w:r>
-                    <w:t xml:space="preserve">NA</w:t>
-                  </w:r>
-                </w:p>
-              </w:tc>
-              <w:tc>
-                <w:tcPr/>
-                <w:p>
-                  <w:pPr>
-                    <w:pStyle w:val="Compact"/>
-                    <w:jc w:val="right"/>
-                    <w:jc w:val="center"/>
-                  </w:pPr>
-                  <w:r>
-                    <w:t xml:space="preserve">1</w:t>
+                    <w:jc w:val="left"/>
+                    <w:jc w:val="center"/>
+                  </w:pPr>
+                  <w:r>
+                    <w:t xml:space="preserve">TRUE</w:t>
+                  </w:r>
+                </w:p>
+              </w:tc>
+              <w:tc>
+                <w:tcPr/>
+                <w:p>
+                  <w:pPr>
+                    <w:pStyle w:val="Compact"/>
+                    <w:jc w:val="left"/>
+                    <w:jc w:val="center"/>
+                  </w:pPr>
+                  <w:r>
+                    <w:t xml:space="preserve">Transportation and</w:t>
+                  </w:r>
+                  <w:r>
+                    <w:t xml:space="preserve"> </w:t>
+                  </w:r>
+                  <w:r>
+                    <w:t xml:space="preserve">Budgets</w:t>
                   </w:r>
                 </w:p>
               </w:tc>
@@ -878,63 +608,30 @@
                 <w:p>
                   <w:pPr>
                     <w:pStyle w:val="Compact"/>
-                    <w:jc w:val="right"/>
-                    <w:jc w:val="center"/>
-                  </w:pPr>
-                  <w:r>
-                    <w:t xml:space="preserve">1</w:t>
-                  </w:r>
-                </w:p>
-              </w:tc>
-              <w:tc>
-                <w:tcPr/>
-                <w:p>
-                  <w:pPr>
-                    <w:pStyle w:val="Compact"/>
-                    <w:jc w:val="right"/>
-                    <w:jc w:val="center"/>
-                  </w:pPr>
-                  <w:r>
-                    <w:t xml:space="preserve">NA</w:t>
-                  </w:r>
-                </w:p>
-              </w:tc>
-              <w:tc>
-                <w:tcPr/>
-                <w:p>
-                  <w:pPr>
-                    <w:pStyle w:val="Compact"/>
-                    <w:jc w:val="right"/>
-                    <w:jc w:val="center"/>
-                  </w:pPr>
-                  <w:r>
-                    <w:t xml:space="preserve">NA</w:t>
-                  </w:r>
-                </w:p>
-              </w:tc>
-              <w:tc>
-                <w:tcPr/>
-                <w:p>
-                  <w:pPr>
-                    <w:pStyle w:val="Compact"/>
-                    <w:jc w:val="right"/>
-                    <w:jc w:val="center"/>
-                  </w:pPr>
-                  <w:r>
-                    <w:t xml:space="preserve">NA</w:t>
-                  </w:r>
-                </w:p>
-              </w:tc>
-              <w:tc>
-                <w:tcPr/>
-                <w:p>
-                  <w:pPr>
-                    <w:pStyle w:val="Compact"/>
-                    <w:jc w:val="right"/>
-                    <w:jc w:val="center"/>
-                  </w:pPr>
-                  <w:r>
-                    <w:t xml:space="preserve">1</w:t>
+                    <w:jc w:val="left"/>
+                    <w:jc w:val="center"/>
+                  </w:pPr>
+                  <w:r>
+                    <w:t xml:space="preserve">TRUE</w:t>
+                  </w:r>
+                </w:p>
+              </w:tc>
+              <w:tc>
+                <w:tcPr/>
+                <w:p>
+                  <w:pPr>
+                    <w:pStyle w:val="Compact"/>
+                    <w:jc w:val="left"/>
+                    <w:jc w:val="center"/>
+                  </w:pPr>
+                  <w:r>
+                    <w:t xml:space="preserve">Transportation and</w:t>
+                  </w:r>
+                  <w:r>
+                    <w:t xml:space="preserve"> </w:t>
+                  </w:r>
+                  <w:r>
+                    <w:t xml:space="preserve">Budgets</w:t>
                   </w:r>
                 </w:p>
               </w:tc>
@@ -958,63 +655,24 @@
                 <w:p>
                   <w:pPr>
                     <w:pStyle w:val="Compact"/>
-                    <w:jc w:val="right"/>
-                    <w:jc w:val="center"/>
-                  </w:pPr>
-                  <w:r>
-                    <w:t xml:space="preserve">1</w:t>
-                  </w:r>
-                </w:p>
-              </w:tc>
-              <w:tc>
-                <w:tcPr/>
-                <w:p>
-                  <w:pPr>
-                    <w:pStyle w:val="Compact"/>
-                    <w:jc w:val="right"/>
-                    <w:jc w:val="center"/>
-                  </w:pPr>
-                  <w:r>
-                    <w:t xml:space="preserve">NA</w:t>
-                  </w:r>
-                </w:p>
-              </w:tc>
-              <w:tc>
-                <w:tcPr/>
-                <w:p>
-                  <w:pPr>
-                    <w:pStyle w:val="Compact"/>
-                    <w:jc w:val="right"/>
-                    <w:jc w:val="center"/>
-                  </w:pPr>
-                  <w:r>
-                    <w:t xml:space="preserve">NA</w:t>
-                  </w:r>
-                </w:p>
-              </w:tc>
-              <w:tc>
-                <w:tcPr/>
-                <w:p>
-                  <w:pPr>
-                    <w:pStyle w:val="Compact"/>
-                    <w:jc w:val="right"/>
-                    <w:jc w:val="center"/>
-                  </w:pPr>
-                  <w:r>
-                    <w:t xml:space="preserve">1</w:t>
-                  </w:r>
-                </w:p>
-              </w:tc>
-              <w:tc>
-                <w:tcPr/>
-                <w:p>
-                  <w:pPr>
-                    <w:pStyle w:val="Compact"/>
-                    <w:jc w:val="right"/>
-                    <w:jc w:val="center"/>
-                  </w:pPr>
-                  <w:r>
-                    <w:t xml:space="preserve">NA</w:t>
+                    <w:jc w:val="left"/>
+                    <w:jc w:val="center"/>
+                  </w:pPr>
+                  <w:r>
+                    <w:t xml:space="preserve">TRUE</w:t>
+                  </w:r>
+                </w:p>
+              </w:tc>
+              <w:tc>
+                <w:tcPr/>
+                <w:p>
+                  <w:pPr>
+                    <w:pStyle w:val="Compact"/>
+                    <w:jc w:val="left"/>
+                    <w:jc w:val="center"/>
+                  </w:pPr>
+                  <w:r>
+                    <w:t xml:space="preserve">Budgets</w:t>
                   </w:r>
                 </w:p>
               </w:tc>
@@ -1038,63 +696,30 @@
                 <w:p>
                   <w:pPr>
                     <w:pStyle w:val="Compact"/>
-                    <w:jc w:val="right"/>
-                    <w:jc w:val="center"/>
-                  </w:pPr>
-                  <w:r>
-                    <w:t xml:space="preserve">1</w:t>
-                  </w:r>
-                </w:p>
-              </w:tc>
-              <w:tc>
-                <w:tcPr/>
-                <w:p>
-                  <w:pPr>
-                    <w:pStyle w:val="Compact"/>
-                    <w:jc w:val="right"/>
-                    <w:jc w:val="center"/>
-                  </w:pPr>
-                  <w:r>
-                    <w:t xml:space="preserve">NA</w:t>
-                  </w:r>
-                </w:p>
-              </w:tc>
-              <w:tc>
-                <w:tcPr/>
-                <w:p>
-                  <w:pPr>
-                    <w:pStyle w:val="Compact"/>
-                    <w:jc w:val="right"/>
-                    <w:jc w:val="center"/>
-                  </w:pPr>
-                  <w:r>
-                    <w:t xml:space="preserve">NA</w:t>
-                  </w:r>
-                </w:p>
-              </w:tc>
-              <w:tc>
-                <w:tcPr/>
-                <w:p>
-                  <w:pPr>
-                    <w:pStyle w:val="Compact"/>
-                    <w:jc w:val="right"/>
-                    <w:jc w:val="center"/>
-                  </w:pPr>
-                  <w:r>
-                    <w:t xml:space="preserve">NA</w:t>
-                  </w:r>
-                </w:p>
-              </w:tc>
-              <w:tc>
-                <w:tcPr/>
-                <w:p>
-                  <w:pPr>
-                    <w:pStyle w:val="Compact"/>
-                    <w:jc w:val="right"/>
-                    <w:jc w:val="center"/>
-                  </w:pPr>
-                  <w:r>
-                    <w:t xml:space="preserve">1</w:t>
+                    <w:jc w:val="left"/>
+                    <w:jc w:val="center"/>
+                  </w:pPr>
+                  <w:r>
+                    <w:t xml:space="preserve">TRUE</w:t>
+                  </w:r>
+                </w:p>
+              </w:tc>
+              <w:tc>
+                <w:tcPr/>
+                <w:p>
+                  <w:pPr>
+                    <w:pStyle w:val="Compact"/>
+                    <w:jc w:val="left"/>
+                    <w:jc w:val="center"/>
+                  </w:pPr>
+                  <w:r>
+                    <w:t xml:space="preserve">Transportation and</w:t>
+                  </w:r>
+                  <w:r>
+                    <w:t xml:space="preserve"> </w:t>
+                  </w:r>
+                  <w:r>
+                    <w:t xml:space="preserve">Budgets</w:t>
                   </w:r>
                 </w:p>
               </w:tc>
@@ -1118,63 +743,24 @@
                 <w:p>
                   <w:pPr>
                     <w:pStyle w:val="Compact"/>
-                    <w:jc w:val="right"/>
-                    <w:jc w:val="center"/>
-                  </w:pPr>
-                  <w:r>
-                    <w:t xml:space="preserve">NA</w:t>
-                  </w:r>
-                </w:p>
-              </w:tc>
-              <w:tc>
-                <w:tcPr/>
-                <w:p>
-                  <w:pPr>
-                    <w:pStyle w:val="Compact"/>
-                    <w:jc w:val="right"/>
-                    <w:jc w:val="center"/>
-                  </w:pPr>
-                  <w:r>
-                    <w:t xml:space="preserve">NA</w:t>
-                  </w:r>
-                </w:p>
-              </w:tc>
-              <w:tc>
-                <w:tcPr/>
-                <w:p>
-                  <w:pPr>
-                    <w:pStyle w:val="Compact"/>
-                    <w:jc w:val="right"/>
-                    <w:jc w:val="center"/>
-                  </w:pPr>
-                  <w:r>
-                    <w:t xml:space="preserve">1</w:t>
-                  </w:r>
-                </w:p>
-              </w:tc>
-              <w:tc>
-                <w:tcPr/>
-                <w:p>
-                  <w:pPr>
-                    <w:pStyle w:val="Compact"/>
-                    <w:jc w:val="right"/>
-                    <w:jc w:val="center"/>
-                  </w:pPr>
-                  <w:r>
-                    <w:t xml:space="preserve">NA</w:t>
-                  </w:r>
-                </w:p>
-              </w:tc>
-              <w:tc>
-                <w:tcPr/>
-                <w:p>
-                  <w:pPr>
-                    <w:pStyle w:val="Compact"/>
-                    <w:jc w:val="right"/>
-                    <w:jc w:val="center"/>
-                  </w:pPr>
-                  <w:r>
-                    <w:t xml:space="preserve">NA</w:t>
+                    <w:jc w:val="left"/>
+                    <w:jc w:val="center"/>
+                  </w:pPr>
+                  <w:r>
+                    <w:t xml:space="preserve">FALSE</w:t>
+                  </w:r>
+                </w:p>
+              </w:tc>
+              <w:tc>
+                <w:tcPr/>
+                <w:p>
+                  <w:pPr>
+                    <w:pStyle w:val="Compact"/>
+                    <w:jc w:val="left"/>
+                    <w:jc w:val="center"/>
+                  </w:pPr>
+                  <w:r>
+                    <w:t xml:space="preserve">Transportation</w:t>
                   </w:r>
                 </w:p>
               </w:tc>
@@ -1198,63 +784,24 @@
                 <w:p>
                   <w:pPr>
                     <w:pStyle w:val="Compact"/>
-                    <w:jc w:val="right"/>
-                    <w:jc w:val="center"/>
-                  </w:pPr>
-                  <w:r>
-                    <w:t xml:space="preserve">NA</w:t>
-                  </w:r>
-                </w:p>
-              </w:tc>
-              <w:tc>
-                <w:tcPr/>
-                <w:p>
-                  <w:pPr>
-                    <w:pStyle w:val="Compact"/>
-                    <w:jc w:val="right"/>
-                    <w:jc w:val="center"/>
-                  </w:pPr>
-                  <w:r>
-                    <w:t xml:space="preserve">1</w:t>
-                  </w:r>
-                </w:p>
-              </w:tc>
-              <w:tc>
-                <w:tcPr/>
-                <w:p>
-                  <w:pPr>
-                    <w:pStyle w:val="Compact"/>
-                    <w:jc w:val="right"/>
-                    <w:jc w:val="center"/>
-                  </w:pPr>
-                  <w:r>
-                    <w:t xml:space="preserve">NA</w:t>
-                  </w:r>
-                </w:p>
-              </w:tc>
-              <w:tc>
-                <w:tcPr/>
-                <w:p>
-                  <w:pPr>
-                    <w:pStyle w:val="Compact"/>
-                    <w:jc w:val="right"/>
-                    <w:jc w:val="center"/>
-                  </w:pPr>
-                  <w:r>
-                    <w:t xml:space="preserve">NA</w:t>
-                  </w:r>
-                </w:p>
-              </w:tc>
-              <w:tc>
-                <w:tcPr/>
-                <w:p>
-                  <w:pPr>
-                    <w:pStyle w:val="Compact"/>
-                    <w:jc w:val="right"/>
-                    <w:jc w:val="center"/>
-                  </w:pPr>
-                  <w:r>
-                    <w:t xml:space="preserve">NA</w:t>
+                    <w:jc w:val="left"/>
+                    <w:jc w:val="center"/>
+                  </w:pPr>
+                  <w:r>
+                    <w:t xml:space="preserve">FALSE</w:t>
+                  </w:r>
+                </w:p>
+              </w:tc>
+              <w:tc>
+                <w:tcPr/>
+                <w:p>
+                  <w:pPr>
+                    <w:pStyle w:val="Compact"/>
+                    <w:jc w:val="left"/>
+                    <w:jc w:val="center"/>
+                  </w:pPr>
+                  <w:r>
+                    <w:t xml:space="preserve">Household Choices</w:t>
                   </w:r>
                 </w:p>
               </w:tc>
@@ -1278,63 +825,24 @@
                 <w:p>
                   <w:pPr>
                     <w:pStyle w:val="Compact"/>
-                    <w:jc w:val="right"/>
-                    <w:jc w:val="center"/>
-                  </w:pPr>
-                  <w:r>
-                    <w:t xml:space="preserve">NA</w:t>
-                  </w:r>
-                </w:p>
-              </w:tc>
-              <w:tc>
-                <w:tcPr/>
-                <w:p>
-                  <w:pPr>
-                    <w:pStyle w:val="Compact"/>
-                    <w:jc w:val="right"/>
-                    <w:jc w:val="center"/>
-                  </w:pPr>
-                  <w:r>
-                    <w:t xml:space="preserve">1</w:t>
-                  </w:r>
-                </w:p>
-              </w:tc>
-              <w:tc>
-                <w:tcPr/>
-                <w:p>
-                  <w:pPr>
-                    <w:pStyle w:val="Compact"/>
-                    <w:jc w:val="right"/>
-                    <w:jc w:val="center"/>
-                  </w:pPr>
-                  <w:r>
-                    <w:t xml:space="preserve">NA</w:t>
-                  </w:r>
-                </w:p>
-              </w:tc>
-              <w:tc>
-                <w:tcPr/>
-                <w:p>
-                  <w:pPr>
-                    <w:pStyle w:val="Compact"/>
-                    <w:jc w:val="right"/>
-                    <w:jc w:val="center"/>
-                  </w:pPr>
-                  <w:r>
-                    <w:t xml:space="preserve">NA</w:t>
-                  </w:r>
-                </w:p>
-              </w:tc>
-              <w:tc>
-                <w:tcPr/>
-                <w:p>
-                  <w:pPr>
-                    <w:pStyle w:val="Compact"/>
-                    <w:jc w:val="right"/>
-                    <w:jc w:val="center"/>
-                  </w:pPr>
-                  <w:r>
-                    <w:t xml:space="preserve">NA</w:t>
+                    <w:jc w:val="left"/>
+                    <w:jc w:val="center"/>
+                  </w:pPr>
+                  <w:r>
+                    <w:t xml:space="preserve">FALSE</w:t>
+                  </w:r>
+                </w:p>
+              </w:tc>
+              <w:tc>
+                <w:tcPr/>
+                <w:p>
+                  <w:pPr>
+                    <w:pStyle w:val="Compact"/>
+                    <w:jc w:val="left"/>
+                    <w:jc w:val="center"/>
+                  </w:pPr>
+                  <w:r>
+                    <w:t xml:space="preserve">Household Choices</w:t>
                   </w:r>
                 </w:p>
               </w:tc>
@@ -1358,63 +866,30 @@
                 <w:p>
                   <w:pPr>
                     <w:pStyle w:val="Compact"/>
-                    <w:jc w:val="right"/>
-                    <w:jc w:val="center"/>
-                  </w:pPr>
-                  <w:r>
-                    <w:t xml:space="preserve">1</w:t>
-                  </w:r>
-                </w:p>
-              </w:tc>
-              <w:tc>
-                <w:tcPr/>
-                <w:p>
-                  <w:pPr>
-                    <w:pStyle w:val="Compact"/>
-                    <w:jc w:val="right"/>
-                    <w:jc w:val="center"/>
-                  </w:pPr>
-                  <w:r>
-                    <w:t xml:space="preserve">NA</w:t>
-                  </w:r>
-                </w:p>
-              </w:tc>
-              <w:tc>
-                <w:tcPr/>
-                <w:p>
-                  <w:pPr>
-                    <w:pStyle w:val="Compact"/>
-                    <w:jc w:val="right"/>
-                    <w:jc w:val="center"/>
-                  </w:pPr>
-                  <w:r>
-                    <w:t xml:space="preserve">NA</w:t>
-                  </w:r>
-                </w:p>
-              </w:tc>
-              <w:tc>
-                <w:tcPr/>
-                <w:p>
-                  <w:pPr>
-                    <w:pStyle w:val="Compact"/>
-                    <w:jc w:val="right"/>
-                    <w:jc w:val="center"/>
-                  </w:pPr>
-                  <w:r>
-                    <w:t xml:space="preserve">NA</w:t>
-                  </w:r>
-                </w:p>
-              </w:tc>
-              <w:tc>
-                <w:tcPr/>
-                <w:p>
-                  <w:pPr>
-                    <w:pStyle w:val="Compact"/>
-                    <w:jc w:val="right"/>
-                    <w:jc w:val="center"/>
-                  </w:pPr>
-                  <w:r>
-                    <w:t xml:space="preserve">1</w:t>
+                    <w:jc w:val="left"/>
+                    <w:jc w:val="center"/>
+                  </w:pPr>
+                  <w:r>
+                    <w:t xml:space="preserve">TRUE</w:t>
+                  </w:r>
+                </w:p>
+              </w:tc>
+              <w:tc>
+                <w:tcPr/>
+                <w:p>
+                  <w:pPr>
+                    <w:pStyle w:val="Compact"/>
+                    <w:jc w:val="left"/>
+                    <w:jc w:val="center"/>
+                  </w:pPr>
+                  <w:r>
+                    <w:t xml:space="preserve">Transportation and</w:t>
+                  </w:r>
+                  <w:r>
+                    <w:t xml:space="preserve"> </w:t>
+                  </w:r>
+                  <w:r>
+                    <w:t xml:space="preserve">Budgets</w:t>
                   </w:r>
                 </w:p>
               </w:tc>
@@ -1438,63 +913,24 @@
                 <w:p>
                   <w:pPr>
                     <w:pStyle w:val="Compact"/>
-                    <w:jc w:val="right"/>
-                    <w:jc w:val="center"/>
-                  </w:pPr>
-                  <w:r>
-                    <w:t xml:space="preserve">NA</w:t>
-                  </w:r>
-                </w:p>
-              </w:tc>
-              <w:tc>
-                <w:tcPr/>
-                <w:p>
-                  <w:pPr>
-                    <w:pStyle w:val="Compact"/>
-                    <w:jc w:val="right"/>
-                    <w:jc w:val="center"/>
-                  </w:pPr>
-                  <w:r>
-                    <w:t xml:space="preserve">1</w:t>
-                  </w:r>
-                </w:p>
-              </w:tc>
-              <w:tc>
-                <w:tcPr/>
-                <w:p>
-                  <w:pPr>
-                    <w:pStyle w:val="Compact"/>
-                    <w:jc w:val="right"/>
-                    <w:jc w:val="center"/>
-                  </w:pPr>
-                  <w:r>
-                    <w:t xml:space="preserve">NA</w:t>
-                  </w:r>
-                </w:p>
-              </w:tc>
-              <w:tc>
-                <w:tcPr/>
-                <w:p>
-                  <w:pPr>
-                    <w:pStyle w:val="Compact"/>
-                    <w:jc w:val="right"/>
-                    <w:jc w:val="center"/>
-                  </w:pPr>
-                  <w:r>
-                    <w:t xml:space="preserve">NA</w:t>
-                  </w:r>
-                </w:p>
-              </w:tc>
-              <w:tc>
-                <w:tcPr/>
-                <w:p>
-                  <w:pPr>
-                    <w:pStyle w:val="Compact"/>
-                    <w:jc w:val="right"/>
-                    <w:jc w:val="center"/>
-                  </w:pPr>
-                  <w:r>
-                    <w:t xml:space="preserve">NA</w:t>
+                    <w:jc w:val="left"/>
+                    <w:jc w:val="center"/>
+                  </w:pPr>
+                  <w:r>
+                    <w:t xml:space="preserve">FALSE</w:t>
+                  </w:r>
+                </w:p>
+              </w:tc>
+              <w:tc>
+                <w:tcPr/>
+                <w:p>
+                  <w:pPr>
+                    <w:pStyle w:val="Compact"/>
+                    <w:jc w:val="left"/>
+                    <w:jc w:val="center"/>
+                  </w:pPr>
+                  <w:r>
+                    <w:t xml:space="preserve">Household Choices</w:t>
                   </w:r>
                 </w:p>
               </w:tc>
@@ -1518,63 +954,30 @@
                 <w:p>
                   <w:pPr>
                     <w:pStyle w:val="Compact"/>
-                    <w:jc w:val="right"/>
-                    <w:jc w:val="center"/>
-                  </w:pPr>
-                  <w:r>
-                    <w:t xml:space="preserve">1</w:t>
-                  </w:r>
-                </w:p>
-              </w:tc>
-              <w:tc>
-                <w:tcPr/>
-                <w:p>
-                  <w:pPr>
-                    <w:pStyle w:val="Compact"/>
-                    <w:jc w:val="right"/>
-                    <w:jc w:val="center"/>
-                  </w:pPr>
-                  <w:r>
-                    <w:t xml:space="preserve">NA</w:t>
-                  </w:r>
-                </w:p>
-              </w:tc>
-              <w:tc>
-                <w:tcPr/>
-                <w:p>
-                  <w:pPr>
-                    <w:pStyle w:val="Compact"/>
-                    <w:jc w:val="right"/>
-                    <w:jc w:val="center"/>
-                  </w:pPr>
-                  <w:r>
-                    <w:t xml:space="preserve">NA</w:t>
-                  </w:r>
-                </w:p>
-              </w:tc>
-              <w:tc>
-                <w:tcPr/>
-                <w:p>
-                  <w:pPr>
-                    <w:pStyle w:val="Compact"/>
-                    <w:jc w:val="right"/>
-                    <w:jc w:val="center"/>
-                  </w:pPr>
-                  <w:r>
-                    <w:t xml:space="preserve">NA</w:t>
-                  </w:r>
-                </w:p>
-              </w:tc>
-              <w:tc>
-                <w:tcPr/>
-                <w:p>
-                  <w:pPr>
-                    <w:pStyle w:val="Compact"/>
-                    <w:jc w:val="right"/>
-                    <w:jc w:val="center"/>
-                  </w:pPr>
-                  <w:r>
-                    <w:t xml:space="preserve">1</w:t>
+                    <w:jc w:val="left"/>
+                    <w:jc w:val="center"/>
+                  </w:pPr>
+                  <w:r>
+                    <w:t xml:space="preserve">TRUE</w:t>
+                  </w:r>
+                </w:p>
+              </w:tc>
+              <w:tc>
+                <w:tcPr/>
+                <w:p>
+                  <w:pPr>
+                    <w:pStyle w:val="Compact"/>
+                    <w:jc w:val="left"/>
+                    <w:jc w:val="center"/>
+                  </w:pPr>
+                  <w:r>
+                    <w:t xml:space="preserve">Transportation and</w:t>
+                  </w:r>
+                  <w:r>
+                    <w:t xml:space="preserve"> </w:t>
+                  </w:r>
+                  <w:r>
+                    <w:t xml:space="preserve">Budgets</w:t>
                   </w:r>
                 </w:p>
               </w:tc>
@@ -1598,63 +1001,24 @@
                 <w:p>
                   <w:pPr>
                     <w:pStyle w:val="Compact"/>
-                    <w:jc w:val="right"/>
-                    <w:jc w:val="center"/>
-                  </w:pPr>
-                  <w:r>
-                    <w:t xml:space="preserve">NA</w:t>
-                  </w:r>
-                </w:p>
-              </w:tc>
-              <w:tc>
-                <w:tcPr/>
-                <w:p>
-                  <w:pPr>
-                    <w:pStyle w:val="Compact"/>
-                    <w:jc w:val="right"/>
-                    <w:jc w:val="center"/>
-                  </w:pPr>
-                  <w:r>
-                    <w:t xml:space="preserve">NA</w:t>
-                  </w:r>
-                </w:p>
-              </w:tc>
-              <w:tc>
-                <w:tcPr/>
-                <w:p>
-                  <w:pPr>
-                    <w:pStyle w:val="Compact"/>
-                    <w:jc w:val="right"/>
-                    <w:jc w:val="center"/>
-                  </w:pPr>
-                  <w:r>
-                    <w:t xml:space="preserve">1</w:t>
-                  </w:r>
-                </w:p>
-              </w:tc>
-              <w:tc>
-                <w:tcPr/>
-                <w:p>
-                  <w:pPr>
-                    <w:pStyle w:val="Compact"/>
-                    <w:jc w:val="right"/>
-                    <w:jc w:val="center"/>
-                  </w:pPr>
-                  <w:r>
-                    <w:t xml:space="preserve">NA</w:t>
-                  </w:r>
-                </w:p>
-              </w:tc>
-              <w:tc>
-                <w:tcPr/>
-                <w:p>
-                  <w:pPr>
-                    <w:pStyle w:val="Compact"/>
-                    <w:jc w:val="right"/>
-                    <w:jc w:val="center"/>
-                  </w:pPr>
-                  <w:r>
-                    <w:t xml:space="preserve">NA</w:t>
+                    <w:jc w:val="left"/>
+                    <w:jc w:val="center"/>
+                  </w:pPr>
+                  <w:r>
+                    <w:t xml:space="preserve">FALSE</w:t>
+                  </w:r>
+                </w:p>
+              </w:tc>
+              <w:tc>
+                <w:tcPr/>
+                <w:p>
+                  <w:pPr>
+                    <w:pStyle w:val="Compact"/>
+                    <w:jc w:val="left"/>
+                    <w:jc w:val="center"/>
+                  </w:pPr>
+                  <w:r>
+                    <w:t xml:space="preserve">Transportation</w:t>
                   </w:r>
                 </w:p>
               </w:tc>
@@ -1678,63 +1042,24 @@
                 <w:p>
                   <w:pPr>
                     <w:pStyle w:val="Compact"/>
-                    <w:jc w:val="right"/>
-                    <w:jc w:val="center"/>
-                  </w:pPr>
-                  <w:r>
-                    <w:t xml:space="preserve">NA</w:t>
-                  </w:r>
-                </w:p>
-              </w:tc>
-              <w:tc>
-                <w:tcPr/>
-                <w:p>
-                  <w:pPr>
-                    <w:pStyle w:val="Compact"/>
-                    <w:jc w:val="right"/>
-                    <w:jc w:val="center"/>
-                  </w:pPr>
-                  <w:r>
-                    <w:t xml:space="preserve">1</w:t>
-                  </w:r>
-                </w:p>
-              </w:tc>
-              <w:tc>
-                <w:tcPr/>
-                <w:p>
-                  <w:pPr>
-                    <w:pStyle w:val="Compact"/>
-                    <w:jc w:val="right"/>
-                    <w:jc w:val="center"/>
-                  </w:pPr>
-                  <w:r>
-                    <w:t xml:space="preserve">NA</w:t>
-                  </w:r>
-                </w:p>
-              </w:tc>
-              <w:tc>
-                <w:tcPr/>
-                <w:p>
-                  <w:pPr>
-                    <w:pStyle w:val="Compact"/>
-                    <w:jc w:val="right"/>
-                    <w:jc w:val="center"/>
-                  </w:pPr>
-                  <w:r>
-                    <w:t xml:space="preserve">NA</w:t>
-                  </w:r>
-                </w:p>
-              </w:tc>
-              <w:tc>
-                <w:tcPr/>
-                <w:p>
-                  <w:pPr>
-                    <w:pStyle w:val="Compact"/>
-                    <w:jc w:val="right"/>
-                    <w:jc w:val="center"/>
-                  </w:pPr>
-                  <w:r>
-                    <w:t xml:space="preserve">NA</w:t>
+                    <w:jc w:val="left"/>
+                    <w:jc w:val="center"/>
+                  </w:pPr>
+                  <w:r>
+                    <w:t xml:space="preserve">FALSE</w:t>
+                  </w:r>
+                </w:p>
+              </w:tc>
+              <w:tc>
+                <w:tcPr/>
+                <w:p>
+                  <w:pPr>
+                    <w:pStyle w:val="Compact"/>
+                    <w:jc w:val="left"/>
+                    <w:jc w:val="center"/>
+                  </w:pPr>
+                  <w:r>
+                    <w:t xml:space="preserve">Household Choices</w:t>
                   </w:r>
                 </w:p>
               </w:tc>
@@ -1758,63 +1083,24 @@
                 <w:p>
                   <w:pPr>
                     <w:pStyle w:val="Compact"/>
-                    <w:jc w:val="right"/>
-                    <w:jc w:val="center"/>
-                  </w:pPr>
-                  <w:r>
-                    <w:t xml:space="preserve">1</w:t>
-                  </w:r>
-                </w:p>
-              </w:tc>
-              <w:tc>
-                <w:tcPr/>
-                <w:p>
-                  <w:pPr>
-                    <w:pStyle w:val="Compact"/>
-                    <w:jc w:val="right"/>
-                    <w:jc w:val="center"/>
-                  </w:pPr>
-                  <w:r>
-                    <w:t xml:space="preserve">NA</w:t>
-                  </w:r>
-                </w:p>
-              </w:tc>
-              <w:tc>
-                <w:tcPr/>
-                <w:p>
-                  <w:pPr>
-                    <w:pStyle w:val="Compact"/>
-                    <w:jc w:val="right"/>
-                    <w:jc w:val="center"/>
-                  </w:pPr>
-                  <w:r>
-                    <w:t xml:space="preserve">NA</w:t>
-                  </w:r>
-                </w:p>
-              </w:tc>
-              <w:tc>
-                <w:tcPr/>
-                <w:p>
-                  <w:pPr>
-                    <w:pStyle w:val="Compact"/>
-                    <w:jc w:val="right"/>
-                    <w:jc w:val="center"/>
-                  </w:pPr>
-                  <w:r>
-                    <w:t xml:space="preserve">1</w:t>
-                  </w:r>
-                </w:p>
-              </w:tc>
-              <w:tc>
-                <w:tcPr/>
-                <w:p>
-                  <w:pPr>
-                    <w:pStyle w:val="Compact"/>
-                    <w:jc w:val="right"/>
-                    <w:jc w:val="center"/>
-                  </w:pPr>
-                  <w:r>
-                    <w:t xml:space="preserve">NA</w:t>
+                    <w:jc w:val="left"/>
+                    <w:jc w:val="center"/>
+                  </w:pPr>
+                  <w:r>
+                    <w:t xml:space="preserve">TRUE</w:t>
+                  </w:r>
+                </w:p>
+              </w:tc>
+              <w:tc>
+                <w:tcPr/>
+                <w:p>
+                  <w:pPr>
+                    <w:pStyle w:val="Compact"/>
+                    <w:jc w:val="left"/>
+                    <w:jc w:val="center"/>
+                  </w:pPr>
+                  <w:r>
+                    <w:t xml:space="preserve">Budgets</w:t>
                   </w:r>
                 </w:p>
               </w:tc>
@@ -1838,63 +1124,30 @@
                 <w:p>
                   <w:pPr>
                     <w:pStyle w:val="Compact"/>
-                    <w:jc w:val="right"/>
-                    <w:jc w:val="center"/>
-                  </w:pPr>
-                  <w:r>
-                    <w:t xml:space="preserve">1</w:t>
-                  </w:r>
-                </w:p>
-              </w:tc>
-              <w:tc>
-                <w:tcPr/>
-                <w:p>
-                  <w:pPr>
-                    <w:pStyle w:val="Compact"/>
-                    <w:jc w:val="right"/>
-                    <w:jc w:val="center"/>
-                  </w:pPr>
-                  <w:r>
-                    <w:t xml:space="preserve">NA</w:t>
-                  </w:r>
-                </w:p>
-              </w:tc>
-              <w:tc>
-                <w:tcPr/>
-                <w:p>
-                  <w:pPr>
-                    <w:pStyle w:val="Compact"/>
-                    <w:jc w:val="right"/>
-                    <w:jc w:val="center"/>
-                  </w:pPr>
-                  <w:r>
-                    <w:t xml:space="preserve">NA</w:t>
-                  </w:r>
-                </w:p>
-              </w:tc>
-              <w:tc>
-                <w:tcPr/>
-                <w:p>
-                  <w:pPr>
-                    <w:pStyle w:val="Compact"/>
-                    <w:jc w:val="right"/>
-                    <w:jc w:val="center"/>
-                  </w:pPr>
-                  <w:r>
-                    <w:t xml:space="preserve">NA</w:t>
-                  </w:r>
-                </w:p>
-              </w:tc>
-              <w:tc>
-                <w:tcPr/>
-                <w:p>
-                  <w:pPr>
-                    <w:pStyle w:val="Compact"/>
-                    <w:jc w:val="right"/>
-                    <w:jc w:val="center"/>
-                  </w:pPr>
-                  <w:r>
-                    <w:t xml:space="preserve">1</w:t>
+                    <w:jc w:val="left"/>
+                    <w:jc w:val="center"/>
+                  </w:pPr>
+                  <w:r>
+                    <w:t xml:space="preserve">TRUE</w:t>
+                  </w:r>
+                </w:p>
+              </w:tc>
+              <w:tc>
+                <w:tcPr/>
+                <w:p>
+                  <w:pPr>
+                    <w:pStyle w:val="Compact"/>
+                    <w:jc w:val="left"/>
+                    <w:jc w:val="center"/>
+                  </w:pPr>
+                  <w:r>
+                    <w:t xml:space="preserve">Transportation and</w:t>
+                  </w:r>
+                  <w:r>
+                    <w:t xml:space="preserve"> </w:t>
+                  </w:r>
+                  <w:r>
+                    <w:t xml:space="preserve">Budgets</w:t>
                   </w:r>
                 </w:p>
               </w:tc>
@@ -1918,63 +1171,24 @@
                 <w:p>
                   <w:pPr>
                     <w:pStyle w:val="Compact"/>
-                    <w:jc w:val="right"/>
-                    <w:jc w:val="center"/>
-                  </w:pPr>
-                  <w:r>
-                    <w:t xml:space="preserve">NA</w:t>
-                  </w:r>
-                </w:p>
-              </w:tc>
-              <w:tc>
-                <w:tcPr/>
-                <w:p>
-                  <w:pPr>
-                    <w:pStyle w:val="Compact"/>
-                    <w:jc w:val="right"/>
-                    <w:jc w:val="center"/>
-                  </w:pPr>
-                  <w:r>
-                    <w:t xml:space="preserve">1</w:t>
-                  </w:r>
-                </w:p>
-              </w:tc>
-              <w:tc>
-                <w:tcPr/>
-                <w:p>
-                  <w:pPr>
-                    <w:pStyle w:val="Compact"/>
-                    <w:jc w:val="right"/>
-                    <w:jc w:val="center"/>
-                  </w:pPr>
-                  <w:r>
-                    <w:t xml:space="preserve">NA</w:t>
-                  </w:r>
-                </w:p>
-              </w:tc>
-              <w:tc>
-                <w:tcPr/>
-                <w:p>
-                  <w:pPr>
-                    <w:pStyle w:val="Compact"/>
-                    <w:jc w:val="right"/>
-                    <w:jc w:val="center"/>
-                  </w:pPr>
-                  <w:r>
-                    <w:t xml:space="preserve">NA</w:t>
-                  </w:r>
-                </w:p>
-              </w:tc>
-              <w:tc>
-                <w:tcPr/>
-                <w:p>
-                  <w:pPr>
-                    <w:pStyle w:val="Compact"/>
-                    <w:jc w:val="right"/>
-                    <w:jc w:val="center"/>
-                  </w:pPr>
-                  <w:r>
-                    <w:t xml:space="preserve">NA</w:t>
+                    <w:jc w:val="left"/>
+                    <w:jc w:val="center"/>
+                  </w:pPr>
+                  <w:r>
+                    <w:t xml:space="preserve">FALSE</w:t>
+                  </w:r>
+                </w:p>
+              </w:tc>
+              <w:tc>
+                <w:tcPr/>
+                <w:p>
+                  <w:pPr>
+                    <w:pStyle w:val="Compact"/>
+                    <w:jc w:val="left"/>
+                    <w:jc w:val="center"/>
+                  </w:pPr>
+                  <w:r>
+                    <w:t xml:space="preserve">Household Choices</w:t>
                   </w:r>
                 </w:p>
               </w:tc>
@@ -1998,63 +1212,24 @@
                 <w:p>
                   <w:pPr>
                     <w:pStyle w:val="Compact"/>
-                    <w:jc w:val="right"/>
-                    <w:jc w:val="center"/>
-                  </w:pPr>
-                  <w:r>
-                    <w:t xml:space="preserve">1</w:t>
-                  </w:r>
-                </w:p>
-              </w:tc>
-              <w:tc>
-                <w:tcPr/>
-                <w:p>
-                  <w:pPr>
-                    <w:pStyle w:val="Compact"/>
-                    <w:jc w:val="right"/>
-                    <w:jc w:val="center"/>
-                  </w:pPr>
-                  <w:r>
-                    <w:t xml:space="preserve">NA</w:t>
-                  </w:r>
-                </w:p>
-              </w:tc>
-              <w:tc>
-                <w:tcPr/>
-                <w:p>
-                  <w:pPr>
-                    <w:pStyle w:val="Compact"/>
-                    <w:jc w:val="right"/>
-                    <w:jc w:val="center"/>
-                  </w:pPr>
-                  <w:r>
-                    <w:t xml:space="preserve">NA</w:t>
-                  </w:r>
-                </w:p>
-              </w:tc>
-              <w:tc>
-                <w:tcPr/>
-                <w:p>
-                  <w:pPr>
-                    <w:pStyle w:val="Compact"/>
-                    <w:jc w:val="right"/>
-                    <w:jc w:val="center"/>
-                  </w:pPr>
-                  <w:r>
-                    <w:t xml:space="preserve">1</w:t>
-                  </w:r>
-                </w:p>
-              </w:tc>
-              <w:tc>
-                <w:tcPr/>
-                <w:p>
-                  <w:pPr>
-                    <w:pStyle w:val="Compact"/>
-                    <w:jc w:val="right"/>
-                    <w:jc w:val="center"/>
-                  </w:pPr>
-                  <w:r>
-                    <w:t xml:space="preserve">NA</w:t>
+                    <w:jc w:val="left"/>
+                    <w:jc w:val="center"/>
+                  </w:pPr>
+                  <w:r>
+                    <w:t xml:space="preserve">TRUE</w:t>
+                  </w:r>
+                </w:p>
+              </w:tc>
+              <w:tc>
+                <w:tcPr/>
+                <w:p>
+                  <w:pPr>
+                    <w:pStyle w:val="Compact"/>
+                    <w:jc w:val="left"/>
+                    <w:jc w:val="center"/>
+                  </w:pPr>
+                  <w:r>
+                    <w:t xml:space="preserve">Budgets</w:t>
                   </w:r>
                 </w:p>
               </w:tc>
@@ -2078,63 +1253,24 @@
                 <w:p>
                   <w:pPr>
                     <w:pStyle w:val="Compact"/>
-                    <w:jc w:val="right"/>
-                    <w:jc w:val="center"/>
-                  </w:pPr>
-                  <w:r>
-                    <w:t xml:space="preserve">NA</w:t>
-                  </w:r>
-                </w:p>
-              </w:tc>
-              <w:tc>
-                <w:tcPr/>
-                <w:p>
-                  <w:pPr>
-                    <w:pStyle w:val="Compact"/>
-                    <w:jc w:val="right"/>
-                    <w:jc w:val="center"/>
-                  </w:pPr>
-                  <w:r>
-                    <w:t xml:space="preserve">NA</w:t>
-                  </w:r>
-                </w:p>
-              </w:tc>
-              <w:tc>
-                <w:tcPr/>
-                <w:p>
-                  <w:pPr>
-                    <w:pStyle w:val="Compact"/>
-                    <w:jc w:val="right"/>
-                    <w:jc w:val="center"/>
-                  </w:pPr>
-                  <w:r>
-                    <w:t xml:space="preserve">1</w:t>
-                  </w:r>
-                </w:p>
-              </w:tc>
-              <w:tc>
-                <w:tcPr/>
-                <w:p>
-                  <w:pPr>
-                    <w:pStyle w:val="Compact"/>
-                    <w:jc w:val="right"/>
-                    <w:jc w:val="center"/>
-                  </w:pPr>
-                  <w:r>
-                    <w:t xml:space="preserve">NA</w:t>
-                  </w:r>
-                </w:p>
-              </w:tc>
-              <w:tc>
-                <w:tcPr/>
-                <w:p>
-                  <w:pPr>
-                    <w:pStyle w:val="Compact"/>
-                    <w:jc w:val="right"/>
-                    <w:jc w:val="center"/>
-                  </w:pPr>
-                  <w:r>
-                    <w:t xml:space="preserve">NA</w:t>
+                    <w:jc w:val="left"/>
+                    <w:jc w:val="center"/>
+                  </w:pPr>
+                  <w:r>
+                    <w:t xml:space="preserve">FALSE</w:t>
+                  </w:r>
+                </w:p>
+              </w:tc>
+              <w:tc>
+                <w:tcPr/>
+                <w:p>
+                  <w:pPr>
+                    <w:pStyle w:val="Compact"/>
+                    <w:jc w:val="left"/>
+                    <w:jc w:val="center"/>
+                  </w:pPr>
+                  <w:r>
+                    <w:t xml:space="preserve">Transportation</w:t>
                   </w:r>
                 </w:p>
               </w:tc>
@@ -2158,63 +1294,30 @@
                 <w:p>
                   <w:pPr>
                     <w:pStyle w:val="Compact"/>
-                    <w:jc w:val="right"/>
-                    <w:jc w:val="center"/>
-                  </w:pPr>
-                  <w:r>
-                    <w:t xml:space="preserve">1</w:t>
-                  </w:r>
-                </w:p>
-              </w:tc>
-              <w:tc>
-                <w:tcPr/>
-                <w:p>
-                  <w:pPr>
-                    <w:pStyle w:val="Compact"/>
-                    <w:jc w:val="right"/>
-                    <w:jc w:val="center"/>
-                  </w:pPr>
-                  <w:r>
-                    <w:t xml:space="preserve">NA</w:t>
-                  </w:r>
-                </w:p>
-              </w:tc>
-              <w:tc>
-                <w:tcPr/>
-                <w:p>
-                  <w:pPr>
-                    <w:pStyle w:val="Compact"/>
-                    <w:jc w:val="right"/>
-                    <w:jc w:val="center"/>
-                  </w:pPr>
-                  <w:r>
-                    <w:t xml:space="preserve">NA</w:t>
-                  </w:r>
-                </w:p>
-              </w:tc>
-              <w:tc>
-                <w:tcPr/>
-                <w:p>
-                  <w:pPr>
-                    <w:pStyle w:val="Compact"/>
-                    <w:jc w:val="right"/>
-                    <w:jc w:val="center"/>
-                  </w:pPr>
-                  <w:r>
-                    <w:t xml:space="preserve">NA</w:t>
-                  </w:r>
-                </w:p>
-              </w:tc>
-              <w:tc>
-                <w:tcPr/>
-                <w:p>
-                  <w:pPr>
-                    <w:pStyle w:val="Compact"/>
-                    <w:jc w:val="right"/>
-                    <w:jc w:val="center"/>
-                  </w:pPr>
-                  <w:r>
-                    <w:t xml:space="preserve">1</w:t>
+                    <w:jc w:val="left"/>
+                    <w:jc w:val="center"/>
+                  </w:pPr>
+                  <w:r>
+                    <w:t xml:space="preserve">TRUE</w:t>
+                  </w:r>
+                </w:p>
+              </w:tc>
+              <w:tc>
+                <w:tcPr/>
+                <w:p>
+                  <w:pPr>
+                    <w:pStyle w:val="Compact"/>
+                    <w:jc w:val="left"/>
+                    <w:jc w:val="center"/>
+                  </w:pPr>
+                  <w:r>
+                    <w:t xml:space="preserve">Transportation and</w:t>
+                  </w:r>
+                  <w:r>
+                    <w:t xml:space="preserve"> </w:t>
+                  </w:r>
+                  <w:r>
+                    <w:t xml:space="preserve">Budgets</w:t>
                   </w:r>
                 </w:p>
               </w:tc>
@@ -2238,63 +1341,24 @@
                 <w:p>
                   <w:pPr>
                     <w:pStyle w:val="Compact"/>
-                    <w:jc w:val="right"/>
-                    <w:jc w:val="center"/>
-                  </w:pPr>
-                  <w:r>
-                    <w:t xml:space="preserve">NA</w:t>
-                  </w:r>
-                </w:p>
-              </w:tc>
-              <w:tc>
-                <w:tcPr/>
-                <w:p>
-                  <w:pPr>
-                    <w:pStyle w:val="Compact"/>
-                    <w:jc w:val="right"/>
-                    <w:jc w:val="center"/>
-                  </w:pPr>
-                  <w:r>
-                    <w:t xml:space="preserve">1</w:t>
-                  </w:r>
-                </w:p>
-              </w:tc>
-              <w:tc>
-                <w:tcPr/>
-                <w:p>
-                  <w:pPr>
-                    <w:pStyle w:val="Compact"/>
-                    <w:jc w:val="right"/>
-                    <w:jc w:val="center"/>
-                  </w:pPr>
-                  <w:r>
-                    <w:t xml:space="preserve">NA</w:t>
-                  </w:r>
-                </w:p>
-              </w:tc>
-              <w:tc>
-                <w:tcPr/>
-                <w:p>
-                  <w:pPr>
-                    <w:pStyle w:val="Compact"/>
-                    <w:jc w:val="right"/>
-                    <w:jc w:val="center"/>
-                  </w:pPr>
-                  <w:r>
-                    <w:t xml:space="preserve">NA</w:t>
-                  </w:r>
-                </w:p>
-              </w:tc>
-              <w:tc>
-                <w:tcPr/>
-                <w:p>
-                  <w:pPr>
-                    <w:pStyle w:val="Compact"/>
-                    <w:jc w:val="right"/>
-                    <w:jc w:val="center"/>
-                  </w:pPr>
-                  <w:r>
-                    <w:t xml:space="preserve">NA</w:t>
+                    <w:jc w:val="left"/>
+                    <w:jc w:val="center"/>
+                  </w:pPr>
+                  <w:r>
+                    <w:t xml:space="preserve">FALSE</w:t>
+                  </w:r>
+                </w:p>
+              </w:tc>
+              <w:tc>
+                <w:tcPr/>
+                <w:p>
+                  <w:pPr>
+                    <w:pStyle w:val="Compact"/>
+                    <w:jc w:val="left"/>
+                    <w:jc w:val="center"/>
+                  </w:pPr>
+                  <w:r>
+                    <w:t xml:space="preserve">Household Choices</w:t>
                   </w:r>
                 </w:p>
               </w:tc>
@@ -2318,63 +1382,30 @@
                 <w:p>
                   <w:pPr>
                     <w:pStyle w:val="Compact"/>
-                    <w:jc w:val="right"/>
-                    <w:jc w:val="center"/>
-                  </w:pPr>
-                  <w:r>
-                    <w:t xml:space="preserve">1</w:t>
-                  </w:r>
-                </w:p>
-              </w:tc>
-              <w:tc>
-                <w:tcPr/>
-                <w:p>
-                  <w:pPr>
-                    <w:pStyle w:val="Compact"/>
-                    <w:jc w:val="right"/>
-                    <w:jc w:val="center"/>
-                  </w:pPr>
-                  <w:r>
-                    <w:t xml:space="preserve">NA</w:t>
-                  </w:r>
-                </w:p>
-              </w:tc>
-              <w:tc>
-                <w:tcPr/>
-                <w:p>
-                  <w:pPr>
-                    <w:pStyle w:val="Compact"/>
-                    <w:jc w:val="right"/>
-                    <w:jc w:val="center"/>
-                  </w:pPr>
-                  <w:r>
-                    <w:t xml:space="preserve">NA</w:t>
-                  </w:r>
-                </w:p>
-              </w:tc>
-              <w:tc>
-                <w:tcPr/>
-                <w:p>
-                  <w:pPr>
-                    <w:pStyle w:val="Compact"/>
-                    <w:jc w:val="right"/>
-                    <w:jc w:val="center"/>
-                  </w:pPr>
-                  <w:r>
-                    <w:t xml:space="preserve">NA</w:t>
-                  </w:r>
-                </w:p>
-              </w:tc>
-              <w:tc>
-                <w:tcPr/>
-                <w:p>
-                  <w:pPr>
-                    <w:pStyle w:val="Compact"/>
-                    <w:jc w:val="right"/>
-                    <w:jc w:val="center"/>
-                  </w:pPr>
-                  <w:r>
-                    <w:t xml:space="preserve">1</w:t>
+                    <w:jc w:val="left"/>
+                    <w:jc w:val="center"/>
+                  </w:pPr>
+                  <w:r>
+                    <w:t xml:space="preserve">TRUE</w:t>
+                  </w:r>
+                </w:p>
+              </w:tc>
+              <w:tc>
+                <w:tcPr/>
+                <w:p>
+                  <w:pPr>
+                    <w:pStyle w:val="Compact"/>
+                    <w:jc w:val="left"/>
+                    <w:jc w:val="center"/>
+                  </w:pPr>
+                  <w:r>
+                    <w:t xml:space="preserve">Transportation and</w:t>
+                  </w:r>
+                  <w:r>
+                    <w:t xml:space="preserve"> </w:t>
+                  </w:r>
+                  <w:r>
+                    <w:t xml:space="preserve">Budgets</w:t>
                   </w:r>
                 </w:p>
               </w:tc>
@@ -2398,63 +1429,24 @@
                 <w:p>
                   <w:pPr>
                     <w:pStyle w:val="Compact"/>
-                    <w:jc w:val="right"/>
-                    <w:jc w:val="center"/>
-                  </w:pPr>
-                  <w:r>
-                    <w:t xml:space="preserve">1</w:t>
-                  </w:r>
-                </w:p>
-              </w:tc>
-              <w:tc>
-                <w:tcPr/>
-                <w:p>
-                  <w:pPr>
-                    <w:pStyle w:val="Compact"/>
-                    <w:jc w:val="right"/>
-                    <w:jc w:val="center"/>
-                  </w:pPr>
-                  <w:r>
-                    <w:t xml:space="preserve">NA</w:t>
-                  </w:r>
-                </w:p>
-              </w:tc>
-              <w:tc>
-                <w:tcPr/>
-                <w:p>
-                  <w:pPr>
-                    <w:pStyle w:val="Compact"/>
-                    <w:jc w:val="right"/>
-                    <w:jc w:val="center"/>
-                  </w:pPr>
-                  <w:r>
-                    <w:t xml:space="preserve">NA</w:t>
-                  </w:r>
-                </w:p>
-              </w:tc>
-              <w:tc>
-                <w:tcPr/>
-                <w:p>
-                  <w:pPr>
-                    <w:pStyle w:val="Compact"/>
-                    <w:jc w:val="right"/>
-                    <w:jc w:val="center"/>
-                  </w:pPr>
-                  <w:r>
-                    <w:t xml:space="preserve">1</w:t>
-                  </w:r>
-                </w:p>
-              </w:tc>
-              <w:tc>
-                <w:tcPr/>
-                <w:p>
-                  <w:pPr>
-                    <w:pStyle w:val="Compact"/>
-                    <w:jc w:val="right"/>
-                    <w:jc w:val="center"/>
-                  </w:pPr>
-                  <w:r>
-                    <w:t xml:space="preserve">NA</w:t>
+                    <w:jc w:val="left"/>
+                    <w:jc w:val="center"/>
+                  </w:pPr>
+                  <w:r>
+                    <w:t xml:space="preserve">TRUE</w:t>
+                  </w:r>
+                </w:p>
+              </w:tc>
+              <w:tc>
+                <w:tcPr/>
+                <w:p>
+                  <w:pPr>
+                    <w:pStyle w:val="Compact"/>
+                    <w:jc w:val="left"/>
+                    <w:jc w:val="center"/>
+                  </w:pPr>
+                  <w:r>
+                    <w:t xml:space="preserve">Budgets</w:t>
                   </w:r>
                 </w:p>
               </w:tc>
@@ -2478,63 +1470,24 @@
                 <w:p>
                   <w:pPr>
                     <w:pStyle w:val="Compact"/>
-                    <w:jc w:val="right"/>
-                    <w:jc w:val="center"/>
-                  </w:pPr>
-                  <w:r>
-                    <w:t xml:space="preserve">1</w:t>
-                  </w:r>
-                </w:p>
-              </w:tc>
-              <w:tc>
-                <w:tcPr/>
-                <w:p>
-                  <w:pPr>
-                    <w:pStyle w:val="Compact"/>
-                    <w:jc w:val="right"/>
-                    <w:jc w:val="center"/>
-                  </w:pPr>
-                  <w:r>
-                    <w:t xml:space="preserve">NA</w:t>
-                  </w:r>
-                </w:p>
-              </w:tc>
-              <w:tc>
-                <w:tcPr/>
-                <w:p>
-                  <w:pPr>
-                    <w:pStyle w:val="Compact"/>
-                    <w:jc w:val="right"/>
-                    <w:jc w:val="center"/>
-                  </w:pPr>
-                  <w:r>
-                    <w:t xml:space="preserve">NA</w:t>
-                  </w:r>
-                </w:p>
-              </w:tc>
-              <w:tc>
-                <w:tcPr/>
-                <w:p>
-                  <w:pPr>
-                    <w:pStyle w:val="Compact"/>
-                    <w:jc w:val="right"/>
-                    <w:jc w:val="center"/>
-                  </w:pPr>
-                  <w:r>
-                    <w:t xml:space="preserve">1</w:t>
-                  </w:r>
-                </w:p>
-              </w:tc>
-              <w:tc>
-                <w:tcPr/>
-                <w:p>
-                  <w:pPr>
-                    <w:pStyle w:val="Compact"/>
-                    <w:jc w:val="right"/>
-                    <w:jc w:val="center"/>
-                  </w:pPr>
-                  <w:r>
-                    <w:t xml:space="preserve">NA</w:t>
+                    <w:jc w:val="left"/>
+                    <w:jc w:val="center"/>
+                  </w:pPr>
+                  <w:r>
+                    <w:t xml:space="preserve">TRUE</w:t>
+                  </w:r>
+                </w:p>
+              </w:tc>
+              <w:tc>
+                <w:tcPr/>
+                <w:p>
+                  <w:pPr>
+                    <w:pStyle w:val="Compact"/>
+                    <w:jc w:val="left"/>
+                    <w:jc w:val="center"/>
+                  </w:pPr>
+                  <w:r>
+                    <w:t xml:space="preserve">Budgets</w:t>
                   </w:r>
                 </w:p>
               </w:tc>
@@ -2558,63 +1511,24 @@
                 <w:p>
                   <w:pPr>
                     <w:pStyle w:val="Compact"/>
-                    <w:jc w:val="right"/>
-                    <w:jc w:val="center"/>
-                  </w:pPr>
-                  <w:r>
-                    <w:t xml:space="preserve">NA</w:t>
-                  </w:r>
-                </w:p>
-              </w:tc>
-              <w:tc>
-                <w:tcPr/>
-                <w:p>
-                  <w:pPr>
-                    <w:pStyle w:val="Compact"/>
-                    <w:jc w:val="right"/>
-                    <w:jc w:val="center"/>
-                  </w:pPr>
-                  <w:r>
-                    <w:t xml:space="preserve">NA</w:t>
-                  </w:r>
-                </w:p>
-              </w:tc>
-              <w:tc>
-                <w:tcPr/>
-                <w:p>
-                  <w:pPr>
-                    <w:pStyle w:val="Compact"/>
-                    <w:jc w:val="right"/>
-                    <w:jc w:val="center"/>
-                  </w:pPr>
-                  <w:r>
-                    <w:t xml:space="preserve">1</w:t>
-                  </w:r>
-                </w:p>
-              </w:tc>
-              <w:tc>
-                <w:tcPr/>
-                <w:p>
-                  <w:pPr>
-                    <w:pStyle w:val="Compact"/>
-                    <w:jc w:val="right"/>
-                    <w:jc w:val="center"/>
-                  </w:pPr>
-                  <w:r>
-                    <w:t xml:space="preserve">NA</w:t>
-                  </w:r>
-                </w:p>
-              </w:tc>
-              <w:tc>
-                <w:tcPr/>
-                <w:p>
-                  <w:pPr>
-                    <w:pStyle w:val="Compact"/>
-                    <w:jc w:val="right"/>
-                    <w:jc w:val="center"/>
-                  </w:pPr>
-                  <w:r>
-                    <w:t xml:space="preserve">NA</w:t>
+                    <w:jc w:val="left"/>
+                    <w:jc w:val="center"/>
+                  </w:pPr>
+                  <w:r>
+                    <w:t xml:space="preserve">FALSE</w:t>
+                  </w:r>
+                </w:p>
+              </w:tc>
+              <w:tc>
+                <w:tcPr/>
+                <w:p>
+                  <w:pPr>
+                    <w:pStyle w:val="Compact"/>
+                    <w:jc w:val="left"/>
+                    <w:jc w:val="center"/>
+                  </w:pPr>
+                  <w:r>
+                    <w:t xml:space="preserve">Transportation</w:t>
                   </w:r>
                 </w:p>
               </w:tc>
@@ -2638,63 +1552,24 @@
                 <w:p>
                   <w:pPr>
                     <w:pStyle w:val="Compact"/>
-                    <w:jc w:val="right"/>
-                    <w:jc w:val="center"/>
-                  </w:pPr>
-                  <w:r>
-                    <w:t xml:space="preserve">NA</w:t>
-                  </w:r>
-                </w:p>
-              </w:tc>
-              <w:tc>
-                <w:tcPr/>
-                <w:p>
-                  <w:pPr>
-                    <w:pStyle w:val="Compact"/>
-                    <w:jc w:val="right"/>
-                    <w:jc w:val="center"/>
-                  </w:pPr>
-                  <w:r>
-                    <w:t xml:space="preserve">NA</w:t>
-                  </w:r>
-                </w:p>
-              </w:tc>
-              <w:tc>
-                <w:tcPr/>
-                <w:p>
-                  <w:pPr>
-                    <w:pStyle w:val="Compact"/>
-                    <w:jc w:val="right"/>
-                    <w:jc w:val="center"/>
-                  </w:pPr>
-                  <w:r>
-                    <w:t xml:space="preserve">1</w:t>
-                  </w:r>
-                </w:p>
-              </w:tc>
-              <w:tc>
-                <w:tcPr/>
-                <w:p>
-                  <w:pPr>
-                    <w:pStyle w:val="Compact"/>
-                    <w:jc w:val="right"/>
-                    <w:jc w:val="center"/>
-                  </w:pPr>
-                  <w:r>
-                    <w:t xml:space="preserve">NA</w:t>
-                  </w:r>
-                </w:p>
-              </w:tc>
-              <w:tc>
-                <w:tcPr/>
-                <w:p>
-                  <w:pPr>
-                    <w:pStyle w:val="Compact"/>
-                    <w:jc w:val="right"/>
-                    <w:jc w:val="center"/>
-                  </w:pPr>
-                  <w:r>
-                    <w:t xml:space="preserve">NA</w:t>
+                    <w:jc w:val="left"/>
+                    <w:jc w:val="center"/>
+                  </w:pPr>
+                  <w:r>
+                    <w:t xml:space="preserve">FALSE</w:t>
+                  </w:r>
+                </w:p>
+              </w:tc>
+              <w:tc>
+                <w:tcPr/>
+                <w:p>
+                  <w:pPr>
+                    <w:pStyle w:val="Compact"/>
+                    <w:jc w:val="left"/>
+                    <w:jc w:val="center"/>
+                  </w:pPr>
+                  <w:r>
+                    <w:t xml:space="preserve">Transportation</w:t>
                   </w:r>
                 </w:p>
               </w:tc>
@@ -2718,63 +1593,24 @@
                 <w:p>
                   <w:pPr>
                     <w:pStyle w:val="Compact"/>
-                    <w:jc w:val="right"/>
-                    <w:jc w:val="center"/>
-                  </w:pPr>
-                  <w:r>
-                    <w:t xml:space="preserve">NA</w:t>
-                  </w:r>
-                </w:p>
-              </w:tc>
-              <w:tc>
-                <w:tcPr/>
-                <w:p>
-                  <w:pPr>
-                    <w:pStyle w:val="Compact"/>
-                    <w:jc w:val="right"/>
-                    <w:jc w:val="center"/>
-                  </w:pPr>
-                  <w:r>
-                    <w:t xml:space="preserve">NA</w:t>
-                  </w:r>
-                </w:p>
-              </w:tc>
-              <w:tc>
-                <w:tcPr/>
-                <w:p>
-                  <w:pPr>
-                    <w:pStyle w:val="Compact"/>
-                    <w:jc w:val="right"/>
-                    <w:jc w:val="center"/>
-                  </w:pPr>
-                  <w:r>
-                    <w:t xml:space="preserve">NA</w:t>
-                  </w:r>
-                </w:p>
-              </w:tc>
-              <w:tc>
-                <w:tcPr/>
-                <w:p>
-                  <w:pPr>
-                    <w:pStyle w:val="Compact"/>
-                    <w:jc w:val="right"/>
-                    <w:jc w:val="center"/>
-                  </w:pPr>
-                  <w:r>
-                    <w:t xml:space="preserve">1</w:t>
-                  </w:r>
-                </w:p>
-              </w:tc>
-              <w:tc>
-                <w:tcPr/>
-                <w:p>
-                  <w:pPr>
-                    <w:pStyle w:val="Compact"/>
-                    <w:jc w:val="right"/>
-                    <w:jc w:val="center"/>
-                  </w:pPr>
-                  <w:r>
-                    <w:t xml:space="preserve">NA</w:t>
+                    <w:jc w:val="left"/>
+                    <w:jc w:val="center"/>
+                  </w:pPr>
+                  <w:r>
+                    <w:t xml:space="preserve">FALSE</w:t>
+                  </w:r>
+                </w:p>
+              </w:tc>
+              <w:tc>
+                <w:tcPr/>
+                <w:p>
+                  <w:pPr>
+                    <w:pStyle w:val="Compact"/>
+                    <w:jc w:val="left"/>
+                    <w:jc w:val="center"/>
+                  </w:pPr>
+                  <w:r>
+                    <w:t xml:space="preserve">Budgets</w:t>
                   </w:r>
                 </w:p>
               </w:tc>
@@ -2798,63 +1634,30 @@
                 <w:p>
                   <w:pPr>
                     <w:pStyle w:val="Compact"/>
-                    <w:jc w:val="right"/>
-                    <w:jc w:val="center"/>
-                  </w:pPr>
-                  <w:r>
-                    <w:t xml:space="preserve">1</w:t>
-                  </w:r>
-                </w:p>
-              </w:tc>
-              <w:tc>
-                <w:tcPr/>
-                <w:p>
-                  <w:pPr>
-                    <w:pStyle w:val="Compact"/>
-                    <w:jc w:val="right"/>
-                    <w:jc w:val="center"/>
-                  </w:pPr>
-                  <w:r>
-                    <w:t xml:space="preserve">NA</w:t>
-                  </w:r>
-                </w:p>
-              </w:tc>
-              <w:tc>
-                <w:tcPr/>
-                <w:p>
-                  <w:pPr>
-                    <w:pStyle w:val="Compact"/>
-                    <w:jc w:val="right"/>
-                    <w:jc w:val="center"/>
-                  </w:pPr>
-                  <w:r>
-                    <w:t xml:space="preserve">NA</w:t>
-                  </w:r>
-                </w:p>
-              </w:tc>
-              <w:tc>
-                <w:tcPr/>
-                <w:p>
-                  <w:pPr>
-                    <w:pStyle w:val="Compact"/>
-                    <w:jc w:val="right"/>
-                    <w:jc w:val="center"/>
-                  </w:pPr>
-                  <w:r>
-                    <w:t xml:space="preserve">NA</w:t>
-                  </w:r>
-                </w:p>
-              </w:tc>
-              <w:tc>
-                <w:tcPr/>
-                <w:p>
-                  <w:pPr>
-                    <w:pStyle w:val="Compact"/>
-                    <w:jc w:val="right"/>
-                    <w:jc w:val="center"/>
-                  </w:pPr>
-                  <w:r>
-                    <w:t xml:space="preserve">1</w:t>
+                    <w:jc w:val="left"/>
+                    <w:jc w:val="center"/>
+                  </w:pPr>
+                  <w:r>
+                    <w:t xml:space="preserve">TRUE</w:t>
+                  </w:r>
+                </w:p>
+              </w:tc>
+              <w:tc>
+                <w:tcPr/>
+                <w:p>
+                  <w:pPr>
+                    <w:pStyle w:val="Compact"/>
+                    <w:jc w:val="left"/>
+                    <w:jc w:val="center"/>
+                  </w:pPr>
+                  <w:r>
+                    <w:t xml:space="preserve">Transportation and</w:t>
+                  </w:r>
+                  <w:r>
+                    <w:t xml:space="preserve"> </w:t>
+                  </w:r>
+                  <w:r>
+                    <w:t xml:space="preserve">Budgets</w:t>
                   </w:r>
                 </w:p>
               </w:tc>
@@ -2878,63 +1681,30 @@
                 <w:p>
                   <w:pPr>
                     <w:pStyle w:val="Compact"/>
-                    <w:jc w:val="right"/>
-                    <w:jc w:val="center"/>
-                  </w:pPr>
-                  <w:r>
-                    <w:t xml:space="preserve">1</w:t>
-                  </w:r>
-                </w:p>
-              </w:tc>
-              <w:tc>
-                <w:tcPr/>
-                <w:p>
-                  <w:pPr>
-                    <w:pStyle w:val="Compact"/>
-                    <w:jc w:val="right"/>
-                    <w:jc w:val="center"/>
-                  </w:pPr>
-                  <w:r>
-                    <w:t xml:space="preserve">NA</w:t>
-                  </w:r>
-                </w:p>
-              </w:tc>
-              <w:tc>
-                <w:tcPr/>
-                <w:p>
-                  <w:pPr>
-                    <w:pStyle w:val="Compact"/>
-                    <w:jc w:val="right"/>
-                    <w:jc w:val="center"/>
-                  </w:pPr>
-                  <w:r>
-                    <w:t xml:space="preserve">NA</w:t>
-                  </w:r>
-                </w:p>
-              </w:tc>
-              <w:tc>
-                <w:tcPr/>
-                <w:p>
-                  <w:pPr>
-                    <w:pStyle w:val="Compact"/>
-                    <w:jc w:val="right"/>
-                    <w:jc w:val="center"/>
-                  </w:pPr>
-                  <w:r>
-                    <w:t xml:space="preserve">NA</w:t>
-                  </w:r>
-                </w:p>
-              </w:tc>
-              <w:tc>
-                <w:tcPr/>
-                <w:p>
-                  <w:pPr>
-                    <w:pStyle w:val="Compact"/>
-                    <w:jc w:val="right"/>
-                    <w:jc w:val="center"/>
-                  </w:pPr>
-                  <w:r>
-                    <w:t xml:space="preserve">1</w:t>
+                    <w:jc w:val="left"/>
+                    <w:jc w:val="center"/>
+                  </w:pPr>
+                  <w:r>
+                    <w:t xml:space="preserve">TRUE</w:t>
+                  </w:r>
+                </w:p>
+              </w:tc>
+              <w:tc>
+                <w:tcPr/>
+                <w:p>
+                  <w:pPr>
+                    <w:pStyle w:val="Compact"/>
+                    <w:jc w:val="left"/>
+                    <w:jc w:val="center"/>
+                  </w:pPr>
+                  <w:r>
+                    <w:t xml:space="preserve">Transportation and</w:t>
+                  </w:r>
+                  <w:r>
+                    <w:t xml:space="preserve"> </w:t>
+                  </w:r>
+                  <w:r>
+                    <w:t xml:space="preserve">Budgets</w:t>
                   </w:r>
                 </w:p>
               </w:tc>
@@ -2958,63 +1728,24 @@
                 <w:p>
                   <w:pPr>
                     <w:pStyle w:val="Compact"/>
-                    <w:jc w:val="right"/>
-                    <w:jc w:val="center"/>
-                  </w:pPr>
-                  <w:r>
-                    <w:t xml:space="preserve">NA</w:t>
-                  </w:r>
-                </w:p>
-              </w:tc>
-              <w:tc>
-                <w:tcPr/>
-                <w:p>
-                  <w:pPr>
-                    <w:pStyle w:val="Compact"/>
-                    <w:jc w:val="right"/>
-                    <w:jc w:val="center"/>
-                  </w:pPr>
-                  <w:r>
-                    <w:t xml:space="preserve">NA</w:t>
-                  </w:r>
-                </w:p>
-              </w:tc>
-              <w:tc>
-                <w:tcPr/>
-                <w:p>
-                  <w:pPr>
-                    <w:pStyle w:val="Compact"/>
-                    <w:jc w:val="right"/>
-                    <w:jc w:val="center"/>
-                  </w:pPr>
-                  <w:r>
-                    <w:t xml:space="preserve">NA</w:t>
-                  </w:r>
-                </w:p>
-              </w:tc>
-              <w:tc>
-                <w:tcPr/>
-                <w:p>
-                  <w:pPr>
-                    <w:pStyle w:val="Compact"/>
-                    <w:jc w:val="right"/>
-                    <w:jc w:val="center"/>
-                  </w:pPr>
-                  <w:r>
-                    <w:t xml:space="preserve">1</w:t>
-                  </w:r>
-                </w:p>
-              </w:tc>
-              <w:tc>
-                <w:tcPr/>
-                <w:p>
-                  <w:pPr>
-                    <w:pStyle w:val="Compact"/>
-                    <w:jc w:val="right"/>
-                    <w:jc w:val="center"/>
-                  </w:pPr>
-                  <w:r>
-                    <w:t xml:space="preserve">NA</w:t>
+                    <w:jc w:val="left"/>
+                    <w:jc w:val="center"/>
+                  </w:pPr>
+                  <w:r>
+                    <w:t xml:space="preserve">FALSE</w:t>
+                  </w:r>
+                </w:p>
+              </w:tc>
+              <w:tc>
+                <w:tcPr/>
+                <w:p>
+                  <w:pPr>
+                    <w:pStyle w:val="Compact"/>
+                    <w:jc w:val="left"/>
+                    <w:jc w:val="center"/>
+                  </w:pPr>
+                  <w:r>
+                    <w:t xml:space="preserve">Budgets</w:t>
                   </w:r>
                 </w:p>
               </w:tc>
@@ -3038,63 +1769,24 @@
                 <w:p>
                   <w:pPr>
                     <w:pStyle w:val="Compact"/>
-                    <w:jc w:val="right"/>
-                    <w:jc w:val="center"/>
-                  </w:pPr>
-                  <w:r>
-                    <w:t xml:space="preserve">NA</w:t>
-                  </w:r>
-                </w:p>
-              </w:tc>
-              <w:tc>
-                <w:tcPr/>
-                <w:p>
-                  <w:pPr>
-                    <w:pStyle w:val="Compact"/>
-                    <w:jc w:val="right"/>
-                    <w:jc w:val="center"/>
-                  </w:pPr>
-                  <w:r>
-                    <w:t xml:space="preserve">NA</w:t>
-                  </w:r>
-                </w:p>
-              </w:tc>
-              <w:tc>
-                <w:tcPr/>
-                <w:p>
-                  <w:pPr>
-                    <w:pStyle w:val="Compact"/>
-                    <w:jc w:val="right"/>
-                    <w:jc w:val="center"/>
-                  </w:pPr>
-                  <w:r>
-                    <w:t xml:space="preserve">1</w:t>
-                  </w:r>
-                </w:p>
-              </w:tc>
-              <w:tc>
-                <w:tcPr/>
-                <w:p>
-                  <w:pPr>
-                    <w:pStyle w:val="Compact"/>
-                    <w:jc w:val="right"/>
-                    <w:jc w:val="center"/>
-                  </w:pPr>
-                  <w:r>
-                    <w:t xml:space="preserve">NA</w:t>
-                  </w:r>
-                </w:p>
-              </w:tc>
-              <w:tc>
-                <w:tcPr/>
-                <w:p>
-                  <w:pPr>
-                    <w:pStyle w:val="Compact"/>
-                    <w:jc w:val="right"/>
-                    <w:jc w:val="center"/>
-                  </w:pPr>
-                  <w:r>
-                    <w:t xml:space="preserve">NA</w:t>
+                    <w:jc w:val="left"/>
+                    <w:jc w:val="center"/>
+                  </w:pPr>
+                  <w:r>
+                    <w:t xml:space="preserve">FALSE</w:t>
+                  </w:r>
+                </w:p>
+              </w:tc>
+              <w:tc>
+                <w:tcPr/>
+                <w:p>
+                  <w:pPr>
+                    <w:pStyle w:val="Compact"/>
+                    <w:jc w:val="left"/>
+                    <w:jc w:val="center"/>
+                  </w:pPr>
+                  <w:r>
+                    <w:t xml:space="preserve">Transportation</w:t>
                   </w:r>
                 </w:p>
               </w:tc>
@@ -3118,63 +1810,24 @@
                 <w:p>
                   <w:pPr>
                     <w:pStyle w:val="Compact"/>
-                    <w:jc w:val="right"/>
-                    <w:jc w:val="center"/>
-                  </w:pPr>
-                  <w:r>
-                    <w:t xml:space="preserve">NA</w:t>
-                  </w:r>
-                </w:p>
-              </w:tc>
-              <w:tc>
-                <w:tcPr/>
-                <w:p>
-                  <w:pPr>
-                    <w:pStyle w:val="Compact"/>
-                    <w:jc w:val="right"/>
-                    <w:jc w:val="center"/>
-                  </w:pPr>
-                  <w:r>
-                    <w:t xml:space="preserve">NA</w:t>
-                  </w:r>
-                </w:p>
-              </w:tc>
-              <w:tc>
-                <w:tcPr/>
-                <w:p>
-                  <w:pPr>
-                    <w:pStyle w:val="Compact"/>
-                    <w:jc w:val="right"/>
-                    <w:jc w:val="center"/>
-                  </w:pPr>
-                  <w:r>
-                    <w:t xml:space="preserve">1</w:t>
-                  </w:r>
-                </w:p>
-              </w:tc>
-              <w:tc>
-                <w:tcPr/>
-                <w:p>
-                  <w:pPr>
-                    <w:pStyle w:val="Compact"/>
-                    <w:jc w:val="right"/>
-                    <w:jc w:val="center"/>
-                  </w:pPr>
-                  <w:r>
-                    <w:t xml:space="preserve">NA</w:t>
-                  </w:r>
-                </w:p>
-              </w:tc>
-              <w:tc>
-                <w:tcPr/>
-                <w:p>
-                  <w:pPr>
-                    <w:pStyle w:val="Compact"/>
-                    <w:jc w:val="right"/>
-                    <w:jc w:val="center"/>
-                  </w:pPr>
-                  <w:r>
-                    <w:t xml:space="preserve">NA</w:t>
+                    <w:jc w:val="left"/>
+                    <w:jc w:val="center"/>
+                  </w:pPr>
+                  <w:r>
+                    <w:t xml:space="preserve">FALSE</w:t>
+                  </w:r>
+                </w:p>
+              </w:tc>
+              <w:tc>
+                <w:tcPr/>
+                <w:p>
+                  <w:pPr>
+                    <w:pStyle w:val="Compact"/>
+                    <w:jc w:val="left"/>
+                    <w:jc w:val="center"/>
+                  </w:pPr>
+                  <w:r>
+                    <w:t xml:space="preserve">Transportation</w:t>
                   </w:r>
                 </w:p>
               </w:tc>

--- a/index.docx
+++ b/index.docx
@@ -31,7 +31,7 @@
         <w:pStyle w:val="Date"/>
       </w:pPr>
       <w:r>
-        <w:t xml:space="preserve">2026-01-25</w:t>
+        <w:t xml:space="preserve">2026-02-16</w:t>
       </w:r>
     </w:p>
     <w:p>

--- a/index.docx
+++ b/index.docx
@@ -31,7 +31,7 @@
         <w:pStyle w:val="Date"/>
       </w:pPr>
       <w:r>
-        <w:t xml:space="preserve">2026-02-16</w:t>
+        <w:t xml:space="preserve">2026-02-24</w:t>
       </w:r>
     </w:p>
     <w:p>
@@ -2631,21 +2631,398 @@
         <w:pStyle w:val="BodyText"/>
       </w:pPr>
       <w:r>
-        <w:t xml:space="preserve">Of the 397 different types of expenditures found in the data, we created 24 categories: Air Travel, Alcohol, At -Home Entertainment, Bike or Scooter or other Single Rider Travel, Bus Travel, Car Fuel, Car Maintenance, Car Other, Car Payment, Car Purchase, Clothing Related, Education, Family Spending, Food Related, House Related, Hygiene, Medical, Motorcycle Travel, no category specified, Recreational Related, School Supplies, Ship Travel, Taxi or Limo Travel, Train Travel.</w:t>
+        <w:t xml:space="preserve">Of the 397 different types of expenditures found in the data, we created 22 categories: Air Travel, Alcohol, At -Home Entertainment, Bike or Scooter or other Single Rider Travel, Bus Travel, Car Fuel, Car Maintenance, Car Payment, Car Purchase, Clothing Related, Education, Family Spending, Food Related, House Related, Hygiene, Medical, no category specified, Recreational Related, School Supplies, Ship Travel, Taxi or Limo Travel, Train Travel.</w:t>
       </w:r>
     </w:p>
     <w:bookmarkEnd w:id="22"/>
-    <w:bookmarkStart w:id="91" w:name="references"/>
+    <w:bookmarkStart w:id="30" w:name="results"/>
     <w:p>
       <w:pPr>
         <w:pStyle w:val="Heading2"/>
       </w:pPr>
       <w:r>
-        <w:t xml:space="preserve">4 References</w:t>
-      </w:r>
-    </w:p>
-    <w:bookmarkStart w:id="90" w:name="refs"/>
-    <w:bookmarkStart w:id="24" w:name="ref-amirnazmiafshar_review_2022"/>
+        <w:t xml:space="preserve">4 Results</w:t>
+      </w:r>
+    </w:p>
+    <w:p>
+      <w:pPr>
+        <w:pStyle w:val="FirstParagraph"/>
+      </w:pPr>
+      <w:r>
+        <w:t xml:space="preserve">The analysis resulted in three latent classes which we named based on the household distribution of each class. The latent classes are described as follows.</w:t>
+      </w:r>
+    </w:p>
+    <w:bookmarkStart w:id="23" w:name="class-1-car-spenders-high"/>
+    <w:p>
+      <w:pPr>
+        <w:pStyle w:val="Heading3"/>
+      </w:pPr>
+      <w:r>
+        <w:t xml:space="preserve">4.1 Class 1: Car Spenders (High)</w:t>
+      </w:r>
+    </w:p>
+    <w:p>
+      <w:pPr>
+        <w:pStyle w:val="FirstParagraph"/>
+      </w:pPr>
+      <w:r>
+        <w:t xml:space="preserve">This class mostly contains households that spend higher amounts of money on car-related travel. As shown in</w:t>
+      </w:r>
+      <w:r>
+        <w:t xml:space="preserve"> </w:t>
+      </w:r>
+      <w:r>
+        <w:rPr>
+          <w:b/>
+          <w:bCs/>
+        </w:rPr>
+        <w:t xml:space="preserve">?@tbl-model-classes</w:t>
+      </w:r>
+      <w:r>
+        <w:t xml:space="preserve">, the</w:t>
+      </w:r>
+      <w:r>
+        <w:t xml:space="preserve"> </w:t>
+      </w:r>
+      <w:r>
+        <w:rPr>
+          <w:i/>
+          <w:iCs/>
+        </w:rPr>
+        <w:t xml:space="preserve">Car Spenders (High)</w:t>
+      </w:r>
+      <w:r>
+        <w:t xml:space="preserve"> </w:t>
+      </w:r>
+      <w:r>
+        <w:t xml:space="preserve">class has a much larger percent of households that spent over $100 on both fuel and maintenance during the survey period. In those same categories, it had the smallest percent of households spending nothing in those categories. In terms of other modes of transportation, this class hardly had any households with expenses in the other transportation categories.</w:t>
+      </w:r>
+    </w:p>
+    <w:bookmarkEnd w:id="23"/>
+    <w:bookmarkStart w:id="24" w:name="class-2-multimodal-spenders"/>
+    <w:p>
+      <w:pPr>
+        <w:pStyle w:val="Heading3"/>
+      </w:pPr>
+      <w:r>
+        <w:t xml:space="preserve">4.2 Class 2: Multimodal Spenders</w:t>
+      </w:r>
+    </w:p>
+    <w:p>
+      <w:pPr>
+        <w:pStyle w:val="FirstParagraph"/>
+      </w:pPr>
+      <w:r>
+        <w:t xml:space="preserve">Unlike the</w:t>
+      </w:r>
+      <w:r>
+        <w:t xml:space="preserve"> </w:t>
+      </w:r>
+      <w:r>
+        <w:rPr>
+          <w:i/>
+          <w:iCs/>
+        </w:rPr>
+        <w:t xml:space="preserve">Car Spenders (High)</w:t>
+      </w:r>
+      <w:r>
+        <w:t xml:space="preserve"> </w:t>
+      </w:r>
+      <w:r>
+        <w:t xml:space="preserve">category, the</w:t>
+      </w:r>
+      <w:r>
+        <w:t xml:space="preserve"> </w:t>
+      </w:r>
+      <w:r>
+        <w:rPr>
+          <w:i/>
+          <w:iCs/>
+        </w:rPr>
+        <w:t xml:space="preserve">Multimodal Spenders</w:t>
+      </w:r>
+      <w:r>
+        <w:t xml:space="preserve"> </w:t>
+      </w:r>
+      <w:r>
+        <w:t xml:space="preserve">class contains a higher percentage of households that had spending in the transportation categories not involved with cars. For example, while less than 2% of households in the</w:t>
+      </w:r>
+      <w:r>
+        <w:t xml:space="preserve"> </w:t>
+      </w:r>
+      <w:r>
+        <w:rPr>
+          <w:i/>
+          <w:iCs/>
+        </w:rPr>
+        <w:t xml:space="preserve">Car Spenders (High)</w:t>
+      </w:r>
+      <w:r>
+        <w:t xml:space="preserve"> </w:t>
+      </w:r>
+      <w:r>
+        <w:t xml:space="preserve">class spent any mony on train travel, more than 50% of households in this class spend money on train travel, with about 30% of households spending over $20 on train travel.</w:t>
+      </w:r>
+    </w:p>
+    <w:bookmarkEnd w:id="24"/>
+    <w:bookmarkStart w:id="25" w:name="class-3-car-spenders-low"/>
+    <w:p>
+      <w:pPr>
+        <w:pStyle w:val="Heading3"/>
+      </w:pPr>
+      <w:r>
+        <w:t xml:space="preserve">4.3 Class 3: Car Spenders (Low)</w:t>
+      </w:r>
+    </w:p>
+    <w:p>
+      <w:pPr>
+        <w:pStyle w:val="FirstParagraph"/>
+      </w:pPr>
+      <w:r>
+        <w:t xml:space="preserve">Similar to the</w:t>
+      </w:r>
+      <w:r>
+        <w:t xml:space="preserve"> </w:t>
+      </w:r>
+      <w:r>
+        <w:rPr>
+          <w:i/>
+          <w:iCs/>
+        </w:rPr>
+        <w:t xml:space="preserve">Car Spenders (High)</w:t>
+      </w:r>
+      <w:r>
+        <w:t xml:space="preserve"> </w:t>
+      </w:r>
+      <w:r>
+        <w:t xml:space="preserve">class, the</w:t>
+      </w:r>
+      <w:r>
+        <w:t xml:space="preserve"> </w:t>
+      </w:r>
+      <w:r>
+        <w:rPr>
+          <w:i/>
+          <w:iCs/>
+        </w:rPr>
+        <w:t xml:space="preserve">Car Spenders (Low)</w:t>
+      </w:r>
+      <w:r>
+        <w:t xml:space="preserve"> </w:t>
+      </w:r>
+      <w:r>
+        <w:t xml:space="preserve">class had very low percentages of households that spent money on modes besides cars.</w:t>
+      </w:r>
+    </w:p>
+    <w:p>
+      <w:pPr>
+        <w:pStyle w:val="BodyText"/>
+      </w:pPr>
+      <w:r>
+        <w:t xml:space="preserve">As seen in</w:t>
+      </w:r>
+      <w:r>
+        <w:t xml:space="preserve"> </w:t>
+      </w:r>
+      <w:r>
+        <w:rPr>
+          <w:b/>
+          <w:bCs/>
+        </w:rPr>
+        <w:t xml:space="preserve">?@tbl-model-coeff</w:t>
+      </w:r>
+      <w:r>
+        <w:t xml:space="preserve">, most of the model coefficients are statistically significant. The following sections discuss the findings in more detail.</w:t>
+      </w:r>
+    </w:p>
+    <w:bookmarkEnd w:id="25"/>
+    <w:bookmarkStart w:id="26" w:name="household-make-up"/>
+    <w:p>
+      <w:pPr>
+        <w:pStyle w:val="Heading3"/>
+      </w:pPr>
+      <w:r>
+        <w:t xml:space="preserve">4.4 Household Make-up</w:t>
+      </w:r>
+    </w:p>
+    <w:p>
+      <w:pPr>
+        <w:pStyle w:val="FirstParagraph"/>
+      </w:pPr>
+      <w:r>
+        <w:t xml:space="preserve">Family types: dig into these a bit more</w:t>
+      </w:r>
+    </w:p>
+    <w:bookmarkEnd w:id="26"/>
+    <w:bookmarkStart w:id="27" w:name="location"/>
+    <w:p>
+      <w:pPr>
+        <w:pStyle w:val="Heading3"/>
+      </w:pPr>
+      <w:r>
+        <w:t xml:space="preserve">4.5 Location</w:t>
+      </w:r>
+    </w:p>
+    <w:p>
+      <w:pPr>
+        <w:pStyle w:val="FirstParagraph"/>
+      </w:pPr>
+      <w:r>
+        <w:t xml:space="preserve">Region: talk about region</w:t>
+      </w:r>
+      <w:r>
+        <w:t xml:space="preserve"> </w:t>
+      </w:r>
+      <w:r>
+        <w:t xml:space="preserve">Large Cities: talk about city size</w:t>
+      </w:r>
+    </w:p>
+    <w:bookmarkEnd w:id="27"/>
+    <w:bookmarkStart w:id="28" w:name="other-household-demographics"/>
+    <w:p>
+      <w:pPr>
+        <w:pStyle w:val="Heading3"/>
+      </w:pPr>
+      <w:r>
+        <w:t xml:space="preserve">4.6 Other Household Demographics</w:t>
+      </w:r>
+    </w:p>
+    <w:p>
+      <w:pPr>
+        <w:pStyle w:val="FirstParagraph"/>
+      </w:pPr>
+      <w:r>
+        <w:t xml:space="preserve">Age</w:t>
+      </w:r>
+      <w:r>
+        <w:t xml:space="preserve"> </w:t>
+      </w:r>
+      <w:r>
+        <w:t xml:space="preserve">Education</w:t>
+      </w:r>
+      <w:r>
+        <w:t xml:space="preserve"> </w:t>
+      </w:r>
+      <w:r>
+        <w:t xml:space="preserve">Income</w:t>
+      </w:r>
+    </w:p>
+    <w:bookmarkEnd w:id="28"/>
+    <w:bookmarkStart w:id="29" w:name="household-expenditures"/>
+    <w:p>
+      <w:pPr>
+        <w:pStyle w:val="Heading3"/>
+      </w:pPr>
+      <w:r>
+        <w:t xml:space="preserve">4.7 Household Expenditures</w:t>
+      </w:r>
+    </w:p>
+    <w:p>
+      <w:pPr>
+        <w:pStyle w:val="FirstParagraph"/>
+      </w:pPr>
+      <w:r>
+        <w:t xml:space="preserve">Mandatory Spending</w:t>
+      </w:r>
+      <w:r>
+        <w:t xml:space="preserve"> </w:t>
+      </w:r>
+      <w:r>
+        <w:t xml:space="preserve">House Spending</w:t>
+      </w:r>
+      <w:r>
+        <w:t xml:space="preserve"> </w:t>
+      </w:r>
+      <w:r>
+        <w:t xml:space="preserve">Leisure Spending</w:t>
+      </w:r>
+    </w:p>
+    <w:p>
+      <w:pPr>
+        <w:pStyle w:val="BodyText"/>
+      </w:pPr>
+      <w:r>
+        <w:t xml:space="preserve">Compared to the car heavy classes, it is more likely that the households in the diverse transportation class have a reference person below 44 years old as opposed to being 55+ years old.</w:t>
+      </w:r>
+    </w:p>
+    <w:p>
+      <w:pPr>
+        <w:pStyle w:val="BodyText"/>
+      </w:pPr>
+      <w:r>
+        <w:t xml:space="preserve">Compared to households in the car heavy classes, households in the diverse transportation spender class are more likely to be in the northeast.</w:t>
+      </w:r>
+    </w:p>
+    <w:p>
+      <w:pPr>
+        <w:pStyle w:val="BodyText"/>
+      </w:pPr>
+      <w:r>
+        <w:t xml:space="preserve">Compared to households in the car heavy classes, households in the diverse transportation spender class are more likely to have someone with a bachelors degree or higher.</w:t>
+      </w:r>
+    </w:p>
+    <w:p>
+      <w:pPr>
+        <w:pStyle w:val="BodyText"/>
+      </w:pPr>
+      <w:r>
+        <w:t xml:space="preserve">Compared to households in the car heavy classes, households in the diverse transportation spender class are more likely to be composed of single people with no kids and no people over 65.</w:t>
+      </w:r>
+    </w:p>
+    <w:p>
+      <w:pPr>
+        <w:pStyle w:val="BodyText"/>
+      </w:pPr>
+      <w:r>
+        <w:t xml:space="preserve">Likelihood of having some housing expenses compared to no housing expenses</w:t>
+      </w:r>
+    </w:p>
+    <w:p>
+      <w:pPr>
+        <w:numPr>
+          <w:ilvl w:val="0"/>
+          <w:numId w:val="1003"/>
+        </w:numPr>
+      </w:pPr>
+      <w:r>
+        <w:t xml:space="preserve">Class 3: Higher Transportation Spenders: Car Heavy (most likely)</w:t>
+      </w:r>
+    </w:p>
+    <w:p>
+      <w:pPr>
+        <w:numPr>
+          <w:ilvl w:val="0"/>
+          <w:numId w:val="1003"/>
+        </w:numPr>
+      </w:pPr>
+      <w:r>
+        <w:t xml:space="preserve">Class 2</w:t>
+      </w:r>
+    </w:p>
+    <w:p>
+      <w:pPr>
+        <w:numPr>
+          <w:ilvl w:val="0"/>
+          <w:numId w:val="1003"/>
+        </w:numPr>
+      </w:pPr>
+      <w:r>
+        <w:t xml:space="preserve">Class 1(least likely)</w:t>
+      </w:r>
+    </w:p>
+    <w:bookmarkEnd w:id="29"/>
+    <w:bookmarkEnd w:id="30"/>
+    <w:bookmarkStart w:id="99" w:name="references"/>
+    <w:p>
+      <w:pPr>
+        <w:pStyle w:val="Heading2"/>
+      </w:pPr>
+      <w:r>
+        <w:t xml:space="preserve">5 References</w:t>
+      </w:r>
+    </w:p>
+    <w:bookmarkStart w:id="98" w:name="refs"/>
+    <w:bookmarkStart w:id="32" w:name="ref-amirnazmiafshar_review_2022"/>
     <w:p>
       <w:pPr>
         <w:pStyle w:val="Bibliography"/>
@@ -2678,7 +3055,7 @@
       <w:r>
         <w:t xml:space="preserve"> </w:t>
       </w:r>
-      <w:hyperlink r:id="rId23">
+      <w:hyperlink r:id="rId31">
         <w:r>
           <w:rPr>
             <w:rStyle w:val="Hyperlink"/>
@@ -2690,8 +3067,8 @@
         <w:t xml:space="preserve">.</w:t>
       </w:r>
     </w:p>
-    <w:bookmarkEnd w:id="24"/>
-    <w:bookmarkStart w:id="26" w:name="ref-bernardo_empirical_2015"/>
+    <w:bookmarkEnd w:id="32"/>
+    <w:bookmarkStart w:id="34" w:name="ref-bernardo_empirical_2015"/>
     <w:p>
       <w:pPr>
         <w:pStyle w:val="Bibliography"/>
@@ -2724,7 +3101,7 @@
       <w:r>
         <w:t xml:space="preserve"> </w:t>
       </w:r>
-      <w:hyperlink r:id="rId25">
+      <w:hyperlink r:id="rId33">
         <w:r>
           <w:rPr>
             <w:rStyle w:val="Hyperlink"/>
@@ -2736,8 +3113,8 @@
         <w:t xml:space="preserve">.</w:t>
       </w:r>
     </w:p>
-    <w:bookmarkEnd w:id="26"/>
-    <w:bookmarkStart w:id="28" w:name="ref-bilgin_investigating_2025"/>
+    <w:bookmarkEnd w:id="34"/>
+    <w:bookmarkStart w:id="36" w:name="ref-bilgin_investigating_2025"/>
     <w:p>
       <w:pPr>
         <w:pStyle w:val="Bibliography"/>
@@ -2770,7 +3147,7 @@
       <w:r>
         <w:t xml:space="preserve"> </w:t>
       </w:r>
-      <w:hyperlink r:id="rId27">
+      <w:hyperlink r:id="rId35">
         <w:r>
           <w:rPr>
             <w:rStyle w:val="Hyperlink"/>
@@ -2782,8 +3159,8 @@
         <w:t xml:space="preserve">.</w:t>
       </w:r>
     </w:p>
-    <w:bookmarkEnd w:id="28"/>
-    <w:bookmarkStart w:id="29" w:name="ref-blumenberg_transportation_2003"/>
+    <w:bookmarkEnd w:id="36"/>
+    <w:bookmarkStart w:id="37" w:name="ref-blumenberg_transportation_2003"/>
     <w:p>
       <w:pPr>
         <w:pStyle w:val="Bibliography"/>
@@ -2903,8 +3280,8 @@
         <w:t xml:space="preserve">. October.</w:t>
       </w:r>
     </w:p>
-    <w:bookmarkEnd w:id="29"/>
-    <w:bookmarkStart w:id="31" w:name="Xa66e51dc7d1b5a25f9f65477025553c1efad10b"/>
+    <w:bookmarkEnd w:id="37"/>
+    <w:bookmarkStart w:id="39" w:name="Xa66e51dc7d1b5a25f9f65477025553c1efad10b"/>
     <w:p>
       <w:pPr>
         <w:pStyle w:val="Bibliography"/>
@@ -2984,7 +3361,7 @@
       <w:r>
         <w:t xml:space="preserve"> </w:t>
       </w:r>
-      <w:hyperlink r:id="rId30">
+      <w:hyperlink r:id="rId38">
         <w:r>
           <w:rPr>
             <w:rStyle w:val="Hyperlink"/>
@@ -2996,8 +3373,8 @@
         <w:t xml:space="preserve">.</w:t>
       </w:r>
     </w:p>
-    <w:bookmarkEnd w:id="31"/>
-    <w:bookmarkStart w:id="33" w:name="ref-choo_transportation_2007"/>
+    <w:bookmarkEnd w:id="39"/>
+    <w:bookmarkStart w:id="41" w:name="ref-choo_transportation_2007"/>
     <w:p>
       <w:pPr>
         <w:pStyle w:val="Bibliography"/>
@@ -3123,7 +3500,7 @@
       <w:r>
         <w:t xml:space="preserve"> </w:t>
       </w:r>
-      <w:hyperlink r:id="rId32">
+      <w:hyperlink r:id="rId40">
         <w:r>
           <w:rPr>
             <w:rStyle w:val="Hyperlink"/>
@@ -3135,8 +3512,8 @@
         <w:t xml:space="preserve">.</w:t>
       </w:r>
     </w:p>
-    <w:bookmarkEnd w:id="33"/>
-    <w:bookmarkStart w:id="35" w:name="ref-copperman_analysis_2007"/>
+    <w:bookmarkEnd w:id="41"/>
+    <w:bookmarkStart w:id="43" w:name="ref-copperman_analysis_2007"/>
     <w:p>
       <w:pPr>
         <w:pStyle w:val="Bibliography"/>
@@ -3169,7 +3546,7 @@
       <w:r>
         <w:t xml:space="preserve"> </w:t>
       </w:r>
-      <w:hyperlink r:id="rId34">
+      <w:hyperlink r:id="rId42">
         <w:r>
           <w:rPr>
             <w:rStyle w:val="Hyperlink"/>
@@ -3181,8 +3558,8 @@
         <w:t xml:space="preserve">.</w:t>
       </w:r>
     </w:p>
-    <w:bookmarkEnd w:id="35"/>
-    <w:bookmarkStart w:id="36" w:name="ref-copperman_exploratory_2007"/>
+    <w:bookmarkEnd w:id="43"/>
+    <w:bookmarkStart w:id="44" w:name="ref-copperman_exploratory_2007"/>
     <w:p>
       <w:pPr>
         <w:pStyle w:val="Bibliography"/>
@@ -3561,8 +3938,8 @@
         <w:t xml:space="preserve">.</w:t>
       </w:r>
     </w:p>
-    <w:bookmarkEnd w:id="36"/>
-    <w:bookmarkStart w:id="38" w:name="ref-deka_relationship_2015"/>
+    <w:bookmarkEnd w:id="44"/>
+    <w:bookmarkStart w:id="46" w:name="ref-deka_relationship_2015"/>
     <w:p>
       <w:pPr>
         <w:pStyle w:val="Bibliography"/>
@@ -3658,7 +4035,7 @@
       <w:r>
         <w:t xml:space="preserve"> </w:t>
       </w:r>
-      <w:hyperlink r:id="rId37">
+      <w:hyperlink r:id="rId45">
         <w:r>
           <w:rPr>
             <w:rStyle w:val="Hyperlink"/>
@@ -3670,8 +4047,8 @@
         <w:t xml:space="preserve">.</w:t>
       </w:r>
     </w:p>
-    <w:bookmarkEnd w:id="38"/>
-    <w:bookmarkStart w:id="40" w:name="ref-duncan_estimating_2023"/>
+    <w:bookmarkEnd w:id="46"/>
+    <w:bookmarkStart w:id="48" w:name="ref-duncan_estimating_2023"/>
     <w:p>
       <w:pPr>
         <w:pStyle w:val="Bibliography"/>
@@ -3800,7 +4177,7 @@
       <w:r>
         <w:t xml:space="preserve"> </w:t>
       </w:r>
-      <w:hyperlink r:id="rId39">
+      <w:hyperlink r:id="rId47">
         <w:r>
           <w:rPr>
             <w:rStyle w:val="Hyperlink"/>
@@ -3812,8 +4189,8 @@
         <w:t xml:space="preserve">.</w:t>
       </w:r>
     </w:p>
-    <w:bookmarkEnd w:id="40"/>
-    <w:bookmarkStart w:id="42" w:name="ref-ferdous_comprehensive_2010"/>
+    <w:bookmarkEnd w:id="48"/>
+    <w:bookmarkStart w:id="50" w:name="ref-ferdous_comprehensive_2010"/>
     <w:p>
       <w:pPr>
         <w:pStyle w:val="Bibliography"/>
@@ -3864,7 +4241,7 @@
       <w:r>
         <w:t xml:space="preserve"> </w:t>
       </w:r>
-      <w:hyperlink r:id="rId41">
+      <w:hyperlink r:id="rId49">
         <w:r>
           <w:rPr>
             <w:rStyle w:val="Hyperlink"/>
@@ -3876,8 +4253,8 @@
         <w:t xml:space="preserve">.</w:t>
       </w:r>
     </w:p>
-    <w:bookmarkEnd w:id="42"/>
-    <w:bookmarkStart w:id="44" w:name="ref-fontes_effects_2006"/>
+    <w:bookmarkEnd w:id="50"/>
+    <w:bookmarkStart w:id="52" w:name="ref-fontes_effects_2006"/>
     <w:p>
       <w:pPr>
         <w:pStyle w:val="Bibliography"/>
@@ -3985,7 +4362,7 @@
       <w:r>
         <w:t xml:space="preserve"> </w:t>
       </w:r>
-      <w:hyperlink r:id="rId43">
+      <w:hyperlink r:id="rId51">
         <w:r>
           <w:rPr>
             <w:rStyle w:val="Hyperlink"/>
@@ -3997,8 +4374,8 @@
         <w:t xml:space="preserve">.</w:t>
       </w:r>
     </w:p>
-    <w:bookmarkEnd w:id="44"/>
-    <w:bookmarkStart w:id="46" w:name="ref-haas_estimating_2008"/>
+    <w:bookmarkEnd w:id="52"/>
+    <w:bookmarkStart w:id="54" w:name="ref-haas_estimating_2008"/>
     <w:p>
       <w:pPr>
         <w:pStyle w:val="Bibliography"/>
@@ -4082,7 +4459,7 @@
       <w:r>
         <w:t xml:space="preserve"> </w:t>
       </w:r>
-      <w:hyperlink r:id="rId45">
+      <w:hyperlink r:id="rId53">
         <w:r>
           <w:rPr>
             <w:rStyle w:val="Hyperlink"/>
@@ -4094,8 +4471,8 @@
         <w:t xml:space="preserve">.</w:t>
       </w:r>
     </w:p>
-    <w:bookmarkEnd w:id="46"/>
-    <w:bookmarkStart w:id="47" w:name="ref-hargunani_study_2024"/>
+    <w:bookmarkEnd w:id="54"/>
+    <w:bookmarkStart w:id="55" w:name="ref-hargunani_study_2024"/>
     <w:p>
       <w:pPr>
         <w:pStyle w:val="Bibliography"/>
@@ -4355,8 +4732,8 @@
         <w:t xml:space="preserve">. 20 (1).</w:t>
       </w:r>
     </w:p>
-    <w:bookmarkEnd w:id="47"/>
-    <w:bookmarkStart w:id="49" w:name="ref-hastings_parental_2022"/>
+    <w:bookmarkEnd w:id="55"/>
+    <w:bookmarkStart w:id="57" w:name="ref-hastings_parental_2022"/>
     <w:p>
       <w:pPr>
         <w:pStyle w:val="Bibliography"/>
@@ -4464,7 +4841,7 @@
       <w:r>
         <w:t xml:space="preserve"> </w:t>
       </w:r>
-      <w:hyperlink r:id="rId48">
+      <w:hyperlink r:id="rId56">
         <w:r>
           <w:rPr>
             <w:rStyle w:val="Hyperlink"/>
@@ -4476,8 +4853,8 @@
         <w:t xml:space="preserve">.</w:t>
       </w:r>
     </w:p>
-    <w:bookmarkEnd w:id="49"/>
-    <w:bookmarkStart w:id="51" w:name="ref-hong_leisure_2005"/>
+    <w:bookmarkEnd w:id="57"/>
+    <w:bookmarkStart w:id="59" w:name="ref-hong_leisure_2005"/>
     <w:p>
       <w:pPr>
         <w:pStyle w:val="Bibliography"/>
@@ -4561,7 +4938,7 @@
       <w:r>
         <w:t xml:space="preserve"> </w:t>
       </w:r>
-      <w:hyperlink r:id="rId50">
+      <w:hyperlink r:id="rId58">
         <w:r>
           <w:rPr>
             <w:rStyle w:val="Hyperlink"/>
@@ -4573,8 +4950,8 @@
         <w:t xml:space="preserve">.</w:t>
       </w:r>
     </w:p>
-    <w:bookmarkEnd w:id="51"/>
-    <w:bookmarkStart w:id="53" w:name="ref-johnson_century_2001"/>
+    <w:bookmarkEnd w:id="59"/>
+    <w:bookmarkStart w:id="61" w:name="ref-johnson_century_2001"/>
     <w:p>
       <w:pPr>
         <w:pStyle w:val="Bibliography"/>
@@ -4652,7 +5029,7 @@
       <w:r>
         <w:t xml:space="preserve"> </w:t>
       </w:r>
-      <w:hyperlink r:id="rId52">
+      <w:hyperlink r:id="rId60">
         <w:r>
           <w:rPr>
             <w:rStyle w:val="Hyperlink"/>
@@ -4664,8 +5041,8 @@
         <w:t xml:space="preserve">.</w:t>
       </w:r>
     </w:p>
-    <w:bookmarkEnd w:id="53"/>
-    <w:bookmarkStart w:id="55" w:name="ref-klein_subsidizing_2024"/>
+    <w:bookmarkEnd w:id="61"/>
+    <w:bookmarkStart w:id="63" w:name="ref-klein_subsidizing_2024"/>
     <w:p>
       <w:pPr>
         <w:pStyle w:val="Bibliography"/>
@@ -4749,7 +5126,7 @@
       <w:r>
         <w:t xml:space="preserve"> </w:t>
       </w:r>
-      <w:hyperlink r:id="rId54">
+      <w:hyperlink r:id="rId62">
         <w:r>
           <w:rPr>
             <w:rStyle w:val="Hyperlink"/>
@@ -4761,8 +5138,8 @@
         <w:t xml:space="preserve">.</w:t>
       </w:r>
     </w:p>
-    <w:bookmarkEnd w:id="55"/>
-    <w:bookmarkStart w:id="57" w:name="ref-leung_environment-people_2019"/>
+    <w:bookmarkEnd w:id="63"/>
+    <w:bookmarkStart w:id="65" w:name="ref-leung_environment-people_2019"/>
     <w:p>
       <w:pPr>
         <w:pStyle w:val="Bibliography"/>
@@ -4795,7 +5172,7 @@
       <w:r>
         <w:t xml:space="preserve"> </w:t>
       </w:r>
-      <w:hyperlink r:id="rId56">
+      <w:hyperlink r:id="rId64">
         <w:r>
           <w:rPr>
             <w:rStyle w:val="Hyperlink"/>
@@ -4807,8 +5184,8 @@
         <w:t xml:space="preserve">.</w:t>
       </w:r>
     </w:p>
-    <w:bookmarkEnd w:id="57"/>
-    <w:bookmarkStart w:id="59" w:name="ref-lino_expenditures_2017"/>
+    <w:bookmarkEnd w:id="65"/>
+    <w:bookmarkStart w:id="67" w:name="ref-lino_expenditures_2017"/>
     <w:p>
       <w:pPr>
         <w:pStyle w:val="Bibliography"/>
@@ -4881,7 +5258,7 @@
       <w:r>
         <w:t xml:space="preserve"> </w:t>
       </w:r>
-      <w:hyperlink r:id="rId58">
+      <w:hyperlink r:id="rId66">
         <w:r>
           <w:rPr>
             <w:rStyle w:val="Hyperlink"/>
@@ -4893,8 +5270,8 @@
         <w:t xml:space="preserve">.</w:t>
       </w:r>
     </w:p>
-    <w:bookmarkEnd w:id="59"/>
-    <w:bookmarkStart w:id="61" w:name="ref-lu_role_2022"/>
+    <w:bookmarkEnd w:id="67"/>
+    <w:bookmarkStart w:id="69" w:name="ref-lu_role_2022"/>
     <w:p>
       <w:pPr>
         <w:pStyle w:val="Bibliography"/>
@@ -4927,7 +5304,7 @@
       <w:r>
         <w:t xml:space="preserve"> </w:t>
       </w:r>
-      <w:hyperlink r:id="rId60">
+      <w:hyperlink r:id="rId68">
         <w:r>
           <w:rPr>
             <w:rStyle w:val="Hyperlink"/>
@@ -4939,8 +5316,8 @@
         <w:t xml:space="preserve">.</w:t>
       </w:r>
     </w:p>
-    <w:bookmarkEnd w:id="61"/>
-    <w:bookmarkStart w:id="63" w:name="ref-mattson_relationships_2020"/>
+    <w:bookmarkEnd w:id="69"/>
+    <w:bookmarkStart w:id="71" w:name="ref-mattson_relationships_2020"/>
     <w:p>
       <w:pPr>
         <w:pStyle w:val="Bibliography"/>
@@ -4973,7 +5350,7 @@
       <w:r>
         <w:t xml:space="preserve"> </w:t>
       </w:r>
-      <w:hyperlink r:id="rId62">
+      <w:hyperlink r:id="rId70">
         <w:r>
           <w:rPr>
             <w:rStyle w:val="Hyperlink"/>
@@ -4985,8 +5362,8 @@
         <w:t xml:space="preserve">.</w:t>
       </w:r>
     </w:p>
-    <w:bookmarkEnd w:id="63"/>
-    <w:bookmarkStart w:id="64" w:name="ref-mattson_relationships_2019"/>
+    <w:bookmarkEnd w:id="71"/>
+    <w:bookmarkStart w:id="72" w:name="ref-mattson_relationships_2019"/>
     <w:p>
       <w:pPr>
         <w:pStyle w:val="Bibliography"/>
@@ -5183,8 +5560,8 @@
         <w:t xml:space="preserve">. December.</w:t>
       </w:r>
     </w:p>
-    <w:bookmarkEnd w:id="64"/>
-    <w:bookmarkStart w:id="66" w:name="ref-mccarthy_factors_2017"/>
+    <w:bookmarkEnd w:id="72"/>
+    <w:bookmarkStart w:id="74" w:name="ref-mccarthy_factors_2017"/>
     <w:p>
       <w:pPr>
         <w:pStyle w:val="Bibliography"/>
@@ -5217,7 +5594,7 @@
       <w:r>
         <w:t xml:space="preserve"> </w:t>
       </w:r>
-      <w:hyperlink r:id="rId65">
+      <w:hyperlink r:id="rId73">
         <w:r>
           <w:rPr>
             <w:rStyle w:val="Hyperlink"/>
@@ -5229,8 +5606,8 @@
         <w:t xml:space="preserve">.</w:t>
       </w:r>
     </w:p>
-    <w:bookmarkEnd w:id="66"/>
-    <w:bookmarkStart w:id="68" w:name="ref-molloy_new_2024"/>
+    <w:bookmarkEnd w:id="74"/>
+    <w:bookmarkStart w:id="76" w:name="ref-molloy_new_2024"/>
     <w:p>
       <w:pPr>
         <w:pStyle w:val="Bibliography"/>
@@ -5338,7 +5715,7 @@
       <w:r>
         <w:t xml:space="preserve"> </w:t>
       </w:r>
-      <w:hyperlink r:id="rId67">
+      <w:hyperlink r:id="rId75">
         <w:r>
           <w:rPr>
             <w:rStyle w:val="Hyperlink"/>
@@ -5350,8 +5727,8 @@
         <w:t xml:space="preserve">.</w:t>
       </w:r>
     </w:p>
-    <w:bookmarkEnd w:id="68"/>
-    <w:bookmarkStart w:id="70" w:name="ref-morris_family_1979"/>
+    <w:bookmarkEnd w:id="76"/>
+    <w:bookmarkStart w:id="78" w:name="ref-morris_family_1979"/>
     <w:p>
       <w:pPr>
         <w:pStyle w:val="Bibliography"/>
@@ -5396,7 +5773,7 @@
       <w:r>
         <w:t xml:space="preserve"> </w:t>
       </w:r>
-      <w:hyperlink r:id="rId69">
+      <w:hyperlink r:id="rId77">
         <w:r>
           <w:rPr>
             <w:rStyle w:val="Hyperlink"/>
@@ -5408,8 +5785,8 @@
         <w:t xml:space="preserve">.</w:t>
       </w:r>
     </w:p>
-    <w:bookmarkEnd w:id="70"/>
-    <w:bookmarkStart w:id="72" w:name="ref-nayga_sample_1998"/>
+    <w:bookmarkEnd w:id="78"/>
+    <w:bookmarkStart w:id="80" w:name="ref-nayga_sample_1998"/>
     <w:p>
       <w:pPr>
         <w:pStyle w:val="Bibliography"/>
@@ -5442,7 +5819,7 @@
       <w:r>
         <w:t xml:space="preserve"> </w:t>
       </w:r>
-      <w:hyperlink r:id="rId71">
+      <w:hyperlink r:id="rId79">
         <w:r>
           <w:rPr>
             <w:rStyle w:val="Hyperlink"/>
@@ -5454,8 +5831,8 @@
         <w:t xml:space="preserve">.</w:t>
       </w:r>
     </w:p>
-    <w:bookmarkEnd w:id="72"/>
-    <w:bookmarkStart w:id="73" w:name="ref-osborne_updated_2021"/>
+    <w:bookmarkEnd w:id="80"/>
+    <w:bookmarkStart w:id="81" w:name="ref-osborne_updated_2021"/>
     <w:p>
       <w:pPr>
         <w:pStyle w:val="Bibliography"/>
@@ -5617,8 +5994,8 @@
         <w:t xml:space="preserve">.</w:t>
       </w:r>
     </w:p>
-    <w:bookmarkEnd w:id="73"/>
-    <w:bookmarkStart w:id="75" w:name="ref-paleti_empirical_2011"/>
+    <w:bookmarkEnd w:id="81"/>
+    <w:bookmarkStart w:id="83" w:name="ref-paleti_empirical_2011"/>
     <w:p>
       <w:pPr>
         <w:pStyle w:val="Bibliography"/>
@@ -5651,7 +6028,7 @@
       <w:r>
         <w:t xml:space="preserve"> </w:t>
       </w:r>
-      <w:hyperlink r:id="rId74">
+      <w:hyperlink r:id="rId82">
         <w:r>
           <w:rPr>
             <w:rStyle w:val="Hyperlink"/>
@@ -5663,8 +6040,8 @@
         <w:t xml:space="preserve">.</w:t>
       </w:r>
     </w:p>
-    <w:bookmarkEnd w:id="75"/>
-    <w:bookmarkStart w:id="77" w:name="ref-sabelhaus_is_2013"/>
+    <w:bookmarkEnd w:id="83"/>
+    <w:bookmarkStart w:id="85" w:name="ref-sabelhaus_is_2013"/>
     <w:p>
       <w:pPr>
         <w:pStyle w:val="Bibliography"/>
@@ -5779,7 +6156,7 @@
       <w:r>
         <w:t xml:space="preserve"> </w:t>
       </w:r>
-      <w:hyperlink r:id="rId76">
+      <w:hyperlink r:id="rId84">
         <w:r>
           <w:rPr>
             <w:rStyle w:val="Hyperlink"/>
@@ -5791,8 +6168,8 @@
         <w:t xml:space="preserve">.</w:t>
       </w:r>
     </w:p>
-    <w:bookmarkEnd w:id="77"/>
-    <w:bookmarkStart w:id="79" w:name="ref-sener_analysis_2007"/>
+    <w:bookmarkEnd w:id="85"/>
+    <w:bookmarkStart w:id="87" w:name="ref-sener_analysis_2007"/>
     <w:p>
       <w:pPr>
         <w:pStyle w:val="Bibliography"/>
@@ -5825,7 +6202,7 @@
       <w:r>
         <w:t xml:space="preserve"> </w:t>
       </w:r>
-      <w:hyperlink r:id="rId78">
+      <w:hyperlink r:id="rId86">
         <w:r>
           <w:rPr>
             <w:rStyle w:val="Hyperlink"/>
@@ -5837,8 +6214,8 @@
         <w:t xml:space="preserve">.</w:t>
       </w:r>
     </w:p>
-    <w:bookmarkEnd w:id="79"/>
-    <w:bookmarkStart w:id="81" w:name="ref-sener_analysis_2008"/>
+    <w:bookmarkEnd w:id="87"/>
+    <w:bookmarkStart w:id="89" w:name="ref-sener_analysis_2008"/>
     <w:p>
       <w:pPr>
         <w:pStyle w:val="Bibliography"/>
@@ -5871,7 +6248,7 @@
       <w:r>
         <w:t xml:space="preserve"> </w:t>
       </w:r>
-      <w:hyperlink r:id="rId80">
+      <w:hyperlink r:id="rId88">
         <w:r>
           <w:rPr>
             <w:rStyle w:val="Hyperlink"/>
@@ -5883,8 +6260,8 @@
         <w:t xml:space="preserve">.</w:t>
       </w:r>
     </w:p>
-    <w:bookmarkEnd w:id="81"/>
-    <w:bookmarkStart w:id="83" w:name="ref-skinner_variable_1985"/>
+    <w:bookmarkEnd w:id="89"/>
+    <w:bookmarkStart w:id="91" w:name="ref-skinner_variable_1985"/>
     <w:p>
       <w:pPr>
         <w:pStyle w:val="Bibliography"/>
@@ -5956,7 +6333,7 @@
       <w:r>
         <w:t xml:space="preserve"> </w:t>
       </w:r>
-      <w:hyperlink r:id="rId82">
+      <w:hyperlink r:id="rId90">
         <w:r>
           <w:rPr>
             <w:rStyle w:val="Hyperlink"/>
@@ -5968,8 +6345,8 @@
         <w:t xml:space="preserve">.</w:t>
       </w:r>
     </w:p>
-    <w:bookmarkEnd w:id="83"/>
-    <w:bookmarkStart w:id="85" w:name="ref-souche_measuring_2010"/>
+    <w:bookmarkEnd w:id="91"/>
+    <w:bookmarkStart w:id="93" w:name="ref-souche_measuring_2010"/>
     <w:p>
       <w:pPr>
         <w:pStyle w:val="Bibliography"/>
@@ -6002,7 +6379,7 @@
       <w:r>
         <w:t xml:space="preserve"> </w:t>
       </w:r>
-      <w:hyperlink r:id="rId84">
+      <w:hyperlink r:id="rId92">
         <w:r>
           <w:rPr>
             <w:rStyle w:val="Hyperlink"/>
@@ -6014,8 +6391,8 @@
         <w:t xml:space="preserve">.</w:t>
       </w:r>
     </w:p>
-    <w:bookmarkEnd w:id="85"/>
-    <w:bookmarkStart w:id="87" w:name="ref-thakuriah_analysis_2005"/>
+    <w:bookmarkEnd w:id="93"/>
+    <w:bookmarkStart w:id="95" w:name="ref-thakuriah_analysis_2005"/>
     <w:p>
       <w:pPr>
         <w:pStyle w:val="Bibliography"/>
@@ -6081,7 +6458,7 @@
       <w:r>
         <w:t xml:space="preserve"> </w:t>
       </w:r>
-      <w:hyperlink r:id="rId86">
+      <w:hyperlink r:id="rId94">
         <w:r>
           <w:rPr>
             <w:rStyle w:val="Hyperlink"/>
@@ -6093,8 +6470,8 @@
         <w:t xml:space="preserve">.</w:t>
       </w:r>
     </w:p>
-    <w:bookmarkEnd w:id="87"/>
-    <w:bookmarkStart w:id="89" w:name="ref-thakuriah_vonu_transportation_2006"/>
+    <w:bookmarkEnd w:id="95"/>
+    <w:bookmarkStart w:id="97" w:name="ref-thakuriah_vonu_transportation_2006"/>
     <w:p>
       <w:pPr>
         <w:pStyle w:val="Bibliography"/>
@@ -6193,7 +6570,7 @@
       <w:r>
         <w:t xml:space="preserve"> </w:t>
       </w:r>
-      <w:hyperlink r:id="rId88">
+      <w:hyperlink r:id="rId96">
         <w:r>
           <w:rPr>
             <w:rStyle w:val="Hyperlink"/>
@@ -6205,9 +6582,9 @@
         <w:t xml:space="preserve">.</w:t>
       </w:r>
     </w:p>
-    <w:bookmarkEnd w:id="89"/>
-    <w:bookmarkEnd w:id="90"/>
-    <w:bookmarkEnd w:id="91"/>
+    <w:bookmarkEnd w:id="97"/>
+    <w:bookmarkEnd w:id="98"/>
+    <w:bookmarkEnd w:id="99"/>
     <w:sectPr>
       <w:footnotePr>
         <w:numRestart w:val="eachSect"/>
@@ -7450,6 +7827,9 @@
     <w:abstractNumId w:val="991"/>
   </w:num>
   <w:num w:numId="1002">
+    <w:abstractNumId w:val="991"/>
+  </w:num>
+  <w:num w:numId="1003">
     <w:abstractNumId w:val="991"/>
   </w:num>
 </w:numbering>

--- a/index.docx
+++ b/index.docx
@@ -31,7 +31,7 @@
         <w:pStyle w:val="Date"/>
       </w:pPr>
       <w:r>
-        <w:t xml:space="preserve">2026-02-24</w:t>
+        <w:t xml:space="preserve">2026-03-03</w:t>
       </w:r>
     </w:p>
     <w:p>
@@ -2635,7 +2635,7 @@
       </w:r>
     </w:p>
     <w:bookmarkEnd w:id="22"/>
-    <w:bookmarkStart w:id="30" w:name="results"/>
+    <w:bookmarkStart w:id="36" w:name="results"/>
     <w:p>
       <w:pPr>
         <w:pStyle w:val="Heading2"/>
@@ -2652,13 +2652,13 @@
         <w:t xml:space="preserve">The analysis resulted in three latent classes which we named based on the household distribution of each class. The latent classes are described as follows.</w:t>
       </w:r>
     </w:p>
-    <w:bookmarkStart w:id="23" w:name="class-1-car-spenders-high"/>
+    <w:bookmarkStart w:id="23" w:name="class-1-car-spenders-high-ch"/>
     <w:p>
       <w:pPr>
         <w:pStyle w:val="Heading3"/>
       </w:pPr>
       <w:r>
-        <w:t xml:space="preserve">4.1 Class 1: Car Spenders (High)</w:t>
+        <w:t xml:space="preserve">4.1 Class 1: Car Spenders High (CH)</w:t>
       </w:r>
     </w:p>
     <w:p>
@@ -2670,42 +2670,438 @@
       </w:r>
       <w:r>
         <w:t xml:space="preserve"> </w:t>
+      </w:r>
+      <w:hyperlink w:anchor="tbl-model-classes">
+        <w:r>
+          <w:rPr>
+            <w:rStyle w:val="Hyperlink"/>
+          </w:rPr>
+          <w:t xml:space="preserve">Table 3</w:t>
+        </w:r>
+      </w:hyperlink>
+      <w:r>
+        <w:t xml:space="preserve">, the</w:t>
+      </w:r>
+      <w:r>
+        <w:t xml:space="preserve"> </w:t>
+      </w:r>
+      <w:r>
+        <w:rPr>
+          <w:i/>
+          <w:iCs/>
+        </w:rPr>
+        <w:t xml:space="preserve">CH</w:t>
+      </w:r>
+      <w:r>
+        <w:t xml:space="preserve"> </w:t>
+      </w:r>
+      <w:r>
+        <w:t xml:space="preserve">class has a much larger percent of households that spent over $100 on both fuel and maintenance during the survey period. In those same categories, it had the smallest percent of households spending nothing in those categories. In terms of other modes of transportation, this class hardly had any households with expenses in the other transportation categories.</w:t>
+      </w:r>
+    </w:p>
+    <w:bookmarkEnd w:id="23"/>
+    <w:bookmarkStart w:id="24" w:name="class-2-multimodal-spenders-mm"/>
+    <w:p>
+      <w:pPr>
+        <w:pStyle w:val="Heading3"/>
+      </w:pPr>
+      <w:r>
+        <w:t xml:space="preserve">4.2 Class 2: Multimodal Spenders (MM)</w:t>
+      </w:r>
+    </w:p>
+    <w:p>
+      <w:pPr>
+        <w:pStyle w:val="FirstParagraph"/>
+      </w:pPr>
+      <w:r>
+        <w:t xml:space="preserve">Unlike the</w:t>
+      </w:r>
+      <w:r>
+        <w:t xml:space="preserve"> </w:t>
+      </w:r>
+      <w:r>
+        <w:rPr>
+          <w:i/>
+          <w:iCs/>
+        </w:rPr>
+        <w:t xml:space="preserve">CH</w:t>
+      </w:r>
+      <w:r>
+        <w:t xml:space="preserve"> </w:t>
+      </w:r>
+      <w:r>
+        <w:t xml:space="preserve">category, the</w:t>
+      </w:r>
+      <w:r>
+        <w:t xml:space="preserve"> </w:t>
+      </w:r>
+      <w:r>
+        <w:rPr>
+          <w:i/>
+          <w:iCs/>
+        </w:rPr>
+        <w:t xml:space="preserve">MM</w:t>
+      </w:r>
+      <w:r>
+        <w:t xml:space="preserve"> </w:t>
+      </w:r>
+      <w:r>
+        <w:t xml:space="preserve">class contains a higher percentage of households that had spending in the transportation categories not involved with cars. For example, while less than 2% of households in the</w:t>
+      </w:r>
+      <w:r>
+        <w:t xml:space="preserve"> </w:t>
+      </w:r>
+      <w:r>
+        <w:rPr>
+          <w:i/>
+          <w:iCs/>
+        </w:rPr>
+        <w:t xml:space="preserve">CH</w:t>
+      </w:r>
+      <w:r>
+        <w:t xml:space="preserve"> </w:t>
+      </w:r>
+      <w:r>
+        <w:t xml:space="preserve">class spent any money on train travel, more than 50% of households in this class spend money on train travel with about 30% of households spending over $20 on train travel.</w:t>
+      </w:r>
+    </w:p>
+    <w:bookmarkEnd w:id="24"/>
+    <w:bookmarkStart w:id="29" w:name="class-3-car-spenders-low-cl"/>
+    <w:p>
+      <w:pPr>
+        <w:pStyle w:val="Heading3"/>
+      </w:pPr>
+      <w:r>
+        <w:t xml:space="preserve">4.3 Class 3: Car Spenders Low (CL)</w:t>
+      </w:r>
+    </w:p>
+    <w:p>
+      <w:pPr>
+        <w:pStyle w:val="FirstParagraph"/>
+      </w:pPr>
+      <w:r>
+        <w:t xml:space="preserve">Similar to the</w:t>
+      </w:r>
+      <w:r>
+        <w:t xml:space="preserve"> </w:t>
+      </w:r>
+      <w:r>
+        <w:rPr>
+          <w:i/>
+          <w:iCs/>
+        </w:rPr>
+        <w:t xml:space="preserve">CH</w:t>
+      </w:r>
+      <w:r>
+        <w:t xml:space="preserve"> </w:t>
+      </w:r>
+      <w:r>
+        <w:t xml:space="preserve">class, the</w:t>
+      </w:r>
+      <w:r>
+        <w:t xml:space="preserve"> </w:t>
+      </w:r>
+      <w:r>
+        <w:rPr>
+          <w:i/>
+          <w:iCs/>
+        </w:rPr>
+        <w:t xml:space="preserve">CL</w:t>
+      </w:r>
+      <w:r>
+        <w:t xml:space="preserve"> </w:t>
+      </w:r>
+      <w:r>
+        <w:t xml:space="preserve">class had most expenditures in the car categories. However, there was a smaller percent of households with expenses in the higher ranges. For example, the</w:t>
+      </w:r>
+      <w:r>
+        <w:t xml:space="preserve"> </w:t>
+      </w:r>
+      <w:r>
+        <w:rPr>
+          <w:i/>
+          <w:iCs/>
+        </w:rPr>
+        <w:t xml:space="preserve">CH</w:t>
+      </w:r>
+      <w:r>
+        <w:t xml:space="preserve"> </w:t>
+      </w:r>
+      <w:r>
+        <w:t xml:space="preserve">class had over 45% households that spent over $100 on fuel while the</w:t>
+      </w:r>
+      <w:r>
+        <w:t xml:space="preserve"> </w:t>
+      </w:r>
+      <w:r>
+        <w:rPr>
+          <w:i/>
+          <w:iCs/>
+        </w:rPr>
+        <w:t xml:space="preserve">CL</w:t>
+      </w:r>
+      <w:r>
+        <w:t xml:space="preserve"> </w:t>
+      </w:r>
+      <w:r>
+        <w:t xml:space="preserve">class had less than 15% exceeding $100 in fuel. Like the</w:t>
+      </w:r>
+      <w:r>
+        <w:t xml:space="preserve"> </w:t>
+      </w:r>
+      <w:r>
+        <w:rPr>
+          <w:i/>
+          <w:iCs/>
+        </w:rPr>
+        <w:t xml:space="preserve">CH</w:t>
+      </w:r>
+      <w:r>
+        <w:t xml:space="preserve">, the</w:t>
+      </w:r>
+      <w:r>
+        <w:t xml:space="preserve"> </w:t>
+      </w:r>
+      <w:r>
+        <w:rPr>
+          <w:i/>
+          <w:iCs/>
+        </w:rPr>
+        <w:t xml:space="preserve">CL</w:t>
+      </w:r>
+      <w:r>
+        <w:t xml:space="preserve"> </w:t>
+      </w:r>
+      <w:r>
+        <w:t xml:space="preserve">class had very low percentages of households that spent money on modes besides cars. In fact, there were no households in this class that spent money on trains or buses.</w:t>
+      </w:r>
+    </w:p>
+    <w:tbl>
+      <w:tblPr>
+        <w:tblStyle w:val="Table"/>
+        <w:tblW w:type="pct" w:w="5000"/>
+        <w:tblLayout w:type="fixed"/>
+        <w:tblLook w:firstRow="0" w:lastRow="0" w:firstColumn="0" w:lastColumn="0" w:noHBand="0" w:noVBand="0" w:val="0000"/>
+      </w:tblPr>
+      <w:tblGrid>
+        <w:gridCol w:w="7920"/>
+      </w:tblGrid>
+      <w:tr>
+        <w:tc>
+          <w:tcPr/>
+          <w:bookmarkStart w:id="25" w:name="tbl-model-classes"/>
+          <w:p>
+            <w:pPr>
+              <w:jc w:val="center"/>
+            </w:pPr>
+            <w:pPr>
+              <w:jc w:val="left"/>
+              <w:spacing w:before="200"/>
+              <w:pStyle w:val="ImageCaption"/>
+            </w:pPr>
+            <w:r>
+              <w:t xml:space="preserve">Table 3: Class Distribution of Model</w:t>
+            </w:r>
+          </w:p>
+          <w:bookmarkEnd w:id="25"/>
+        </w:tc>
+      </w:tr>
+    </w:tbl>
+    <w:p>
+      <w:pPr>
+        <w:pStyle w:val="BodyText"/>
+      </w:pPr>
+      <w:r>
+        <w:rPr>
+          <w:vertAlign w:val="subscript"/>
+        </w:rPr>
+        <w:t xml:space="preserve">Source:</w:t>
+      </w:r>
+      <w:r>
+        <w:rPr>
+          <w:vertAlign w:val="subscript"/>
+        </w:rPr>
+        <w:t xml:space="preserve"> </w:t>
+      </w:r>
+      <w:hyperlink r:id="rId26">
+        <w:r>
+          <w:rPr>
+            <w:rStyle w:val="Hyperlink"/>
+            <w:vertAlign w:val="subscript"/>
+          </w:rPr>
+          <w:t xml:space="preserve">LCA Tables</w:t>
+        </w:r>
+      </w:hyperlink>
+    </w:p>
+    <w:p>
+      <w:pPr>
+        <w:pStyle w:val="BodyText"/>
+      </w:pPr>
+      <w:r>
+        <w:t xml:space="preserve">As seen in</w:t>
+      </w:r>
+      <w:r>
+        <w:t xml:space="preserve"> </w:t>
+      </w:r>
+      <w:hyperlink w:anchor="tbl-model-coeff">
+        <w:r>
+          <w:rPr>
+            <w:rStyle w:val="Hyperlink"/>
+          </w:rPr>
+          <w:t xml:space="preserve">Table 4</w:t>
+        </w:r>
+      </w:hyperlink>
+      <w:r>
+        <w:t xml:space="preserve">, most of the model coefficients are statistically significant. The following sections discuss the findings in more detail.</w:t>
+      </w:r>
+    </w:p>
+    <w:tbl>
+      <w:tblPr>
+        <w:tblStyle w:val="Table"/>
+        <w:tblW w:type="pct" w:w="5000"/>
+        <w:tblLayout w:type="fixed"/>
+        <w:tblLook w:firstRow="0" w:lastRow="0" w:firstColumn="0" w:lastColumn="0" w:noHBand="0" w:noVBand="0" w:val="0000"/>
+      </w:tblPr>
+      <w:tblGrid>
+        <w:gridCol w:w="7920"/>
+      </w:tblGrid>
+      <w:tr>
+        <w:tc>
+          <w:tcPr/>
+          <w:bookmarkStart w:id="27" w:name="tbl-model-coeff"/>
+          <w:p>
+            <w:pPr>
+              <w:jc w:val="center"/>
+            </w:pPr>
+            <w:pPr>
+              <w:jc w:val="left"/>
+              <w:spacing w:before="200"/>
+              <w:pStyle w:val="ImageCaption"/>
+            </w:pPr>
+            <w:r>
+              <w:t xml:space="preserve">Table 4: Regression Results of Model</w:t>
+            </w:r>
+          </w:p>
+          <w:bookmarkEnd w:id="27"/>
+        </w:tc>
+      </w:tr>
+    </w:tbl>
+    <w:p>
+      <w:pPr>
+        <w:pStyle w:val="BodyText"/>
+      </w:pPr>
+      <w:r>
+        <w:rPr>
+          <w:vertAlign w:val="subscript"/>
+        </w:rPr>
+        <w:t xml:space="preserve">Source:</w:t>
+      </w:r>
+      <w:r>
+        <w:rPr>
+          <w:vertAlign w:val="subscript"/>
+        </w:rPr>
+        <w:t xml:space="preserve"> </w:t>
+      </w:r>
+      <w:hyperlink r:id="rId28">
+        <w:r>
+          <w:rPr>
+            <w:rStyle w:val="Hyperlink"/>
+            <w:vertAlign w:val="subscript"/>
+          </w:rPr>
+          <w:t xml:space="preserve">LCA Tables</w:t>
+        </w:r>
+      </w:hyperlink>
+    </w:p>
+    <w:bookmarkEnd w:id="29"/>
+    <w:bookmarkStart w:id="30" w:name="household-make-up"/>
+    <w:p>
+      <w:pPr>
+        <w:pStyle w:val="Heading3"/>
+      </w:pPr>
+      <w:r>
+        <w:t xml:space="preserve">4.4 Household Make-up</w:t>
+      </w:r>
+    </w:p>
+    <w:p>
+      <w:pPr>
+        <w:pStyle w:val="FirstParagraph"/>
+      </w:pPr>
+      <w:r>
+        <w:t xml:space="preserve">We can learn a lot from the model coefficients about the transportation spending patterns of different types of household structures. Both households with children and households with a married couple are more likely to be in the CH class than in the MM class. This makes sense to see that households with more people are more likely to have their transportation expenses oriented around cars as heavier travel demands and the balance of multiple schedules increases the convenience of a car. This also aligns with studies that have shown that single people are more likely to use other modes of travel besides a car (</w:t>
+      </w:r>
+      <w:r>
+        <w:t xml:space="preserve">(</w:t>
       </w:r>
       <w:r>
         <w:rPr>
           <w:b/>
           <w:bCs/>
         </w:rPr>
-        <w:t xml:space="preserve">?@tbl-model-classes</w:t>
-      </w:r>
-      <w:r>
-        <w:t xml:space="preserve">, the</w:t>
-      </w:r>
-      <w:r>
-        <w:t xml:space="preserve"> </w:t>
-      </w:r>
-      <w:r>
-        <w:rPr>
-          <w:i/>
-          <w:iCs/>
-        </w:rPr>
-        <w:t xml:space="preserve">Car Spenders (High)</w:t>
-      </w:r>
-      <w:r>
-        <w:t xml:space="preserve"> </w:t>
-      </w:r>
-      <w:r>
-        <w:t xml:space="preserve">class has a much larger percent of households that spent over $100 on both fuel and maintenance during the survey period. In those same categories, it had the smallest percent of households spending nothing in those categories. In terms of other modes of transportation, this class hardly had any households with expenses in the other transportation categories.</w:t>
-      </w:r>
-    </w:p>
-    <w:bookmarkEnd w:id="23"/>
-    <w:bookmarkStart w:id="24" w:name="class-2-multimodal-spenders"/>
+        <w:t xml:space="preserve">citation?</w:t>
+      </w:r>
+      <w:r>
+        <w:t xml:space="preserve">)</w:t>
+      </w:r>
+      <w:r>
+        <w:t xml:space="preserve">). Comparing the MM class to the CH class, the coefficient for</w:t>
+      </w:r>
+      <w:r>
+        <w:t xml:space="preserve"> </w:t>
+      </w:r>
+      <w:r>
+        <w:t xml:space="preserve">“married without kids”</w:t>
+      </w:r>
+      <w:r>
+        <w:t xml:space="preserve"> </w:t>
+      </w:r>
+      <w:r>
+        <w:t xml:space="preserve">households has the smallest absolute value, this shows that having children in the household has a stronger effect on being in the CH class than having a married couple in the household does. This</w:t>
+      </w:r>
+      <w:r>
+        <w:t xml:space="preserve"> </w:t>
+      </w:r>
+      <w:r>
+        <w:t xml:space="preserve">“married without kids”</w:t>
+      </w:r>
+      <w:r>
+        <w:t xml:space="preserve"> </w:t>
+      </w:r>
+      <w:r>
+        <w:t xml:space="preserve">variable is also the only one with a statistically significant coefficient when comparing the CL class to the CH class. This is saying that</w:t>
+      </w:r>
+      <w:r>
+        <w:t xml:space="preserve"> </w:t>
+      </w:r>
+      <w:r>
+        <w:t xml:space="preserve">“married without kids”</w:t>
+      </w:r>
+      <w:r>
+        <w:t xml:space="preserve"> </w:t>
+      </w:r>
+      <w:r>
+        <w:t xml:space="preserve">households are more likely to be in the CH class than the CL class compared to</w:t>
+      </w:r>
+      <w:r>
+        <w:t xml:space="preserve"> </w:t>
+      </w:r>
+      <w:r>
+        <w:t xml:space="preserve">“single”</w:t>
+      </w:r>
+      <w:r>
+        <w:t xml:space="preserve"> </w:t>
+      </w:r>
+      <w:r>
+        <w:t xml:space="preserve">households. This also makes sense because married couples will most likely have more trips than a single person, and this will equate to more transportation spending.</w:t>
+      </w:r>
+    </w:p>
+    <w:bookmarkEnd w:id="30"/>
+    <w:bookmarkStart w:id="31" w:name="location"/>
     <w:p>
       <w:pPr>
         <w:pStyle w:val="Heading3"/>
       </w:pPr>
       <w:r>
-        <w:t xml:space="preserve">4.2 Class 2: Multimodal Spenders</w:t>
+        <w:t xml:space="preserve">4.5 Location</w:t>
       </w:r>
     </w:p>
     <w:p>
@@ -2713,65 +3109,37 @@
         <w:pStyle w:val="FirstParagraph"/>
       </w:pPr>
       <w:r>
-        <w:t xml:space="preserve">Unlike the</w:t>
-      </w:r>
-      <w:r>
-        <w:t xml:space="preserve"> </w:t>
-      </w:r>
-      <w:r>
-        <w:rPr>
-          <w:i/>
-          <w:iCs/>
-        </w:rPr>
-        <w:t xml:space="preserve">Car Spenders (High)</w:t>
-      </w:r>
-      <w:r>
-        <w:t xml:space="preserve"> </w:t>
-      </w:r>
-      <w:r>
-        <w:t xml:space="preserve">category, the</w:t>
-      </w:r>
-      <w:r>
-        <w:t xml:space="preserve"> </w:t>
-      </w:r>
-      <w:r>
-        <w:rPr>
-          <w:i/>
-          <w:iCs/>
-        </w:rPr>
-        <w:t xml:space="preserve">Multimodal Spenders</w:t>
-      </w:r>
-      <w:r>
-        <w:t xml:space="preserve"> </w:t>
-      </w:r>
-      <w:r>
-        <w:t xml:space="preserve">class contains a higher percentage of households that had spending in the transportation categories not involved with cars. For example, while less than 2% of households in the</w:t>
-      </w:r>
-      <w:r>
-        <w:t xml:space="preserve"> </w:t>
-      </w:r>
-      <w:r>
-        <w:rPr>
-          <w:i/>
-          <w:iCs/>
-        </w:rPr>
-        <w:t xml:space="preserve">Car Spenders (High)</w:t>
-      </w:r>
-      <w:r>
-        <w:t xml:space="preserve"> </w:t>
-      </w:r>
-      <w:r>
-        <w:t xml:space="preserve">class spent any mony on train travel, more than 50% of households in this class spend money on train travel, with about 30% of households spending over $20 on train travel.</w:t>
-      </w:r>
-    </w:p>
-    <w:bookmarkEnd w:id="24"/>
-    <w:bookmarkStart w:id="25" w:name="class-3-car-spenders-low"/>
+        <w:t xml:space="preserve">Region:</w:t>
+      </w:r>
+      <w:r>
+        <w:t xml:space="preserve"> </w:t>
+      </w:r>
+      <w:r>
+        <w:t xml:space="preserve">Compared to other areas of the country, households in the northeast are more likely to be in the MM class than in in the CH class. this also makes sense because the northeast is relatively denser and has some of the longest history of transit use.</w:t>
+      </w:r>
+    </w:p>
+    <w:p>
+      <w:pPr>
+        <w:pStyle w:val="BodyText"/>
+      </w:pPr>
+      <w:r>
+        <w:t xml:space="preserve">Large Cities:</w:t>
+      </w:r>
+      <w:r>
+        <w:t xml:space="preserve"> </w:t>
+      </w:r>
+      <w:r>
+        <w:t xml:space="preserve">Compared to smaller cities, household in cities of more than one million people, are less likely to be in the CH class compared to the other classes. this also makes sense. There is probably a study on how the more populous areas have less car use.</w:t>
+      </w:r>
+    </w:p>
+    <w:bookmarkEnd w:id="31"/>
+    <w:bookmarkStart w:id="32" w:name="other-household-demographics"/>
     <w:p>
       <w:pPr>
         <w:pStyle w:val="Heading3"/>
       </w:pPr>
       <w:r>
-        <w:t xml:space="preserve">4.3 Class 3: Car Spenders (Low)</w:t>
+        <w:t xml:space="preserve">4.6 Other Household Demographics</w:t>
       </w:r>
     </w:p>
     <w:p>
@@ -2779,39 +3147,13 @@
         <w:pStyle w:val="FirstParagraph"/>
       </w:pPr>
       <w:r>
-        <w:t xml:space="preserve">Similar to the</w:t>
-      </w:r>
-      <w:r>
-        <w:t xml:space="preserve"> </w:t>
-      </w:r>
-      <w:r>
-        <w:rPr>
-          <w:i/>
-          <w:iCs/>
-        </w:rPr>
-        <w:t xml:space="preserve">Car Spenders (High)</w:t>
-      </w:r>
-      <w:r>
-        <w:t xml:space="preserve"> </w:t>
-      </w:r>
-      <w:r>
-        <w:t xml:space="preserve">class, the</w:t>
-      </w:r>
-      <w:r>
-        <w:t xml:space="preserve"> </w:t>
-      </w:r>
-      <w:r>
-        <w:rPr>
-          <w:i/>
-          <w:iCs/>
-        </w:rPr>
-        <w:t xml:space="preserve">Car Spenders (Low)</w:t>
-      </w:r>
-      <w:r>
-        <w:t xml:space="preserve"> </w:t>
-      </w:r>
-      <w:r>
-        <w:t xml:space="preserve">class had very low percentages of households that spent money on modes besides cars.</w:t>
+        <w:t xml:space="preserve">Age:</w:t>
+      </w:r>
+      <w:r>
+        <w:t xml:space="preserve"> </w:t>
+      </w:r>
+      <w:r>
+        <w:t xml:space="preserve">Compared to 55+, households with a reference person younger than 55 are more likely to be in the MM class as opposed to the CH class. Compared to 55+, households with a reference person younger than 55 are more likely to be in the CH class as apposed to the CL class. This makes sense. Older people are less likely to use things other than cars, but, compared to everyone who spends money on cars, they are more likely to be small spenders because they don’t have as many trips and thing.</w:t>
       </w:r>
     </w:p>
     <w:p>
@@ -2819,30 +3161,65 @@
         <w:pStyle w:val="BodyText"/>
       </w:pPr>
       <w:r>
-        <w:t xml:space="preserve">As seen in</w:t>
-      </w:r>
-      <w:r>
-        <w:t xml:space="preserve"> </w:t>
+        <w:t xml:space="preserve">Education:</w:t>
+      </w:r>
+      <w:r>
+        <w:t xml:space="preserve"> </w:t>
+      </w:r>
+      <w:r>
+        <w:t xml:space="preserve">Compared with those who don’t have a college education, those with college education are more likely to be in the MM class as opposed to the CH class.</w:t>
+      </w:r>
+      <w:r>
+        <w:t xml:space="preserve"> </w:t>
+      </w:r>
+      <w:r>
+        <w:t xml:space="preserve">Compared with those who don’t have a college education, those with bachelors degree are more likely to be in the CH class as opposed to the CL class.</w:t>
+      </w:r>
+      <w:r>
+        <w:t xml:space="preserve"> </w:t>
+      </w:r>
+      <w:r>
+        <w:t xml:space="preserve">Compared with those who don’t have a college education, those with doctorate degree are more likely to be in the CL class as opposed to the CH class. Could this be because people with doctorates have more opportunities to work from home or more flexibility to live close to their work?</w:t>
+      </w:r>
+    </w:p>
+    <w:p>
+      <w:pPr>
+        <w:pStyle w:val="BodyText"/>
+      </w:pPr>
+      <w:r>
+        <w:t xml:space="preserve">Income:</w:t>
+      </w:r>
+      <w:r>
+        <w:t xml:space="preserve"> </w:t>
+      </w:r>
+      <w:r>
+        <w:t xml:space="preserve">Compared to those making more than $50,000 a year, those making less than $50,000 a year are less likely to be in CH as apposed to both MM and CL. This makes sense. Household with less income will most likely spend less on transportaiton. Maybe make a note that says their overall expenses will be lower, but that still might take up a higher portion of there budget compared to well-off families (</w:t>
+      </w:r>
+      <w:r>
+        <w:t xml:space="preserve">(</w:t>
       </w:r>
       <w:r>
         <w:rPr>
           <w:b/>
           <w:bCs/>
         </w:rPr>
-        <w:t xml:space="preserve">?@tbl-model-coeff</w:t>
-      </w:r>
-      <w:r>
-        <w:t xml:space="preserve">, most of the model coefficients are statistically significant. The following sections discuss the findings in more detail.</w:t>
-      </w:r>
-    </w:p>
-    <w:bookmarkEnd w:id="25"/>
-    <w:bookmarkStart w:id="26" w:name="household-make-up"/>
+        <w:t xml:space="preserve">citation?</w:t>
+      </w:r>
+      <w:r>
+        <w:t xml:space="preserve">)</w:t>
+      </w:r>
+      <w:r>
+        <w:t xml:space="preserve">).</w:t>
+      </w:r>
+    </w:p>
+    <w:bookmarkEnd w:id="32"/>
+    <w:bookmarkStart w:id="35" w:name="household-expenditures"/>
     <w:p>
       <w:pPr>
         <w:pStyle w:val="Heading3"/>
       </w:pPr>
       <w:r>
-        <w:t xml:space="preserve">4.4 Household Make-up</w:t>
+        <w:t xml:space="preserve">4.7 Household Expenditures</w:t>
       </w:r>
     </w:p>
     <w:p>
@@ -2850,91 +3227,19 @@
         <w:pStyle w:val="FirstParagraph"/>
       </w:pPr>
       <w:r>
-        <w:t xml:space="preserve">Family types: dig into these a bit more</w:t>
-      </w:r>
-    </w:p>
-    <w:bookmarkEnd w:id="26"/>
-    <w:bookmarkStart w:id="27" w:name="location"/>
-    <w:p>
-      <w:pPr>
-        <w:pStyle w:val="Heading3"/>
-      </w:pPr>
-      <w:r>
-        <w:t xml:space="preserve">4.5 Location</w:t>
-      </w:r>
-    </w:p>
-    <w:p>
-      <w:pPr>
-        <w:pStyle w:val="FirstParagraph"/>
-      </w:pPr>
-      <w:r>
-        <w:t xml:space="preserve">Region: talk about region</w:t>
-      </w:r>
-      <w:r>
-        <w:t xml:space="preserve"> </w:t>
-      </w:r>
-      <w:r>
-        <w:t xml:space="preserve">Large Cities: talk about city size</w:t>
-      </w:r>
-    </w:p>
-    <w:bookmarkEnd w:id="27"/>
-    <w:bookmarkStart w:id="28" w:name="other-household-demographics"/>
-    <w:p>
-      <w:pPr>
-        <w:pStyle w:val="Heading3"/>
-      </w:pPr>
-      <w:r>
-        <w:t xml:space="preserve">4.6 Other Household Demographics</w:t>
-      </w:r>
-    </w:p>
-    <w:p>
-      <w:pPr>
-        <w:pStyle w:val="FirstParagraph"/>
-      </w:pPr>
-      <w:r>
-        <w:t xml:space="preserve">Age</w:t>
-      </w:r>
-      <w:r>
-        <w:t xml:space="preserve"> </w:t>
-      </w:r>
-      <w:r>
-        <w:t xml:space="preserve">Education</w:t>
-      </w:r>
-      <w:r>
-        <w:t xml:space="preserve"> </w:t>
-      </w:r>
-      <w:r>
-        <w:t xml:space="preserve">Income</w:t>
-      </w:r>
-    </w:p>
-    <w:bookmarkEnd w:id="28"/>
-    <w:bookmarkStart w:id="29" w:name="household-expenditures"/>
-    <w:p>
-      <w:pPr>
-        <w:pStyle w:val="Heading3"/>
-      </w:pPr>
-      <w:r>
-        <w:t xml:space="preserve">4.7 Household Expenditures</w:t>
-      </w:r>
-    </w:p>
-    <w:p>
-      <w:pPr>
-        <w:pStyle w:val="FirstParagraph"/>
-      </w:pPr>
-      <w:r>
-        <w:t xml:space="preserve">Mandatory Spending</w:t>
-      </w:r>
-      <w:r>
-        <w:t xml:space="preserve"> </w:t>
-      </w:r>
-      <w:r>
-        <w:t xml:space="preserve">House Spending</w:t>
-      </w:r>
-      <w:r>
-        <w:t xml:space="preserve"> </w:t>
-      </w:r>
-      <w:r>
-        <w:t xml:space="preserve">Leisure Spending</w:t>
+        <w:t xml:space="preserve">Mandatory Spending:</w:t>
+      </w:r>
+      <w:r>
+        <w:t xml:space="preserve"> </w:t>
+      </w:r>
+      <w:r>
+        <w:t xml:space="preserve">Compared to those who spend nothing in mandatory spending, those who have mandatory expenses, are more likely to be in the CH class as opposed to the MM class.</w:t>
+      </w:r>
+      <w:r>
+        <w:t xml:space="preserve"> </w:t>
+      </w:r>
+      <w:r>
+        <w:t xml:space="preserve">Compared to those who spend nothing in mandatory spending, those who have mandatory expenses, are more likely to be in the CH class as opposed to the CL class. The different coefficient values show that people spending over $500 on mandatory spending are more likely to be in CH class compared to the households spending less on mandatory things.</w:t>
       </w:r>
     </w:p>
     <w:p>
@@ -2942,7 +3247,25 @@
         <w:pStyle w:val="BodyText"/>
       </w:pPr>
       <w:r>
-        <w:t xml:space="preserve">Compared to the car heavy classes, it is more likely that the households in the diverse transportation class have a reference person below 44 years old as opposed to being 55+ years old.</w:t>
+        <w:t xml:space="preserve">House Spending:</w:t>
+      </w:r>
+      <w:r>
+        <w:t xml:space="preserve"> </w:t>
+      </w:r>
+      <w:r>
+        <w:t xml:space="preserve">Compared with households who have no house-related expenses, households with house related expenses are more likely to be in the CH class.</w:t>
+      </w:r>
+      <w:r>
+        <w:t xml:space="preserve"> </w:t>
+      </w:r>
+      <w:r>
+        <w:t xml:space="preserve">Maybe this shows they are driving around more as they are paying these house-related expenses.</w:t>
+      </w:r>
+      <w:r>
+        <w:t xml:space="preserve"> </w:t>
+      </w:r>
+      <w:r>
+        <w:t xml:space="preserve">It also looks like, in both comparisons, that the higher people are paying on house-related expenses, the more likely they are to be in the CH class compared to those without house-related expenses.</w:t>
       </w:r>
     </w:p>
     <w:p>
@@ -2950,7 +3273,13 @@
         <w:pStyle w:val="BodyText"/>
       </w:pPr>
       <w:r>
-        <w:t xml:space="preserve">Compared to households in the car heavy classes, households in the diverse transportation spender class are more likely to be in the northeast.</w:t>
+        <w:t xml:space="preserve">Leisure Spending:</w:t>
+      </w:r>
+      <w:r>
+        <w:t xml:space="preserve"> </w:t>
+      </w:r>
+      <w:r>
+        <w:t xml:space="preserve">compared to those households who spend less than $100 on leisure, households who spend more than $100 are more likely to be in the CH class. I think this makes sense, leisure adds more trips usually, so more car expenses.</w:t>
       </w:r>
     </w:p>
     <w:p>
@@ -2958,61 +3287,80 @@
         <w:pStyle w:val="BodyText"/>
       </w:pPr>
       <w:r>
-        <w:t xml:space="preserve">Compared to households in the car heavy classes, households in the diverse transportation spender class are more likely to have someone with a bachelors degree or higher.</w:t>
-      </w:r>
-    </w:p>
+        <w:t xml:space="preserve">I am updating this.</w:t>
+      </w:r>
+      <w:r>
+        <w:t xml:space="preserve"> </w:t>
+      </w:r>
+      <w:hyperlink w:anchor="tbl-model-covarpcts">
+        <w:r>
+          <w:rPr>
+            <w:rStyle w:val="Hyperlink"/>
+          </w:rPr>
+          <w:t xml:space="preserve">Table 5</w:t>
+        </w:r>
+      </w:hyperlink>
+    </w:p>
+    <w:tbl>
+      <w:tblPr>
+        <w:tblStyle w:val="Table"/>
+        <w:tblW w:type="pct" w:w="5000"/>
+        <w:tblLayout w:type="fixed"/>
+        <w:tblLook w:firstRow="0" w:lastRow="0" w:firstColumn="0" w:lastColumn="0" w:noHBand="0" w:noVBand="0" w:val="0000"/>
+      </w:tblPr>
+      <w:tblGrid>
+        <w:gridCol w:w="7920"/>
+      </w:tblGrid>
+      <w:tr>
+        <w:tc>
+          <w:tcPr/>
+          <w:bookmarkStart w:id="33" w:name="tbl-model-covarpcts"/>
+          <w:p>
+            <w:pPr>
+              <w:jc w:val="center"/>
+            </w:pPr>
+            <w:pPr>
+              <w:jc w:val="left"/>
+              <w:spacing w:before="200"/>
+              <w:pStyle w:val="ImageCaption"/>
+            </w:pPr>
+            <w:r>
+              <w:t xml:space="preserve">Table 5: The table that Katie gave me the code to make.</w:t>
+            </w:r>
+          </w:p>
+          <w:bookmarkEnd w:id="33"/>
+        </w:tc>
+      </w:tr>
+    </w:tbl>
     <w:p>
       <w:pPr>
         <w:pStyle w:val="BodyText"/>
       </w:pPr>
       <w:r>
-        <w:t xml:space="preserve">Compared to households in the car heavy classes, households in the diverse transportation spender class are more likely to be composed of single people with no kids and no people over 65.</w:t>
-      </w:r>
-    </w:p>
-    <w:p>
-      <w:pPr>
-        <w:pStyle w:val="BodyText"/>
-      </w:pPr>
-      <w:r>
-        <w:t xml:space="preserve">Likelihood of having some housing expenses compared to no housing expenses</w:t>
-      </w:r>
-    </w:p>
-    <w:p>
-      <w:pPr>
-        <w:numPr>
-          <w:ilvl w:val="0"/>
-          <w:numId w:val="1003"/>
-        </w:numPr>
-      </w:pPr>
-      <w:r>
-        <w:t xml:space="preserve">Class 3: Higher Transportation Spenders: Car Heavy (most likely)</w:t>
-      </w:r>
-    </w:p>
-    <w:p>
-      <w:pPr>
-        <w:numPr>
-          <w:ilvl w:val="0"/>
-          <w:numId w:val="1003"/>
-        </w:numPr>
-      </w:pPr>
-      <w:r>
-        <w:t xml:space="preserve">Class 2</w:t>
-      </w:r>
-    </w:p>
-    <w:p>
-      <w:pPr>
-        <w:numPr>
-          <w:ilvl w:val="0"/>
-          <w:numId w:val="1003"/>
-        </w:numPr>
-      </w:pPr>
-      <w:r>
-        <w:t xml:space="preserve">Class 1(least likely)</w:t>
-      </w:r>
-    </w:p>
-    <w:bookmarkEnd w:id="29"/>
-    <w:bookmarkEnd w:id="30"/>
-    <w:bookmarkStart w:id="99" w:name="references"/>
+        <w:rPr>
+          <w:vertAlign w:val="subscript"/>
+        </w:rPr>
+        <w:t xml:space="preserve">Source:</w:t>
+      </w:r>
+      <w:r>
+        <w:rPr>
+          <w:vertAlign w:val="subscript"/>
+        </w:rPr>
+        <w:t xml:space="preserve"> </w:t>
+      </w:r>
+      <w:hyperlink r:id="rId34">
+        <w:r>
+          <w:rPr>
+            <w:rStyle w:val="Hyperlink"/>
+            <w:vertAlign w:val="subscript"/>
+          </w:rPr>
+          <w:t xml:space="preserve">LCA Tables</w:t>
+        </w:r>
+      </w:hyperlink>
+    </w:p>
+    <w:bookmarkEnd w:id="35"/>
+    <w:bookmarkEnd w:id="36"/>
+    <w:bookmarkStart w:id="105" w:name="references"/>
     <w:p>
       <w:pPr>
         <w:pStyle w:val="Heading2"/>
@@ -3021,8 +3369,8 @@
         <w:t xml:space="preserve">5 References</w:t>
       </w:r>
     </w:p>
-    <w:bookmarkStart w:id="98" w:name="refs"/>
-    <w:bookmarkStart w:id="32" w:name="ref-amirnazmiafshar_review_2022"/>
+    <w:bookmarkStart w:id="104" w:name="refs"/>
+    <w:bookmarkStart w:id="38" w:name="ref-amirnazmiafshar_review_2022"/>
     <w:p>
       <w:pPr>
         <w:pStyle w:val="Bibliography"/>
@@ -3055,7 +3403,7 @@
       <w:r>
         <w:t xml:space="preserve"> </w:t>
       </w:r>
-      <w:hyperlink r:id="rId31">
+      <w:hyperlink r:id="rId37">
         <w:r>
           <w:rPr>
             <w:rStyle w:val="Hyperlink"/>
@@ -3067,8 +3415,8 @@
         <w:t xml:space="preserve">.</w:t>
       </w:r>
     </w:p>
-    <w:bookmarkEnd w:id="32"/>
-    <w:bookmarkStart w:id="34" w:name="ref-bernardo_empirical_2015"/>
+    <w:bookmarkEnd w:id="38"/>
+    <w:bookmarkStart w:id="40" w:name="ref-bernardo_empirical_2015"/>
     <w:p>
       <w:pPr>
         <w:pStyle w:val="Bibliography"/>
@@ -3101,7 +3449,7 @@
       <w:r>
         <w:t xml:space="preserve"> </w:t>
       </w:r>
-      <w:hyperlink r:id="rId33">
+      <w:hyperlink r:id="rId39">
         <w:r>
           <w:rPr>
             <w:rStyle w:val="Hyperlink"/>
@@ -3113,8 +3461,8 @@
         <w:t xml:space="preserve">.</w:t>
       </w:r>
     </w:p>
-    <w:bookmarkEnd w:id="34"/>
-    <w:bookmarkStart w:id="36" w:name="ref-bilgin_investigating_2025"/>
+    <w:bookmarkEnd w:id="40"/>
+    <w:bookmarkStart w:id="42" w:name="ref-bilgin_investigating_2025"/>
     <w:p>
       <w:pPr>
         <w:pStyle w:val="Bibliography"/>
@@ -3147,7 +3495,7 @@
       <w:r>
         <w:t xml:space="preserve"> </w:t>
       </w:r>
-      <w:hyperlink r:id="rId35">
+      <w:hyperlink r:id="rId41">
         <w:r>
           <w:rPr>
             <w:rStyle w:val="Hyperlink"/>
@@ -3159,8 +3507,8 @@
         <w:t xml:space="preserve">.</w:t>
       </w:r>
     </w:p>
-    <w:bookmarkEnd w:id="36"/>
-    <w:bookmarkStart w:id="37" w:name="ref-blumenberg_transportation_2003"/>
+    <w:bookmarkEnd w:id="42"/>
+    <w:bookmarkStart w:id="43" w:name="ref-blumenberg_transportation_2003"/>
     <w:p>
       <w:pPr>
         <w:pStyle w:val="Bibliography"/>
@@ -3280,8 +3628,8 @@
         <w:t xml:space="preserve">. October.</w:t>
       </w:r>
     </w:p>
-    <w:bookmarkEnd w:id="37"/>
-    <w:bookmarkStart w:id="39" w:name="Xa66e51dc7d1b5a25f9f65477025553c1efad10b"/>
+    <w:bookmarkEnd w:id="43"/>
+    <w:bookmarkStart w:id="45" w:name="Xa66e51dc7d1b5a25f9f65477025553c1efad10b"/>
     <w:p>
       <w:pPr>
         <w:pStyle w:val="Bibliography"/>
@@ -3361,7 +3709,7 @@
       <w:r>
         <w:t xml:space="preserve"> </w:t>
       </w:r>
-      <w:hyperlink r:id="rId38">
+      <w:hyperlink r:id="rId44">
         <w:r>
           <w:rPr>
             <w:rStyle w:val="Hyperlink"/>
@@ -3373,8 +3721,8 @@
         <w:t xml:space="preserve">.</w:t>
       </w:r>
     </w:p>
-    <w:bookmarkEnd w:id="39"/>
-    <w:bookmarkStart w:id="41" w:name="ref-choo_transportation_2007"/>
+    <w:bookmarkEnd w:id="45"/>
+    <w:bookmarkStart w:id="47" w:name="ref-choo_transportation_2007"/>
     <w:p>
       <w:pPr>
         <w:pStyle w:val="Bibliography"/>
@@ -3500,7 +3848,7 @@
       <w:r>
         <w:t xml:space="preserve"> </w:t>
       </w:r>
-      <w:hyperlink r:id="rId40">
+      <w:hyperlink r:id="rId46">
         <w:r>
           <w:rPr>
             <w:rStyle w:val="Hyperlink"/>
@@ -3512,8 +3860,8 @@
         <w:t xml:space="preserve">.</w:t>
       </w:r>
     </w:p>
-    <w:bookmarkEnd w:id="41"/>
-    <w:bookmarkStart w:id="43" w:name="ref-copperman_analysis_2007"/>
+    <w:bookmarkEnd w:id="47"/>
+    <w:bookmarkStart w:id="49" w:name="ref-copperman_analysis_2007"/>
     <w:p>
       <w:pPr>
         <w:pStyle w:val="Bibliography"/>
@@ -3546,7 +3894,7 @@
       <w:r>
         <w:t xml:space="preserve"> </w:t>
       </w:r>
-      <w:hyperlink r:id="rId42">
+      <w:hyperlink r:id="rId48">
         <w:r>
           <w:rPr>
             <w:rStyle w:val="Hyperlink"/>
@@ -3558,8 +3906,8 @@
         <w:t xml:space="preserve">.</w:t>
       </w:r>
     </w:p>
-    <w:bookmarkEnd w:id="43"/>
-    <w:bookmarkStart w:id="44" w:name="ref-copperman_exploratory_2007"/>
+    <w:bookmarkEnd w:id="49"/>
+    <w:bookmarkStart w:id="50" w:name="ref-copperman_exploratory_2007"/>
     <w:p>
       <w:pPr>
         <w:pStyle w:val="Bibliography"/>
@@ -3938,8 +4286,8 @@
         <w:t xml:space="preserve">.</w:t>
       </w:r>
     </w:p>
-    <w:bookmarkEnd w:id="44"/>
-    <w:bookmarkStart w:id="46" w:name="ref-deka_relationship_2015"/>
+    <w:bookmarkEnd w:id="50"/>
+    <w:bookmarkStart w:id="52" w:name="ref-deka_relationship_2015"/>
     <w:p>
       <w:pPr>
         <w:pStyle w:val="Bibliography"/>
@@ -4035,7 +4383,7 @@
       <w:r>
         <w:t xml:space="preserve"> </w:t>
       </w:r>
-      <w:hyperlink r:id="rId45">
+      <w:hyperlink r:id="rId51">
         <w:r>
           <w:rPr>
             <w:rStyle w:val="Hyperlink"/>
@@ -4047,8 +4395,8 @@
         <w:t xml:space="preserve">.</w:t>
       </w:r>
     </w:p>
-    <w:bookmarkEnd w:id="46"/>
-    <w:bookmarkStart w:id="48" w:name="ref-duncan_estimating_2023"/>
+    <w:bookmarkEnd w:id="52"/>
+    <w:bookmarkStart w:id="54" w:name="ref-duncan_estimating_2023"/>
     <w:p>
       <w:pPr>
         <w:pStyle w:val="Bibliography"/>
@@ -4177,7 +4525,7 @@
       <w:r>
         <w:t xml:space="preserve"> </w:t>
       </w:r>
-      <w:hyperlink r:id="rId47">
+      <w:hyperlink r:id="rId53">
         <w:r>
           <w:rPr>
             <w:rStyle w:val="Hyperlink"/>
@@ -4189,8 +4537,8 @@
         <w:t xml:space="preserve">.</w:t>
       </w:r>
     </w:p>
-    <w:bookmarkEnd w:id="48"/>
-    <w:bookmarkStart w:id="50" w:name="ref-ferdous_comprehensive_2010"/>
+    <w:bookmarkEnd w:id="54"/>
+    <w:bookmarkStart w:id="56" w:name="ref-ferdous_comprehensive_2010"/>
     <w:p>
       <w:pPr>
         <w:pStyle w:val="Bibliography"/>
@@ -4241,7 +4589,7 @@
       <w:r>
         <w:t xml:space="preserve"> </w:t>
       </w:r>
-      <w:hyperlink r:id="rId49">
+      <w:hyperlink r:id="rId55">
         <w:r>
           <w:rPr>
             <w:rStyle w:val="Hyperlink"/>
@@ -4253,8 +4601,8 @@
         <w:t xml:space="preserve">.</w:t>
       </w:r>
     </w:p>
-    <w:bookmarkEnd w:id="50"/>
-    <w:bookmarkStart w:id="52" w:name="ref-fontes_effects_2006"/>
+    <w:bookmarkEnd w:id="56"/>
+    <w:bookmarkStart w:id="58" w:name="ref-fontes_effects_2006"/>
     <w:p>
       <w:pPr>
         <w:pStyle w:val="Bibliography"/>
@@ -4362,7 +4710,7 @@
       <w:r>
         <w:t xml:space="preserve"> </w:t>
       </w:r>
-      <w:hyperlink r:id="rId51">
+      <w:hyperlink r:id="rId57">
         <w:r>
           <w:rPr>
             <w:rStyle w:val="Hyperlink"/>
@@ -4374,8 +4722,8 @@
         <w:t xml:space="preserve">.</w:t>
       </w:r>
     </w:p>
-    <w:bookmarkEnd w:id="52"/>
-    <w:bookmarkStart w:id="54" w:name="ref-haas_estimating_2008"/>
+    <w:bookmarkEnd w:id="58"/>
+    <w:bookmarkStart w:id="60" w:name="ref-haas_estimating_2008"/>
     <w:p>
       <w:pPr>
         <w:pStyle w:val="Bibliography"/>
@@ -4459,7 +4807,7 @@
       <w:r>
         <w:t xml:space="preserve"> </w:t>
       </w:r>
-      <w:hyperlink r:id="rId53">
+      <w:hyperlink r:id="rId59">
         <w:r>
           <w:rPr>
             <w:rStyle w:val="Hyperlink"/>
@@ -4471,8 +4819,8 @@
         <w:t xml:space="preserve">.</w:t>
       </w:r>
     </w:p>
-    <w:bookmarkEnd w:id="54"/>
-    <w:bookmarkStart w:id="55" w:name="ref-hargunani_study_2024"/>
+    <w:bookmarkEnd w:id="60"/>
+    <w:bookmarkStart w:id="61" w:name="ref-hargunani_study_2024"/>
     <w:p>
       <w:pPr>
         <w:pStyle w:val="Bibliography"/>
@@ -4732,8 +5080,8 @@
         <w:t xml:space="preserve">. 20 (1).</w:t>
       </w:r>
     </w:p>
-    <w:bookmarkEnd w:id="55"/>
-    <w:bookmarkStart w:id="57" w:name="ref-hastings_parental_2022"/>
+    <w:bookmarkEnd w:id="61"/>
+    <w:bookmarkStart w:id="63" w:name="ref-hastings_parental_2022"/>
     <w:p>
       <w:pPr>
         <w:pStyle w:val="Bibliography"/>
@@ -4841,7 +5189,7 @@
       <w:r>
         <w:t xml:space="preserve"> </w:t>
       </w:r>
-      <w:hyperlink r:id="rId56">
+      <w:hyperlink r:id="rId62">
         <w:r>
           <w:rPr>
             <w:rStyle w:val="Hyperlink"/>
@@ -4853,8 +5201,8 @@
         <w:t xml:space="preserve">.</w:t>
       </w:r>
     </w:p>
-    <w:bookmarkEnd w:id="57"/>
-    <w:bookmarkStart w:id="59" w:name="ref-hong_leisure_2005"/>
+    <w:bookmarkEnd w:id="63"/>
+    <w:bookmarkStart w:id="65" w:name="ref-hong_leisure_2005"/>
     <w:p>
       <w:pPr>
         <w:pStyle w:val="Bibliography"/>
@@ -4938,7 +5286,7 @@
       <w:r>
         <w:t xml:space="preserve"> </w:t>
       </w:r>
-      <w:hyperlink r:id="rId58">
+      <w:hyperlink r:id="rId64">
         <w:r>
           <w:rPr>
             <w:rStyle w:val="Hyperlink"/>
@@ -4950,8 +5298,8 @@
         <w:t xml:space="preserve">.</w:t>
       </w:r>
     </w:p>
-    <w:bookmarkEnd w:id="59"/>
-    <w:bookmarkStart w:id="61" w:name="ref-johnson_century_2001"/>
+    <w:bookmarkEnd w:id="65"/>
+    <w:bookmarkStart w:id="67" w:name="ref-johnson_century_2001"/>
     <w:p>
       <w:pPr>
         <w:pStyle w:val="Bibliography"/>
@@ -5029,7 +5377,7 @@
       <w:r>
         <w:t xml:space="preserve"> </w:t>
       </w:r>
-      <w:hyperlink r:id="rId60">
+      <w:hyperlink r:id="rId66">
         <w:r>
           <w:rPr>
             <w:rStyle w:val="Hyperlink"/>
@@ -5041,8 +5389,8 @@
         <w:t xml:space="preserve">.</w:t>
       </w:r>
     </w:p>
-    <w:bookmarkEnd w:id="61"/>
-    <w:bookmarkStart w:id="63" w:name="ref-klein_subsidizing_2024"/>
+    <w:bookmarkEnd w:id="67"/>
+    <w:bookmarkStart w:id="69" w:name="ref-klein_subsidizing_2024"/>
     <w:p>
       <w:pPr>
         <w:pStyle w:val="Bibliography"/>
@@ -5126,7 +5474,7 @@
       <w:r>
         <w:t xml:space="preserve"> </w:t>
       </w:r>
-      <w:hyperlink r:id="rId62">
+      <w:hyperlink r:id="rId68">
         <w:r>
           <w:rPr>
             <w:rStyle w:val="Hyperlink"/>
@@ -5138,8 +5486,8 @@
         <w:t xml:space="preserve">.</w:t>
       </w:r>
     </w:p>
-    <w:bookmarkEnd w:id="63"/>
-    <w:bookmarkStart w:id="65" w:name="ref-leung_environment-people_2019"/>
+    <w:bookmarkEnd w:id="69"/>
+    <w:bookmarkStart w:id="71" w:name="ref-leung_environment-people_2019"/>
     <w:p>
       <w:pPr>
         <w:pStyle w:val="Bibliography"/>
@@ -5172,7 +5520,7 @@
       <w:r>
         <w:t xml:space="preserve"> </w:t>
       </w:r>
-      <w:hyperlink r:id="rId64">
+      <w:hyperlink r:id="rId70">
         <w:r>
           <w:rPr>
             <w:rStyle w:val="Hyperlink"/>
@@ -5184,8 +5532,8 @@
         <w:t xml:space="preserve">.</w:t>
       </w:r>
     </w:p>
-    <w:bookmarkEnd w:id="65"/>
-    <w:bookmarkStart w:id="67" w:name="ref-lino_expenditures_2017"/>
+    <w:bookmarkEnd w:id="71"/>
+    <w:bookmarkStart w:id="73" w:name="ref-lino_expenditures_2017"/>
     <w:p>
       <w:pPr>
         <w:pStyle w:val="Bibliography"/>
@@ -5258,7 +5606,7 @@
       <w:r>
         <w:t xml:space="preserve"> </w:t>
       </w:r>
-      <w:hyperlink r:id="rId66">
+      <w:hyperlink r:id="rId72">
         <w:r>
           <w:rPr>
             <w:rStyle w:val="Hyperlink"/>
@@ -5270,8 +5618,8 @@
         <w:t xml:space="preserve">.</w:t>
       </w:r>
     </w:p>
-    <w:bookmarkEnd w:id="67"/>
-    <w:bookmarkStart w:id="69" w:name="ref-lu_role_2022"/>
+    <w:bookmarkEnd w:id="73"/>
+    <w:bookmarkStart w:id="75" w:name="ref-lu_role_2022"/>
     <w:p>
       <w:pPr>
         <w:pStyle w:val="Bibliography"/>
@@ -5304,7 +5652,7 @@
       <w:r>
         <w:t xml:space="preserve"> </w:t>
       </w:r>
-      <w:hyperlink r:id="rId68">
+      <w:hyperlink r:id="rId74">
         <w:r>
           <w:rPr>
             <w:rStyle w:val="Hyperlink"/>
@@ -5316,8 +5664,8 @@
         <w:t xml:space="preserve">.</w:t>
       </w:r>
     </w:p>
-    <w:bookmarkEnd w:id="69"/>
-    <w:bookmarkStart w:id="71" w:name="ref-mattson_relationships_2020"/>
+    <w:bookmarkEnd w:id="75"/>
+    <w:bookmarkStart w:id="77" w:name="ref-mattson_relationships_2020"/>
     <w:p>
       <w:pPr>
         <w:pStyle w:val="Bibliography"/>
@@ -5350,7 +5698,7 @@
       <w:r>
         <w:t xml:space="preserve"> </w:t>
       </w:r>
-      <w:hyperlink r:id="rId70">
+      <w:hyperlink r:id="rId76">
         <w:r>
           <w:rPr>
             <w:rStyle w:val="Hyperlink"/>
@@ -5362,8 +5710,8 @@
         <w:t xml:space="preserve">.</w:t>
       </w:r>
     </w:p>
-    <w:bookmarkEnd w:id="71"/>
-    <w:bookmarkStart w:id="72" w:name="ref-mattson_relationships_2019"/>
+    <w:bookmarkEnd w:id="77"/>
+    <w:bookmarkStart w:id="78" w:name="ref-mattson_relationships_2019"/>
     <w:p>
       <w:pPr>
         <w:pStyle w:val="Bibliography"/>
@@ -5560,8 +5908,8 @@
         <w:t xml:space="preserve">. December.</w:t>
       </w:r>
     </w:p>
-    <w:bookmarkEnd w:id="72"/>
-    <w:bookmarkStart w:id="74" w:name="ref-mccarthy_factors_2017"/>
+    <w:bookmarkEnd w:id="78"/>
+    <w:bookmarkStart w:id="80" w:name="ref-mccarthy_factors_2017"/>
     <w:p>
       <w:pPr>
         <w:pStyle w:val="Bibliography"/>
@@ -5594,7 +5942,7 @@
       <w:r>
         <w:t xml:space="preserve"> </w:t>
       </w:r>
-      <w:hyperlink r:id="rId73">
+      <w:hyperlink r:id="rId79">
         <w:r>
           <w:rPr>
             <w:rStyle w:val="Hyperlink"/>
@@ -5606,8 +5954,8 @@
         <w:t xml:space="preserve">.</w:t>
       </w:r>
     </w:p>
-    <w:bookmarkEnd w:id="74"/>
-    <w:bookmarkStart w:id="76" w:name="ref-molloy_new_2024"/>
+    <w:bookmarkEnd w:id="80"/>
+    <w:bookmarkStart w:id="82" w:name="ref-molloy_new_2024"/>
     <w:p>
       <w:pPr>
         <w:pStyle w:val="Bibliography"/>
@@ -5715,7 +6063,7 @@
       <w:r>
         <w:t xml:space="preserve"> </w:t>
       </w:r>
-      <w:hyperlink r:id="rId75">
+      <w:hyperlink r:id="rId81">
         <w:r>
           <w:rPr>
             <w:rStyle w:val="Hyperlink"/>
@@ -5727,8 +6075,8 @@
         <w:t xml:space="preserve">.</w:t>
       </w:r>
     </w:p>
-    <w:bookmarkEnd w:id="76"/>
-    <w:bookmarkStart w:id="78" w:name="ref-morris_family_1979"/>
+    <w:bookmarkEnd w:id="82"/>
+    <w:bookmarkStart w:id="84" w:name="ref-morris_family_1979"/>
     <w:p>
       <w:pPr>
         <w:pStyle w:val="Bibliography"/>
@@ -5773,7 +6121,7 @@
       <w:r>
         <w:t xml:space="preserve"> </w:t>
       </w:r>
-      <w:hyperlink r:id="rId77">
+      <w:hyperlink r:id="rId83">
         <w:r>
           <w:rPr>
             <w:rStyle w:val="Hyperlink"/>
@@ -5785,8 +6133,8 @@
         <w:t xml:space="preserve">.</w:t>
       </w:r>
     </w:p>
-    <w:bookmarkEnd w:id="78"/>
-    <w:bookmarkStart w:id="80" w:name="ref-nayga_sample_1998"/>
+    <w:bookmarkEnd w:id="84"/>
+    <w:bookmarkStart w:id="86" w:name="ref-nayga_sample_1998"/>
     <w:p>
       <w:pPr>
         <w:pStyle w:val="Bibliography"/>
@@ -5819,7 +6167,7 @@
       <w:r>
         <w:t xml:space="preserve"> </w:t>
       </w:r>
-      <w:hyperlink r:id="rId79">
+      <w:hyperlink r:id="rId85">
         <w:r>
           <w:rPr>
             <w:rStyle w:val="Hyperlink"/>
@@ -5831,8 +6179,8 @@
         <w:t xml:space="preserve">.</w:t>
       </w:r>
     </w:p>
-    <w:bookmarkEnd w:id="80"/>
-    <w:bookmarkStart w:id="81" w:name="ref-osborne_updated_2021"/>
+    <w:bookmarkEnd w:id="86"/>
+    <w:bookmarkStart w:id="87" w:name="ref-osborne_updated_2021"/>
     <w:p>
       <w:pPr>
         <w:pStyle w:val="Bibliography"/>
@@ -5994,8 +6342,8 @@
         <w:t xml:space="preserve">.</w:t>
       </w:r>
     </w:p>
-    <w:bookmarkEnd w:id="81"/>
-    <w:bookmarkStart w:id="83" w:name="ref-paleti_empirical_2011"/>
+    <w:bookmarkEnd w:id="87"/>
+    <w:bookmarkStart w:id="89" w:name="ref-paleti_empirical_2011"/>
     <w:p>
       <w:pPr>
         <w:pStyle w:val="Bibliography"/>
@@ -6028,7 +6376,7 @@
       <w:r>
         <w:t xml:space="preserve"> </w:t>
       </w:r>
-      <w:hyperlink r:id="rId82">
+      <w:hyperlink r:id="rId88">
         <w:r>
           <w:rPr>
             <w:rStyle w:val="Hyperlink"/>
@@ -6040,8 +6388,8 @@
         <w:t xml:space="preserve">.</w:t>
       </w:r>
     </w:p>
-    <w:bookmarkEnd w:id="83"/>
-    <w:bookmarkStart w:id="85" w:name="ref-sabelhaus_is_2013"/>
+    <w:bookmarkEnd w:id="89"/>
+    <w:bookmarkStart w:id="91" w:name="ref-sabelhaus_is_2013"/>
     <w:p>
       <w:pPr>
         <w:pStyle w:val="Bibliography"/>
@@ -6156,7 +6504,7 @@
       <w:r>
         <w:t xml:space="preserve"> </w:t>
       </w:r>
-      <w:hyperlink r:id="rId84">
+      <w:hyperlink r:id="rId90">
         <w:r>
           <w:rPr>
             <w:rStyle w:val="Hyperlink"/>
@@ -6168,8 +6516,8 @@
         <w:t xml:space="preserve">.</w:t>
       </w:r>
     </w:p>
-    <w:bookmarkEnd w:id="85"/>
-    <w:bookmarkStart w:id="87" w:name="ref-sener_analysis_2007"/>
+    <w:bookmarkEnd w:id="91"/>
+    <w:bookmarkStart w:id="93" w:name="ref-sener_analysis_2007"/>
     <w:p>
       <w:pPr>
         <w:pStyle w:val="Bibliography"/>
@@ -6202,7 +6550,7 @@
       <w:r>
         <w:t xml:space="preserve"> </w:t>
       </w:r>
-      <w:hyperlink r:id="rId86">
+      <w:hyperlink r:id="rId92">
         <w:r>
           <w:rPr>
             <w:rStyle w:val="Hyperlink"/>
@@ -6214,8 +6562,8 @@
         <w:t xml:space="preserve">.</w:t>
       </w:r>
     </w:p>
-    <w:bookmarkEnd w:id="87"/>
-    <w:bookmarkStart w:id="89" w:name="ref-sener_analysis_2008"/>
+    <w:bookmarkEnd w:id="93"/>
+    <w:bookmarkStart w:id="95" w:name="ref-sener_analysis_2008"/>
     <w:p>
       <w:pPr>
         <w:pStyle w:val="Bibliography"/>
@@ -6248,7 +6596,7 @@
       <w:r>
         <w:t xml:space="preserve"> </w:t>
       </w:r>
-      <w:hyperlink r:id="rId88">
+      <w:hyperlink r:id="rId94">
         <w:r>
           <w:rPr>
             <w:rStyle w:val="Hyperlink"/>
@@ -6260,8 +6608,8 @@
         <w:t xml:space="preserve">.</w:t>
       </w:r>
     </w:p>
-    <w:bookmarkEnd w:id="89"/>
-    <w:bookmarkStart w:id="91" w:name="ref-skinner_variable_1985"/>
+    <w:bookmarkEnd w:id="95"/>
+    <w:bookmarkStart w:id="97" w:name="ref-skinner_variable_1985"/>
     <w:p>
       <w:pPr>
         <w:pStyle w:val="Bibliography"/>
@@ -6333,7 +6681,7 @@
       <w:r>
         <w:t xml:space="preserve"> </w:t>
       </w:r>
-      <w:hyperlink r:id="rId90">
+      <w:hyperlink r:id="rId96">
         <w:r>
           <w:rPr>
             <w:rStyle w:val="Hyperlink"/>
@@ -6345,8 +6693,8 @@
         <w:t xml:space="preserve">.</w:t>
       </w:r>
     </w:p>
-    <w:bookmarkEnd w:id="91"/>
-    <w:bookmarkStart w:id="93" w:name="ref-souche_measuring_2010"/>
+    <w:bookmarkEnd w:id="97"/>
+    <w:bookmarkStart w:id="99" w:name="ref-souche_measuring_2010"/>
     <w:p>
       <w:pPr>
         <w:pStyle w:val="Bibliography"/>
@@ -6379,7 +6727,7 @@
       <w:r>
         <w:t xml:space="preserve"> </w:t>
       </w:r>
-      <w:hyperlink r:id="rId92">
+      <w:hyperlink r:id="rId98">
         <w:r>
           <w:rPr>
             <w:rStyle w:val="Hyperlink"/>
@@ -6391,8 +6739,8 @@
         <w:t xml:space="preserve">.</w:t>
       </w:r>
     </w:p>
-    <w:bookmarkEnd w:id="93"/>
-    <w:bookmarkStart w:id="95" w:name="ref-thakuriah_analysis_2005"/>
+    <w:bookmarkEnd w:id="99"/>
+    <w:bookmarkStart w:id="101" w:name="ref-thakuriah_analysis_2005"/>
     <w:p>
       <w:pPr>
         <w:pStyle w:val="Bibliography"/>
@@ -6458,7 +6806,7 @@
       <w:r>
         <w:t xml:space="preserve"> </w:t>
       </w:r>
-      <w:hyperlink r:id="rId94">
+      <w:hyperlink r:id="rId100">
         <w:r>
           <w:rPr>
             <w:rStyle w:val="Hyperlink"/>
@@ -6470,8 +6818,8 @@
         <w:t xml:space="preserve">.</w:t>
       </w:r>
     </w:p>
-    <w:bookmarkEnd w:id="95"/>
-    <w:bookmarkStart w:id="97" w:name="ref-thakuriah_vonu_transportation_2006"/>
+    <w:bookmarkEnd w:id="101"/>
+    <w:bookmarkStart w:id="103" w:name="ref-thakuriah_vonu_transportation_2006"/>
     <w:p>
       <w:pPr>
         <w:pStyle w:val="Bibliography"/>
@@ -6570,7 +6918,7 @@
       <w:r>
         <w:t xml:space="preserve"> </w:t>
       </w:r>
-      <w:hyperlink r:id="rId96">
+      <w:hyperlink r:id="rId102">
         <w:r>
           <w:rPr>
             <w:rStyle w:val="Hyperlink"/>
@@ -6582,9 +6930,9 @@
         <w:t xml:space="preserve">.</w:t>
       </w:r>
     </w:p>
-    <w:bookmarkEnd w:id="97"/>
-    <w:bookmarkEnd w:id="98"/>
-    <w:bookmarkEnd w:id="99"/>
+    <w:bookmarkEnd w:id="103"/>
+    <w:bookmarkEnd w:id="104"/>
+    <w:bookmarkEnd w:id="105"/>
     <w:sectPr>
       <w:footnotePr>
         <w:numRestart w:val="eachSect"/>
@@ -7827,9 +8175,6 @@
     <w:abstractNumId w:val="991"/>
   </w:num>
   <w:num w:numId="1002">
-    <w:abstractNumId w:val="991"/>
-  </w:num>
-  <w:num w:numId="1003">
     <w:abstractNumId w:val="991"/>
   </w:num>
 </w:numbering>

--- a/index.docx
+++ b/index.docx
@@ -31,7 +31,7 @@
         <w:pStyle w:val="Date"/>
       </w:pPr>
       <w:r>
-        <w:t xml:space="preserve">2026-03-12</w:t>
+        <w:t xml:space="preserve">2026-03-13</w:t>
       </w:r>
     </w:p>
     <w:p>
@@ -3031,7 +3031,7 @@
                       <w:rFonts w:ascii="Calibri" w:hAnsi="Calibri"/>
                       <w:sz w:val="20"/>
                     </w:rPr>
-                    <w:t xml:space="default">Rent, utilities, maintanence, furniture, etc.</w:t>
+                    <w:t xml:space="default">Rent, utilities, maintnance, furniture, etc.</w:t>
                   </w:r>
                 </w:p>
               </w:tc>
@@ -5845,118 +5845,120 @@
         <w:pStyle w:val="BodyText"/>
       </w:pPr>
       <w:r>
-        <w:rPr>
-          <w:b/>
-          <w:bCs/>
-        </w:rPr>
-        <w:t xml:space="preserve">The next big thing to do with the data section is to write about the demographics and compare them to census data.</w:t>
-      </w:r>
-      <w:r>
-        <w:t xml:space="preserve"> </w:t>
-      </w:r>
-      <w:r>
-        <w:t xml:space="preserve">find census data :</w:t>
-      </w:r>
-      <w:r>
-        <w:t xml:space="preserve"> </w:t>
-      </w:r>
-      <w:r>
-        <w:t xml:space="preserve">https://www.census.gov/quickfacts/fact/table/US/PST045224</w:t>
-      </w:r>
-      <w:r>
-        <w:t xml:space="preserve"> </w:t>
-      </w:r>
-      <w:r>
-        <w:t xml:space="preserve">https://data.census.gov/table</w:t>
+        <w:t xml:space="preserve">Most of the census data was found using the</w:t>
+      </w:r>
+      <w:r>
+        <w:t xml:space="preserve"> </w:t>
+      </w:r>
+      <w:hyperlink r:id="rId29">
+        <w:r>
+          <w:rPr>
+            <w:rStyle w:val="Hyperlink"/>
+          </w:rPr>
+          <w:t xml:space="preserve">Census Bereau Tables</w:t>
+        </w:r>
+      </w:hyperlink>
+      <w:r>
+        <w:t xml:space="preserve">. For city population, I used the census</w:t>
+      </w:r>
+      <w:r>
+        <w:t xml:space="preserve"> </w:t>
+      </w:r>
+      <w:hyperlink r:id="rId30">
+        <w:r>
+          <w:rPr>
+            <w:rStyle w:val="Hyperlink"/>
+          </w:rPr>
+          <w:t xml:space="preserve">city and town population totals</w:t>
+        </w:r>
+      </w:hyperlink>
+      <w:r>
+        <w:t xml:space="preserve"> </w:t>
+      </w:r>
+      <w:r>
+        <w:t xml:space="preserve">data.</w:t>
       </w:r>
     </w:p>
-    <w:tbl>
-      <w:tblPr>
-        <w:tblStyle w:val="Table"/>
-        <w:tblW w:type="pct" w:w="5000"/>
-        <w:tblLayout w:type="fixed"/>
-        <w:tblLook w:firstRow="0" w:lastRow="0" w:firstColumn="0" w:lastColumn="0" w:noHBand="0" w:noVBand="0" w:val="0000"/>
-      </w:tblPr>
-      <w:tblGrid>
-        <w:gridCol w:w="7920"/>
-      </w:tblGrid>
-      <w:tr>
-        <w:tc>
-          <w:tcPr/>
-          <w:bookmarkStart w:id="29" w:name="tbl-data-demographics"/>
-          <w:p>
-            <w:pPr>
-              <w:jc w:val="center"/>
-            </w:pPr>
-            <w:pPr>
-              <w:jc w:val="left"/>
-              <w:spacing w:before="200"/>
-              <w:pStyle w:val="ImageCaption"/>
-            </w:pPr>
-            <w:r>
-              <w:t xml:space="preserve">Table 7: Demograhic distribution of the sample</w:t>
-            </w:r>
-          </w:p>
-          <w:bookmarkEnd w:id="29"/>
-        </w:tc>
-      </w:tr>
-    </w:tbl>
     <w:p>
       <w:pPr>
         <w:pStyle w:val="BodyText"/>
       </w:pPr>
       <w:r>
-        <w:rPr>
-          <w:vertAlign w:val="subscript"/>
-        </w:rPr>
-        <w:t xml:space="preserve">Source:</w:t>
-      </w:r>
-      <w:r>
-        <w:rPr>
-          <w:vertAlign w:val="subscript"/>
-        </w:rPr>
-        <w:t xml:space="preserve"> </w:t>
-      </w:r>
-      <w:hyperlink r:id="rId30">
+        <w:t xml:space="preserve">Highlights of</w:t>
+      </w:r>
+      <w:r>
+        <w:t xml:space="preserve"> </w:t>
+      </w:r>
+      <w:hyperlink w:anchor="tbl-data-demographics">
         <w:r>
           <w:rPr>
             <w:rStyle w:val="Hyperlink"/>
-            <w:vertAlign w:val="subscript"/>
           </w:rPr>
-          <w:t xml:space="preserve">Demographic Tables</w:t>
+          <w:t xml:space="preserve">Table 7</w:t>
         </w:r>
       </w:hyperlink>
     </w:p>
     <w:p>
       <w:pPr>
-        <w:pStyle w:val="BodyText"/>
-      </w:pPr>
-      <w:r>
-        <w:t xml:space="preserve">Then there might still be some tables Katie wanted me to make. I will review those.</w:t>
-      </w:r>
-    </w:p>
-    <w:p>
-      <w:pPr>
-        <w:pStyle w:val="Compact"/>
         <w:numPr>
           <w:ilvl w:val="0"/>
           <w:numId w:val="1003"/>
         </w:numPr>
       </w:pPr>
       <w:r>
-        <w:t xml:space="preserve">Table with the buckets of transportation spending category splits.</w:t>
+        <w:t xml:space="preserve">CES had more people in the &lt;$50K and less people in the &gt;$200k. This is most likely because it is harder to get people in the higher income bracket to participate in the survey.</w:t>
       </w:r>
     </w:p>
     <w:p>
       <w:pPr>
-        <w:pStyle w:val="Compact"/>
         <w:numPr>
           <w:ilvl w:val="0"/>
           <w:numId w:val="1003"/>
         </w:numPr>
       </w:pPr>
       <w:r>
-        <w:t xml:space="preserve">Same averages, but split them up by different household structures</w:t>
+        <w:t xml:space="preserve">CES had less people in the younger age group and more in the older age group. This is most likely because we are comparing reference person age to just age in general. It makes sense that there are more 54+ people as reference person since the odds of older people owning a house is larger.</w:t>
+      </w:r>
+    </w:p>
+    <w:p>
+      <w:pPr>
+        <w:numPr>
+          <w:ilvl w:val="0"/>
+          <w:numId w:val="1003"/>
+        </w:numPr>
+      </w:pPr>
+      <w:r>
+        <w:t xml:space="preserve">CES had more people. with bachelors degree or higher. I don’t know why, but could be connected to the city population. Maybe people with degrees are more likely to live in large cities over a million people.</w:t>
+      </w:r>
+    </w:p>
+    <w:p>
+      <w:pPr>
+        <w:numPr>
+          <w:ilvl w:val="0"/>
+          <w:numId w:val="1003"/>
+        </w:numPr>
+      </w:pPr>
+      <w:r>
+        <w:t xml:space="preserve">The unmarried group is slightly lower in the CES survey. I’m not sure why, but I’m not sure it even needs to be talked about.</w:t>
+      </w:r>
+    </w:p>
+    <w:p>
+      <w:pPr>
+        <w:numPr>
+          <w:ilvl w:val="0"/>
+          <w:numId w:val="1003"/>
+        </w:numPr>
+      </w:pPr>
+      <w:r>
+        <w:t xml:space="preserve">The biggest discrepancy is the city population. I think it says somewhere that the ces surveys are over-representative of large cities??</w:t>
+      </w:r>
+    </w:p>
+    <w:p>
+      <w:pPr>
+        <w:pStyle w:val="FirstParagraph"/>
+      </w:pPr>
+      <w:r>
+        <w:t xml:space="preserve">Then there might still be some tables Katie wanted me to make. I will review those.</w:t>
       </w:r>
     </w:p>
     <w:p>
@@ -5968,7 +5970,7 @@
         </w:numPr>
       </w:pPr>
       <w:r>
-        <w:t xml:space="preserve">Refer to R code on how to do this efficiently.</w:t>
+        <w:t xml:space="preserve">Table with the buckets of transportation spending category splits.</w:t>
       </w:r>
     </w:p>
     <w:p>
@@ -5977,6 +5979,30 @@
         <w:numPr>
           <w:ilvl w:val="0"/>
           <w:numId w:val="1004"/>
+        </w:numPr>
+      </w:pPr>
+      <w:r>
+        <w:t xml:space="preserve">Same averages, but split them up by different household structures</w:t>
+      </w:r>
+    </w:p>
+    <w:p>
+      <w:pPr>
+        <w:pStyle w:val="Compact"/>
+        <w:numPr>
+          <w:ilvl w:val="0"/>
+          <w:numId w:val="1005"/>
+        </w:numPr>
+      </w:pPr>
+      <w:r>
+        <w:t xml:space="preserve">Refer to R code on how to do this efficiently.</w:t>
+      </w:r>
+    </w:p>
+    <w:p>
+      <w:pPr>
+        <w:pStyle w:val="Compact"/>
+        <w:numPr>
+          <w:ilvl w:val="0"/>
+          <w:numId w:val="1005"/>
         </w:numPr>
       </w:pPr>
       <w:r>
@@ -6459,7 +6485,7 @@
         <w:pStyle w:val="Compact"/>
         <w:numPr>
           <w:ilvl w:val="0"/>
-          <w:numId w:val="1005"/>
+          <w:numId w:val="1006"/>
         </w:numPr>
       </w:pPr>
       <w:r>
@@ -6539,7 +6565,7 @@
         <w:pStyle w:val="Compact"/>
         <w:numPr>
           <w:ilvl w:val="0"/>
-          <w:numId w:val="1006"/>
+          <w:numId w:val="1007"/>
         </w:numPr>
       </w:pPr>
       <w:r>
@@ -33745,6 +33771,9 @@
     <w:abstractNumId w:val="991"/>
   </w:num>
   <w:num w:numId="1003">
+    <w:abstractNumId w:val="991"/>
+  </w:num>
+  <w:num w:numId="1004">
     <w:abstractNumId w:val="99413"/>
     <w:lvlOverride w:ilvl="0">
       <w:startOverride w:val="3"/>
@@ -33774,13 +33803,13 @@
       <w:startOverride w:val="3"/>
     </w:lvlOverride>
   </w:num>
-  <w:num w:numId="1004">
-    <w:abstractNumId w:val="991"/>
-  </w:num>
   <w:num w:numId="1005">
     <w:abstractNumId w:val="991"/>
   </w:num>
   <w:num w:numId="1006">
+    <w:abstractNumId w:val="991"/>
+  </w:num>
+  <w:num w:numId="1007">
     <w:abstractNumId w:val="991"/>
   </w:num>
 </w:numbering>
